--- a/Labs/lab11 curveTracer SchmittTriggerOscillator/schmittTriggerOscillator Document.docx
+++ b/Labs/lab11 curveTracer SchmittTriggerOscillator/schmittTriggerOscillator Document.docx
@@ -1,9 +1,7 @@
 
 <file path=word/document.xml><?xml version="1.0" encoding="utf-8"?>
-<w:document xmlns:wpc="http://schemas.microsoft.com/office/word/2010/wordprocessingCanvas" xmlns:cx="http://schemas.microsoft.com/office/drawing/2014/chartex" xmlns:cx1="http://schemas.microsoft.com/office/drawing/2015/9/8/chartex" xmlns:cx2="http://schemas.microsoft.com/office/drawing/2015/10/21/chartex" xmlns:cx3="http://schemas.microsoft.com/office/drawing/2016/5/9/chartex" xmlns:cx4="http://schemas.microsoft.com/office/drawing/2016/5/10/chartex" xmlns:cx5="http://schemas.microsoft.com/office/drawing/2016/5/11/chartex" xmlns:cx6="http://schemas.microsoft.com/office/drawing/2016/5/12/chartex" xmlns:cx7="http://schemas.microsoft.com/office/drawing/2016/5/13/chartex" xmlns:cx8="http://schemas.microsoft.com/office/drawing/2016/5/14/chartex" xmlns:mc="http://schemas.openxmlformats.org/markup-compatibility/2006" xmlns:aink="http://schemas.microsoft.com/office/drawing/2016/ink" xmlns:am3d="http://schemas.microsoft.com/office/drawing/2017/model3d" xmlns:o="urn:schemas-microsoft-com:office:office" xmlns:oel="http://schemas.microsoft.com/office/2019/extlst" xmlns:r="http://schemas.openxmlformats.org/officeDocument/2006/relationships" xmlns:m="http://schemas.openxmlformats.org/officeDocument/2006/math" xmlns:v="urn:schemas-microsoft-com:vml" xmlns:wp14="http://schemas.microsoft.com/office/word/2010/wordprocessingDrawing" xmlns:wp="http://schemas.openxmlformats.org/drawingml/2006/wordprocessingDrawing" xmlns:w10="urn:schemas-microsoft-com:office:word" xmlns:w="http://schemas.openxmlformats.org/wordprocessingml/2006/main" xmlns:w14="http://schemas.microsoft.com/office/word/2010/wordml" xmlns:w15="http://schemas.microsoft.com/office/word/2012/wordml" xmlns:w16cex="http://schemas.microsoft.com/office/word/2018/wordml/cex" xmlns:w16cid="http://schemas.microsoft.com/office/word/2016/wordml/cid" xmlns:w16="http://schemas.microsoft.com/office/word/2018/wordml" xmlns:w16du="http://schemas.microsoft.com/office/word/2023/wordml/word16du" xmlns:w16sdtdh="http://schemas.microsoft.com/office/word/2020/wordml/sdtdatahash" xmlns:w16se="http://schemas.microsoft.com/office/word/2015/wordml/symex" xmlns:wpg="http://schemas.microsoft.com/office/word/2010/wordprocessingGroup" xmlns:wpi="http://schemas.microsoft.com/office/word/2010/wordprocessingInk" xmlns:wne="http://schemas.microsoft.com/office/word/2006/wordml" xmlns:wps="http://schemas.microsoft.com/office/word/2010/wordprocessingShape" mc:Ignorable="w14 w15 w16se w16cid w16 w16cex w16sdtdh w16du wp14">
+<w:document xmlns:wpc="http://schemas.microsoft.com/office/word/2010/wordprocessingCanvas" xmlns:cx="http://schemas.microsoft.com/office/drawing/2014/chartex" xmlns:cx1="http://schemas.microsoft.com/office/drawing/2015/9/8/chartex" xmlns:cx2="http://schemas.microsoft.com/office/drawing/2015/10/21/chartex" xmlns:cx3="http://schemas.microsoft.com/office/drawing/2016/5/9/chartex" xmlns:cx4="http://schemas.microsoft.com/office/drawing/2016/5/10/chartex" xmlns:cx5="http://schemas.microsoft.com/office/drawing/2016/5/11/chartex" xmlns:cx6="http://schemas.microsoft.com/office/drawing/2016/5/12/chartex" xmlns:cx7="http://schemas.microsoft.com/office/drawing/2016/5/13/chartex" xmlns:cx8="http://schemas.microsoft.com/office/drawing/2016/5/14/chartex" xmlns:mc="http://schemas.openxmlformats.org/markup-compatibility/2006" xmlns:aink="http://schemas.microsoft.com/office/drawing/2016/ink" xmlns:am3d="http://schemas.microsoft.com/office/drawing/2017/model3d" xmlns:o="urn:schemas-microsoft-com:office:office" xmlns:oel="http://schemas.microsoft.com/office/2019/extlst" xmlns:r="http://schemas.openxmlformats.org/officeDocument/2006/relationships" xmlns:m="http://schemas.openxmlformats.org/officeDocument/2006/math" xmlns:v="urn:schemas-microsoft-com:vml" xmlns:wp14="http://schemas.microsoft.com/office/word/2010/wordprocessingDrawing" xmlns:wp="http://schemas.openxmlformats.org/drawingml/2006/wordprocessingDrawing" xmlns:w10="urn:schemas-microsoft-com:office:word" xmlns:w="http://schemas.openxmlformats.org/wordprocessingml/2006/main" xmlns:w14="http://schemas.microsoft.com/office/word/2010/wordml" xmlns:w15="http://schemas.microsoft.com/office/word/2012/wordml" xmlns:w16cex="http://schemas.microsoft.com/office/word/2018/wordml/cex" xmlns:w16cid="http://schemas.microsoft.com/office/word/2016/wordml/cid" xmlns:w16="http://schemas.microsoft.com/office/word/2018/wordml" xmlns:w16du="http://schemas.microsoft.com/office/word/2023/wordml/word16du" xmlns:w16sdtdh="http://schemas.microsoft.com/office/word/2020/wordml/sdtdatahash" xmlns:w16sdtfl="http://schemas.microsoft.com/office/word/2024/wordml/sdtformatlock" xmlns:w16se="http://schemas.microsoft.com/office/word/2015/wordml/symex" xmlns:wpg="http://schemas.microsoft.com/office/word/2010/wordprocessingGroup" xmlns:wpi="http://schemas.microsoft.com/office/word/2010/wordprocessingInk" xmlns:wne="http://schemas.microsoft.com/office/word/2006/wordml" xmlns:wps="http://schemas.microsoft.com/office/word/2010/wordprocessingShape" mc:Ignorable="w14 w15 w16se w16cid w16 w16cex w16sdtdh w16sdtfl w16du wp14">
   <w:body>
-    <w:bookmarkStart w:id="0" w:name="_Hlk183955584"/>
-    <w:bookmarkEnd w:id="0"/>
     <w:p>
       <w:pPr>
         <w:tabs>
@@ -12,6 +10,8 @@
         <w:spacing w:before="100" w:beforeAutospacing="1" w:after="100" w:afterAutospacing="1" w:line="240" w:lineRule="auto"/>
         <w:ind w:left="0" w:firstLine="0"/>
       </w:pPr>
+      <w:bookmarkStart w:id="0" w:name="_Hlk183955584"/>
+      <w:bookmarkEnd w:id="0"/>
       <w:r>
         <w:rPr>
           <w:noProof/>
@@ -3256,6 +3256,8 @@
         <w:t xml:space="preserve"> </w:t>
       </w:r>
     </w:p>
+    <w:p/>
+    <w:p/>
     <w:p>
       <w:pPr>
         <w:pStyle w:val="ListParagraph"/>
@@ -3265,7 +3267,7 @@
         </w:numPr>
         <w:spacing w:before="100" w:beforeAutospacing="1" w:after="100" w:afterAutospacing="1" w:line="240" w:lineRule="auto"/>
         <w:rPr>
-          <w:iCs/>
+          <w:i/>
         </w:rPr>
       </w:pPr>
       <w:bookmarkStart w:id="6" w:name="analysis_Q1"/>
@@ -3273,6 +3275,7 @@
         <w:rPr>
           <w:iCs/>
         </w:rPr>
+        <w:lastRenderedPageBreak/>
         <w:t xml:space="preserve">Assume </w:t>
       </w:r>
       <w:bookmarkEnd w:id="6"/>
@@ -3354,426 +3357,7 @@
         <w:rPr>
           <w:i/>
         </w:rPr>
-        <w:t>Combine the parallel resistors then use Ohm’s law.)</w:t>
-      </w:r>
-    </w:p>
-    <w:p>
-      <w:pPr>
-        <w:pStyle w:val="ListParagraph"/>
-        <w:spacing w:before="100" w:beforeAutospacing="1" w:after="100" w:afterAutospacing="1" w:line="240" w:lineRule="auto"/>
-        <w:ind w:firstLine="0"/>
-        <w:rPr>
-          <w:iCs/>
-        </w:rPr>
-      </w:pPr>
-    </w:p>
-    <w:p>
-      <w:pPr>
-        <w:pStyle w:val="ListParagraph"/>
-        <w:spacing w:before="100" w:beforeAutospacing="1" w:after="100" w:afterAutospacing="1" w:line="240" w:lineRule="auto"/>
-        <w:ind w:firstLine="0"/>
-        <w:rPr>
-          <w:b/>
-          <w:iCs/>
-          <w:vanish/>
-        </w:rPr>
-      </w:pPr>
-      <w:r>
-        <w:rPr>
-          <w:b/>
-          <w:iCs/>
-          <w:vanish/>
-        </w:rPr>
-        <w:t>R4 in parallel with R8</w:t>
-      </w:r>
-      <w:r>
-        <w:rPr>
-          <w:b/>
-          <w:iCs/>
-          <w:vanish/>
-        </w:rPr>
-        <w:t xml:space="preserve"> is equivalent to </w:t>
-      </w:r>
-      <w:r>
-        <w:rPr>
-          <w:b/>
-          <w:iCs/>
-          <w:vanish/>
-        </w:rPr>
-        <w:tab/>
-      </w:r>
-      <w:r>
-        <w:rPr>
-          <w:b/>
-          <w:iCs/>
-          <w:vanish/>
-        </w:rPr>
-        <w:t>33</w:t>
-      </w:r>
-      <w:r>
-        <w:rPr>
-          <w:b/>
-          <w:iCs/>
-          <w:vanish/>
-        </w:rPr>
-        <w:t xml:space="preserve"> </w:t>
-      </w:r>
-      <w:r>
-        <w:rPr>
-          <w:b/>
-          <w:iCs/>
-          <w:vanish/>
-        </w:rPr>
-        <w:t>k</w:t>
-      </w:r>
-      <w:r>
-        <w:rPr>
-          <w:b/>
-          <w:iCs/>
-          <w:vanish/>
-        </w:rPr>
-        <w:t>Ω</w:t>
-      </w:r>
-      <w:r>
-        <w:rPr>
-          <w:b/>
-          <w:iCs/>
-          <w:vanish/>
-        </w:rPr>
-        <w:t>*15</w:t>
-      </w:r>
-      <w:r>
-        <w:rPr>
-          <w:b/>
-          <w:iCs/>
-          <w:vanish/>
-        </w:rPr>
-        <w:t xml:space="preserve"> </w:t>
-      </w:r>
-      <w:r>
-        <w:rPr>
-          <w:b/>
-          <w:iCs/>
-          <w:vanish/>
-        </w:rPr>
-        <w:t>k</w:t>
-      </w:r>
-      <w:r>
-        <w:rPr>
-          <w:b/>
-          <w:iCs/>
-          <w:vanish/>
-        </w:rPr>
-        <w:t>Ω</w:t>
-      </w:r>
-      <w:r>
-        <w:rPr>
-          <w:b/>
-          <w:iCs/>
-          <w:vanish/>
-        </w:rPr>
-        <w:t xml:space="preserve"> / </w:t>
-      </w:r>
-      <w:r>
-        <w:rPr>
-          <w:b/>
-          <w:iCs/>
-          <w:vanish/>
-        </w:rPr>
-        <w:t>(33</w:t>
-      </w:r>
-      <w:r>
-        <w:rPr>
-          <w:b/>
-          <w:iCs/>
-          <w:vanish/>
-        </w:rPr>
-        <w:t xml:space="preserve"> </w:t>
-      </w:r>
-      <w:r>
-        <w:rPr>
-          <w:b/>
-          <w:iCs/>
-          <w:vanish/>
-        </w:rPr>
-        <w:t>k</w:t>
-      </w:r>
-      <w:r>
-        <w:rPr>
-          <w:b/>
-          <w:iCs/>
-          <w:vanish/>
-        </w:rPr>
-        <w:t xml:space="preserve">Ω </w:t>
-      </w:r>
-      <w:r>
-        <w:rPr>
-          <w:b/>
-          <w:iCs/>
-          <w:vanish/>
-        </w:rPr>
-        <w:t>+</w:t>
-      </w:r>
-      <w:r>
-        <w:rPr>
-          <w:b/>
-          <w:iCs/>
-          <w:vanish/>
-        </w:rPr>
-        <w:t xml:space="preserve"> </w:t>
-      </w:r>
-      <w:r>
-        <w:rPr>
-          <w:b/>
-          <w:iCs/>
-          <w:vanish/>
-        </w:rPr>
-        <w:t>15</w:t>
-      </w:r>
-      <w:r>
-        <w:rPr>
-          <w:b/>
-          <w:iCs/>
-          <w:vanish/>
-        </w:rPr>
-        <w:t xml:space="preserve"> </w:t>
-      </w:r>
-      <w:r>
-        <w:rPr>
-          <w:b/>
-          <w:iCs/>
-          <w:vanish/>
-        </w:rPr>
-        <w:t>k</w:t>
-      </w:r>
-      <w:r>
-        <w:rPr>
-          <w:b/>
-          <w:iCs/>
-          <w:vanish/>
-        </w:rPr>
-        <w:t>Ω</w:t>
-      </w:r>
-      <w:r>
-        <w:rPr>
-          <w:b/>
-          <w:iCs/>
-          <w:vanish/>
-        </w:rPr>
-        <w:t>) = 10.3</w:t>
-      </w:r>
-      <w:r>
-        <w:rPr>
-          <w:b/>
-          <w:iCs/>
-          <w:vanish/>
-        </w:rPr>
-        <w:t xml:space="preserve"> </w:t>
-      </w:r>
-      <w:r>
-        <w:rPr>
-          <w:b/>
-          <w:iCs/>
-          <w:vanish/>
-        </w:rPr>
-        <w:t>k</w:t>
-      </w:r>
-      <w:r>
-        <w:rPr>
-          <w:b/>
-          <w:iCs/>
-          <w:vanish/>
-        </w:rPr>
-        <w:t>Ω</w:t>
-      </w:r>
-    </w:p>
-    <w:p>
-      <w:pPr>
-        <w:pStyle w:val="ListParagraph"/>
-        <w:spacing w:before="100" w:beforeAutospacing="1" w:after="100" w:afterAutospacing="1" w:line="240" w:lineRule="auto"/>
-        <w:ind w:firstLine="0"/>
-        <w:rPr>
-          <w:b/>
-          <w:iCs/>
-          <w:vanish/>
-        </w:rPr>
-      </w:pPr>
-      <w:r>
-        <w:rPr>
-          <w:b/>
-          <w:iCs/>
-          <w:vanish/>
-        </w:rPr>
-        <w:t xml:space="preserve">So </w:t>
-      </w:r>
-      <w:r>
-        <w:rPr>
-          <w:b/>
-          <w:i/>
-          <w:vanish/>
-        </w:rPr>
-        <w:t>V</w:t>
-      </w:r>
-      <w:r>
-        <w:rPr>
-          <w:b/>
-          <w:i/>
-          <w:vanish/>
-          <w:vertAlign w:val="subscript"/>
-        </w:rPr>
-        <w:t>high</w:t>
-      </w:r>
-      <w:r>
-        <w:rPr>
-          <w:b/>
-          <w:i/>
-          <w:vanish/>
-        </w:rPr>
-        <w:t xml:space="preserve"> </w:t>
-      </w:r>
-      <w:r>
-        <w:rPr>
-          <w:b/>
-          <w:iCs/>
-          <w:vanish/>
-        </w:rPr>
-        <w:t>= 9V*</w:t>
-      </w:r>
-      <w:r>
-        <w:rPr>
-          <w:b/>
-          <w:iCs/>
-          <w:vanish/>
-        </w:rPr>
-        <w:t>33</w:t>
-      </w:r>
-      <w:r>
-        <w:rPr>
-          <w:b/>
-          <w:iCs/>
-          <w:vanish/>
-        </w:rPr>
-        <w:t xml:space="preserve"> </w:t>
-      </w:r>
-      <w:r>
-        <w:rPr>
-          <w:b/>
-          <w:iCs/>
-          <w:vanish/>
-        </w:rPr>
-        <w:t>k</w:t>
-      </w:r>
-      <w:r>
-        <w:rPr>
-          <w:b/>
-          <w:iCs/>
-          <w:vanish/>
-        </w:rPr>
-        <w:t>Ω</w:t>
-      </w:r>
-      <w:r>
-        <w:rPr>
-          <w:b/>
-          <w:iCs/>
-          <w:vanish/>
-        </w:rPr>
-        <w:t xml:space="preserve"> / </w:t>
-      </w:r>
-      <w:r>
-        <w:rPr>
-          <w:b/>
-          <w:iCs/>
-          <w:vanish/>
-        </w:rPr>
-        <w:t>(</w:t>
-      </w:r>
-      <w:r>
-        <w:rPr>
-          <w:b/>
-          <w:iCs/>
-          <w:vanish/>
-        </w:rPr>
-        <w:t>33</w:t>
-      </w:r>
-      <w:r>
-        <w:rPr>
-          <w:b/>
-          <w:iCs/>
-          <w:vanish/>
-        </w:rPr>
-        <w:t xml:space="preserve"> </w:t>
-      </w:r>
-      <w:r>
-        <w:rPr>
-          <w:b/>
-          <w:iCs/>
-          <w:vanish/>
-        </w:rPr>
-        <w:t>k</w:t>
-      </w:r>
-      <w:r>
-        <w:rPr>
-          <w:b/>
-          <w:iCs/>
-          <w:vanish/>
-        </w:rPr>
-        <w:t>Ω</w:t>
-      </w:r>
-      <w:r>
-        <w:rPr>
-          <w:b/>
-          <w:iCs/>
-          <w:vanish/>
-        </w:rPr>
-        <w:t xml:space="preserve"> + </w:t>
-      </w:r>
-      <w:r>
-        <w:rPr>
-          <w:b/>
-          <w:iCs/>
-          <w:vanish/>
-        </w:rPr>
-        <w:t>10.3</w:t>
-      </w:r>
-      <w:r>
-        <w:rPr>
-          <w:b/>
-          <w:iCs/>
-          <w:vanish/>
-        </w:rPr>
-        <w:t xml:space="preserve"> </w:t>
-      </w:r>
-      <w:r>
-        <w:rPr>
-          <w:b/>
-          <w:iCs/>
-          <w:vanish/>
-        </w:rPr>
-        <w:t>k</w:t>
-      </w:r>
-      <w:r>
-        <w:rPr>
-          <w:b/>
-          <w:iCs/>
-          <w:vanish/>
-        </w:rPr>
-        <w:t>Ω</w:t>
-      </w:r>
-      <w:r>
-        <w:rPr>
-          <w:b/>
-          <w:iCs/>
-          <w:vanish/>
-        </w:rPr>
-        <w:t>) = 6</w:t>
-      </w:r>
-      <w:r>
-        <w:rPr>
-          <w:b/>
-          <w:iCs/>
-          <w:vanish/>
-        </w:rPr>
-        <w:t>.86V</w:t>
+        <w:t>Combine the parallel resistors then use Ohm’s law.</w:t>
       </w:r>
     </w:p>
     <w:p>
@@ -3854,13 +3438,7 @@
         <w:rPr>
           <w:iCs/>
         </w:rPr>
-        <w:t>.</w:t>
-      </w:r>
-      <w:r>
-        <w:rPr>
-          <w:iCs/>
-        </w:rPr>
-        <w:t xml:space="preserve"> </w:t>
+        <w:t xml:space="preserve">. </w:t>
       </w:r>
       <w:r>
         <w:rPr>
@@ -4059,24 +3637,8 @@
         <w:rPr>
           <w:i/>
         </w:rPr>
-        <w:t xml:space="preserve">(Hint: </w:t>
-      </w:r>
-      <w:r>
-        <w:rPr>
-          <w:i/>
-        </w:rPr>
-        <w:t>Combine the parallel resistors then use Ohm’s law.)</w:t>
-      </w:r>
-    </w:p>
-    <w:p>
-      <w:pPr>
-        <w:pStyle w:val="ListParagraph"/>
-        <w:spacing w:before="100" w:beforeAutospacing="1" w:after="100" w:afterAutospacing="1" w:line="240" w:lineRule="auto"/>
-        <w:ind w:firstLine="0"/>
-        <w:rPr>
-          <w:i/>
-        </w:rPr>
-      </w:pPr>
+        <w:t>(Hint: Combine the parallel resistors then use Ohm’s law.)</w:t>
+      </w:r>
     </w:p>
     <w:p>
       <w:pPr>
@@ -4092,398 +3654,116 @@
       </w:pPr>
       <w:r>
         <w:rPr>
-          <w:b/>
-          <w:iCs/>
-          <w:vanish/>
-        </w:rPr>
-        <w:t xml:space="preserve">So </w:t>
-      </w:r>
-      <w:r>
-        <w:rPr>
-          <w:b/>
-          <w:i/>
-          <w:vanish/>
+          <w:iCs/>
+        </w:rPr>
+        <w:t xml:space="preserve">Imagine </w:t>
+      </w:r>
+      <w:r>
+        <w:rPr>
+          <w:bCs/>
+          <w:i/>
         </w:rPr>
         <w:t>V</w:t>
       </w:r>
       <w:r>
         <w:rPr>
-          <w:b/>
-          <w:i/>
-          <w:vanish/>
+          <w:bCs/>
+          <w:i/>
           <w:vertAlign w:val="subscript"/>
         </w:rPr>
+        <w:t>in</w:t>
+      </w:r>
+      <w:r>
+        <w:rPr>
+          <w:iCs/>
+        </w:rPr>
+        <w:t xml:space="preserve"> is </w:t>
+      </w:r>
+      <w:r>
+        <w:rPr>
+          <w:iCs/>
+        </w:rPr>
+        <w:t>at 0V</w:t>
+      </w:r>
+      <w:r>
+        <w:rPr>
+          <w:iCs/>
+        </w:rPr>
+        <w:t>.</w:t>
+      </w:r>
+      <w:r>
+        <w:rPr>
+          <w:iCs/>
+        </w:rPr>
+        <w:t xml:space="preserve"> </w:t>
+      </w:r>
+      <w:r>
+        <w:rPr>
+          <w:iCs/>
+        </w:rPr>
+        <w:t xml:space="preserve">What </w:t>
+      </w:r>
+      <w:r>
+        <w:rPr>
+          <w:iCs/>
+        </w:rPr>
+        <w:t xml:space="preserve">is </w:t>
+      </w:r>
+      <w:r>
+        <w:rPr>
+          <w:i/>
+        </w:rPr>
+        <w:t>V</w:t>
+      </w:r>
+      <w:r>
+        <w:rPr>
+          <w:i/>
+          <w:vertAlign w:val="subscript"/>
+        </w:rPr>
+        <w:t>out</w:t>
+      </w:r>
+      <w:r>
+        <w:rPr>
+          <w:iCs/>
+        </w:rPr>
+        <w:t xml:space="preserve">?  </w:t>
+      </w:r>
+      <w:r>
+        <w:rPr>
+          <w:i/>
+        </w:rPr>
+        <w:t xml:space="preserve">(Hint: The voltage on the non-inverting input of the op amp is </w:t>
+      </w:r>
+      <w:r>
+        <w:rPr>
+          <w:i/>
+        </w:rPr>
+        <w:t xml:space="preserve">greater than </w:t>
+      </w:r>
+      <w:r>
+        <w:rPr>
+          <w:i/>
+        </w:rPr>
+        <w:t>V</w:t>
+      </w:r>
+      <w:r>
+        <w:rPr>
+          <w:i/>
+          <w:vertAlign w:val="subscript"/>
+        </w:rPr>
         <w:t>low</w:t>
       </w:r>
       <w:r>
         <w:rPr>
-          <w:b/>
-          <w:iCs/>
-          <w:vanish/>
-        </w:rPr>
-        <w:t xml:space="preserve"> = 9V*10.3</w:t>
-      </w:r>
-      <w:r>
-        <w:rPr>
-          <w:b/>
-          <w:iCs/>
-          <w:vanish/>
+          <w:i/>
+        </w:rPr>
+        <w:t>.)</w:t>
+      </w:r>
+      <w:r>
+        <w:rPr>
+          <w:i/>
         </w:rPr>
         <w:t xml:space="preserve"> </w:t>
-      </w:r>
-      <w:r>
-        <w:rPr>
-          <w:b/>
-          <w:iCs/>
-          <w:vanish/>
-        </w:rPr>
-        <w:t>k</w:t>
-      </w:r>
-      <w:r>
-        <w:rPr>
-          <w:b/>
-          <w:iCs/>
-          <w:vanish/>
-        </w:rPr>
-        <w:t>Ω</w:t>
-      </w:r>
-      <w:r>
-        <w:rPr>
-          <w:b/>
-          <w:iCs/>
-          <w:vanish/>
-        </w:rPr>
-        <w:t xml:space="preserve"> </w:t>
-      </w:r>
-      <w:r>
-        <w:rPr>
-          <w:b/>
-          <w:iCs/>
-          <w:vanish/>
-        </w:rPr>
-        <w:t>/</w:t>
-      </w:r>
-      <w:r>
-        <w:rPr>
-          <w:b/>
-          <w:iCs/>
-          <w:vanish/>
-        </w:rPr>
-        <w:t xml:space="preserve"> </w:t>
-      </w:r>
-      <w:r>
-        <w:rPr>
-          <w:b/>
-          <w:iCs/>
-          <w:vanish/>
-        </w:rPr>
-        <w:t>(33</w:t>
-      </w:r>
-      <w:r>
-        <w:rPr>
-          <w:b/>
-          <w:iCs/>
-          <w:vanish/>
-        </w:rPr>
-        <w:t xml:space="preserve"> </w:t>
-      </w:r>
-      <w:r>
-        <w:rPr>
-          <w:b/>
-          <w:iCs/>
-          <w:vanish/>
-        </w:rPr>
-        <w:t>k</w:t>
-      </w:r>
-      <w:r>
-        <w:rPr>
-          <w:b/>
-          <w:iCs/>
-          <w:vanish/>
-        </w:rPr>
-        <w:t>Ω</w:t>
-      </w:r>
-      <w:r>
-        <w:rPr>
-          <w:b/>
-          <w:iCs/>
-          <w:vanish/>
-        </w:rPr>
-        <w:t xml:space="preserve"> + 10.3</w:t>
-      </w:r>
-      <w:r>
-        <w:rPr>
-          <w:b/>
-          <w:iCs/>
-          <w:vanish/>
-        </w:rPr>
-        <w:t xml:space="preserve"> </w:t>
-      </w:r>
-      <w:r>
-        <w:rPr>
-          <w:b/>
-          <w:iCs/>
-          <w:vanish/>
-        </w:rPr>
-        <w:t>k</w:t>
-      </w:r>
-      <w:r>
-        <w:rPr>
-          <w:b/>
-          <w:iCs/>
-          <w:vanish/>
-        </w:rPr>
-        <w:t>Ω</w:t>
-      </w:r>
-      <w:r>
-        <w:rPr>
-          <w:b/>
-          <w:iCs/>
-          <w:vanish/>
-        </w:rPr>
-        <w:t>) = 2.14V</w:t>
-      </w:r>
-      <w:r>
-        <w:rPr>
-          <w:b/>
-          <w:iCs/>
-          <w:vanish/>
-        </w:rPr>
-        <w:t>.</w:t>
-      </w:r>
-      <w:r>
-        <w:rPr>
-          <w:iCs/>
-        </w:rPr>
-        <w:t xml:space="preserve">Imagine </w:t>
-      </w:r>
-      <w:r>
-        <w:rPr>
-          <w:bCs/>
-          <w:i/>
-        </w:rPr>
-        <w:t>V</w:t>
-      </w:r>
-      <w:r>
-        <w:rPr>
-          <w:bCs/>
-          <w:i/>
-          <w:vertAlign w:val="subscript"/>
-        </w:rPr>
-        <w:t>in</w:t>
-      </w:r>
-      <w:r>
-        <w:rPr>
-          <w:iCs/>
-        </w:rPr>
-        <w:t xml:space="preserve"> is </w:t>
-      </w:r>
-      <w:r>
-        <w:rPr>
-          <w:iCs/>
-        </w:rPr>
-        <w:t>at 0V</w:t>
-      </w:r>
-      <w:r>
-        <w:rPr>
-          <w:iCs/>
-        </w:rPr>
-        <w:t>.</w:t>
-      </w:r>
-      <w:r>
-        <w:rPr>
-          <w:iCs/>
-        </w:rPr>
-        <w:t xml:space="preserve"> </w:t>
-      </w:r>
-      <w:r>
-        <w:rPr>
-          <w:iCs/>
-        </w:rPr>
-        <w:t xml:space="preserve">What </w:t>
-      </w:r>
-      <w:r>
-        <w:rPr>
-          <w:iCs/>
-        </w:rPr>
-        <w:t xml:space="preserve">is </w:t>
-      </w:r>
-      <w:r>
-        <w:rPr>
-          <w:i/>
-        </w:rPr>
-        <w:t>V</w:t>
-      </w:r>
-      <w:r>
-        <w:rPr>
-          <w:i/>
-          <w:vertAlign w:val="subscript"/>
-        </w:rPr>
-        <w:t>out</w:t>
-      </w:r>
-      <w:r>
-        <w:rPr>
-          <w:iCs/>
-        </w:rPr>
-        <w:t xml:space="preserve">?  </w:t>
-      </w:r>
-      <w:r>
-        <w:rPr>
-          <w:i/>
-        </w:rPr>
-        <w:t xml:space="preserve">(Hint: The voltage on the non-inverting input of the op amp is </w:t>
-      </w:r>
-      <w:r>
-        <w:rPr>
-          <w:i/>
-        </w:rPr>
-        <w:t xml:space="preserve">greater than </w:t>
-      </w:r>
-      <w:r>
-        <w:rPr>
-          <w:i/>
-        </w:rPr>
-        <w:t>V</w:t>
-      </w:r>
-      <w:r>
-        <w:rPr>
-          <w:i/>
-          <w:vertAlign w:val="subscript"/>
-        </w:rPr>
-        <w:t>low</w:t>
-      </w:r>
-      <w:r>
-        <w:rPr>
-          <w:i/>
-        </w:rPr>
-        <w:t>.)</w:t>
-      </w:r>
-    </w:p>
-    <w:p>
-      <w:pPr>
-        <w:pStyle w:val="ListParagraph"/>
-        <w:spacing w:before="100" w:beforeAutospacing="1" w:after="100" w:afterAutospacing="1" w:line="240" w:lineRule="auto"/>
-        <w:ind w:firstLine="0"/>
-        <w:rPr>
-          <w:b/>
-          <w:iCs/>
-          <w:vanish/>
-        </w:rPr>
-      </w:pPr>
-      <w:r>
-        <w:rPr>
-          <w:b/>
-          <w:iCs/>
-          <w:vanish/>
-        </w:rPr>
-        <w:t xml:space="preserve">If </w:t>
-      </w:r>
-      <w:r>
-        <w:rPr>
-          <w:b/>
-          <w:i/>
-          <w:vanish/>
-        </w:rPr>
-        <w:t>V</w:t>
-      </w:r>
-      <w:r>
-        <w:rPr>
-          <w:b/>
-          <w:i/>
-          <w:vanish/>
-          <w:vertAlign w:val="subscript"/>
-        </w:rPr>
-        <w:t>in</w:t>
-      </w:r>
-      <w:r>
-        <w:rPr>
-          <w:b/>
-          <w:i/>
-          <w:vanish/>
-        </w:rPr>
-        <w:t xml:space="preserve"> </w:t>
-      </w:r>
-      <w:r>
-        <w:rPr>
-          <w:b/>
-          <w:iCs/>
-          <w:vanish/>
-        </w:rPr>
-        <w:t xml:space="preserve">= V- = 0V and V+ </w:t>
-      </w:r>
-      <w:r>
-        <w:rPr>
-          <w:b/>
-          <w:iCs/>
-          <w:vanish/>
-        </w:rPr>
-        <w:t>&gt;=</w:t>
-      </w:r>
-      <w:r>
-        <w:rPr>
-          <w:b/>
-          <w:i/>
-          <w:vanish/>
-        </w:rPr>
-        <w:t xml:space="preserve"> V</w:t>
-      </w:r>
-      <w:r>
-        <w:rPr>
-          <w:b/>
-          <w:i/>
-          <w:vanish/>
-          <w:vertAlign w:val="subscript"/>
-        </w:rPr>
-        <w:t>low</w:t>
-      </w:r>
-      <w:r>
-        <w:rPr>
-          <w:b/>
-          <w:iCs/>
-          <w:vanish/>
-        </w:rPr>
-        <w:t xml:space="preserve"> = 2.14V then </w:t>
-      </w:r>
-      <w:r>
-        <w:rPr>
-          <w:b/>
-          <w:iCs/>
-          <w:vanish/>
-        </w:rPr>
-        <w:t xml:space="preserve">V- &lt; V+ so </w:t>
-      </w:r>
-      <w:r>
-        <w:rPr>
-          <w:b/>
-          <w:i/>
-          <w:vanish/>
-        </w:rPr>
-        <w:t>V</w:t>
-      </w:r>
-      <w:r>
-        <w:rPr>
-          <w:b/>
-          <w:i/>
-          <w:vanish/>
-          <w:vertAlign w:val="subscript"/>
-        </w:rPr>
-        <w:t>out</w:t>
-      </w:r>
-      <w:r>
-        <w:rPr>
-          <w:b/>
-          <w:iCs/>
-          <w:vanish/>
-        </w:rPr>
-        <w:t xml:space="preserve"> = 9V</w:t>
-      </w:r>
-      <w:r>
-        <w:rPr>
-          <w:b/>
-          <w:iCs/>
-          <w:vanish/>
-        </w:rPr>
-        <w:t>.</w:t>
       </w:r>
     </w:p>
     <w:p>
@@ -4688,170 +3968,127 @@
     <w:p>
       <w:pPr>
         <w:pStyle w:val="ListParagraph"/>
+        <w:numPr>
+          <w:ilvl w:val="0"/>
+          <w:numId w:val="13"/>
+        </w:numPr>
         <w:spacing w:before="100" w:beforeAutospacing="1" w:after="100" w:afterAutospacing="1" w:line="240" w:lineRule="auto"/>
-        <w:ind w:firstLine="0"/>
-        <w:rPr>
-          <w:i/>
-        </w:rPr>
-      </w:pPr>
-    </w:p>
-    <w:p>
-      <w:pPr>
-        <w:pStyle w:val="ListParagraph"/>
-        <w:spacing w:before="100" w:beforeAutospacing="1" w:after="100" w:afterAutospacing="1" w:line="240" w:lineRule="auto"/>
-        <w:ind w:firstLine="0"/>
-        <w:rPr>
-          <w:b/>
-          <w:iCs/>
-          <w:vanish/>
-        </w:rPr>
-      </w:pPr>
-      <w:r>
-        <w:rPr>
-          <w:b/>
-          <w:iCs/>
-          <w:vanish/>
-        </w:rPr>
-        <w:t xml:space="preserve">If </w:t>
-      </w:r>
-      <w:r>
-        <w:rPr>
-          <w:b/>
-          <w:i/>
-          <w:vanish/>
+        <w:rPr>
+          <w:iCs/>
+        </w:rPr>
+      </w:pPr>
+      <w:r>
+        <w:rPr>
+          <w:iCs/>
+        </w:rPr>
+        <w:t xml:space="preserve">Imagine </w:t>
+      </w:r>
+      <w:r>
+        <w:rPr>
+          <w:bCs/>
+          <w:i/>
         </w:rPr>
         <w:t>V</w:t>
       </w:r>
       <w:r>
         <w:rPr>
-          <w:b/>
-          <w:i/>
-          <w:vanish/>
+          <w:bCs/>
+          <w:i/>
           <w:vertAlign w:val="subscript"/>
         </w:rPr>
         <w:t>in</w:t>
       </w:r>
       <w:r>
         <w:rPr>
-          <w:b/>
-          <w:i/>
-          <w:vanish/>
+          <w:i/>
         </w:rPr>
         <w:t xml:space="preserve"> </w:t>
       </w:r>
       <w:r>
         <w:rPr>
-          <w:b/>
-          <w:iCs/>
-          <w:vanish/>
-        </w:rPr>
-        <w:t xml:space="preserve">= V- </w:t>
-      </w:r>
-      <w:r>
-        <w:rPr>
-          <w:b/>
-          <w:iCs/>
-          <w:vanish/>
-        </w:rPr>
-        <w:t xml:space="preserve"> and </w:t>
-      </w:r>
-      <w:r>
-        <w:rPr>
-          <w:b/>
-          <w:iCs/>
-          <w:vanish/>
-        </w:rPr>
-        <w:t xml:space="preserve">V+ </w:t>
-      </w:r>
-      <w:r>
-        <w:rPr>
-          <w:b/>
-          <w:iCs/>
-          <w:vanish/>
-        </w:rPr>
-        <w:t xml:space="preserve">= </w:t>
-      </w:r>
-      <w:r>
-        <w:rPr>
-          <w:b/>
-          <w:i/>
-          <w:vanish/>
+          <w:iCs/>
+        </w:rPr>
+        <w:t>continues to increase a</w:t>
+      </w:r>
+      <w:r>
+        <w:rPr>
+          <w:iCs/>
+        </w:rPr>
+        <w:t>nd goes</w:t>
+      </w:r>
+      <w:r>
+        <w:rPr>
+          <w:iCs/>
+        </w:rPr>
+        <w:t xml:space="preserve"> just</w:t>
+      </w:r>
+      <w:r>
+        <w:rPr>
+          <w:iCs/>
+        </w:rPr>
+        <w:t xml:space="preserve"> above</w:t>
+      </w:r>
+      <w:r>
+        <w:rPr>
+          <w:iCs/>
+        </w:rPr>
+        <w:t xml:space="preserve"> </w:t>
+      </w:r>
+      <w:r>
+        <w:rPr>
+          <w:i/>
         </w:rPr>
         <w:t>V</w:t>
       </w:r>
       <w:r>
         <w:rPr>
-          <w:b/>
-          <w:i/>
-          <w:vanish/>
+          <w:i/>
           <w:vertAlign w:val="subscript"/>
         </w:rPr>
         <w:t>high</w:t>
       </w:r>
       <w:r>
         <w:rPr>
-          <w:b/>
-          <w:iCs/>
-          <w:vanish/>
+          <w:iCs/>
+        </w:rPr>
+        <w:t>.</w:t>
+      </w:r>
+      <w:r>
+        <w:rPr>
+          <w:iCs/>
         </w:rPr>
         <w:t xml:space="preserve"> </w:t>
       </w:r>
       <w:r>
         <w:rPr>
-          <w:b/>
-          <w:iCs/>
-          <w:vanish/>
-        </w:rPr>
-        <w:t>= 6.86V</w:t>
-      </w:r>
-      <w:r>
-        <w:rPr>
-          <w:b/>
-          <w:iCs/>
-          <w:vanish/>
-        </w:rPr>
-        <w:t>,</w:t>
-      </w:r>
-      <w:r>
-        <w:rPr>
-          <w:b/>
-          <w:iCs/>
-          <w:vanish/>
-        </w:rPr>
-        <w:t xml:space="preserve"> then V- &lt; V+ so</w:t>
-      </w:r>
-      <w:r>
-        <w:rPr>
-          <w:b/>
-          <w:i/>
-          <w:vanish/>
-        </w:rPr>
-        <w:t xml:space="preserve"> V</w:t>
-      </w:r>
-      <w:r>
-        <w:rPr>
-          <w:b/>
-          <w:i/>
-          <w:vanish/>
+          <w:iCs/>
+        </w:rPr>
+        <w:t>W</w:t>
+      </w:r>
+      <w:r>
+        <w:rPr>
+          <w:iCs/>
+        </w:rPr>
+        <w:t xml:space="preserve">hat is </w:t>
+      </w:r>
+      <w:r>
+        <w:rPr>
+          <w:i/>
+        </w:rPr>
+        <w:t>V</w:t>
+      </w:r>
+      <w:r>
+        <w:rPr>
+          <w:i/>
           <w:vertAlign w:val="subscript"/>
         </w:rPr>
         <w:t>out</w:t>
       </w:r>
       <w:r>
         <w:rPr>
-          <w:b/>
-          <w:iCs/>
-          <w:vanish/>
-        </w:rPr>
-        <w:t xml:space="preserve"> = 9V</w:t>
-      </w:r>
-      <w:r>
-        <w:rPr>
-          <w:b/>
-          <w:iCs/>
-          <w:vanish/>
-        </w:rPr>
-        <w:t>.</w:t>
+          <w:iCs/>
+        </w:rPr>
+        <w:t>?</w:t>
       </w:r>
     </w:p>
     <w:p>
@@ -4863,7 +4100,7 @@
         </w:numPr>
         <w:spacing w:before="100" w:beforeAutospacing="1" w:after="100" w:afterAutospacing="1" w:line="240" w:lineRule="auto"/>
         <w:rPr>
-          <w:iCs/>
+          <w:i/>
         </w:rPr>
       </w:pPr>
       <w:r>
@@ -4889,7 +4126,19 @@
       </w:r>
       <w:r>
         <w:rPr>
-          <w:i/>
+          <w:iCs/>
+        </w:rPr>
+        <w:t xml:space="preserve"> is at 9V</w:t>
+      </w:r>
+      <w:r>
+        <w:rPr>
+          <w:iCs/>
+        </w:rPr>
+        <w:t>.</w:t>
+      </w:r>
+      <w:r>
+        <w:rPr>
+          <w:iCs/>
         </w:rPr>
         <w:t xml:space="preserve"> </w:t>
       </w:r>
@@ -4897,29 +4146,42 @@
         <w:rPr>
           <w:iCs/>
         </w:rPr>
-        <w:t>continues to increase a</w:t>
-      </w:r>
-      <w:r>
-        <w:rPr>
-          <w:iCs/>
-        </w:rPr>
-        <w:t>nd goes</w:t>
-      </w:r>
-      <w:r>
-        <w:rPr>
-          <w:iCs/>
-        </w:rPr>
-        <w:t xml:space="preserve"> just</w:t>
-      </w:r>
-      <w:r>
-        <w:rPr>
-          <w:iCs/>
-        </w:rPr>
-        <w:t xml:space="preserve"> above</w:t>
-      </w:r>
-      <w:r>
-        <w:rPr>
-          <w:iCs/>
+        <w:t>W</w:t>
+      </w:r>
+      <w:r>
+        <w:rPr>
+          <w:iCs/>
+        </w:rPr>
+        <w:t xml:space="preserve">hat is </w:t>
+      </w:r>
+      <w:r>
+        <w:rPr>
+          <w:i/>
+        </w:rPr>
+        <w:t>V</w:t>
+      </w:r>
+      <w:r>
+        <w:rPr>
+          <w:i/>
+          <w:vertAlign w:val="subscript"/>
+        </w:rPr>
+        <w:t>out</w:t>
+      </w:r>
+      <w:r>
+        <w:rPr>
+          <w:iCs/>
+        </w:rPr>
+        <w:t xml:space="preserve">?  </w:t>
+      </w:r>
+      <w:r>
+        <w:rPr>
+          <w:i/>
+        </w:rPr>
+        <w:t>(Hint:</w:t>
+      </w:r>
+      <w:r>
+        <w:rPr>
+          <w:i/>
         </w:rPr>
         <w:t xml:space="preserve"> </w:t>
       </w:r>
@@ -4927,6 +4189,36 @@
         <w:rPr>
           <w:i/>
         </w:rPr>
+        <w:t xml:space="preserve">The </w:t>
+      </w:r>
+      <w:r>
+        <w:rPr>
+          <w:i/>
+        </w:rPr>
+        <w:t xml:space="preserve">voltage on </w:t>
+      </w:r>
+      <w:r>
+        <w:rPr>
+          <w:i/>
+        </w:rPr>
+        <w:t>the n</w:t>
+      </w:r>
+      <w:r>
+        <w:rPr>
+          <w:i/>
+        </w:rPr>
+        <w:t>on</w:t>
+      </w:r>
+      <w:r>
+        <w:rPr>
+          <w:i/>
+        </w:rPr>
+        <w:t xml:space="preserve">-inverting input of the op amp is at least </w:t>
+      </w:r>
+      <w:r>
+        <w:rPr>
+          <w:i/>
+        </w:rPr>
         <w:t>V</w:t>
       </w:r>
       <w:r>
@@ -4938,199 +4230,15 @@
       </w:r>
       <w:r>
         <w:rPr>
-          <w:iCs/>
+          <w:i/>
         </w:rPr>
         <w:t>.</w:t>
       </w:r>
       <w:r>
         <w:rPr>
-          <w:iCs/>
-        </w:rPr>
-        <w:t xml:space="preserve"> </w:t>
-      </w:r>
-      <w:r>
-        <w:rPr>
-          <w:iCs/>
-        </w:rPr>
-        <w:t>W</w:t>
-      </w:r>
-      <w:r>
-        <w:rPr>
-          <w:iCs/>
-        </w:rPr>
-        <w:t xml:space="preserve">hat is </w:t>
-      </w:r>
-      <w:r>
-        <w:rPr>
-          <w:i/>
-        </w:rPr>
-        <w:t>V</w:t>
-      </w:r>
-      <w:r>
-        <w:rPr>
-          <w:i/>
-          <w:vertAlign w:val="subscript"/>
-        </w:rPr>
-        <w:t>out</w:t>
-      </w:r>
-      <w:r>
-        <w:rPr>
-          <w:iCs/>
-        </w:rPr>
-        <w:t>?</w:t>
-      </w:r>
-    </w:p>
-    <w:p>
-      <w:pPr>
-        <w:pStyle w:val="ListParagraph"/>
-        <w:spacing w:before="100" w:beforeAutospacing="1" w:after="100" w:afterAutospacing="1" w:line="240" w:lineRule="auto"/>
-        <w:ind w:firstLine="0"/>
-        <w:rPr>
-          <w:iCs/>
-        </w:rPr>
-      </w:pPr>
-    </w:p>
-    <w:p>
-      <w:pPr>
-        <w:pStyle w:val="ListParagraph"/>
-        <w:spacing w:before="100" w:beforeAutospacing="1" w:after="100" w:afterAutospacing="1" w:line="240" w:lineRule="auto"/>
-        <w:ind w:firstLine="0"/>
-        <w:rPr>
-          <w:b/>
-          <w:iCs/>
-          <w:vanish/>
-        </w:rPr>
-      </w:pPr>
-      <w:r>
-        <w:rPr>
-          <w:b/>
-          <w:iCs/>
-          <w:vanish/>
-        </w:rPr>
-        <w:t xml:space="preserve">If </w:t>
-      </w:r>
-      <w:r>
-        <w:rPr>
-          <w:b/>
-          <w:i/>
-          <w:vanish/>
-        </w:rPr>
-        <w:t>V</w:t>
-      </w:r>
-      <w:r>
-        <w:rPr>
-          <w:b/>
-          <w:i/>
-          <w:vanish/>
-          <w:vertAlign w:val="subscript"/>
-        </w:rPr>
-        <w:t>in</w:t>
-      </w:r>
-      <w:r>
-        <w:rPr>
-          <w:b/>
-          <w:i/>
-          <w:vanish/>
-        </w:rPr>
-        <w:t xml:space="preserve"> </w:t>
-      </w:r>
-      <w:r>
-        <w:rPr>
-          <w:b/>
-          <w:iCs/>
-          <w:vanish/>
-        </w:rPr>
-        <w:t xml:space="preserve">= V- </w:t>
-      </w:r>
-      <w:r>
-        <w:rPr>
-          <w:b/>
-          <w:iCs/>
-          <w:vanish/>
-        </w:rPr>
-        <w:t>&gt;</w:t>
-      </w:r>
-      <w:r>
-        <w:rPr>
-          <w:b/>
-          <w:iCs/>
-          <w:vanish/>
-        </w:rPr>
-        <w:t xml:space="preserve"> V+ = </w:t>
-      </w:r>
-      <w:r>
-        <w:rPr>
-          <w:b/>
-          <w:i/>
-          <w:vanish/>
-        </w:rPr>
-        <w:t>V</w:t>
-      </w:r>
-      <w:r>
-        <w:rPr>
-          <w:b/>
-          <w:i/>
-          <w:vanish/>
-          <w:vertAlign w:val="subscript"/>
-        </w:rPr>
-        <w:t>high</w:t>
-      </w:r>
-      <w:r>
-        <w:rPr>
-          <w:b/>
-          <w:iCs/>
-          <w:vanish/>
-        </w:rPr>
-        <w:t xml:space="preserve">, </w:t>
-      </w:r>
-      <w:r>
-        <w:rPr>
-          <w:b/>
-          <w:iCs/>
-          <w:vanish/>
-        </w:rPr>
-        <w:t xml:space="preserve">then </w:t>
-      </w:r>
-      <w:r>
-        <w:rPr>
-          <w:b/>
-          <w:i/>
-          <w:vanish/>
-        </w:rPr>
-        <w:t>V</w:t>
-      </w:r>
-      <w:r>
-        <w:rPr>
-          <w:b/>
-          <w:i/>
-          <w:vanish/>
-          <w:vertAlign w:val="subscript"/>
-        </w:rPr>
-        <w:t>out</w:t>
-      </w:r>
-      <w:r>
-        <w:rPr>
-          <w:b/>
-          <w:iCs/>
-          <w:vanish/>
-        </w:rPr>
-        <w:t xml:space="preserve"> = </w:t>
-      </w:r>
-      <w:r>
-        <w:rPr>
-          <w:b/>
-          <w:iCs/>
-          <w:vanish/>
-        </w:rPr>
-        <w:t>0V</w:t>
-      </w:r>
-      <w:r>
-        <w:rPr>
-          <w:b/>
-          <w:iCs/>
-          <w:vanish/>
-        </w:rPr>
-        <w:t>.</w:t>
+          <w:i/>
+        </w:rPr>
+        <w:t>)</w:t>
       </w:r>
     </w:p>
     <w:p>
@@ -5142,14 +4250,20 @@
         </w:numPr>
         <w:spacing w:before="100" w:beforeAutospacing="1" w:after="100" w:afterAutospacing="1" w:line="240" w:lineRule="auto"/>
         <w:rPr>
-          <w:i/>
-        </w:rPr>
-      </w:pPr>
-      <w:r>
-        <w:rPr>
-          <w:iCs/>
-        </w:rPr>
-        <w:t xml:space="preserve">Imagine </w:t>
+          <w:iCs/>
+        </w:rPr>
+      </w:pPr>
+      <w:r>
+        <w:rPr>
+          <w:iCs/>
+        </w:rPr>
+        <w:t>Imagine decreasing</w:t>
+      </w:r>
+      <w:r>
+        <w:rPr>
+          <w:i/>
+        </w:rPr>
+        <w:t xml:space="preserve"> </w:t>
       </w:r>
       <w:r>
         <w:rPr>
@@ -5170,7 +4284,20 @@
         <w:rPr>
           <w:iCs/>
         </w:rPr>
-        <w:t xml:space="preserve"> is at 9V</w:t>
+        <w:t xml:space="preserve"> from 9V to just above </w:t>
+      </w:r>
+      <w:r>
+        <w:rPr>
+          <w:i/>
+        </w:rPr>
+        <w:t>V</w:t>
+      </w:r>
+      <w:r>
+        <w:rPr>
+          <w:i/>
+          <w:vertAlign w:val="subscript"/>
+        </w:rPr>
+        <w:t>low</w:t>
       </w:r>
       <w:r>
         <w:rPr>
@@ -5188,13 +4315,13 @@
         <w:rPr>
           <w:iCs/>
         </w:rPr>
-        <w:t>W</w:t>
-      </w:r>
-      <w:r>
-        <w:rPr>
-          <w:iCs/>
-        </w:rPr>
-        <w:t xml:space="preserve">hat is </w:t>
+        <w:t xml:space="preserve">What </w:t>
+      </w:r>
+      <w:r>
+        <w:rPr>
+          <w:iCs/>
+        </w:rPr>
+        <w:t xml:space="preserve">is </w:t>
       </w:r>
       <w:r>
         <w:rPr>
@@ -5231,31 +4358,7 @@
         <w:rPr>
           <w:i/>
         </w:rPr>
-        <w:t xml:space="preserve">The </w:t>
-      </w:r>
-      <w:r>
-        <w:rPr>
-          <w:i/>
-        </w:rPr>
-        <w:t xml:space="preserve">voltage on </w:t>
-      </w:r>
-      <w:r>
-        <w:rPr>
-          <w:i/>
-        </w:rPr>
-        <w:t>the n</w:t>
-      </w:r>
-      <w:r>
-        <w:rPr>
-          <w:i/>
-        </w:rPr>
-        <w:t>on</w:t>
-      </w:r>
-      <w:r>
-        <w:rPr>
-          <w:i/>
-        </w:rPr>
-        <w:t xml:space="preserve">-inverting input of the op amp is at least </w:t>
+        <w:t xml:space="preserve">Use </w:t>
       </w:r>
       <w:r>
         <w:rPr>
@@ -5268,140 +4371,50 @@
           <w:i/>
           <w:vertAlign w:val="subscript"/>
         </w:rPr>
-        <w:t>high</w:t>
-      </w:r>
-      <w:r>
-        <w:rPr>
-          <w:i/>
-        </w:rPr>
-        <w:t>.</w:t>
+        <w:t>ou</w:t>
+      </w:r>
+      <w:r>
+        <w:rPr>
+          <w:i/>
+          <w:vertAlign w:val="subscript"/>
+        </w:rPr>
+        <w:t>t</w:t>
+      </w:r>
+      <w:r>
+        <w:rPr>
+          <w:i/>
+        </w:rPr>
+        <w:t xml:space="preserve"> from the Q6</w:t>
+      </w:r>
+      <w:r>
+        <w:rPr>
+          <w:i/>
+        </w:rPr>
+        <w:t xml:space="preserve">, since </w:t>
+      </w:r>
+      <w:r>
+        <w:rPr>
+          <w:i/>
+        </w:rPr>
+        <w:t>you are starting at 9V</w:t>
+      </w:r>
+      <w:r>
+        <w:rPr>
+          <w:i/>
+        </w:rPr>
+        <w:t xml:space="preserve">, </w:t>
+      </w:r>
+      <w:r>
+        <w:rPr>
+          <w:i/>
+        </w:rPr>
+        <w:t>to determine the value of non-inverting op amp input from Q2.</w:t>
       </w:r>
       <w:r>
         <w:rPr>
           <w:i/>
         </w:rPr>
         <w:t>)</w:t>
-      </w:r>
-    </w:p>
-    <w:p>
-      <w:pPr>
-        <w:pStyle w:val="ListParagraph"/>
-        <w:spacing w:before="100" w:beforeAutospacing="1" w:after="100" w:afterAutospacing="1" w:line="240" w:lineRule="auto"/>
-        <w:ind w:firstLine="0"/>
-        <w:rPr>
-          <w:i/>
-        </w:rPr>
-      </w:pPr>
-    </w:p>
-    <w:p>
-      <w:pPr>
-        <w:pStyle w:val="ListParagraph"/>
-        <w:spacing w:before="100" w:beforeAutospacing="1" w:after="100" w:afterAutospacing="1" w:line="240" w:lineRule="auto"/>
-        <w:ind w:firstLine="0"/>
-        <w:rPr>
-          <w:b/>
-          <w:iCs/>
-          <w:vanish/>
-        </w:rPr>
-      </w:pPr>
-      <w:r>
-        <w:rPr>
-          <w:b/>
-          <w:iCs/>
-          <w:vanish/>
-        </w:rPr>
-        <w:t xml:space="preserve">If </w:t>
-      </w:r>
-      <w:r>
-        <w:rPr>
-          <w:b/>
-          <w:i/>
-          <w:vanish/>
-        </w:rPr>
-        <w:t>V</w:t>
-      </w:r>
-      <w:r>
-        <w:rPr>
-          <w:b/>
-          <w:i/>
-          <w:vanish/>
-          <w:vertAlign w:val="subscript"/>
-        </w:rPr>
-        <w:t>in</w:t>
-      </w:r>
-      <w:r>
-        <w:rPr>
-          <w:b/>
-          <w:iCs/>
-          <w:vanish/>
-        </w:rPr>
-        <w:t xml:space="preserve"> = V- = 9V and V+ &lt;= </w:t>
-      </w:r>
-      <w:r>
-        <w:rPr>
-          <w:b/>
-          <w:i/>
-          <w:vanish/>
-        </w:rPr>
-        <w:t>V</w:t>
-      </w:r>
-      <w:r>
-        <w:rPr>
-          <w:b/>
-          <w:i/>
-          <w:vanish/>
-          <w:vertAlign w:val="subscript"/>
-        </w:rPr>
-        <w:t>high</w:t>
-      </w:r>
-      <w:r>
-        <w:rPr>
-          <w:b/>
-          <w:iCs/>
-          <w:vanish/>
-        </w:rPr>
-        <w:t xml:space="preserve"> = 6.86V</w:t>
-      </w:r>
-      <w:r>
-        <w:rPr>
-          <w:b/>
-          <w:iCs/>
-          <w:vanish/>
-        </w:rPr>
-        <w:t>,</w:t>
-      </w:r>
-      <w:r>
-        <w:rPr>
-          <w:b/>
-          <w:iCs/>
-          <w:vanish/>
-        </w:rPr>
-        <w:t xml:space="preserve"> then V- &gt; V+ so </w:t>
-      </w:r>
-      <w:r>
-        <w:rPr>
-          <w:b/>
-          <w:i/>
-          <w:vanish/>
-        </w:rPr>
-        <w:t>V</w:t>
-      </w:r>
-      <w:r>
-        <w:rPr>
-          <w:b/>
-          <w:i/>
-          <w:vanish/>
-          <w:vertAlign w:val="subscript"/>
-        </w:rPr>
-        <w:t>out</w:t>
-      </w:r>
-      <w:r>
-        <w:rPr>
-          <w:b/>
-          <w:iCs/>
-          <w:vanish/>
-        </w:rPr>
-        <w:t xml:space="preserve"> = 0V.</w:t>
       </w:r>
     </w:p>
     <w:p>
@@ -5420,7 +4433,22 @@
         <w:rPr>
           <w:iCs/>
         </w:rPr>
-        <w:t>Imagine decreasing</w:t>
+        <w:t xml:space="preserve">Imagine </w:t>
+      </w:r>
+      <w:r>
+        <w:rPr>
+          <w:bCs/>
+          <w:i/>
+        </w:rPr>
+        <w:t>V</w:t>
+      </w:r>
+      <w:r>
+        <w:rPr>
+          <w:bCs/>
+          <w:i/>
+          <w:vertAlign w:val="subscript"/>
+        </w:rPr>
+        <w:t>in</w:t>
       </w:r>
       <w:r>
         <w:rPr>
@@ -5430,267 +4458,95 @@
       </w:r>
       <w:r>
         <w:rPr>
-          <w:bCs/>
+          <w:iCs/>
+        </w:rPr>
+        <w:t xml:space="preserve">continues to </w:t>
+      </w:r>
+      <w:r>
+        <w:rPr>
+          <w:iCs/>
+        </w:rPr>
+        <w:t>decreas</w:t>
+      </w:r>
+      <w:r>
+        <w:rPr>
+          <w:iCs/>
+        </w:rPr>
+        <w:t>e</w:t>
+      </w:r>
+      <w:r>
+        <w:rPr>
+          <w:iCs/>
+        </w:rPr>
+        <w:t xml:space="preserve"> and goes </w:t>
+      </w:r>
+      <w:r>
+        <w:rPr>
+          <w:iCs/>
+        </w:rPr>
+        <w:t xml:space="preserve">just </w:t>
+      </w:r>
+      <w:r>
+        <w:rPr>
+          <w:iCs/>
+        </w:rPr>
+        <w:t>below</w:t>
+      </w:r>
+      <w:r>
+        <w:rPr>
+          <w:i/>
+        </w:rPr>
+        <w:t xml:space="preserve"> V</w:t>
+      </w:r>
+      <w:r>
+        <w:rPr>
+          <w:i/>
+          <w:vertAlign w:val="subscript"/>
+        </w:rPr>
+        <w:t>low</w:t>
+      </w:r>
+      <w:r>
+        <w:rPr>
+          <w:iCs/>
+        </w:rPr>
+        <w:t>.</w:t>
+      </w:r>
+      <w:r>
+        <w:rPr>
+          <w:iCs/>
+        </w:rPr>
+        <w:t xml:space="preserve"> </w:t>
+      </w:r>
+      <w:r>
+        <w:rPr>
+          <w:iCs/>
+        </w:rPr>
+        <w:t xml:space="preserve">What </w:t>
+      </w:r>
+      <w:r>
+        <w:rPr>
+          <w:iCs/>
+        </w:rPr>
+        <w:t xml:space="preserve">is </w:t>
+      </w:r>
+      <w:r>
+        <w:rPr>
           <w:i/>
         </w:rPr>
         <w:t>V</w:t>
       </w:r>
       <w:r>
         <w:rPr>
-          <w:bCs/>
           <w:i/>
           <w:vertAlign w:val="subscript"/>
         </w:rPr>
-        <w:t>in</w:t>
-      </w:r>
-      <w:r>
-        <w:rPr>
-          <w:iCs/>
-        </w:rPr>
-        <w:t xml:space="preserve"> from 9V to just above </w:t>
-      </w:r>
-      <w:r>
-        <w:rPr>
-          <w:i/>
-        </w:rPr>
-        <w:t>V</w:t>
-      </w:r>
-      <w:r>
-        <w:rPr>
-          <w:i/>
-          <w:vertAlign w:val="subscript"/>
-        </w:rPr>
-        <w:t>low</w:t>
-      </w:r>
-      <w:r>
-        <w:rPr>
-          <w:iCs/>
-        </w:rPr>
-        <w:t>.</w:t>
-      </w:r>
-      <w:r>
-        <w:rPr>
-          <w:iCs/>
-        </w:rPr>
-        <w:t xml:space="preserve"> </w:t>
-      </w:r>
-      <w:r>
-        <w:rPr>
-          <w:iCs/>
-        </w:rPr>
-        <w:t xml:space="preserve">What </w:t>
-      </w:r>
-      <w:r>
-        <w:rPr>
-          <w:iCs/>
-        </w:rPr>
-        <w:t xml:space="preserve">is </w:t>
-      </w:r>
-      <w:r>
-        <w:rPr>
-          <w:i/>
-        </w:rPr>
-        <w:t>V</w:t>
-      </w:r>
-      <w:r>
-        <w:rPr>
-          <w:i/>
-          <w:vertAlign w:val="subscript"/>
-        </w:rPr>
         <w:t>out</w:t>
       </w:r>
       <w:r>
         <w:rPr>
           <w:iCs/>
         </w:rPr>
-        <w:t xml:space="preserve">?  </w:t>
-      </w:r>
-      <w:r>
-        <w:rPr>
-          <w:i/>
-        </w:rPr>
-        <w:t>(Hint:</w:t>
-      </w:r>
-      <w:r>
-        <w:rPr>
-          <w:i/>
-        </w:rPr>
-        <w:t xml:space="preserve"> </w:t>
-      </w:r>
-      <w:r>
-        <w:rPr>
-          <w:i/>
-        </w:rPr>
-        <w:t xml:space="preserve">Use </w:t>
-      </w:r>
-      <w:r>
-        <w:rPr>
-          <w:i/>
-        </w:rPr>
-        <w:t>V</w:t>
-      </w:r>
-      <w:r>
-        <w:rPr>
-          <w:i/>
-          <w:vertAlign w:val="subscript"/>
-        </w:rPr>
-        <w:t>ou</w:t>
-      </w:r>
-      <w:r>
-        <w:rPr>
-          <w:i/>
-          <w:vertAlign w:val="subscript"/>
-        </w:rPr>
-        <w:t>t</w:t>
-      </w:r>
-      <w:r>
-        <w:rPr>
-          <w:i/>
-        </w:rPr>
-        <w:t xml:space="preserve"> from the Q6</w:t>
-      </w:r>
-      <w:r>
-        <w:rPr>
-          <w:i/>
-        </w:rPr>
-        <w:t xml:space="preserve">, since </w:t>
-      </w:r>
-      <w:r>
-        <w:rPr>
-          <w:i/>
-        </w:rPr>
-        <w:t>you are starting at 9V</w:t>
-      </w:r>
-      <w:r>
-        <w:rPr>
-          <w:i/>
-        </w:rPr>
-        <w:t xml:space="preserve">, </w:t>
-      </w:r>
-      <w:r>
-        <w:rPr>
-          <w:i/>
-        </w:rPr>
-        <w:t>to determine the value of non-inverting op amp input from Q2.</w:t>
-      </w:r>
-      <w:r>
-        <w:rPr>
-          <w:i/>
-        </w:rPr>
-        <w:t>)</w:t>
-      </w:r>
-    </w:p>
-    <w:p>
-      <w:pPr>
-        <w:pStyle w:val="ListParagraph"/>
-        <w:spacing w:before="100" w:beforeAutospacing="1" w:after="100" w:afterAutospacing="1" w:line="240" w:lineRule="auto"/>
-        <w:ind w:firstLine="0"/>
-        <w:rPr>
-          <w:iCs/>
-        </w:rPr>
-      </w:pPr>
-    </w:p>
-    <w:p>
-      <w:pPr>
-        <w:pStyle w:val="ListParagraph"/>
-        <w:spacing w:before="100" w:beforeAutospacing="1" w:after="100" w:afterAutospacing="1" w:line="240" w:lineRule="auto"/>
-        <w:ind w:firstLine="0"/>
-        <w:rPr>
-          <w:b/>
-          <w:iCs/>
-          <w:vanish/>
-        </w:rPr>
-      </w:pPr>
-      <w:r>
-        <w:rPr>
-          <w:b/>
-          <w:iCs/>
-          <w:vanish/>
-        </w:rPr>
-        <w:t>If V</w:t>
-      </w:r>
-      <w:r>
-        <w:rPr>
-          <w:b/>
-          <w:iCs/>
-          <w:vanish/>
-          <w:vertAlign w:val="subscript"/>
-        </w:rPr>
-        <w:t>in</w:t>
-      </w:r>
-      <w:r>
-        <w:rPr>
-          <w:b/>
-          <w:iCs/>
-          <w:vanish/>
-        </w:rPr>
-        <w:t xml:space="preserve"> = V-  and V+ = </w:t>
-      </w:r>
-      <w:r>
-        <w:rPr>
-          <w:b/>
-          <w:i/>
-          <w:vanish/>
-        </w:rPr>
-        <w:t>V</w:t>
-      </w:r>
-      <w:r>
-        <w:rPr>
-          <w:b/>
-          <w:i/>
-          <w:vanish/>
-          <w:vertAlign w:val="subscript"/>
-        </w:rPr>
-        <w:t>low</w:t>
-      </w:r>
-      <w:r>
-        <w:rPr>
-          <w:b/>
-          <w:iCs/>
-          <w:vanish/>
-        </w:rPr>
-        <w:t xml:space="preserve"> = 2.14V</w:t>
-      </w:r>
-      <w:r>
-        <w:rPr>
-          <w:b/>
-          <w:iCs/>
-          <w:vanish/>
-        </w:rPr>
-        <w:t>,</w:t>
-      </w:r>
-      <w:r>
-        <w:rPr>
-          <w:b/>
-          <w:iCs/>
-          <w:vanish/>
-        </w:rPr>
-        <w:t xml:space="preserve"> then V- &gt; V+ so </w:t>
-      </w:r>
-      <w:r>
-        <w:rPr>
-          <w:b/>
-          <w:i/>
-          <w:vanish/>
-        </w:rPr>
-        <w:t>V</w:t>
-      </w:r>
-      <w:r>
-        <w:rPr>
-          <w:b/>
-          <w:i/>
-          <w:vanish/>
-          <w:vertAlign w:val="subscript"/>
-        </w:rPr>
-        <w:t>out</w:t>
-      </w:r>
-      <w:r>
-        <w:rPr>
-          <w:b/>
-          <w:iCs/>
-          <w:vanish/>
-        </w:rPr>
-        <w:t xml:space="preserve"> = 0V.</w:t>
+        <w:t>?</w:t>
       </w:r>
     </w:p>
     <w:p>
@@ -5709,276 +4565,6 @@
         <w:rPr>
           <w:iCs/>
         </w:rPr>
-        <w:t xml:space="preserve">Imagine </w:t>
-      </w:r>
-      <w:r>
-        <w:rPr>
-          <w:bCs/>
-          <w:i/>
-        </w:rPr>
-        <w:t>V</w:t>
-      </w:r>
-      <w:r>
-        <w:rPr>
-          <w:bCs/>
-          <w:i/>
-          <w:vertAlign w:val="subscript"/>
-        </w:rPr>
-        <w:t>in</w:t>
-      </w:r>
-      <w:r>
-        <w:rPr>
-          <w:i/>
-        </w:rPr>
-        <w:t xml:space="preserve"> </w:t>
-      </w:r>
-      <w:r>
-        <w:rPr>
-          <w:iCs/>
-        </w:rPr>
-        <w:t xml:space="preserve">continues to </w:t>
-      </w:r>
-      <w:r>
-        <w:rPr>
-          <w:iCs/>
-        </w:rPr>
-        <w:t>decreas</w:t>
-      </w:r>
-      <w:r>
-        <w:rPr>
-          <w:iCs/>
-        </w:rPr>
-        <w:t>e</w:t>
-      </w:r>
-      <w:r>
-        <w:rPr>
-          <w:iCs/>
-        </w:rPr>
-        <w:t xml:space="preserve"> and goes </w:t>
-      </w:r>
-      <w:r>
-        <w:rPr>
-          <w:iCs/>
-        </w:rPr>
-        <w:t xml:space="preserve">just </w:t>
-      </w:r>
-      <w:r>
-        <w:rPr>
-          <w:iCs/>
-        </w:rPr>
-        <w:t>below</w:t>
-      </w:r>
-      <w:r>
-        <w:rPr>
-          <w:i/>
-        </w:rPr>
-        <w:t xml:space="preserve"> V</w:t>
-      </w:r>
-      <w:r>
-        <w:rPr>
-          <w:i/>
-          <w:vertAlign w:val="subscript"/>
-        </w:rPr>
-        <w:t>low</w:t>
-      </w:r>
-      <w:r>
-        <w:rPr>
-          <w:iCs/>
-        </w:rPr>
-        <w:t>.</w:t>
-      </w:r>
-      <w:r>
-        <w:rPr>
-          <w:iCs/>
-        </w:rPr>
-        <w:t xml:space="preserve"> </w:t>
-      </w:r>
-      <w:r>
-        <w:rPr>
-          <w:iCs/>
-        </w:rPr>
-        <w:t xml:space="preserve">What </w:t>
-      </w:r>
-      <w:r>
-        <w:rPr>
-          <w:iCs/>
-        </w:rPr>
-        <w:t xml:space="preserve">is </w:t>
-      </w:r>
-      <w:r>
-        <w:rPr>
-          <w:i/>
-        </w:rPr>
-        <w:t>V</w:t>
-      </w:r>
-      <w:r>
-        <w:rPr>
-          <w:i/>
-          <w:vertAlign w:val="subscript"/>
-        </w:rPr>
-        <w:t>out</w:t>
-      </w:r>
-      <w:r>
-        <w:rPr>
-          <w:iCs/>
-        </w:rPr>
-        <w:t>?</w:t>
-      </w:r>
-    </w:p>
-    <w:p>
-      <w:pPr>
-        <w:pStyle w:val="ListParagraph"/>
-        <w:spacing w:before="100" w:beforeAutospacing="1" w:after="100" w:afterAutospacing="1" w:line="240" w:lineRule="auto"/>
-        <w:ind w:firstLine="0"/>
-        <w:rPr>
-          <w:iCs/>
-        </w:rPr>
-      </w:pPr>
-    </w:p>
-    <w:p>
-      <w:pPr>
-        <w:pStyle w:val="ListParagraph"/>
-        <w:spacing w:before="100" w:beforeAutospacing="1" w:after="100" w:afterAutospacing="1" w:line="240" w:lineRule="auto"/>
-        <w:ind w:firstLine="0"/>
-        <w:rPr>
-          <w:b/>
-          <w:iCs/>
-          <w:vanish/>
-        </w:rPr>
-      </w:pPr>
-      <w:r>
-        <w:rPr>
-          <w:b/>
-          <w:iCs/>
-          <w:vanish/>
-        </w:rPr>
-        <w:t xml:space="preserve">If </w:t>
-      </w:r>
-      <w:r>
-        <w:rPr>
-          <w:b/>
-          <w:i/>
-          <w:vanish/>
-        </w:rPr>
-        <w:t>V</w:t>
-      </w:r>
-      <w:r>
-        <w:rPr>
-          <w:b/>
-          <w:i/>
-          <w:vanish/>
-          <w:vertAlign w:val="subscript"/>
-        </w:rPr>
-        <w:t>in</w:t>
-      </w:r>
-      <w:r>
-        <w:rPr>
-          <w:b/>
-          <w:i/>
-          <w:vanish/>
-        </w:rPr>
-        <w:t xml:space="preserve"> </w:t>
-      </w:r>
-      <w:r>
-        <w:rPr>
-          <w:b/>
-          <w:iCs/>
-          <w:vanish/>
-        </w:rPr>
-        <w:t xml:space="preserve">= V- &lt; V+ = </w:t>
-      </w:r>
-      <w:r>
-        <w:rPr>
-          <w:b/>
-          <w:i/>
-          <w:vanish/>
-        </w:rPr>
-        <w:t>V</w:t>
-      </w:r>
-      <w:r>
-        <w:rPr>
-          <w:b/>
-          <w:i/>
-          <w:vanish/>
-          <w:vertAlign w:val="subscript"/>
-        </w:rPr>
-        <w:t>low</w:t>
-      </w:r>
-      <w:r>
-        <w:rPr>
-          <w:b/>
-          <w:i/>
-          <w:vanish/>
-        </w:rPr>
-        <w:t>,</w:t>
-      </w:r>
-      <w:r>
-        <w:rPr>
-          <w:b/>
-          <w:i/>
-          <w:vanish/>
-        </w:rPr>
-        <w:t xml:space="preserve"> </w:t>
-      </w:r>
-      <w:r>
-        <w:rPr>
-          <w:b/>
-          <w:iCs/>
-          <w:vanish/>
-        </w:rPr>
-        <w:t xml:space="preserve">then </w:t>
-      </w:r>
-      <w:r>
-        <w:rPr>
-          <w:b/>
-          <w:i/>
-          <w:vanish/>
-        </w:rPr>
-        <w:t>V</w:t>
-      </w:r>
-      <w:r>
-        <w:rPr>
-          <w:b/>
-          <w:i/>
-          <w:vanish/>
-          <w:vertAlign w:val="subscript"/>
-        </w:rPr>
-        <w:t>ou</w:t>
-      </w:r>
-      <w:r>
-        <w:rPr>
-          <w:b/>
-          <w:iCs/>
-          <w:vanish/>
-          <w:vertAlign w:val="subscript"/>
-        </w:rPr>
-        <w:t>t</w:t>
-      </w:r>
-      <w:r>
-        <w:rPr>
-          <w:b/>
-          <w:iCs/>
-          <w:vanish/>
-        </w:rPr>
-        <w:t xml:space="preserve"> = 9V.</w:t>
-      </w:r>
-    </w:p>
-    <w:p>
-      <w:pPr>
-        <w:pStyle w:val="ListParagraph"/>
-        <w:numPr>
-          <w:ilvl w:val="0"/>
-          <w:numId w:val="13"/>
-        </w:numPr>
-        <w:spacing w:before="100" w:beforeAutospacing="1" w:after="100" w:afterAutospacing="1" w:line="240" w:lineRule="auto"/>
-        <w:rPr>
-          <w:iCs/>
-        </w:rPr>
-      </w:pPr>
-      <w:r>
-        <w:rPr>
-          <w:iCs/>
-        </w:rPr>
         <w:t xml:space="preserve">Use this information to draw </w:t>
       </w:r>
       <w:r>
@@ -6130,7 +4716,7 @@
           <w:vanish/>
         </w:rPr>
         <w:drawing>
-          <wp:inline distT="0" distB="0" distL="0" distR="0" wp14:anchorId="39B7BCFE" wp14:editId="55E4D60E">
+          <wp:inline distT="0" distB="0" distL="0" distR="0" wp14:anchorId="39B7BCFE" wp14:editId="46FEFB41">
             <wp:extent cx="1666750" cy="1257300"/>
             <wp:effectExtent l="0" t="0" r="0" b="0"/>
             <wp:docPr id="17" name="Picture 17" descr="invertingSchmitt"/>
@@ -6898,6 +5484,7 @@
         <w:spacing w:before="100" w:beforeAutospacing="1" w:after="100" w:afterAutospacing="1" w:line="240" w:lineRule="auto"/>
       </w:pPr>
       <w:r>
+        <w:lastRenderedPageBreak/>
         <w:t xml:space="preserve">Set the equation derived in </w:t>
       </w:r>
       <w:r>
@@ -7475,28 +6062,507 @@
     <w:p>
       <w:pPr>
         <w:pStyle w:val="ListParagraph"/>
+        <w:numPr>
+          <w:ilvl w:val="0"/>
+          <w:numId w:val="13"/>
+        </w:numPr>
         <w:spacing w:before="100" w:beforeAutospacing="1" w:after="100" w:afterAutospacing="1" w:line="240" w:lineRule="auto"/>
-        <w:ind w:firstLine="720"/>
-        <w:jc w:val="center"/>
-        <w:rPr>
-          <w:rFonts w:ascii="Cambria Math" w:hAnsi="Cambria Math"/>
+        <w:ind w:right="-86"/>
+        <w:rPr>
+          <w:iCs/>
+        </w:rPr>
+      </w:pPr>
+      <w:r>
+        <w:rPr>
+          <w:iCs/>
+        </w:rPr>
+        <w:t>Assume</w:t>
+      </w:r>
+      <w:r>
+        <w:rPr>
+          <w:i/>
+        </w:rPr>
+        <w:t xml:space="preserve"> V</w:t>
+      </w:r>
+      <w:r>
+        <w:rPr>
+          <w:i/>
+          <w:vertAlign w:val="subscript"/>
+        </w:rPr>
+        <w:t>out</w:t>
+      </w:r>
+      <w:r>
+        <w:rPr>
+          <w:i/>
+        </w:rPr>
+        <w:t xml:space="preserve"> </w:t>
+      </w:r>
+      <w:r>
+        <w:rPr>
+          <w:iCs/>
+        </w:rPr>
+        <w:t xml:space="preserve">= </w:t>
+      </w:r>
+      <w:r>
+        <w:rPr>
+          <w:iCs/>
+        </w:rPr>
+        <w:t>0</w:t>
+      </w:r>
+      <w:r>
+        <w:rPr>
+          <w:iCs/>
+        </w:rPr>
+        <w:t>V</w:t>
+      </w:r>
+      <w:r>
+        <w:rPr>
+          <w:iCs/>
+        </w:rPr>
+        <w:t xml:space="preserve">.  In this case, there is a path for electrical flow from the charged plate of the capacitor C1 through the (forward biased) diode D1, through resistor R5 to </w:t>
+      </w:r>
+      <w:r>
+        <w:rPr>
+          <w:i/>
+        </w:rPr>
+        <w:t>V</w:t>
+      </w:r>
+      <w:r>
+        <w:rPr>
+          <w:i/>
+          <w:vertAlign w:val="subscript"/>
+        </w:rPr>
+        <w:t>out</w:t>
+      </w:r>
+      <w:r>
+        <w:rPr>
+          <w:iCs/>
+        </w:rPr>
+        <w:t xml:space="preserve"> </w:t>
+      </w:r>
+      <w:r>
+        <w:rPr>
+          <w:iCs/>
+        </w:rPr>
+        <w:t xml:space="preserve">= 0V. </w:t>
+      </w:r>
+      <w:r>
+        <w:rPr>
+          <w:iCs/>
+        </w:rPr>
+        <w:t xml:space="preserve"> Diode D</w:t>
+      </w:r>
+      <w:r>
+        <w:rPr>
+          <w:iCs/>
+        </w:rPr>
+        <w:t>2</w:t>
+      </w:r>
+      <w:r>
+        <w:rPr>
+          <w:iCs/>
+        </w:rPr>
+        <w:t xml:space="preserve"> </w:t>
+      </w:r>
+      <w:r>
+        <w:rPr>
+          <w:iCs/>
+        </w:rPr>
+        <w:t xml:space="preserve">is reverse biased so </w:t>
+      </w:r>
+      <w:r>
+        <w:rPr>
+          <w:iCs/>
+        </w:rPr>
+        <w:t>eliminat</w:t>
+      </w:r>
+      <w:r>
+        <w:rPr>
+          <w:iCs/>
+        </w:rPr>
+        <w:t xml:space="preserve">es </w:t>
+      </w:r>
+      <w:r>
+        <w:rPr>
+          <w:iCs/>
+        </w:rPr>
+        <w:t xml:space="preserve">the </w:t>
+      </w:r>
+      <w:r>
+        <w:rPr>
+          <w:iCs/>
+        </w:rPr>
+        <w:t>1</w:t>
+      </w:r>
+      <w:r>
+        <w:rPr>
+          <w:iCs/>
+        </w:rPr>
+        <w:t>k</w:t>
+      </w:r>
+      <w:r>
+        <w:rPr>
+          <w:iCs/>
+        </w:rPr>
+        <w:t>Ω</w:t>
+      </w:r>
+      <w:r>
+        <w:rPr>
+          <w:iCs/>
+        </w:rPr>
+        <w:t xml:space="preserve"> resistor from the circuit.  What is the time constant for this </w:t>
+      </w:r>
+      <w:r>
+        <w:rPr>
+          <w:iCs/>
+        </w:rPr>
+        <w:t>dis</w:t>
+      </w:r>
+      <w:r>
+        <w:rPr>
+          <w:iCs/>
+        </w:rPr>
+        <w:t>charging</w:t>
+      </w:r>
+      <w:r>
+        <w:rPr>
+          <w:iCs/>
+        </w:rPr>
+        <w:t xml:space="preserve">? </w:t>
+      </w:r>
+      <w:r>
+        <w:rPr>
+          <w:i/>
+        </w:rPr>
+        <w:t>(Hint:</w:t>
+      </w:r>
+      <w:r>
+        <w:rPr>
+          <w:i/>
+        </w:rPr>
+        <w:t xml:space="preserve"> </w:t>
+      </w:r>
+      <w:r>
+        <w:rPr>
+          <w:i/>
+        </w:rPr>
+        <w:t xml:space="preserve">You </w:t>
+      </w:r>
+      <w:r>
+        <w:rPr>
+          <w:i/>
+        </w:rPr>
+        <w:t>can replace the forward biased diode D1 with a wire.</w:t>
+      </w:r>
+      <w:r>
+        <w:rPr>
+          <w:i/>
+        </w:rPr>
+        <w:t>)</w:t>
+      </w:r>
+    </w:p>
+    <w:p>
+      <w:pPr>
+        <w:pStyle w:val="ListParagraph"/>
+        <w:spacing w:before="100" w:beforeAutospacing="1" w:after="100" w:afterAutospacing="1" w:line="240" w:lineRule="auto"/>
+        <w:ind w:right="-86" w:firstLine="0"/>
+        <w:rPr>
+          <w:iCs/>
+        </w:rPr>
+      </w:pPr>
+    </w:p>
+    <w:p>
+      <w:pPr>
+        <w:pStyle w:val="ListParagraph"/>
+        <w:numPr>
+          <w:ilvl w:val="0"/>
+          <w:numId w:val="13"/>
+        </w:numPr>
+        <w:spacing w:before="100" w:beforeAutospacing="1" w:after="100" w:afterAutospacing="1" w:line="240" w:lineRule="auto"/>
+        <w:rPr>
           <w:b/>
           <w:bCs/>
           <w:iCs/>
-          <w:vanish/>
-        </w:rPr>
-      </w:pPr>
-      <w:r>
-        <w:rPr>
-          <w:rFonts w:ascii="Cambria Math" w:hAnsi="Cambria Math"/>
+        </w:rPr>
+      </w:pPr>
+      <w:r>
+        <w:rPr>
+          <w:iCs/>
+        </w:rPr>
+        <w:t>Use this time constant to write an equation describing the voltage on capacitor</w:t>
+      </w:r>
+      <w:r>
+        <w:rPr>
+          <w:iCs/>
+        </w:rPr>
+        <w:t xml:space="preserve"> C1.</w:t>
+      </w:r>
+    </w:p>
+    <w:p>
+      <w:pPr>
+        <w:pStyle w:val="ListParagraph"/>
+        <w:spacing w:before="100" w:beforeAutospacing="1" w:after="100" w:afterAutospacing="1" w:line="240" w:lineRule="auto"/>
+        <w:ind w:firstLine="0"/>
+        <w:rPr>
           <w:b/>
           <w:bCs/>
           <w:iCs/>
+        </w:rPr>
+      </w:pPr>
+    </w:p>
+    <w:p>
+      <w:pPr>
+        <w:pStyle w:val="ListParagraph"/>
+        <w:numPr>
+          <w:ilvl w:val="0"/>
+          <w:numId w:val="13"/>
+        </w:numPr>
+        <w:spacing w:before="100" w:beforeAutospacing="1" w:after="100" w:afterAutospacing="1" w:line="240" w:lineRule="auto"/>
+      </w:pPr>
+      <w:r>
+        <w:t>C</w:t>
+      </w:r>
+      <w:r>
+        <w:t xml:space="preserve">ompute the time required for the capacitor </w:t>
+      </w:r>
+      <w:r>
+        <w:t xml:space="preserve">C1 </w:t>
+      </w:r>
+      <w:r>
+        <w:t xml:space="preserve">to discharge from </w:t>
+      </w:r>
+      <w:r>
+        <w:rPr>
+          <w:bCs/>
+          <w:i/>
+        </w:rPr>
+        <w:t>V</w:t>
+      </w:r>
+      <w:r>
+        <w:rPr>
+          <w:bCs/>
+          <w:i/>
+          <w:vertAlign w:val="subscript"/>
+        </w:rPr>
+        <w:t>high</w:t>
+      </w:r>
+      <w:r>
+        <w:rPr>
+          <w:bCs/>
+          <w:iCs/>
+        </w:rPr>
+        <w:t xml:space="preserve"> to </w:t>
+      </w:r>
+      <w:r>
+        <w:rPr>
+          <w:bCs/>
+          <w:i/>
+        </w:rPr>
+        <w:t>V</w:t>
+      </w:r>
+      <w:r>
+        <w:rPr>
+          <w:bCs/>
+          <w:i/>
+          <w:vertAlign w:val="subscript"/>
+        </w:rPr>
+        <w:t>low</w:t>
+      </w:r>
+      <w:r>
+        <w:rPr>
+          <w:bCs/>
+          <w:i/>
+        </w:rPr>
+        <w:t xml:space="preserve"> </w:t>
+      </w:r>
+      <w:r>
+        <w:rPr>
+          <w:bCs/>
+          <w:iCs/>
+        </w:rPr>
+        <w:t>as follows.</w:t>
+      </w:r>
+    </w:p>
+    <w:p>
+      <w:pPr>
+        <w:pStyle w:val="ListParagraph"/>
+        <w:numPr>
+          <w:ilvl w:val="1"/>
+          <w:numId w:val="12"/>
+        </w:numPr>
+        <w:spacing w:before="100" w:beforeAutospacing="1" w:after="100" w:afterAutospacing="1" w:line="240" w:lineRule="auto"/>
+      </w:pPr>
+      <w:r>
+        <w:t xml:space="preserve">Set the </w:t>
+      </w:r>
+      <w:r>
+        <w:rPr>
+          <w:i/>
+          <w:iCs/>
+        </w:rPr>
+        <w:t>V</w:t>
+      </w:r>
+      <w:r>
+        <w:rPr>
+          <w:i/>
+          <w:iCs/>
+          <w:vertAlign w:val="subscript"/>
+        </w:rPr>
+        <w:t>t</w:t>
+      </w:r>
+      <w:r>
+        <w:rPr>
+          <w:i/>
+          <w:iCs/>
+        </w:rPr>
+        <w:t>(t)</w:t>
+      </w:r>
+      <w:r>
+        <w:t xml:space="preserve"> equation equal to </w:t>
+      </w:r>
+      <w:r>
+        <w:rPr>
+          <w:bCs/>
+          <w:i/>
+        </w:rPr>
+        <w:t>V</w:t>
+      </w:r>
+      <w:r>
+        <w:rPr>
+          <w:bCs/>
+          <w:i/>
+          <w:vertAlign w:val="subscript"/>
+        </w:rPr>
+        <w:t>high</w:t>
+      </w:r>
+      <w:r>
+        <w:t xml:space="preserve"> and solve for </w:t>
+      </w:r>
+      <w:r>
+        <w:rPr>
+          <w:i/>
+          <w:iCs/>
+        </w:rPr>
+        <w:t>t</w:t>
+      </w:r>
+      <w:r>
+        <w:t xml:space="preserve">.  This </w:t>
+      </w:r>
+      <w:r>
+        <w:t>equation gives</w:t>
+      </w:r>
+      <w:r>
+        <w:t xml:space="preserve"> the time to discharge from 9V to </w:t>
+      </w:r>
+      <w:r>
+        <w:rPr>
+          <w:bCs/>
+          <w:i/>
+        </w:rPr>
+        <w:t>V</w:t>
+      </w:r>
+      <w:r>
+        <w:rPr>
+          <w:bCs/>
+          <w:i/>
+          <w:vertAlign w:val="subscript"/>
+        </w:rPr>
+        <w:t>high</w:t>
+      </w:r>
+      <w:r>
+        <w:t>.  Represent your answer in m</w:t>
+      </w:r>
+      <w:r>
+        <w:t>illi</w:t>
+      </w:r>
+      <w:r>
+        <w:t>seconds and round to t</w:t>
+      </w:r>
+      <w:r>
+        <w:t>hree significant figures</w:t>
+      </w:r>
+      <w:r>
+        <w:t>.</w:t>
+      </w:r>
+    </w:p>
+    <w:p>
+      <w:pPr>
+        <w:pStyle w:val="ListParagraph"/>
+        <w:numPr>
+          <w:ilvl w:val="1"/>
+          <w:numId w:val="12"/>
+        </w:numPr>
+        <w:spacing w:before="100" w:beforeAutospacing="1" w:after="100" w:afterAutospacing="1" w:line="240" w:lineRule="auto"/>
+        <w:rPr>
+          <w:b/>
+          <w:bCs/>
+          <w:iCs/>
           <w:vanish/>
         </w:rPr>
-        <w:t>470</w:t>
-      </w:r>
+      </w:pPr>
       <m:oMath>
+        <m:sSub>
+          <m:sSubPr>
+            <m:ctrlPr>
+              <w:rPr>
+                <w:rFonts w:ascii="Cambria Math" w:hAnsi="Cambria Math"/>
+                <w:b/>
+                <w:bCs/>
+                <w:iCs/>
+                <w:vanish/>
+              </w:rPr>
+            </m:ctrlPr>
+          </m:sSubPr>
+          <m:e>
+            <m:r>
+              <m:rPr>
+                <m:sty m:val="bi"/>
+              </m:rPr>
+              <w:rPr>
+                <w:rFonts w:ascii="Cambria Math" w:hAnsi="Cambria Math"/>
+                <w:vanish/>
+              </w:rPr>
+              <m:t>V</m:t>
+            </m:r>
+          </m:e>
+          <m:sub>
+            <m:r>
+              <m:rPr>
+                <m:sty m:val="bi"/>
+              </m:rPr>
+              <w:rPr>
+                <w:rFonts w:ascii="Cambria Math" w:hAnsi="Cambria Math"/>
+                <w:vanish/>
+              </w:rPr>
+              <m:t>t</m:t>
+            </m:r>
+          </m:sub>
+        </m:sSub>
+        <m:d>
+          <m:dPr>
+            <m:ctrlPr>
+              <w:rPr>
+                <w:rFonts w:ascii="Cambria Math" w:hAnsi="Cambria Math"/>
+                <w:b/>
+                <w:bCs/>
+                <w:iCs/>
+                <w:vanish/>
+              </w:rPr>
+            </m:ctrlPr>
+          </m:dPr>
+          <m:e>
+            <m:r>
+              <m:rPr>
+                <m:sty m:val="bi"/>
+              </m:rPr>
+              <w:rPr>
+                <w:rFonts w:ascii="Cambria Math" w:hAnsi="Cambria Math"/>
+                <w:vanish/>
+              </w:rPr>
+              <m:t>t</m:t>
+            </m:r>
+          </m:e>
+        </m:d>
         <m:r>
           <m:rPr>
             <m:sty m:val="b"/>
@@ -7505,20 +6571,92 @@
             <w:rFonts w:ascii="Cambria Math" w:hAnsi="Cambria Math"/>
             <w:vanish/>
           </w:rPr>
-          <m:t xml:space="preserve"> µs</m:t>
+          <m:t>=6.86= 9</m:t>
         </m:r>
-      </m:oMath>
-      <w:r>
-        <w:rPr>
-          <w:rFonts w:ascii="Cambria Math" w:hAnsi="Cambria Math"/>
-          <w:b/>
-          <w:bCs/>
-          <w:iCs/>
-          <w:vanish/>
-        </w:rPr>
-        <w:t xml:space="preserve"> – 90</w:t>
-      </w:r>
-      <m:oMath>
+        <m:sSup>
+          <m:sSupPr>
+            <m:ctrlPr>
+              <w:rPr>
+                <w:rFonts w:ascii="Cambria Math" w:hAnsi="Cambria Math"/>
+                <w:b/>
+                <w:bCs/>
+                <w:iCs/>
+                <w:vanish/>
+              </w:rPr>
+            </m:ctrlPr>
+          </m:sSupPr>
+          <m:e>
+            <m:r>
+              <m:rPr>
+                <m:sty m:val="bi"/>
+              </m:rPr>
+              <w:rPr>
+                <w:rFonts w:ascii="Cambria Math" w:hAnsi="Cambria Math"/>
+                <w:vanish/>
+              </w:rPr>
+              <m:t>e</m:t>
+            </m:r>
+          </m:e>
+          <m:sup>
+            <m:r>
+              <m:rPr>
+                <m:sty m:val="b"/>
+              </m:rPr>
+              <w:rPr>
+                <w:rFonts w:ascii="Cambria Math" w:hAnsi="Cambria Math"/>
+                <w:vanish/>
+              </w:rPr>
+              <m:t>-</m:t>
+            </m:r>
+            <m:f>
+              <m:fPr>
+                <m:ctrlPr>
+                  <w:rPr>
+                    <w:rFonts w:ascii="Cambria Math" w:hAnsi="Cambria Math"/>
+                    <w:b/>
+                    <w:bCs/>
+                    <w:iCs/>
+                    <w:vanish/>
+                  </w:rPr>
+                </m:ctrlPr>
+              </m:fPr>
+              <m:num>
+                <m:r>
+                  <m:rPr>
+                    <m:sty m:val="bi"/>
+                  </m:rPr>
+                  <w:rPr>
+                    <w:rFonts w:ascii="Cambria Math" w:hAnsi="Cambria Math"/>
+                    <w:vanish/>
+                  </w:rPr>
+                  <m:t>t</m:t>
+                </m:r>
+              </m:num>
+              <m:den>
+                <m:r>
+                  <m:rPr>
+                    <m:sty m:val="b"/>
+                  </m:rPr>
+                  <w:rPr>
+                    <w:rFonts w:ascii="Cambria Math" w:hAnsi="Cambria Math"/>
+                    <w:vanish/>
+                  </w:rPr>
+                  <m:t>3.3</m:t>
+                </m:r>
+                <m:r>
+                  <m:rPr>
+                    <m:sty m:val="bi"/>
+                  </m:rPr>
+                  <w:rPr>
+                    <w:rFonts w:ascii="Cambria Math" w:hAnsi="Cambria Math"/>
+                    <w:vanish/>
+                  </w:rPr>
+                  <m:t>ms</m:t>
+                </m:r>
+              </m:den>
+            </m:f>
+          </m:sup>
+        </m:sSup>
         <m:r>
           <m:rPr>
             <m:sty m:val="b"/>
@@ -7527,20 +6665,194 @@
             <w:rFonts w:ascii="Cambria Math" w:hAnsi="Cambria Math"/>
             <w:vanish/>
           </w:rPr>
-          <m:t xml:space="preserve"> µs</m:t>
+          <m:t xml:space="preserve">=0.896 </m:t>
+        </m:r>
+        <m:r>
+          <m:rPr>
+            <m:sty m:val="bi"/>
+          </m:rPr>
+          <w:rPr>
+            <w:rFonts w:ascii="Cambria Math" w:hAnsi="Cambria Math"/>
+            <w:vanish/>
+          </w:rPr>
+          <m:t>ms</m:t>
         </m:r>
       </m:oMath>
-      <w:r>
-        <w:rPr>
-          <w:rFonts w:ascii="Cambria Math" w:hAnsi="Cambria Math"/>
+    </w:p>
+    <w:p>
+      <w:pPr>
+        <w:pStyle w:val="ListParagraph"/>
+        <w:numPr>
+          <w:ilvl w:val="1"/>
+          <w:numId w:val="12"/>
+        </w:numPr>
+        <w:spacing w:before="100" w:beforeAutospacing="1" w:after="100" w:afterAutospacing="1" w:line="240" w:lineRule="auto"/>
+      </w:pPr>
+      <w:r>
+        <w:t xml:space="preserve">Set </w:t>
+      </w:r>
+      <w:r>
+        <w:t xml:space="preserve">the </w:t>
+      </w:r>
+      <w:r>
+        <w:rPr>
+          <w:i/>
+          <w:iCs/>
+        </w:rPr>
+        <w:t>V</w:t>
+      </w:r>
+      <w:r>
+        <w:rPr>
+          <w:i/>
+          <w:iCs/>
+          <w:vertAlign w:val="subscript"/>
+        </w:rPr>
+        <w:t>t</w:t>
+      </w:r>
+      <w:r>
+        <w:rPr>
+          <w:i/>
+          <w:iCs/>
+        </w:rPr>
+        <w:t xml:space="preserve">(t) </w:t>
+      </w:r>
+      <w:r>
+        <w:t xml:space="preserve">equation equal to </w:t>
+      </w:r>
+      <w:r>
+        <w:rPr>
+          <w:bCs/>
+          <w:i/>
+        </w:rPr>
+        <w:t>V</w:t>
+      </w:r>
+      <w:r>
+        <w:rPr>
+          <w:bCs/>
+          <w:i/>
+          <w:vertAlign w:val="subscript"/>
+        </w:rPr>
+        <w:t>low</w:t>
+      </w:r>
+      <w:r>
+        <w:rPr>
+          <w:i/>
+        </w:rPr>
+        <w:t xml:space="preserve"> </w:t>
+      </w:r>
+      <w:r>
+        <w:t xml:space="preserve">and solve for </w:t>
+      </w:r>
+      <w:r>
+        <w:rPr>
+          <w:i/>
+          <w:iCs/>
+        </w:rPr>
+        <w:t>t</w:t>
+      </w:r>
+      <w:r>
+        <w:t xml:space="preserve">.  This </w:t>
+      </w:r>
+      <w:r>
+        <w:t>equation gives</w:t>
+      </w:r>
+      <w:r>
+        <w:t xml:space="preserve"> the time to discharge from 9V to </w:t>
+      </w:r>
+      <w:r>
+        <w:rPr>
+          <w:bCs/>
+          <w:i/>
+        </w:rPr>
+        <w:t>V</w:t>
+      </w:r>
+      <w:r>
+        <w:rPr>
+          <w:bCs/>
+          <w:i/>
+          <w:vertAlign w:val="subscript"/>
+        </w:rPr>
+        <w:t>low</w:t>
+      </w:r>
+      <w:r>
+        <w:t>.  Represent your answer in milliseconds and round to three significant figures.</w:t>
+      </w:r>
+    </w:p>
+    <w:p>
+      <w:pPr>
+        <w:pStyle w:val="ListParagraph"/>
+        <w:numPr>
+          <w:ilvl w:val="1"/>
+          <w:numId w:val="12"/>
+        </w:numPr>
+        <w:spacing w:before="100" w:beforeAutospacing="1" w:after="100" w:afterAutospacing="1" w:line="240" w:lineRule="auto"/>
+        <w:rPr>
           <w:b/>
           <w:bCs/>
-          <w:iCs/>
           <w:vanish/>
         </w:rPr>
-        <w:t xml:space="preserve"> = 380</w:t>
-      </w:r>
+      </w:pPr>
       <m:oMath>
+        <m:sSub>
+          <m:sSubPr>
+            <m:ctrlPr>
+              <w:rPr>
+                <w:rFonts w:ascii="Cambria Math" w:hAnsi="Cambria Math"/>
+                <w:b/>
+                <w:bCs/>
+                <w:vanish/>
+              </w:rPr>
+            </m:ctrlPr>
+          </m:sSubPr>
+          <m:e>
+            <m:r>
+              <m:rPr>
+                <m:sty m:val="bi"/>
+              </m:rPr>
+              <w:rPr>
+                <w:rFonts w:ascii="Cambria Math" w:hAnsi="Cambria Math"/>
+                <w:vanish/>
+              </w:rPr>
+              <m:t>V</m:t>
+            </m:r>
+          </m:e>
+          <m:sub>
+            <m:r>
+              <m:rPr>
+                <m:sty m:val="bi"/>
+              </m:rPr>
+              <w:rPr>
+                <w:rFonts w:ascii="Cambria Math" w:hAnsi="Cambria Math"/>
+                <w:vanish/>
+              </w:rPr>
+              <m:t>t</m:t>
+            </m:r>
+          </m:sub>
+        </m:sSub>
+        <m:d>
+          <m:dPr>
+            <m:ctrlPr>
+              <w:rPr>
+                <w:rFonts w:ascii="Cambria Math" w:hAnsi="Cambria Math"/>
+                <w:b/>
+                <w:bCs/>
+                <w:vanish/>
+              </w:rPr>
+            </m:ctrlPr>
+          </m:dPr>
+          <m:e>
+            <m:r>
+              <m:rPr>
+                <m:sty m:val="bi"/>
+              </m:rPr>
+              <w:rPr>
+                <w:rFonts w:ascii="Cambria Math" w:hAnsi="Cambria Math"/>
+                <w:vanish/>
+              </w:rPr>
+              <m:t>t</m:t>
+            </m:r>
+          </m:e>
+        </m:d>
         <m:r>
           <m:rPr>
             <m:sty m:val="b"/>
@@ -7549,9 +6861,496 @@
             <w:rFonts w:ascii="Cambria Math" w:hAnsi="Cambria Math"/>
             <w:vanish/>
           </w:rPr>
-          <m:t xml:space="preserve"> µs</m:t>
+          <m:t>=2.14= 9</m:t>
+        </m:r>
+        <m:sSup>
+          <m:sSupPr>
+            <m:ctrlPr>
+              <w:rPr>
+                <w:rFonts w:ascii="Cambria Math" w:hAnsi="Cambria Math"/>
+                <w:b/>
+                <w:bCs/>
+                <w:vanish/>
+              </w:rPr>
+            </m:ctrlPr>
+          </m:sSupPr>
+          <m:e>
+            <m:r>
+              <m:rPr>
+                <m:sty m:val="bi"/>
+              </m:rPr>
+              <w:rPr>
+                <w:rFonts w:ascii="Cambria Math" w:hAnsi="Cambria Math"/>
+                <w:vanish/>
+              </w:rPr>
+              <m:t>e</m:t>
+            </m:r>
+          </m:e>
+          <m:sup>
+            <m:r>
+              <m:rPr>
+                <m:sty m:val="b"/>
+              </m:rPr>
+              <w:rPr>
+                <w:rFonts w:ascii="Cambria Math" w:hAnsi="Cambria Math"/>
+                <w:vanish/>
+              </w:rPr>
+              <m:t>-</m:t>
+            </m:r>
+            <m:f>
+              <m:fPr>
+                <m:ctrlPr>
+                  <w:rPr>
+                    <w:rFonts w:ascii="Cambria Math" w:hAnsi="Cambria Math"/>
+                    <w:b/>
+                    <w:bCs/>
+                    <w:vanish/>
+                  </w:rPr>
+                </m:ctrlPr>
+              </m:fPr>
+              <m:num>
+                <m:r>
+                  <m:rPr>
+                    <m:sty m:val="bi"/>
+                  </m:rPr>
+                  <w:rPr>
+                    <w:rFonts w:ascii="Cambria Math" w:hAnsi="Cambria Math"/>
+                    <w:vanish/>
+                  </w:rPr>
+                  <m:t>t</m:t>
+                </m:r>
+              </m:num>
+              <m:den>
+                <m:r>
+                  <m:rPr>
+                    <m:sty m:val="b"/>
+                  </m:rPr>
+                  <w:rPr>
+                    <w:rFonts w:ascii="Cambria Math" w:hAnsi="Cambria Math"/>
+                    <w:vanish/>
+                  </w:rPr>
+                  <m:t>3.3</m:t>
+                </m:r>
+                <m:r>
+                  <m:rPr>
+                    <m:sty m:val="bi"/>
+                  </m:rPr>
+                  <w:rPr>
+                    <w:rFonts w:ascii="Cambria Math" w:hAnsi="Cambria Math"/>
+                    <w:vanish/>
+                  </w:rPr>
+                  <m:t>ms</m:t>
+                </m:r>
+              </m:den>
+            </m:f>
+          </m:sup>
+        </m:sSup>
+        <m:r>
+          <m:rPr>
+            <m:sty m:val="b"/>
+          </m:rPr>
+          <w:rPr>
+            <w:rFonts w:ascii="Cambria Math" w:hAnsi="Cambria Math"/>
+            <w:vanish/>
+          </w:rPr>
+          <m:t xml:space="preserve">=4.74 </m:t>
+        </m:r>
+        <m:r>
+          <m:rPr>
+            <m:sty m:val="bi"/>
+          </m:rPr>
+          <w:rPr>
+            <w:rFonts w:ascii="Cambria Math" w:hAnsi="Cambria Math"/>
+            <w:vanish/>
+          </w:rPr>
+          <m:t>ms</m:t>
         </m:r>
       </m:oMath>
+    </w:p>
+    <w:p>
+      <w:pPr>
+        <w:pStyle w:val="ListParagraph"/>
+        <w:numPr>
+          <w:ilvl w:val="1"/>
+          <w:numId w:val="12"/>
+        </w:numPr>
+        <w:spacing w:before="100" w:beforeAutospacing="1" w:after="100" w:afterAutospacing="1" w:line="240" w:lineRule="auto"/>
+        <w:rPr>
+          <w:b/>
+          <w:bCs/>
+        </w:rPr>
+      </w:pPr>
+      <w:r>
+        <w:t xml:space="preserve">To derive the time to discharge C1 from </w:t>
+      </w:r>
+      <w:r>
+        <w:rPr>
+          <w:bCs/>
+          <w:i/>
+        </w:rPr>
+        <w:t>V</w:t>
+      </w:r>
+      <w:r>
+        <w:rPr>
+          <w:bCs/>
+          <w:i/>
+          <w:vertAlign w:val="subscript"/>
+        </w:rPr>
+        <w:t>high</w:t>
+      </w:r>
+      <w:r>
+        <w:t xml:space="preserve"> to </w:t>
+      </w:r>
+      <w:r>
+        <w:rPr>
+          <w:bCs/>
+          <w:i/>
+        </w:rPr>
+        <w:t>V</w:t>
+      </w:r>
+      <w:r>
+        <w:rPr>
+          <w:bCs/>
+          <w:i/>
+          <w:vertAlign w:val="subscript"/>
+        </w:rPr>
+        <w:t>low</w:t>
+      </w:r>
+      <w:r>
+        <w:t>, subtract the time to get to</w:t>
+      </w:r>
+      <w:r>
+        <w:rPr>
+          <w:i/>
+        </w:rPr>
+        <w:t xml:space="preserve"> </w:t>
+      </w:r>
+      <w:r>
+        <w:rPr>
+          <w:bCs/>
+          <w:i/>
+        </w:rPr>
+        <w:t>V</w:t>
+      </w:r>
+      <w:r>
+        <w:rPr>
+          <w:bCs/>
+          <w:i/>
+          <w:vertAlign w:val="subscript"/>
+        </w:rPr>
+        <w:t>high</w:t>
+      </w:r>
+      <w:r>
+        <w:t xml:space="preserve"> from the time to get to </w:t>
+      </w:r>
+      <w:r>
+        <w:rPr>
+          <w:bCs/>
+          <w:i/>
+        </w:rPr>
+        <w:t>V</w:t>
+      </w:r>
+      <w:r>
+        <w:rPr>
+          <w:bCs/>
+          <w:i/>
+          <w:vertAlign w:val="subscript"/>
+        </w:rPr>
+        <w:t>low</w:t>
+      </w:r>
+      <w:r>
+        <w:t xml:space="preserve">.  </w:t>
+      </w:r>
+      <w:r>
+        <w:rPr>
+          <w:b/>
+          <w:bCs/>
+          <w:vanish/>
+        </w:rPr>
+        <w:t>4.74</w:t>
+      </w:r>
+      <w:r>
+        <w:rPr>
+          <w:b/>
+          <w:bCs/>
+          <w:vanish/>
+        </w:rPr>
+        <w:t xml:space="preserve"> </w:t>
+      </w:r>
+      <w:r>
+        <w:rPr>
+          <w:b/>
+          <w:bCs/>
+          <w:vanish/>
+        </w:rPr>
+        <w:t xml:space="preserve">ms – </w:t>
+      </w:r>
+      <w:r>
+        <w:rPr>
+          <w:b/>
+          <w:bCs/>
+          <w:vanish/>
+        </w:rPr>
+        <w:t>0.89</w:t>
+      </w:r>
+      <w:r>
+        <w:rPr>
+          <w:b/>
+          <w:bCs/>
+          <w:vanish/>
+        </w:rPr>
+        <w:t xml:space="preserve"> </w:t>
+      </w:r>
+      <w:r>
+        <w:rPr>
+          <w:b/>
+          <w:bCs/>
+          <w:vanish/>
+        </w:rPr>
+        <w:t xml:space="preserve">ms = </w:t>
+      </w:r>
+      <w:r>
+        <w:rPr>
+          <w:b/>
+          <w:bCs/>
+          <w:vanish/>
+        </w:rPr>
+        <w:t>3.85</w:t>
+      </w:r>
+      <w:r>
+        <w:rPr>
+          <w:b/>
+          <w:bCs/>
+          <w:vanish/>
+        </w:rPr>
+        <w:t xml:space="preserve"> </w:t>
+      </w:r>
+      <w:r>
+        <w:rPr>
+          <w:b/>
+          <w:bCs/>
+          <w:vanish/>
+        </w:rPr>
+        <w:t>ms</w:t>
+      </w:r>
+    </w:p>
+    <w:p>
+      <w:pPr>
+        <w:spacing w:before="100" w:beforeAutospacing="1" w:after="100" w:afterAutospacing="1" w:line="240" w:lineRule="auto"/>
+        <w:rPr>
+          <w:b/>
+          <w:bCs/>
+          <w:vanish/>
+        </w:rPr>
+      </w:pPr>
+    </w:p>
+    <w:p>
+      <w:pPr>
+        <w:spacing w:before="100" w:beforeAutospacing="1" w:after="100" w:afterAutospacing="1" w:line="240" w:lineRule="auto"/>
+        <w:rPr>
+          <w:iCs/>
+        </w:rPr>
+      </w:pPr>
+      <w:r>
+        <w:rPr>
+          <w:iCs/>
+        </w:rPr>
+        <w:t>Note</w:t>
+      </w:r>
+      <w:r>
+        <w:rPr>
+          <w:iCs/>
+        </w:rPr>
+        <w:t>,</w:t>
+      </w:r>
+      <w:r>
+        <w:rPr>
+          <w:iCs/>
+        </w:rPr>
+        <w:t xml:space="preserve"> the capacitor C1</w:t>
+      </w:r>
+      <w:r>
+        <w:rPr>
+          <w:iCs/>
+        </w:rPr>
+        <w:t xml:space="preserve"> is</w:t>
+      </w:r>
+      <w:r>
+        <w:rPr>
+          <w:iCs/>
+        </w:rPr>
+        <w:t xml:space="preserve"> connected to the inverting input of the op amp in </w:t>
+      </w:r>
+      <w:r>
+        <w:fldChar w:fldCharType="begin"/>
+      </w:r>
+      <w:r>
+        <w:instrText xml:space="preserve"> REF _Ref80215322 \h </w:instrText>
+      </w:r>
+      <w:r>
+        <w:fldChar w:fldCharType="separate"/>
+      </w:r>
+      <w:r>
+        <w:t xml:space="preserve">Figure </w:t>
+      </w:r>
+      <w:r>
+        <w:rPr>
+          <w:noProof/>
+        </w:rPr>
+        <w:t>1</w:t>
+      </w:r>
+      <w:r>
+        <w:fldChar w:fldCharType="end"/>
+      </w:r>
+      <w:r>
+        <w:t xml:space="preserve">.  </w:t>
+      </w:r>
+      <w:r>
+        <w:t>Thus,</w:t>
+      </w:r>
+      <w:r>
+        <w:t xml:space="preserve"> the charge on this capacitor</w:t>
+      </w:r>
+      <w:r>
+        <w:rPr>
+          <w:iCs/>
+        </w:rPr>
+        <w:t xml:space="preserve"> plays the role of </w:t>
+      </w:r>
+      <w:r>
+        <w:rPr>
+          <w:bCs/>
+          <w:i/>
+        </w:rPr>
+        <w:t>V</w:t>
+      </w:r>
+      <w:r>
+        <w:rPr>
+          <w:bCs/>
+          <w:i/>
+          <w:vertAlign w:val="subscript"/>
+        </w:rPr>
+        <w:t>in</w:t>
+      </w:r>
+      <w:r>
+        <w:rPr>
+          <w:bCs/>
+          <w:iCs/>
+        </w:rPr>
+        <w:t xml:space="preserve"> </w:t>
+      </w:r>
+      <w:r>
+        <w:rPr>
+          <w:iCs/>
+        </w:rPr>
+        <w:t xml:space="preserve">in </w:t>
+      </w:r>
+      <w:r>
+        <w:fldChar w:fldCharType="begin"/>
+      </w:r>
+      <w:r>
+        <w:instrText xml:space="preserve"> REF _Ref80216585 \h </w:instrText>
+      </w:r>
+      <w:r>
+        <w:fldChar w:fldCharType="separate"/>
+      </w:r>
+      <w:r>
+        <w:t xml:space="preserve">Figure </w:t>
+      </w:r>
+      <w:r>
+        <w:rPr>
+          <w:noProof/>
+        </w:rPr>
+        <w:t>4</w:t>
+      </w:r>
+      <w:r>
+        <w:fldChar w:fldCharType="end"/>
+      </w:r>
+      <w:r>
+        <w:t xml:space="preserve"> and in </w:t>
+      </w:r>
+      <w:r>
+        <w:rPr>
+          <w:iCs/>
+        </w:rPr>
+        <w:t xml:space="preserve">the graph produced in Q9.  </w:t>
+      </w:r>
+      <w:r>
+        <w:rPr>
+          <w:iCs/>
+        </w:rPr>
+        <w:t xml:space="preserve">Use </w:t>
+      </w:r>
+      <w:r>
+        <w:rPr>
+          <w:iCs/>
+        </w:rPr>
+        <w:t xml:space="preserve">your answers to these and other questions </w:t>
+      </w:r>
+      <w:r>
+        <w:rPr>
+          <w:iCs/>
+        </w:rPr>
+        <w:t xml:space="preserve">to </w:t>
+      </w:r>
+      <w:r>
+        <w:rPr>
+          <w:iCs/>
+        </w:rPr>
+        <w:t xml:space="preserve">answer the following two questions. Make sure to fill in the blanks </w:t>
+      </w:r>
+      <w:r>
+        <w:rPr>
+          <w:iCs/>
+        </w:rPr>
+        <w:t xml:space="preserve">and </w:t>
+      </w:r>
+      <w:r>
+        <w:rPr>
+          <w:iCs/>
+        </w:rPr>
+        <w:t xml:space="preserve">choose an </w:t>
+      </w:r>
+      <w:r>
+        <w:rPr>
+          <w:iCs/>
+        </w:rPr>
+        <w:t>option</w:t>
+      </w:r>
+      <w:r>
+        <w:rPr>
+          <w:iCs/>
+        </w:rPr>
+        <w:t xml:space="preserve"> when a pair of </w:t>
+      </w:r>
+      <w:r>
+        <w:rPr>
+          <w:b/>
+          <w:bCs/>
+          <w:iCs/>
+        </w:rPr>
+        <w:t>items</w:t>
+      </w:r>
+      <w:r>
+        <w:rPr>
+          <w:iCs/>
+        </w:rPr>
+        <w:t xml:space="preserve"> are separated by a “</w:t>
+      </w:r>
+      <w:r>
+        <w:rPr>
+          <w:b/>
+          <w:bCs/>
+          <w:iCs/>
+        </w:rPr>
+        <w:t>/</w:t>
+      </w:r>
+      <w:r>
+        <w:rPr>
+          <w:iCs/>
+        </w:rPr>
+        <w:t xml:space="preserve">”.  </w:t>
+      </w:r>
     </w:p>
     <w:p>
       <w:pPr>
@@ -7561,22 +7360,27 @@
           <w:numId w:val="13"/>
         </w:numPr>
         <w:spacing w:before="100" w:beforeAutospacing="1" w:after="100" w:afterAutospacing="1" w:line="240" w:lineRule="auto"/>
-        <w:ind w:right="-86"/>
-        <w:rPr>
-          <w:iCs/>
-        </w:rPr>
-      </w:pPr>
-      <w:r>
-        <w:rPr>
-          <w:iCs/>
-        </w:rPr>
-        <w:t>Assume</w:t>
-      </w:r>
-      <w:r>
-        <w:rPr>
-          <w:i/>
-        </w:rPr>
-        <w:t xml:space="preserve"> V</w:t>
+        <w:rPr>
+          <w:iCs/>
+        </w:rPr>
+      </w:pPr>
+      <w:r>
+        <w:rPr>
+          <w:iCs/>
+        </w:rPr>
+        <w:t>When</w:t>
+      </w:r>
+      <w:r>
+        <w:rPr>
+          <w:iCs/>
+        </w:rPr>
+        <w:t xml:space="preserve"> </w:t>
+      </w:r>
+      <w:r>
+        <w:rPr>
+          <w:i/>
+        </w:rPr>
+        <w:t>V</w:t>
       </w:r>
       <w:r>
         <w:rPr>
@@ -7587,7 +7391,7 @@
       </w:r>
       <w:r>
         <w:rPr>
-          <w:i/>
+          <w:iCs/>
         </w:rPr>
         <w:t xml:space="preserve"> </w:t>
       </w:r>
@@ -7595,42 +7399,365 @@
         <w:rPr>
           <w:iCs/>
         </w:rPr>
-        <w:t xml:space="preserve">= </w:t>
-      </w:r>
-      <w:r>
-        <w:rPr>
-          <w:iCs/>
-        </w:rPr>
-        <w:t>0</w:t>
-      </w:r>
-      <w:r>
-        <w:rPr>
-          <w:iCs/>
+        <w:t>= 9V</w:t>
+      </w:r>
+      <w:r>
+        <w:rPr>
+          <w:iCs/>
+        </w:rPr>
+        <w:t>,</w:t>
+      </w:r>
+      <w:r>
+        <w:rPr>
+          <w:iCs/>
+        </w:rPr>
+        <w:t xml:space="preserve"> then the capacitor C1 is </w:t>
+      </w:r>
+      <w:r>
+        <w:rPr>
+          <w:b/>
+          <w:bCs/>
+          <w:iCs/>
+          <w:vanish/>
+        </w:rPr>
+        <w:t>charging</w:t>
+      </w:r>
+      <w:r>
+        <w:rPr>
+          <w:b/>
+          <w:bCs/>
+          <w:iCs/>
+          <w:vanish/>
+        </w:rPr>
+        <w:t xml:space="preserve"> </w:t>
+      </w:r>
+      <w:r>
+        <w:rPr>
+          <w:b/>
+          <w:bCs/>
+          <w:iCs/>
+        </w:rPr>
+        <w:t>charging</w:t>
+      </w:r>
+      <w:r>
+        <w:rPr>
+          <w:iCs/>
+        </w:rPr>
+        <w:t>/</w:t>
+      </w:r>
+      <w:r>
+        <w:rPr>
+          <w:b/>
+          <w:bCs/>
+          <w:iCs/>
+        </w:rPr>
+        <w:t>discharging</w:t>
+      </w:r>
+      <w:r>
+        <w:rPr>
+          <w:iCs/>
+        </w:rPr>
+        <w:t xml:space="preserve"> from </w:t>
+      </w:r>
+      <w:r>
+        <w:rPr>
+          <w:bCs/>
+          <w:i/>
         </w:rPr>
         <w:t>V</w:t>
       </w:r>
       <w:r>
         <w:rPr>
-          <w:iCs/>
-        </w:rPr>
-        <w:t xml:space="preserve">.  In this case, there is a path for electrical flow from the charged plate of the capacitor C1 through the (forward biased) diode D1, through resistor R5 to </w:t>
-      </w:r>
-      <w:r>
-        <w:rPr>
+          <w:bCs/>
+          <w:i/>
+          <w:vertAlign w:val="subscript"/>
+        </w:rPr>
+        <w:t>low</w:t>
+      </w:r>
+      <w:r>
+        <w:rPr>
+          <w:i/>
+        </w:rPr>
+        <w:t xml:space="preserve"> </w:t>
+      </w:r>
+      <w:r>
+        <w:rPr>
+          <w:iCs/>
+        </w:rPr>
+        <w:t xml:space="preserve">to </w:t>
+      </w:r>
+      <w:r>
+        <w:rPr>
+          <w:bCs/>
           <w:i/>
         </w:rPr>
         <w:t>V</w:t>
       </w:r>
       <w:r>
         <w:rPr>
+          <w:bCs/>
           <w:i/>
           <w:vertAlign w:val="subscript"/>
         </w:rPr>
+        <w:t>high</w:t>
+      </w:r>
+      <w:r>
+        <w:rPr>
+          <w:iCs/>
+        </w:rPr>
+        <w:t>.</w:t>
+      </w:r>
+      <w:r>
+        <w:rPr>
+          <w:iCs/>
+        </w:rPr>
+        <w:t xml:space="preserve">  </w:t>
+      </w:r>
+      <w:r>
+        <w:rPr>
+          <w:iCs/>
+        </w:rPr>
+        <w:t>The capacitor</w:t>
+      </w:r>
+      <w:r>
+        <w:rPr>
+          <w:iCs/>
+        </w:rPr>
+        <w:t xml:space="preserve"> takes </w:t>
+      </w:r>
+      <w:r>
+        <w:rPr>
+          <w:iCs/>
+          <w:u w:val="single"/>
+        </w:rPr>
+        <w:t>____</w:t>
+      </w:r>
+      <w:r>
+        <w:rPr>
+          <w:iCs/>
+          <w:u w:val="single"/>
+        </w:rPr>
+        <w:t>µ</w:t>
+      </w:r>
+      <w:r>
+        <w:rPr>
+          <w:iCs/>
+          <w:u w:val="single"/>
+        </w:rPr>
+        <w:t>s</w:t>
+      </w:r>
+      <w:r>
+        <w:rPr>
+          <w:iCs/>
+        </w:rPr>
+        <w:t xml:space="preserve"> to go from </w:t>
+      </w:r>
+      <w:r>
+        <w:rPr>
+          <w:bCs/>
+          <w:i/>
+        </w:rPr>
+        <w:t>V</w:t>
+      </w:r>
+      <w:r>
+        <w:rPr>
+          <w:bCs/>
+          <w:i/>
+          <w:vertAlign w:val="subscript"/>
+        </w:rPr>
+        <w:t>low</w:t>
+      </w:r>
+      <w:r>
+        <w:rPr>
+          <w:i/>
+        </w:rPr>
+        <w:t xml:space="preserve"> </w:t>
+      </w:r>
+      <w:r>
+        <w:rPr>
+          <w:iCs/>
+        </w:rPr>
+        <w:t>to</w:t>
+      </w:r>
+      <w:r>
+        <w:rPr>
+          <w:i/>
+        </w:rPr>
+        <w:t xml:space="preserve"> </w:t>
+      </w:r>
+      <w:r>
+        <w:rPr>
+          <w:bCs/>
+          <w:i/>
+        </w:rPr>
+        <w:t>V</w:t>
+      </w:r>
+      <w:r>
+        <w:rPr>
+          <w:bCs/>
+          <w:i/>
+          <w:vertAlign w:val="subscript"/>
+        </w:rPr>
+        <w:t>high</w:t>
+      </w:r>
+      <w:r>
+        <w:rPr>
+          <w:iCs/>
+        </w:rPr>
+        <w:t xml:space="preserve">.  </w:t>
+      </w:r>
+      <w:r>
+        <w:rPr>
+          <w:iCs/>
+        </w:rPr>
+        <w:t xml:space="preserve">When the </w:t>
+      </w:r>
+      <w:r>
+        <w:rPr>
+          <w:b/>
+          <w:bCs/>
+          <w:iCs/>
+          <w:vanish/>
+        </w:rPr>
+        <w:t>charging</w:t>
+      </w:r>
+      <w:r>
+        <w:rPr>
+          <w:b/>
+          <w:bCs/>
+          <w:iCs/>
+          <w:vanish/>
+        </w:rPr>
+        <w:t xml:space="preserve"> </w:t>
+      </w:r>
+      <w:r>
+        <w:rPr>
+          <w:iCs/>
+        </w:rPr>
+        <w:t>charging</w:t>
+      </w:r>
+      <w:r>
+        <w:rPr>
+          <w:iCs/>
+        </w:rPr>
+        <w:t>/discharging</w:t>
+      </w:r>
+      <w:r>
+        <w:rPr>
+          <w:iCs/>
+        </w:rPr>
+        <w:t xml:space="preserve"> capacitor</w:t>
+      </w:r>
+      <w:r>
+        <w:rPr>
+          <w:iCs/>
+        </w:rPr>
+        <w:t xml:space="preserve">’s voltage exceeds </w:t>
+      </w:r>
+      <w:r>
+        <w:rPr>
+          <w:b/>
+          <w:i/>
+        </w:rPr>
+        <w:t>V</w:t>
+      </w:r>
+      <w:r>
+        <w:rPr>
+          <w:b/>
+          <w:i/>
+          <w:vertAlign w:val="subscript"/>
+        </w:rPr>
+        <w:t>low</w:t>
+      </w:r>
+      <w:r>
+        <w:rPr>
+          <w:b/>
+          <w:i/>
+          <w:vertAlign w:val="subscript"/>
+        </w:rPr>
+        <w:t xml:space="preserve"> </w:t>
+      </w:r>
+      <w:r>
+        <w:rPr>
+          <w:b/>
+          <w:iCs/>
+        </w:rPr>
+        <w:t>/</w:t>
+      </w:r>
+      <w:r>
+        <w:rPr>
+          <w:b/>
+          <w:i/>
+        </w:rPr>
+        <w:t>V</w:t>
+      </w:r>
+      <w:r>
+        <w:rPr>
+          <w:b/>
+          <w:i/>
+          <w:vertAlign w:val="subscript"/>
+        </w:rPr>
+        <w:t>high</w:t>
+      </w:r>
+      <w:r>
+        <w:rPr>
+          <w:b/>
+          <w:iCs/>
+        </w:rPr>
+        <w:t xml:space="preserve"> </w:t>
+      </w:r>
+      <w:r>
+        <w:rPr>
+          <w:b/>
+          <w:i/>
+          <w:vanish/>
+        </w:rPr>
+        <w:t>V</w:t>
+      </w:r>
+      <w:r>
+        <w:rPr>
+          <w:b/>
+          <w:i/>
+          <w:vanish/>
+          <w:vertAlign w:val="subscript"/>
+        </w:rPr>
+        <w:t>high</w:t>
+      </w:r>
+      <w:r>
+        <w:rPr>
+          <w:b/>
+          <w:iCs/>
+        </w:rPr>
+        <w:t xml:space="preserve"> </w:t>
+      </w:r>
+      <w:r>
+        <w:rPr>
+          <w:iCs/>
+        </w:rPr>
+        <w:t>the</w:t>
+      </w:r>
+      <w:r>
+        <w:rPr>
+          <w:iCs/>
+        </w:rPr>
+        <w:t xml:space="preserve">n </w:t>
+      </w:r>
+      <w:r>
+        <w:rPr>
+          <w:i/>
+        </w:rPr>
+        <w:t>V</w:t>
+      </w:r>
+      <w:r>
+        <w:rPr>
+          <w:i/>
+          <w:vertAlign w:val="subscript"/>
+        </w:rPr>
         <w:t>out</w:t>
       </w:r>
       <w:r>
         <w:rPr>
-          <w:iCs/>
+          <w:i/>
         </w:rPr>
         <w:t xml:space="preserve"> </w:t>
       </w:r>
@@ -7638,19 +7765,38 @@
         <w:rPr>
           <w:iCs/>
         </w:rPr>
-        <w:t xml:space="preserve">= 0V. </w:t>
-      </w:r>
-      <w:r>
-        <w:rPr>
-          <w:iCs/>
-        </w:rPr>
-        <w:t xml:space="preserve"> Diode D</w:t>
-      </w:r>
-      <w:r>
-        <w:rPr>
-          <w:iCs/>
-        </w:rPr>
-        <w:t>2</w:t>
+        <w:t>= 0V</w:t>
+      </w:r>
+      <w:r>
+        <w:rPr>
+          <w:iCs/>
+        </w:rPr>
+        <w:t xml:space="preserve">.  When </w:t>
+      </w:r>
+      <w:r>
+        <w:rPr>
+          <w:i/>
+        </w:rPr>
+        <w:t>V</w:t>
+      </w:r>
+      <w:r>
+        <w:rPr>
+          <w:i/>
+          <w:vertAlign w:val="subscript"/>
+        </w:rPr>
+        <w:t>out</w:t>
+      </w:r>
+      <w:r>
+        <w:rPr>
+          <w:iCs/>
+        </w:rPr>
+        <w:t xml:space="preserve"> = 0V</w:t>
+      </w:r>
+      <w:r>
+        <w:rPr>
+          <w:iCs/>
+        </w:rPr>
+        <w:t>,</w:t>
       </w:r>
       <w:r>
         <w:rPr>
@@ -7662,212 +7808,55 @@
         <w:rPr>
           <w:iCs/>
         </w:rPr>
-        <w:t xml:space="preserve">is reverse biased so </w:t>
-      </w:r>
-      <w:r>
-        <w:rPr>
-          <w:iCs/>
-        </w:rPr>
-        <w:t>eliminat</w:t>
-      </w:r>
-      <w:r>
-        <w:rPr>
-          <w:iCs/>
-        </w:rPr>
-        <w:t xml:space="preserve">es </w:t>
-      </w:r>
-      <w:r>
-        <w:rPr>
-          <w:iCs/>
-        </w:rPr>
-        <w:t xml:space="preserve">the </w:t>
-      </w:r>
-      <w:r>
-        <w:rPr>
-          <w:iCs/>
-        </w:rPr>
-        <w:t>1</w:t>
-      </w:r>
-      <w:r>
-        <w:rPr>
-          <w:iCs/>
-        </w:rPr>
-        <w:t>k</w:t>
-      </w:r>
-      <w:r>
-        <w:rPr>
-          <w:iCs/>
-        </w:rPr>
-        <w:t>Ω</w:t>
-      </w:r>
-      <w:r>
-        <w:rPr>
-          <w:iCs/>
-        </w:rPr>
-        <w:t xml:space="preserve"> resistor from the circuit.  What is the time constant for this </w:t>
-      </w:r>
-      <w:r>
-        <w:rPr>
-          <w:iCs/>
-        </w:rPr>
-        <w:t>dis</w:t>
-      </w:r>
-      <w:r>
-        <w:rPr>
-          <w:iCs/>
-        </w:rPr>
-        <w:t>charging</w:t>
-      </w:r>
-      <w:r>
-        <w:rPr>
-          <w:iCs/>
-        </w:rPr>
-        <w:t xml:space="preserve">? </w:t>
-      </w:r>
-      <w:r>
-        <w:rPr>
-          <w:i/>
-        </w:rPr>
-        <w:t>(Hint:</w:t>
-      </w:r>
-      <w:r>
-        <w:rPr>
-          <w:i/>
+        <w:t xml:space="preserve">the capacitor will start to </w:t>
+      </w:r>
+      <w:r>
+        <w:rPr>
+          <w:b/>
+          <w:bCs/>
+          <w:iCs/>
+        </w:rPr>
+        <w:t>charge/</w:t>
+      </w:r>
+      <w:r>
+        <w:rPr>
+          <w:b/>
+          <w:bCs/>
+          <w:iCs/>
+        </w:rPr>
+        <w:t>discharge</w:t>
+      </w:r>
+      <w:r>
+        <w:rPr>
+          <w:iCs/>
         </w:rPr>
         <w:t xml:space="preserve"> </w:t>
       </w:r>
       <w:r>
         <w:rPr>
-          <w:i/>
-        </w:rPr>
-        <w:t xml:space="preserve">You </w:t>
-      </w:r>
-      <w:r>
-        <w:rPr>
-          <w:i/>
-        </w:rPr>
-        <w:t>can replace the forward biased diode D1 with a wire.</w:t>
-      </w:r>
-      <w:r>
-        <w:rPr>
-          <w:i/>
-        </w:rPr>
-        <w:t>)</w:t>
-      </w:r>
-    </w:p>
-    <w:p>
-      <w:pPr>
-        <w:pStyle w:val="ListParagraph"/>
-        <w:spacing w:before="100" w:beforeAutospacing="1" w:after="100" w:afterAutospacing="1" w:line="240" w:lineRule="auto"/>
-        <w:ind w:right="-86" w:firstLine="0"/>
-        <w:rPr>
-          <w:iCs/>
-        </w:rPr>
-      </w:pPr>
+          <w:b/>
+          <w:bCs/>
+          <w:iCs/>
+          <w:vanish/>
+        </w:rPr>
+        <w:t>discharge</w:t>
+      </w:r>
+      <w:r>
+        <w:rPr>
+          <w:iCs/>
+        </w:rPr>
+        <w:t xml:space="preserve">.  </w:t>
+      </w:r>
     </w:p>
     <w:p>
       <w:pPr>
         <w:pStyle w:val="ListParagraph"/>
         <w:spacing w:before="100" w:beforeAutospacing="1" w:after="100" w:afterAutospacing="1" w:line="240" w:lineRule="auto"/>
         <w:ind w:firstLine="0"/>
-        <w:jc w:val="center"/>
-        <w:rPr>
-          <w:b/>
-          <w:bCs/>
-          <w:iCs/>
-          <w:vanish/>
-        </w:rPr>
-      </w:pPr>
-      <w:r>
-        <w:rPr>
-          <w:b/>
-          <w:bCs/>
-          <w:iCs/>
-          <w:vanish/>
-        </w:rPr>
-        <w:t xml:space="preserve">Time constant = RC = </w:t>
-      </w:r>
-      <w:r>
-        <w:rPr>
-          <w:b/>
-          <w:bCs/>
-          <w:iCs/>
-          <w:vanish/>
-        </w:rPr>
-        <w:t>33</w:t>
-      </w:r>
-      <w:r>
-        <w:rPr>
-          <w:b/>
-          <w:bCs/>
-          <w:iCs/>
-          <w:vanish/>
-        </w:rPr>
-        <w:t xml:space="preserve"> </w:t>
-      </w:r>
-      <w:r>
-        <w:rPr>
-          <w:b/>
-          <w:bCs/>
-          <w:iCs/>
-          <w:vanish/>
-        </w:rPr>
-        <w:t>kΩ * 0.1</w:t>
-      </w:r>
-      <w:r>
-        <w:rPr>
-          <w:b/>
-          <w:bCs/>
-          <w:iCs/>
-          <w:vanish/>
-        </w:rPr>
-        <w:t xml:space="preserve"> </w:t>
-      </w:r>
-      <w:r>
-        <w:rPr>
-          <w:b/>
-          <w:bCs/>
-          <w:iCs/>
-          <w:vanish/>
-        </w:rPr>
-        <w:t>µ</w:t>
-      </w:r>
-      <w:r>
-        <w:rPr>
-          <w:b/>
-          <w:bCs/>
-          <w:iCs/>
-          <w:vanish/>
-        </w:rPr>
-        <w:t xml:space="preserve">F = </w:t>
-      </w:r>
-      <w:r>
-        <w:rPr>
-          <w:b/>
-          <w:bCs/>
-          <w:iCs/>
-          <w:vanish/>
-        </w:rPr>
-        <w:t>3.3</w:t>
-      </w:r>
-      <w:r>
-        <w:rPr>
-          <w:b/>
-          <w:bCs/>
-          <w:iCs/>
-          <w:vanish/>
-        </w:rPr>
-        <w:t xml:space="preserve"> </w:t>
-      </w:r>
-      <w:r>
-        <w:rPr>
-          <w:b/>
-          <w:bCs/>
-          <w:iCs/>
-          <w:vanish/>
-        </w:rPr>
-        <w:t>ms</w:t>
-      </w:r>
+        <w:rPr>
+          <w:iCs/>
+        </w:rPr>
+      </w:pPr>
     </w:p>
     <w:p>
       <w:pPr>
@@ -7878,359 +7867,888 @@
         </w:numPr>
         <w:spacing w:before="100" w:beforeAutospacing="1" w:after="100" w:afterAutospacing="1" w:line="240" w:lineRule="auto"/>
         <w:rPr>
+          <w:iCs/>
+        </w:rPr>
+      </w:pPr>
+      <w:r>
+        <w:rPr>
+          <w:iCs/>
+        </w:rPr>
+        <w:t>When</w:t>
+      </w:r>
+      <w:r>
+        <w:rPr>
+          <w:iCs/>
+        </w:rPr>
+        <w:t xml:space="preserve"> </w:t>
+      </w:r>
+      <w:r>
+        <w:rPr>
+          <w:i/>
+        </w:rPr>
+        <w:t>V</w:t>
+      </w:r>
+      <w:r>
+        <w:rPr>
+          <w:i/>
+          <w:vertAlign w:val="subscript"/>
+        </w:rPr>
+        <w:t>out</w:t>
+      </w:r>
+      <w:r>
+        <w:rPr>
+          <w:i/>
+        </w:rPr>
+        <w:t xml:space="preserve"> </w:t>
+      </w:r>
+      <w:r>
+        <w:rPr>
+          <w:iCs/>
+        </w:rPr>
+        <w:t xml:space="preserve">= </w:t>
+      </w:r>
+      <w:r>
+        <w:rPr>
+          <w:iCs/>
+        </w:rPr>
+        <w:t>0</w:t>
+      </w:r>
+      <w:r>
+        <w:rPr>
+          <w:iCs/>
+        </w:rPr>
+        <w:t>V</w:t>
+      </w:r>
+      <w:r>
+        <w:rPr>
+          <w:iCs/>
+        </w:rPr>
+        <w:t>,</w:t>
+      </w:r>
+      <w:r>
+        <w:rPr>
+          <w:iCs/>
+        </w:rPr>
+        <w:t xml:space="preserve"> then the capacitor C1 is </w:t>
+      </w:r>
+      <w:r>
+        <w:rPr>
           <w:b/>
           <w:bCs/>
           <w:iCs/>
         </w:rPr>
-      </w:pPr>
-      <w:r>
-        <w:rPr>
-          <w:iCs/>
-        </w:rPr>
-        <w:t>Use this time constant to write an equation describing the voltage on capacitor</w:t>
-      </w:r>
-      <w:r>
-        <w:rPr>
-          <w:iCs/>
-        </w:rPr>
-        <w:t xml:space="preserve"> C1.</w:t>
+        <w:t>charging</w:t>
+      </w:r>
+      <w:r>
+        <w:rPr>
+          <w:iCs/>
+        </w:rPr>
+        <w:t>/</w:t>
+      </w:r>
+      <w:r>
+        <w:rPr>
+          <w:b/>
+          <w:bCs/>
+          <w:iCs/>
+        </w:rPr>
+        <w:t>discharging</w:t>
+      </w:r>
+      <w:r>
+        <w:rPr>
+          <w:iCs/>
+        </w:rPr>
+        <w:t xml:space="preserve"> </w:t>
+      </w:r>
+      <w:r>
+        <w:rPr>
+          <w:b/>
+          <w:bCs/>
+          <w:iCs/>
+          <w:vanish/>
+        </w:rPr>
+        <w:t>discharging</w:t>
+      </w:r>
+      <w:r>
+        <w:rPr>
+          <w:iCs/>
+          <w:vanish/>
+        </w:rPr>
+        <w:t xml:space="preserve"> </w:t>
+      </w:r>
+      <w:r>
+        <w:rPr>
+          <w:iCs/>
+        </w:rPr>
+        <w:t>from</w:t>
+      </w:r>
+      <w:r>
+        <w:rPr>
+          <w:i/>
+        </w:rPr>
+        <w:t xml:space="preserve"> </w:t>
+      </w:r>
+      <w:r>
+        <w:rPr>
+          <w:bCs/>
+          <w:i/>
+        </w:rPr>
+        <w:t>V</w:t>
+      </w:r>
+      <w:r>
+        <w:rPr>
+          <w:bCs/>
+          <w:i/>
+          <w:vertAlign w:val="subscript"/>
+        </w:rPr>
+        <w:t>high</w:t>
+      </w:r>
+      <w:r>
+        <w:rPr>
+          <w:i/>
+        </w:rPr>
+        <w:t xml:space="preserve"> </w:t>
+      </w:r>
+      <w:r>
+        <w:rPr>
+          <w:iCs/>
+        </w:rPr>
+        <w:t>to</w:t>
+      </w:r>
+      <w:r>
+        <w:rPr>
+          <w:i/>
+        </w:rPr>
+        <w:t xml:space="preserve"> </w:t>
+      </w:r>
+      <w:r>
+        <w:rPr>
+          <w:bCs/>
+          <w:i/>
+        </w:rPr>
+        <w:t>V</w:t>
+      </w:r>
+      <w:r>
+        <w:rPr>
+          <w:bCs/>
+          <w:i/>
+          <w:vertAlign w:val="subscript"/>
+        </w:rPr>
+        <w:t>low</w:t>
+      </w:r>
+      <w:r>
+        <w:rPr>
+          <w:iCs/>
+        </w:rPr>
+        <w:t>.</w:t>
+      </w:r>
+      <w:r>
+        <w:rPr>
+          <w:iCs/>
+        </w:rPr>
+        <w:t xml:space="preserve">  </w:t>
+      </w:r>
+      <w:r>
+        <w:rPr>
+          <w:iCs/>
+        </w:rPr>
+        <w:t>Now the capacitor</w:t>
+      </w:r>
+      <w:r>
+        <w:rPr>
+          <w:iCs/>
+        </w:rPr>
+        <w:t xml:space="preserve"> takes </w:t>
+      </w:r>
+      <w:r>
+        <w:rPr>
+          <w:iCs/>
+          <w:u w:val="single"/>
+        </w:rPr>
+        <w:t>____</w:t>
+      </w:r>
+      <w:r>
+        <w:rPr>
+          <w:iCs/>
+          <w:u w:val="single"/>
+        </w:rPr>
+        <w:t xml:space="preserve"> </w:t>
+      </w:r>
+      <w:r>
+        <w:rPr>
+          <w:iCs/>
+          <w:u w:val="single"/>
+        </w:rPr>
+        <w:t>m</w:t>
+      </w:r>
+      <w:r>
+        <w:rPr>
+          <w:iCs/>
+          <w:u w:val="single"/>
+        </w:rPr>
+        <w:t>s</w:t>
+      </w:r>
+      <w:r>
+        <w:rPr>
+          <w:iCs/>
+        </w:rPr>
+        <w:t xml:space="preserve"> to go from </w:t>
+      </w:r>
+      <w:r>
+        <w:rPr>
+          <w:bCs/>
+          <w:i/>
+        </w:rPr>
+        <w:t>V</w:t>
+      </w:r>
+      <w:r>
+        <w:rPr>
+          <w:bCs/>
+          <w:i/>
+          <w:vertAlign w:val="subscript"/>
+        </w:rPr>
+        <w:t>high</w:t>
+      </w:r>
+      <w:r>
+        <w:rPr>
+          <w:iCs/>
+        </w:rPr>
+        <w:t xml:space="preserve"> </w:t>
+      </w:r>
+      <w:r>
+        <w:rPr>
+          <w:iCs/>
+        </w:rPr>
+        <w:t>to</w:t>
+      </w:r>
+      <w:r>
+        <w:rPr>
+          <w:i/>
+        </w:rPr>
+        <w:t xml:space="preserve"> </w:t>
+      </w:r>
+      <w:r>
+        <w:rPr>
+          <w:bCs/>
+          <w:i/>
+        </w:rPr>
+        <w:t>V</w:t>
+      </w:r>
+      <w:r>
+        <w:rPr>
+          <w:bCs/>
+          <w:i/>
+          <w:vertAlign w:val="subscript"/>
+        </w:rPr>
+        <w:t>low</w:t>
+      </w:r>
+      <w:r>
+        <w:rPr>
+          <w:iCs/>
+        </w:rPr>
+        <w:t xml:space="preserve">.  </w:t>
+      </w:r>
+      <w:r>
+        <w:rPr>
+          <w:iCs/>
+        </w:rPr>
+        <w:t xml:space="preserve">When the </w:t>
+      </w:r>
+      <w:r>
+        <w:rPr>
+          <w:iCs/>
+        </w:rPr>
+        <w:t>charging/</w:t>
+      </w:r>
+      <w:r>
+        <w:rPr>
+          <w:iCs/>
+        </w:rPr>
+        <w:t>discharging</w:t>
+      </w:r>
+      <w:r>
+        <w:rPr>
+          <w:iCs/>
+        </w:rPr>
+        <w:t xml:space="preserve"> </w:t>
+      </w:r>
+      <w:r>
+        <w:rPr>
+          <w:b/>
+          <w:bCs/>
+          <w:iCs/>
+          <w:vanish/>
+        </w:rPr>
+        <w:t>discharging</w:t>
+      </w:r>
+      <w:r>
+        <w:rPr>
+          <w:iCs/>
+          <w:vanish/>
+        </w:rPr>
+        <w:t xml:space="preserve"> </w:t>
+      </w:r>
+      <w:r>
+        <w:rPr>
+          <w:iCs/>
+        </w:rPr>
+        <w:t xml:space="preserve">capacitor’s voltage </w:t>
+      </w:r>
+      <w:r>
+        <w:rPr>
+          <w:iCs/>
+        </w:rPr>
+        <w:t>drops below</w:t>
+      </w:r>
+      <w:r>
+        <w:rPr>
+          <w:iCs/>
+        </w:rPr>
+        <w:t xml:space="preserve"> </w:t>
+      </w:r>
+      <w:r>
+        <w:rPr>
+          <w:b/>
+          <w:i/>
+          <w:vanish/>
+        </w:rPr>
+        <w:t>V</w:t>
+      </w:r>
+      <w:r>
+        <w:rPr>
+          <w:b/>
+          <w:i/>
+          <w:vanish/>
+          <w:vertAlign w:val="subscript"/>
+        </w:rPr>
+        <w:t>low</w:t>
+      </w:r>
+      <w:r>
+        <w:rPr>
+          <w:b/>
+          <w:iCs/>
+          <w:vanish/>
+          <w:vertAlign w:val="subscript"/>
+        </w:rPr>
+        <w:t xml:space="preserve"> </w:t>
+      </w:r>
+      <w:r>
+        <w:rPr>
+          <w:b/>
+          <w:i/>
+        </w:rPr>
+        <w:t>V</w:t>
+      </w:r>
+      <w:r>
+        <w:rPr>
+          <w:b/>
+          <w:i/>
+          <w:vertAlign w:val="subscript"/>
+        </w:rPr>
+        <w:t>low</w:t>
+      </w:r>
+      <w:r>
+        <w:rPr>
+          <w:b/>
+          <w:iCs/>
+        </w:rPr>
+        <w:t>/</w:t>
+      </w:r>
+      <w:r>
+        <w:rPr>
+          <w:b/>
+          <w:i/>
+        </w:rPr>
+        <w:t>V</w:t>
+      </w:r>
+      <w:r>
+        <w:rPr>
+          <w:b/>
+          <w:i/>
+          <w:vertAlign w:val="subscript"/>
+        </w:rPr>
+        <w:t>high</w:t>
+      </w:r>
+      <w:r>
+        <w:rPr>
+          <w:b/>
+          <w:iCs/>
+        </w:rPr>
+        <w:t>,</w:t>
+      </w:r>
+      <w:r>
+        <w:rPr>
+          <w:iCs/>
+        </w:rPr>
+        <w:t xml:space="preserve"> </w:t>
+      </w:r>
+      <w:r>
+        <w:rPr>
+          <w:iCs/>
+        </w:rPr>
+        <w:t>the</w:t>
+      </w:r>
+      <w:r>
+        <w:rPr>
+          <w:iCs/>
+        </w:rPr>
+        <w:t xml:space="preserve">n </w:t>
+      </w:r>
+      <w:r>
+        <w:rPr>
+          <w:i/>
+        </w:rPr>
+        <w:t>V</w:t>
+      </w:r>
+      <w:r>
+        <w:rPr>
+          <w:i/>
+          <w:vertAlign w:val="subscript"/>
+        </w:rPr>
+        <w:t>out</w:t>
+      </w:r>
+      <w:r>
+        <w:rPr>
+          <w:iCs/>
+        </w:rPr>
+        <w:t xml:space="preserve"> = </w:t>
+      </w:r>
+      <w:r>
+        <w:rPr>
+          <w:iCs/>
+        </w:rPr>
+        <w:t>9</w:t>
+      </w:r>
+      <w:r>
+        <w:rPr>
+          <w:iCs/>
+        </w:rPr>
+        <w:t>V</w:t>
+      </w:r>
+      <w:r>
+        <w:rPr>
+          <w:iCs/>
+        </w:rPr>
+        <w:t>.  When</w:t>
+      </w:r>
+      <w:r>
+        <w:rPr>
+          <w:i/>
+        </w:rPr>
+        <w:t xml:space="preserve"> </w:t>
+      </w:r>
+      <w:r>
+        <w:rPr>
+          <w:i/>
+        </w:rPr>
+        <w:t>V</w:t>
+      </w:r>
+      <w:r>
+        <w:rPr>
+          <w:i/>
+          <w:vertAlign w:val="subscript"/>
+        </w:rPr>
+        <w:t>out</w:t>
+      </w:r>
+      <w:r>
+        <w:rPr>
+          <w:iCs/>
+        </w:rPr>
+        <w:t xml:space="preserve"> = </w:t>
+      </w:r>
+      <w:r>
+        <w:rPr>
+          <w:iCs/>
+        </w:rPr>
+        <w:t>9</w:t>
+      </w:r>
+      <w:r>
+        <w:rPr>
+          <w:iCs/>
+        </w:rPr>
+        <w:t>V</w:t>
+      </w:r>
+      <w:r>
+        <w:rPr>
+          <w:iCs/>
+        </w:rPr>
+        <w:t>,</w:t>
+      </w:r>
+      <w:r>
+        <w:rPr>
+          <w:iCs/>
+        </w:rPr>
+        <w:t xml:space="preserve"> </w:t>
+      </w:r>
+      <w:r>
+        <w:rPr>
+          <w:iCs/>
+        </w:rPr>
+        <w:t xml:space="preserve">the capacitor will start to </w:t>
+      </w:r>
+      <w:r>
+        <w:rPr>
+          <w:b/>
+          <w:bCs/>
+          <w:iCs/>
+          <w:vanish/>
+        </w:rPr>
+        <w:t>charge</w:t>
+      </w:r>
+      <w:r>
+        <w:rPr>
+          <w:b/>
+          <w:bCs/>
+          <w:iCs/>
+          <w:vanish/>
+        </w:rPr>
+        <w:t xml:space="preserve"> </w:t>
+      </w:r>
+      <w:r>
+        <w:rPr>
+          <w:b/>
+          <w:bCs/>
+          <w:iCs/>
+        </w:rPr>
+        <w:t>charge</w:t>
+      </w:r>
+      <w:r>
+        <w:rPr>
+          <w:b/>
+          <w:bCs/>
+          <w:iCs/>
+        </w:rPr>
+        <w:t>/</w:t>
+      </w:r>
+      <w:r>
+        <w:rPr>
+          <w:b/>
+          <w:bCs/>
+          <w:iCs/>
+        </w:rPr>
+        <w:t xml:space="preserve"> </w:t>
+      </w:r>
+      <w:r>
+        <w:rPr>
+          <w:b/>
+          <w:bCs/>
+          <w:iCs/>
+        </w:rPr>
+        <w:t>discharge</w:t>
+      </w:r>
+      <w:r>
+        <w:rPr>
+          <w:iCs/>
+        </w:rPr>
+        <w:t>.</w:t>
       </w:r>
     </w:p>
     <w:p>
       <w:pPr>
-        <w:pStyle w:val="ListParagraph"/>
-        <w:spacing w:before="100" w:beforeAutospacing="1" w:after="100" w:afterAutospacing="1" w:line="240" w:lineRule="auto"/>
-        <w:ind w:firstLine="0"/>
+        <w:spacing w:after="0" w:line="240" w:lineRule="auto"/>
+        <w:ind w:left="-6" w:hanging="11"/>
+      </w:pPr>
+      <w:r>
+        <w:rPr>
+          <w:bCs/>
+          <w:iCs/>
+        </w:rPr>
+        <w:t>Thus,</w:t>
+      </w:r>
+      <w:r>
+        <w:rPr>
+          <w:iCs/>
+        </w:rPr>
+        <w:t xml:space="preserve"> </w:t>
+      </w:r>
+      <w:r>
+        <w:rPr>
+          <w:i/>
+        </w:rPr>
+        <w:t>V</w:t>
+      </w:r>
+      <w:r>
+        <w:rPr>
+          <w:i/>
+          <w:vertAlign w:val="subscript"/>
+        </w:rPr>
+        <w:t>out</w:t>
+      </w:r>
+      <w:r>
+        <w:rPr>
+          <w:iCs/>
+        </w:rPr>
+        <w:t xml:space="preserve"> oscillates between 9V and 0V</w:t>
+      </w:r>
+      <w:r>
+        <w:rPr>
+          <w:iCs/>
+        </w:rPr>
+        <w:t xml:space="preserve"> w</w:t>
+      </w:r>
+      <w:r>
+        <w:rPr>
+          <w:iCs/>
+        </w:rPr>
+        <w:t xml:space="preserve">ith the characteristics of the waveform determined by the </w:t>
+      </w:r>
+      <w:r>
+        <w:rPr>
+          <w:iCs/>
+        </w:rPr>
+        <w:t xml:space="preserve">time required to </w:t>
+      </w:r>
+      <w:r>
+        <w:rPr>
+          <w:iCs/>
+        </w:rPr>
+        <w:t>charg</w:t>
+      </w:r>
+      <w:r>
+        <w:rPr>
+          <w:iCs/>
+        </w:rPr>
+        <w:t>e</w:t>
+      </w:r>
+      <w:r>
+        <w:rPr>
+          <w:iCs/>
+        </w:rPr>
+        <w:t xml:space="preserve"> and discharg</w:t>
+      </w:r>
+      <w:r>
+        <w:rPr>
+          <w:iCs/>
+        </w:rPr>
+        <w:t>e the</w:t>
+      </w:r>
+      <w:r>
+        <w:rPr>
+          <w:iCs/>
+        </w:rPr>
+        <w:t xml:space="preserve"> capacitor</w:t>
+      </w:r>
+      <w:r>
+        <w:rPr>
+          <w:iCs/>
+        </w:rPr>
+        <w:t xml:space="preserve"> C1.  </w:t>
+      </w:r>
+      <w:r>
+        <w:rPr>
+          <w:iCs/>
+        </w:rPr>
+        <w:t xml:space="preserve">Use the information from this section to </w:t>
+      </w:r>
+      <w:r>
+        <w:rPr>
+          <w:iCs/>
+        </w:rPr>
+        <w:t xml:space="preserve">fill in the </w:t>
+      </w:r>
+      <w:r>
         <w:rPr>
           <w:b/>
           <w:bCs/>
           <w:iCs/>
         </w:rPr>
-      </w:pPr>
+        <w:t>Analysis</w:t>
+      </w:r>
+      <w:r>
+        <w:rPr>
+          <w:iCs/>
+        </w:rPr>
+        <w:t xml:space="preserve"> columns of </w:t>
+      </w:r>
+      <w:r>
+        <w:fldChar w:fldCharType="begin"/>
+      </w:r>
+      <w:r>
+        <w:instrText xml:space="preserve"> REF _Ref93696686 \h </w:instrText>
+      </w:r>
+      <w:r>
+        <w:fldChar w:fldCharType="separate"/>
+      </w:r>
+      <w:r>
+        <w:t xml:space="preserve">Table </w:t>
+      </w:r>
+      <w:r>
+        <w:rPr>
+          <w:noProof/>
+        </w:rPr>
+        <w:t>3</w:t>
+      </w:r>
+      <w:r>
+        <w:fldChar w:fldCharType="end"/>
+      </w:r>
+      <w:r>
+        <w:t xml:space="preserve"> and </w:t>
+      </w:r>
+      <w:r>
+        <w:fldChar w:fldCharType="begin"/>
+      </w:r>
+      <w:r>
+        <w:instrText xml:space="preserve"> REF _Ref80879559 \h </w:instrText>
+      </w:r>
+      <w:r>
+        <w:fldChar w:fldCharType="separate"/>
+      </w:r>
+      <w:r>
+        <w:t xml:space="preserve">Table </w:t>
+      </w:r>
+      <w:r>
+        <w:rPr>
+          <w:noProof/>
+        </w:rPr>
+        <w:t>4</w:t>
+      </w:r>
+      <w:r>
+        <w:fldChar w:fldCharType="end"/>
+      </w:r>
+      <w:r>
+        <w:t>.</w:t>
+      </w:r>
     </w:p>
     <w:p>
       <w:pPr>
-        <w:pStyle w:val="ListParagraph"/>
-        <w:spacing w:before="100" w:beforeAutospacing="1" w:after="100" w:afterAutospacing="1" w:line="240" w:lineRule="auto"/>
-        <w:ind w:firstLine="0"/>
-        <w:rPr>
-          <w:b/>
-          <w:bCs/>
-          <w:iCs/>
-          <w:vanish/>
-        </w:rPr>
-      </w:pPr>
-      <m:oMathPara>
-        <m:oMath>
-          <m:r>
-            <m:rPr>
-              <m:sty m:val="bi"/>
-            </m:rPr>
-            <w:rPr>
-              <w:rFonts w:ascii="Cambria Math" w:hAnsi="Cambria Math"/>
-              <w:vanish/>
-            </w:rPr>
-            <m:t>v</m:t>
-          </m:r>
-          <m:d>
-            <m:dPr>
-              <m:ctrlPr>
-                <w:rPr>
-                  <w:rFonts w:ascii="Cambria Math" w:hAnsi="Cambria Math"/>
-                  <w:b/>
-                  <w:bCs/>
-                  <w:iCs/>
-                  <w:vanish/>
-                </w:rPr>
-              </m:ctrlPr>
-            </m:dPr>
-            <m:e>
-              <m:r>
-                <m:rPr>
-                  <m:sty m:val="bi"/>
-                </m:rPr>
-                <w:rPr>
-                  <w:rFonts w:ascii="Cambria Math" w:hAnsi="Cambria Math"/>
-                  <w:vanish/>
-                </w:rPr>
-                <m:t>t</m:t>
-              </m:r>
-            </m:e>
-          </m:d>
-          <m:r>
-            <m:rPr>
-              <m:sty m:val="b"/>
-            </m:rPr>
-            <w:rPr>
-              <w:rFonts w:ascii="Cambria Math" w:hAnsi="Cambria Math"/>
-              <w:vanish/>
-            </w:rPr>
-            <m:t>=9</m:t>
-          </m:r>
-          <m:r>
-            <m:rPr>
-              <m:sty m:val="bi"/>
-            </m:rPr>
-            <w:rPr>
-              <w:rFonts w:ascii="Cambria Math" w:hAnsi="Cambria Math"/>
-              <w:vanish/>
-            </w:rPr>
-            <m:t>V</m:t>
-          </m:r>
-          <m:sSup>
-            <m:sSupPr>
-              <m:ctrlPr>
-                <w:rPr>
-                  <w:rFonts w:ascii="Cambria Math" w:hAnsi="Cambria Math"/>
-                  <w:b/>
-                  <w:bCs/>
-                  <w:iCs/>
-                  <w:vanish/>
-                </w:rPr>
-              </m:ctrlPr>
-            </m:sSupPr>
-            <m:e>
-              <m:r>
-                <m:rPr>
-                  <m:sty m:val="bi"/>
-                </m:rPr>
-                <w:rPr>
-                  <w:rFonts w:ascii="Cambria Math" w:hAnsi="Cambria Math"/>
-                  <w:vanish/>
-                </w:rPr>
-                <m:t>e</m:t>
-              </m:r>
-            </m:e>
-            <m:sup>
-              <m:r>
-                <m:rPr>
-                  <m:sty m:val="b"/>
-                </m:rPr>
-                <w:rPr>
-                  <w:rFonts w:ascii="Cambria Math" w:hAnsi="Cambria Math"/>
-                  <w:vanish/>
-                </w:rPr>
-                <m:t>-</m:t>
-              </m:r>
-              <m:f>
-                <m:fPr>
-                  <m:ctrlPr>
-                    <w:rPr>
-                      <w:rFonts w:ascii="Cambria Math" w:hAnsi="Cambria Math"/>
-                      <w:b/>
-                      <w:bCs/>
-                      <w:iCs/>
-                      <w:vanish/>
-                    </w:rPr>
-                  </m:ctrlPr>
-                </m:fPr>
-                <m:num>
-                  <m:r>
-                    <m:rPr>
-                      <m:sty m:val="bi"/>
-                    </m:rPr>
-                    <w:rPr>
-                      <w:rFonts w:ascii="Cambria Math" w:hAnsi="Cambria Math"/>
-                      <w:vanish/>
-                    </w:rPr>
-                    <m:t>t</m:t>
-                  </m:r>
-                </m:num>
-                <m:den>
-                  <m:r>
-                    <m:rPr>
-                      <m:sty m:val="b"/>
-                    </m:rPr>
-                    <w:rPr>
-                      <w:rFonts w:ascii="Cambria Math" w:hAnsi="Cambria Math"/>
-                      <w:vanish/>
-                    </w:rPr>
-                    <m:t>3.3</m:t>
-                  </m:r>
-                  <m:r>
-                    <m:rPr>
-                      <m:sty m:val="bi"/>
-                    </m:rPr>
-                    <w:rPr>
-                      <w:rFonts w:ascii="Cambria Math" w:hAnsi="Cambria Math"/>
-                      <w:vanish/>
-                    </w:rPr>
-                    <m:t>ms</m:t>
-                  </m:r>
-                </m:den>
-              </m:f>
-            </m:sup>
-          </m:sSup>
-        </m:oMath>
-      </m:oMathPara>
+        <w:spacing w:after="0" w:line="240" w:lineRule="auto"/>
+        <w:ind w:left="-6" w:hanging="11"/>
+        <w:rPr>
+          <w:iCs/>
+        </w:rPr>
+      </w:pPr>
     </w:p>
     <w:p>
       <w:pPr>
-        <w:pStyle w:val="ListParagraph"/>
-        <w:numPr>
-          <w:ilvl w:val="0"/>
-          <w:numId w:val="13"/>
-        </w:numPr>
-        <w:spacing w:before="100" w:beforeAutospacing="1" w:after="100" w:afterAutospacing="1" w:line="240" w:lineRule="auto"/>
-      </w:pPr>
-      <w:r>
-        <w:t xml:space="preserve">Compute the time required for the capacitor </w:t>
-      </w:r>
-      <w:r>
-        <w:t xml:space="preserve">C1 </w:t>
-      </w:r>
-      <w:r>
-        <w:t xml:space="preserve">to discharge from </w:t>
-      </w:r>
-      <w:r>
-        <w:rPr>
-          <w:bCs/>
-          <w:i/>
-        </w:rPr>
-        <w:t>V</w:t>
-      </w:r>
-      <w:r>
-        <w:rPr>
-          <w:bCs/>
-          <w:i/>
-          <w:vertAlign w:val="subscript"/>
-        </w:rPr>
-        <w:t>high</w:t>
-      </w:r>
-      <w:r>
-        <w:rPr>
-          <w:bCs/>
-          <w:iCs/>
-        </w:rPr>
-        <w:t xml:space="preserve"> to </w:t>
-      </w:r>
-      <w:r>
-        <w:rPr>
-          <w:bCs/>
-          <w:i/>
-        </w:rPr>
-        <w:t>V</w:t>
-      </w:r>
-      <w:r>
-        <w:rPr>
-          <w:bCs/>
-          <w:i/>
-          <w:vertAlign w:val="subscript"/>
-        </w:rPr>
-        <w:t>low</w:t>
-      </w:r>
-      <w:r>
-        <w:rPr>
-          <w:bCs/>
-          <w:i/>
-        </w:rPr>
-        <w:t xml:space="preserve"> </w:t>
-      </w:r>
-      <w:r>
-        <w:rPr>
-          <w:bCs/>
-          <w:iCs/>
-        </w:rPr>
-        <w:t>as follows.</w:t>
+        <w:pStyle w:val="Heading1"/>
+      </w:pPr>
+      <w:r>
+        <w:t>S</w:t>
+      </w:r>
+      <w:r>
+        <w:t>imulation</w:t>
+      </w:r>
+      <w:r>
+        <w:t>:</w:t>
+      </w:r>
+      <w:r>
+        <w:t xml:space="preserve"> Schmitt Trigger Relaxation Oscillator</w:t>
       </w:r>
     </w:p>
     <w:p>
       <w:pPr>
-        <w:pStyle w:val="ListParagraph"/>
-        <w:numPr>
-          <w:ilvl w:val="1"/>
-          <w:numId w:val="12"/>
-        </w:numPr>
-        <w:spacing w:before="100" w:beforeAutospacing="1" w:after="100" w:afterAutospacing="1" w:line="240" w:lineRule="auto"/>
-      </w:pPr>
-      <w:r>
-        <w:t xml:space="preserve">Set the </w:t>
-      </w:r>
-      <w:r>
-        <w:rPr>
-          <w:i/>
-          <w:iCs/>
-        </w:rPr>
-        <w:t>V</w:t>
-      </w:r>
-      <w:r>
-        <w:rPr>
-          <w:i/>
-          <w:iCs/>
-          <w:vertAlign w:val="subscript"/>
-        </w:rPr>
-        <w:t>t</w:t>
-      </w:r>
-      <w:r>
-        <w:rPr>
-          <w:i/>
-          <w:iCs/>
-        </w:rPr>
-        <w:t>(t)</w:t>
-      </w:r>
-      <w:r>
-        <w:t xml:space="preserve"> equation equal to </w:t>
-      </w:r>
-      <w:r>
-        <w:rPr>
-          <w:bCs/>
-          <w:i/>
-        </w:rPr>
-        <w:t>V</w:t>
-      </w:r>
-      <w:r>
-        <w:rPr>
-          <w:bCs/>
-          <w:i/>
-          <w:vertAlign w:val="subscript"/>
-        </w:rPr>
-        <w:t>high</w:t>
-      </w:r>
-      <w:r>
-        <w:t xml:space="preserve"> and solve for </w:t>
-      </w:r>
-      <w:r>
-        <w:rPr>
-          <w:i/>
-          <w:iCs/>
-        </w:rPr>
-        <w:t>t</w:t>
-      </w:r>
-      <w:r>
-        <w:t xml:space="preserve">.  This </w:t>
-      </w:r>
-      <w:r>
-        <w:t>equation gives</w:t>
-      </w:r>
-      <w:r>
-        <w:t xml:space="preserve"> the time to discharge from 9V to </w:t>
-      </w:r>
-      <w:r>
-        <w:rPr>
-          <w:bCs/>
-          <w:i/>
-        </w:rPr>
-        <w:t>V</w:t>
-      </w:r>
-      <w:r>
-        <w:rPr>
-          <w:bCs/>
-          <w:i/>
-          <w:vertAlign w:val="subscript"/>
-        </w:rPr>
-        <w:t>high</w:t>
-      </w:r>
-      <w:r>
-        <w:t>.  Represent your answer in m</w:t>
-      </w:r>
-      <w:r>
-        <w:t>illi</w:t>
-      </w:r>
-      <w:r>
-        <w:t>seconds and round to t</w:t>
-      </w:r>
-      <w:r>
-        <w:t>hree significant figures</w:t>
+        <w:ind w:left="0" w:firstLine="0"/>
+      </w:pPr>
+      <w:bookmarkStart w:id="7" w:name="simulate_schematic"/>
+      <w:r>
+        <w:t>B</w:t>
+      </w:r>
+      <w:r>
+        <w:t xml:space="preserve">uild </w:t>
+      </w:r>
+      <w:bookmarkEnd w:id="7"/>
+      <w:r>
+        <w:t xml:space="preserve">the </w:t>
+      </w:r>
+      <w:r>
+        <w:t xml:space="preserve">circuit in </w:t>
+      </w:r>
+      <w:r>
+        <w:rPr>
+          <w:iCs/>
+        </w:rPr>
+        <w:fldChar w:fldCharType="begin"/>
+      </w:r>
+      <w:r>
+        <w:rPr>
+          <w:iCs/>
+        </w:rPr>
+        <w:instrText xml:space="preserve"> REF _Ref80215322 \h </w:instrText>
+      </w:r>
+      <w:r>
+        <w:rPr>
+          <w:iCs/>
+        </w:rPr>
+        <w:instrText xml:space="preserve"> \* MERGEFORMAT </w:instrText>
+      </w:r>
+      <w:r>
+        <w:rPr>
+          <w:iCs/>
+        </w:rPr>
+      </w:r>
+      <w:r>
+        <w:rPr>
+          <w:iCs/>
+        </w:rPr>
+        <w:fldChar w:fldCharType="separate"/>
+      </w:r>
+      <w:r>
+        <w:t xml:space="preserve">Figure </w:t>
+      </w:r>
+      <w:r>
+        <w:rPr>
+          <w:noProof/>
+        </w:rPr>
+        <w:t>1</w:t>
+      </w:r>
+      <w:r>
+        <w:rPr>
+          <w:iCs/>
+        </w:rPr>
+        <w:fldChar w:fldCharType="end"/>
+      </w:r>
+      <w:r>
+        <w:t xml:space="preserve"> </w:t>
+      </w:r>
+      <w:r>
+        <w:t xml:space="preserve">using </w:t>
+      </w:r>
+      <w:r>
+        <w:t>MultiSim Live.</w:t>
+      </w:r>
+      <w:r>
+        <w:t xml:space="preserve">  Make sure to attach probes to the output of the op amp and the inverting input of the op amp.</w:t>
+      </w:r>
+      <w:r>
+        <w:t xml:space="preserve">  </w:t>
+      </w:r>
+      <w:r>
+        <w:t>The parts list is</w:t>
+      </w:r>
+      <w:r>
+        <w:t xml:space="preserve"> similar to last weeks; j</w:t>
+      </w:r>
+      <w:r>
+        <w:t>ust in case</w:t>
+      </w:r>
+      <w:r>
+        <w:t>,</w:t>
+      </w:r>
+      <w:r>
+        <w:t xml:space="preserve"> the bill of materials is given in </w:t>
+      </w:r>
+      <w:r>
+        <w:fldChar w:fldCharType="begin"/>
+      </w:r>
+      <w:r>
+        <w:instrText xml:space="preserve"> REF _Ref80878874 \h </w:instrText>
+      </w:r>
+      <w:r>
+        <w:instrText xml:space="preserve"> \* MERGEFORMAT </w:instrText>
+      </w:r>
+      <w:r>
+        <w:fldChar w:fldCharType="separate"/>
+      </w:r>
+      <w:r>
+        <w:t xml:space="preserve">Table </w:t>
+      </w:r>
+      <w:r>
+        <w:rPr>
+          <w:noProof/>
+        </w:rPr>
+        <w:t>1</w:t>
+      </w:r>
+      <w:r>
+        <w:fldChar w:fldCharType="end"/>
       </w:r>
       <w:r>
         <w:t>.</w:t>
@@ -8238,2291 +8756,12 @@
     </w:p>
     <w:p>
       <w:pPr>
-        <w:pStyle w:val="ListParagraph"/>
-        <w:spacing w:before="100" w:beforeAutospacing="1" w:after="100" w:afterAutospacing="1" w:line="240" w:lineRule="auto"/>
-        <w:ind w:left="1080" w:firstLine="0"/>
-        <w:rPr>
-          <w:b/>
-          <w:bCs/>
-          <w:iCs/>
-          <w:vanish/>
-        </w:rPr>
-      </w:pPr>
-      <m:oMathPara>
-        <m:oMath>
-          <m:sSub>
-            <m:sSubPr>
-              <m:ctrlPr>
-                <w:rPr>
-                  <w:rFonts w:ascii="Cambria Math" w:hAnsi="Cambria Math"/>
-                  <w:b/>
-                  <w:bCs/>
-                  <w:iCs/>
-                  <w:vanish/>
-                </w:rPr>
-              </m:ctrlPr>
-            </m:sSubPr>
-            <m:e>
-              <m:r>
-                <m:rPr>
-                  <m:sty m:val="bi"/>
-                </m:rPr>
-                <w:rPr>
-                  <w:rFonts w:ascii="Cambria Math" w:hAnsi="Cambria Math"/>
-                  <w:vanish/>
-                </w:rPr>
-                <m:t>V</m:t>
-              </m:r>
-            </m:e>
-            <m:sub>
-              <m:r>
-                <m:rPr>
-                  <m:sty m:val="bi"/>
-                </m:rPr>
-                <w:rPr>
-                  <w:rFonts w:ascii="Cambria Math" w:hAnsi="Cambria Math"/>
-                  <w:vanish/>
-                </w:rPr>
-                <m:t>t</m:t>
-              </m:r>
-            </m:sub>
-          </m:sSub>
-          <m:d>
-            <m:dPr>
-              <m:ctrlPr>
-                <w:rPr>
-                  <w:rFonts w:ascii="Cambria Math" w:hAnsi="Cambria Math"/>
-                  <w:b/>
-                  <w:bCs/>
-                  <w:iCs/>
-                  <w:vanish/>
-                </w:rPr>
-              </m:ctrlPr>
-            </m:dPr>
-            <m:e>
-              <m:r>
-                <m:rPr>
-                  <m:sty m:val="bi"/>
-                </m:rPr>
-                <w:rPr>
-                  <w:rFonts w:ascii="Cambria Math" w:hAnsi="Cambria Math"/>
-                  <w:vanish/>
-                </w:rPr>
-                <m:t>t</m:t>
-              </m:r>
-            </m:e>
-          </m:d>
-          <m:r>
-            <m:rPr>
-              <m:sty m:val="b"/>
-            </m:rPr>
-            <w:rPr>
-              <w:rFonts w:ascii="Cambria Math" w:hAnsi="Cambria Math"/>
-              <w:vanish/>
-            </w:rPr>
-            <m:t>=6.86= 9</m:t>
-          </m:r>
-          <m:sSup>
-            <m:sSupPr>
-              <m:ctrlPr>
-                <w:rPr>
-                  <w:rFonts w:ascii="Cambria Math" w:hAnsi="Cambria Math"/>
-                  <w:b/>
-                  <w:bCs/>
-                  <w:iCs/>
-                  <w:vanish/>
-                </w:rPr>
-              </m:ctrlPr>
-            </m:sSupPr>
-            <m:e>
-              <m:r>
-                <m:rPr>
-                  <m:sty m:val="bi"/>
-                </m:rPr>
-                <w:rPr>
-                  <w:rFonts w:ascii="Cambria Math" w:hAnsi="Cambria Math"/>
-                  <w:vanish/>
-                </w:rPr>
-                <m:t>e</m:t>
-              </m:r>
-            </m:e>
-            <m:sup>
-              <m:r>
-                <m:rPr>
-                  <m:sty m:val="b"/>
-                </m:rPr>
-                <w:rPr>
-                  <w:rFonts w:ascii="Cambria Math" w:hAnsi="Cambria Math"/>
-                  <w:vanish/>
-                </w:rPr>
-                <m:t>-</m:t>
-              </m:r>
-              <m:f>
-                <m:fPr>
-                  <m:ctrlPr>
-                    <w:rPr>
-                      <w:rFonts w:ascii="Cambria Math" w:hAnsi="Cambria Math"/>
-                      <w:b/>
-                      <w:bCs/>
-                      <w:iCs/>
-                      <w:vanish/>
-                    </w:rPr>
-                  </m:ctrlPr>
-                </m:fPr>
-                <m:num>
-                  <m:r>
-                    <m:rPr>
-                      <m:sty m:val="bi"/>
-                    </m:rPr>
-                    <w:rPr>
-                      <w:rFonts w:ascii="Cambria Math" w:hAnsi="Cambria Math"/>
-                      <w:vanish/>
-                    </w:rPr>
-                    <m:t>t</m:t>
-                  </m:r>
-                </m:num>
-                <m:den>
-                  <m:r>
-                    <m:rPr>
-                      <m:sty m:val="b"/>
-                    </m:rPr>
-                    <w:rPr>
-                      <w:rFonts w:ascii="Cambria Math" w:hAnsi="Cambria Math"/>
-                      <w:vanish/>
-                    </w:rPr>
-                    <m:t>3.3</m:t>
-                  </m:r>
-                  <m:r>
-                    <m:rPr>
-                      <m:sty m:val="bi"/>
-                    </m:rPr>
-                    <w:rPr>
-                      <w:rFonts w:ascii="Cambria Math" w:hAnsi="Cambria Math"/>
-                      <w:vanish/>
-                    </w:rPr>
-                    <m:t>ms</m:t>
-                  </m:r>
-                </m:den>
-              </m:f>
-            </m:sup>
-          </m:sSup>
-          <m:r>
-            <m:rPr>
-              <m:sty m:val="b"/>
-            </m:rPr>
-            <w:rPr>
-              <w:rFonts w:ascii="Cambria Math" w:hAnsi="Cambria Math"/>
-              <w:vanish/>
-            </w:rPr>
-            <m:t xml:space="preserve">=0.896 </m:t>
-          </m:r>
-          <m:r>
-            <m:rPr>
-              <m:sty m:val="bi"/>
-            </m:rPr>
-            <w:rPr>
-              <w:rFonts w:ascii="Cambria Math" w:hAnsi="Cambria Math"/>
-              <w:vanish/>
-            </w:rPr>
-            <m:t>ms</m:t>
-          </m:r>
-        </m:oMath>
-      </m:oMathPara>
-    </w:p>
-    <w:p>
-      <w:pPr>
-        <w:pStyle w:val="ListParagraph"/>
-        <w:numPr>
-          <w:ilvl w:val="1"/>
-          <w:numId w:val="12"/>
-        </w:numPr>
-        <w:spacing w:before="100" w:beforeAutospacing="1" w:after="100" w:afterAutospacing="1" w:line="240" w:lineRule="auto"/>
-      </w:pPr>
-      <w:r>
-        <w:t xml:space="preserve">Set </w:t>
-      </w:r>
-      <w:r>
-        <w:t xml:space="preserve">the </w:t>
-      </w:r>
-      <w:r>
-        <w:rPr>
-          <w:i/>
-          <w:iCs/>
-        </w:rPr>
-        <w:t>V</w:t>
-      </w:r>
-      <w:r>
-        <w:rPr>
-          <w:i/>
-          <w:iCs/>
-          <w:vertAlign w:val="subscript"/>
-        </w:rPr>
-        <w:t>t</w:t>
-      </w:r>
-      <w:r>
-        <w:rPr>
-          <w:i/>
-          <w:iCs/>
-        </w:rPr>
-        <w:t xml:space="preserve">(t) </w:t>
-      </w:r>
-      <w:r>
-        <w:t xml:space="preserve">equation equal to </w:t>
-      </w:r>
-      <w:r>
-        <w:rPr>
-          <w:bCs/>
-          <w:i/>
-        </w:rPr>
-        <w:t>V</w:t>
-      </w:r>
-      <w:r>
-        <w:rPr>
-          <w:bCs/>
-          <w:i/>
-          <w:vertAlign w:val="subscript"/>
-        </w:rPr>
-        <w:t>low</w:t>
-      </w:r>
-      <w:r>
-        <w:rPr>
-          <w:i/>
-        </w:rPr>
-        <w:t xml:space="preserve"> </w:t>
-      </w:r>
-      <w:r>
-        <w:t xml:space="preserve">and solve for </w:t>
-      </w:r>
-      <w:r>
-        <w:rPr>
-          <w:i/>
-          <w:iCs/>
-        </w:rPr>
-        <w:t>t</w:t>
-      </w:r>
-      <w:r>
-        <w:t xml:space="preserve">.  This </w:t>
-      </w:r>
-      <w:r>
-        <w:t>equation gives</w:t>
-      </w:r>
-      <w:r>
-        <w:t xml:space="preserve"> the time to discharge from 9V to </w:t>
-      </w:r>
-      <w:r>
-        <w:rPr>
-          <w:bCs/>
-          <w:i/>
-        </w:rPr>
-        <w:t>V</w:t>
-      </w:r>
-      <w:r>
-        <w:rPr>
-          <w:bCs/>
-          <w:i/>
-          <w:vertAlign w:val="subscript"/>
-        </w:rPr>
-        <w:t>low</w:t>
-      </w:r>
-      <w:r>
-        <w:t>.  Represent your answer in milliseconds and round to three significant figures.</w:t>
-      </w:r>
-    </w:p>
-    <w:p>
-      <w:pPr>
-        <w:pStyle w:val="ListParagraph"/>
-        <w:spacing w:before="100" w:beforeAutospacing="1" w:after="100" w:afterAutospacing="1" w:line="240" w:lineRule="auto"/>
-        <w:ind w:left="1080" w:firstLine="0"/>
-        <w:rPr>
-          <w:b/>
-          <w:bCs/>
-          <w:vanish/>
-        </w:rPr>
-      </w:pPr>
-      <m:oMathPara>
-        <m:oMath>
-          <m:sSub>
-            <m:sSubPr>
-              <m:ctrlPr>
-                <w:rPr>
-                  <w:rFonts w:ascii="Cambria Math" w:hAnsi="Cambria Math"/>
-                  <w:b/>
-                  <w:bCs/>
-                  <w:vanish/>
-                </w:rPr>
-              </m:ctrlPr>
-            </m:sSubPr>
-            <m:e>
-              <m:r>
-                <m:rPr>
-                  <m:sty m:val="bi"/>
-                </m:rPr>
-                <w:rPr>
-                  <w:rFonts w:ascii="Cambria Math" w:hAnsi="Cambria Math"/>
-                  <w:vanish/>
-                </w:rPr>
-                <m:t>V</m:t>
-              </m:r>
-            </m:e>
-            <m:sub>
-              <m:r>
-                <m:rPr>
-                  <m:sty m:val="bi"/>
-                </m:rPr>
-                <w:rPr>
-                  <w:rFonts w:ascii="Cambria Math" w:hAnsi="Cambria Math"/>
-                  <w:vanish/>
-                </w:rPr>
-                <m:t>t</m:t>
-              </m:r>
-            </m:sub>
-          </m:sSub>
-          <m:d>
-            <m:dPr>
-              <m:ctrlPr>
-                <w:rPr>
-                  <w:rFonts w:ascii="Cambria Math" w:hAnsi="Cambria Math"/>
-                  <w:b/>
-                  <w:bCs/>
-                  <w:vanish/>
-                </w:rPr>
-              </m:ctrlPr>
-            </m:dPr>
-            <m:e>
-              <m:r>
-                <m:rPr>
-                  <m:sty m:val="bi"/>
-                </m:rPr>
-                <w:rPr>
-                  <w:rFonts w:ascii="Cambria Math" w:hAnsi="Cambria Math"/>
-                  <w:vanish/>
-                </w:rPr>
-                <m:t>t</m:t>
-              </m:r>
-            </m:e>
-          </m:d>
-          <m:r>
-            <m:rPr>
-              <m:sty m:val="b"/>
-            </m:rPr>
-            <w:rPr>
-              <w:rFonts w:ascii="Cambria Math" w:hAnsi="Cambria Math"/>
-              <w:vanish/>
-            </w:rPr>
-            <m:t>=2.14= 9</m:t>
-          </m:r>
-          <m:sSup>
-            <m:sSupPr>
-              <m:ctrlPr>
-                <w:rPr>
-                  <w:rFonts w:ascii="Cambria Math" w:hAnsi="Cambria Math"/>
-                  <w:b/>
-                  <w:bCs/>
-                  <w:vanish/>
-                </w:rPr>
-              </m:ctrlPr>
-            </m:sSupPr>
-            <m:e>
-              <m:r>
-                <m:rPr>
-                  <m:sty m:val="bi"/>
-                </m:rPr>
-                <w:rPr>
-                  <w:rFonts w:ascii="Cambria Math" w:hAnsi="Cambria Math"/>
-                  <w:vanish/>
-                </w:rPr>
-                <m:t>e</m:t>
-              </m:r>
-            </m:e>
-            <m:sup>
-              <m:r>
-                <m:rPr>
-                  <m:sty m:val="b"/>
-                </m:rPr>
-                <w:rPr>
-                  <w:rFonts w:ascii="Cambria Math" w:hAnsi="Cambria Math"/>
-                  <w:vanish/>
-                </w:rPr>
-                <m:t>-</m:t>
-              </m:r>
-              <m:f>
-                <m:fPr>
-                  <m:ctrlPr>
-                    <w:rPr>
-                      <w:rFonts w:ascii="Cambria Math" w:hAnsi="Cambria Math"/>
-                      <w:b/>
-                      <w:bCs/>
-                      <w:vanish/>
-                    </w:rPr>
-                  </m:ctrlPr>
-                </m:fPr>
-                <m:num>
-                  <m:r>
-                    <m:rPr>
-                      <m:sty m:val="bi"/>
-                    </m:rPr>
-                    <w:rPr>
-                      <w:rFonts w:ascii="Cambria Math" w:hAnsi="Cambria Math"/>
-                      <w:vanish/>
-                    </w:rPr>
-                    <m:t>t</m:t>
-                  </m:r>
-                </m:num>
-                <m:den>
-                  <m:r>
-                    <m:rPr>
-                      <m:sty m:val="b"/>
-                    </m:rPr>
-                    <w:rPr>
-                      <w:rFonts w:ascii="Cambria Math" w:hAnsi="Cambria Math"/>
-                      <w:vanish/>
-                    </w:rPr>
-                    <m:t>3.3</m:t>
-                  </m:r>
-                  <m:r>
-                    <m:rPr>
-                      <m:sty m:val="bi"/>
-                    </m:rPr>
-                    <w:rPr>
-                      <w:rFonts w:ascii="Cambria Math" w:hAnsi="Cambria Math"/>
-                      <w:vanish/>
-                    </w:rPr>
-                    <m:t>ms</m:t>
-                  </m:r>
-                </m:den>
-              </m:f>
-            </m:sup>
-          </m:sSup>
-          <m:r>
-            <m:rPr>
-              <m:sty m:val="b"/>
-            </m:rPr>
-            <w:rPr>
-              <w:rFonts w:ascii="Cambria Math" w:hAnsi="Cambria Math"/>
-              <w:vanish/>
-            </w:rPr>
-            <m:t xml:space="preserve">=4.74 </m:t>
-          </m:r>
-          <m:r>
-            <m:rPr>
-              <m:sty m:val="bi"/>
-            </m:rPr>
-            <w:rPr>
-              <w:rFonts w:ascii="Cambria Math" w:hAnsi="Cambria Math"/>
-              <w:vanish/>
-            </w:rPr>
-            <m:t>ms</m:t>
-          </m:r>
-        </m:oMath>
-      </m:oMathPara>
-    </w:p>
-    <w:p>
-      <w:pPr>
-        <w:pStyle w:val="ListParagraph"/>
-        <w:numPr>
-          <w:ilvl w:val="1"/>
-          <w:numId w:val="12"/>
-        </w:numPr>
-        <w:spacing w:before="100" w:beforeAutospacing="1" w:after="100" w:afterAutospacing="1" w:line="240" w:lineRule="auto"/>
-        <w:rPr>
-          <w:b/>
-          <w:bCs/>
-        </w:rPr>
-      </w:pPr>
-      <w:r>
-        <w:t xml:space="preserve">To derive the time to discharge C1 from </w:t>
-      </w:r>
-      <w:r>
-        <w:rPr>
-          <w:bCs/>
-          <w:i/>
-        </w:rPr>
-        <w:t>V</w:t>
-      </w:r>
-      <w:r>
-        <w:rPr>
-          <w:bCs/>
-          <w:i/>
-          <w:vertAlign w:val="subscript"/>
-        </w:rPr>
-        <w:t>high</w:t>
-      </w:r>
-      <w:r>
-        <w:t xml:space="preserve"> to </w:t>
-      </w:r>
-      <w:r>
-        <w:rPr>
-          <w:bCs/>
-          <w:i/>
-        </w:rPr>
-        <w:t>V</w:t>
-      </w:r>
-      <w:r>
-        <w:rPr>
-          <w:bCs/>
-          <w:i/>
-          <w:vertAlign w:val="subscript"/>
-        </w:rPr>
-        <w:t>low</w:t>
-      </w:r>
-      <w:r>
-        <w:t>, subtract the time to get to</w:t>
-      </w:r>
-      <w:r>
-        <w:rPr>
-          <w:i/>
-        </w:rPr>
-        <w:t xml:space="preserve"> </w:t>
-      </w:r>
-      <w:r>
-        <w:rPr>
-          <w:bCs/>
-          <w:i/>
-        </w:rPr>
-        <w:t>V</w:t>
-      </w:r>
-      <w:r>
-        <w:rPr>
-          <w:bCs/>
-          <w:i/>
-          <w:vertAlign w:val="subscript"/>
-        </w:rPr>
-        <w:t>high</w:t>
-      </w:r>
-      <w:r>
-        <w:t xml:space="preserve"> from the time to get to </w:t>
-      </w:r>
-      <w:r>
-        <w:rPr>
-          <w:bCs/>
-          <w:i/>
-        </w:rPr>
-        <w:t>V</w:t>
-      </w:r>
-      <w:r>
-        <w:rPr>
-          <w:bCs/>
-          <w:i/>
-          <w:vertAlign w:val="subscript"/>
-        </w:rPr>
-        <w:t>low</w:t>
-      </w:r>
-      <w:r>
-        <w:t xml:space="preserve">.  </w:t>
-      </w:r>
-    </w:p>
-    <w:p>
-      <w:pPr>
-        <w:pStyle w:val="ListParagraph"/>
-        <w:spacing w:before="100" w:beforeAutospacing="1" w:after="100" w:afterAutospacing="1" w:line="240" w:lineRule="auto"/>
-        <w:ind w:left="2880" w:firstLine="720"/>
-        <w:rPr>
-          <w:b/>
-          <w:bCs/>
-        </w:rPr>
-      </w:pPr>
-      <w:r>
-        <w:rPr>
-          <w:b/>
-          <w:bCs/>
-          <w:vanish/>
-        </w:rPr>
-        <w:t>4.74</w:t>
-      </w:r>
-      <w:r>
-        <w:rPr>
-          <w:b/>
-          <w:bCs/>
-          <w:vanish/>
-        </w:rPr>
-        <w:t xml:space="preserve"> </w:t>
-      </w:r>
-      <w:r>
-        <w:rPr>
-          <w:b/>
-          <w:bCs/>
-          <w:vanish/>
-        </w:rPr>
-        <w:t xml:space="preserve">ms – </w:t>
-      </w:r>
-      <w:r>
-        <w:rPr>
-          <w:b/>
-          <w:bCs/>
-          <w:vanish/>
-        </w:rPr>
-        <w:t>0.89</w:t>
-      </w:r>
-      <w:r>
-        <w:rPr>
-          <w:b/>
-          <w:bCs/>
-          <w:vanish/>
-        </w:rPr>
-        <w:t xml:space="preserve"> </w:t>
-      </w:r>
-      <w:r>
-        <w:rPr>
-          <w:b/>
-          <w:bCs/>
-          <w:vanish/>
-        </w:rPr>
-        <w:t xml:space="preserve">ms = </w:t>
-      </w:r>
-      <w:r>
-        <w:rPr>
-          <w:b/>
-          <w:bCs/>
-          <w:vanish/>
-        </w:rPr>
-        <w:t>3.85</w:t>
-      </w:r>
-      <w:r>
-        <w:rPr>
-          <w:b/>
-          <w:bCs/>
-          <w:vanish/>
-        </w:rPr>
-        <w:t xml:space="preserve"> </w:t>
-      </w:r>
-      <w:r>
-        <w:rPr>
-          <w:b/>
-          <w:bCs/>
-          <w:vanish/>
-        </w:rPr>
-        <w:t>ms</w:t>
-      </w:r>
-    </w:p>
-    <w:p>
-      <w:pPr>
-        <w:pStyle w:val="ListParagraph"/>
-        <w:spacing w:before="100" w:beforeAutospacing="1" w:after="100" w:afterAutospacing="1" w:line="240" w:lineRule="auto"/>
-        <w:ind w:left="2880" w:firstLine="720"/>
-        <w:rPr>
-          <w:b/>
-          <w:bCs/>
-          <w:vanish/>
-        </w:rPr>
-      </w:pPr>
-    </w:p>
-    <w:p>
-      <w:pPr>
-        <w:spacing w:before="100" w:beforeAutospacing="1" w:after="100" w:afterAutospacing="1" w:line="240" w:lineRule="auto"/>
-        <w:rPr>
-          <w:iCs/>
-        </w:rPr>
-      </w:pPr>
-      <w:r>
-        <w:rPr>
-          <w:iCs/>
-        </w:rPr>
-        <w:t>Note</w:t>
-      </w:r>
-      <w:r>
-        <w:rPr>
-          <w:iCs/>
-        </w:rPr>
-        <w:t>,</w:t>
-      </w:r>
-      <w:r>
-        <w:rPr>
-          <w:iCs/>
-        </w:rPr>
-        <w:t xml:space="preserve"> the capacitor C1</w:t>
-      </w:r>
-      <w:r>
-        <w:rPr>
-          <w:iCs/>
-        </w:rPr>
-        <w:t xml:space="preserve"> is</w:t>
-      </w:r>
-      <w:r>
-        <w:rPr>
-          <w:iCs/>
-        </w:rPr>
-        <w:t xml:space="preserve"> connected to the inverting input of the op amp in </w:t>
-      </w:r>
-      <w:r>
-        <w:fldChar w:fldCharType="begin"/>
-      </w:r>
-      <w:r>
-        <w:instrText xml:space="preserve"> REF _Ref80215322 \h </w:instrText>
-      </w:r>
-      <w:r>
-        <w:fldChar w:fldCharType="separate"/>
-      </w:r>
-      <w:r>
-        <w:t xml:space="preserve">Figure </w:t>
-      </w:r>
-      <w:r>
-        <w:rPr>
-          <w:noProof/>
-        </w:rPr>
-        <w:t>1</w:t>
-      </w:r>
-      <w:r>
-        <w:fldChar w:fldCharType="end"/>
-      </w:r>
-      <w:r>
-        <w:t xml:space="preserve">.  </w:t>
-      </w:r>
-      <w:r>
-        <w:t>Thus,</w:t>
-      </w:r>
-      <w:r>
-        <w:t xml:space="preserve"> the charge on this capacitor</w:t>
-      </w:r>
-      <w:r>
-        <w:rPr>
-          <w:iCs/>
-        </w:rPr>
-        <w:t xml:space="preserve"> plays the role of </w:t>
-      </w:r>
-      <w:r>
-        <w:rPr>
-          <w:bCs/>
-          <w:i/>
-        </w:rPr>
-        <w:t>V</w:t>
-      </w:r>
-      <w:r>
-        <w:rPr>
-          <w:bCs/>
-          <w:i/>
-          <w:vertAlign w:val="subscript"/>
-        </w:rPr>
-        <w:t>in</w:t>
-      </w:r>
-      <w:r>
-        <w:rPr>
-          <w:bCs/>
-          <w:iCs/>
-        </w:rPr>
-        <w:t xml:space="preserve"> </w:t>
-      </w:r>
-      <w:r>
-        <w:rPr>
-          <w:iCs/>
-        </w:rPr>
-        <w:t xml:space="preserve">in </w:t>
-      </w:r>
-      <w:r>
-        <w:fldChar w:fldCharType="begin"/>
-      </w:r>
-      <w:r>
-        <w:instrText xml:space="preserve"> REF _Ref80216585 \h </w:instrText>
-      </w:r>
-      <w:r>
-        <w:fldChar w:fldCharType="separate"/>
-      </w:r>
-      <w:r>
-        <w:t xml:space="preserve">Figure </w:t>
-      </w:r>
-      <w:r>
-        <w:rPr>
-          <w:noProof/>
-        </w:rPr>
-        <w:t>4</w:t>
-      </w:r>
-      <w:r>
-        <w:fldChar w:fldCharType="end"/>
-      </w:r>
-      <w:r>
-        <w:t xml:space="preserve"> and in </w:t>
-      </w:r>
-      <w:r>
-        <w:rPr>
-          <w:iCs/>
-        </w:rPr>
-        <w:t xml:space="preserve">the graph produced in Q9.  </w:t>
-      </w:r>
-      <w:r>
-        <w:rPr>
-          <w:iCs/>
-        </w:rPr>
-        <w:t xml:space="preserve">Use </w:t>
-      </w:r>
-      <w:r>
-        <w:rPr>
-          <w:iCs/>
-        </w:rPr>
-        <w:t xml:space="preserve">your answers to these and other questions </w:t>
-      </w:r>
-      <w:r>
-        <w:rPr>
-          <w:iCs/>
-        </w:rPr>
-        <w:t xml:space="preserve">to </w:t>
-      </w:r>
-      <w:r>
-        <w:rPr>
-          <w:iCs/>
-        </w:rPr>
-        <w:t xml:space="preserve">answer the following two questions. Make sure to fill in the blanks </w:t>
-      </w:r>
-      <w:r>
-        <w:rPr>
-          <w:iCs/>
-        </w:rPr>
-        <w:t xml:space="preserve">and </w:t>
-      </w:r>
-      <w:r>
-        <w:rPr>
-          <w:iCs/>
-        </w:rPr>
-        <w:t xml:space="preserve">choose an </w:t>
-      </w:r>
-      <w:r>
-        <w:rPr>
-          <w:iCs/>
-        </w:rPr>
-        <w:t>option</w:t>
-      </w:r>
-      <w:r>
-        <w:rPr>
-          <w:iCs/>
-        </w:rPr>
-        <w:t xml:space="preserve"> when a pair of </w:t>
-      </w:r>
-      <w:r>
-        <w:rPr>
-          <w:b/>
-          <w:bCs/>
-          <w:iCs/>
-        </w:rPr>
-        <w:t>items</w:t>
-      </w:r>
-      <w:r>
-        <w:rPr>
-          <w:iCs/>
-        </w:rPr>
-        <w:t xml:space="preserve"> are separated by a “</w:t>
-      </w:r>
-      <w:r>
-        <w:rPr>
-          <w:b/>
-          <w:bCs/>
-          <w:iCs/>
-        </w:rPr>
-        <w:t>/</w:t>
-      </w:r>
-      <w:r>
-        <w:rPr>
-          <w:iCs/>
-        </w:rPr>
-        <w:t xml:space="preserve">”.  </w:t>
-      </w:r>
-    </w:p>
-    <w:p>
-      <w:pPr>
-        <w:pStyle w:val="ListParagraph"/>
-        <w:numPr>
-          <w:ilvl w:val="0"/>
-          <w:numId w:val="13"/>
-        </w:numPr>
-        <w:spacing w:before="100" w:beforeAutospacing="1" w:after="100" w:afterAutospacing="1" w:line="240" w:lineRule="auto"/>
-        <w:rPr>
-          <w:iCs/>
-        </w:rPr>
-      </w:pPr>
-      <w:r>
-        <w:rPr>
-          <w:iCs/>
-        </w:rPr>
-        <w:t>When</w:t>
-      </w:r>
-      <w:r>
-        <w:rPr>
-          <w:iCs/>
-        </w:rPr>
-        <w:t xml:space="preserve"> </w:t>
-      </w:r>
-      <w:r>
-        <w:rPr>
-          <w:i/>
-        </w:rPr>
-        <w:t>V</w:t>
-      </w:r>
-      <w:r>
-        <w:rPr>
-          <w:i/>
-          <w:vertAlign w:val="subscript"/>
-        </w:rPr>
-        <w:t>out</w:t>
-      </w:r>
-      <w:r>
-        <w:rPr>
-          <w:iCs/>
-        </w:rPr>
-        <w:t xml:space="preserve"> </w:t>
-      </w:r>
-      <w:r>
-        <w:rPr>
-          <w:iCs/>
-        </w:rPr>
-        <w:t>= 9V</w:t>
-      </w:r>
-      <w:r>
-        <w:rPr>
-          <w:iCs/>
-        </w:rPr>
-        <w:t>,</w:t>
-      </w:r>
-      <w:r>
-        <w:rPr>
-          <w:iCs/>
-        </w:rPr>
-        <w:t xml:space="preserve"> then the capacitor C1 is </w:t>
-      </w:r>
-      <w:r>
-        <w:rPr>
-          <w:b/>
-          <w:bCs/>
-          <w:iCs/>
-          <w:vanish/>
-        </w:rPr>
-        <w:t>charging</w:t>
-      </w:r>
-      <w:r>
-        <w:rPr>
-          <w:b/>
-          <w:bCs/>
-          <w:iCs/>
-          <w:vanish/>
-        </w:rPr>
-        <w:t xml:space="preserve"> </w:t>
-      </w:r>
-      <w:r>
-        <w:rPr>
-          <w:b/>
-          <w:bCs/>
-          <w:iCs/>
-        </w:rPr>
-        <w:t>charging</w:t>
-      </w:r>
-      <w:r>
-        <w:rPr>
-          <w:iCs/>
-        </w:rPr>
-        <w:t>/</w:t>
-      </w:r>
-      <w:r>
-        <w:rPr>
-          <w:b/>
-          <w:bCs/>
-          <w:iCs/>
-        </w:rPr>
-        <w:t>discharging</w:t>
-      </w:r>
-      <w:r>
-        <w:rPr>
-          <w:iCs/>
-        </w:rPr>
-        <w:t xml:space="preserve"> from </w:t>
-      </w:r>
-      <w:r>
-        <w:rPr>
-          <w:bCs/>
-          <w:i/>
-        </w:rPr>
-        <w:t>V</w:t>
-      </w:r>
-      <w:r>
-        <w:rPr>
-          <w:bCs/>
-          <w:i/>
-          <w:vertAlign w:val="subscript"/>
-        </w:rPr>
-        <w:t>low</w:t>
-      </w:r>
-      <w:r>
-        <w:rPr>
-          <w:i/>
-        </w:rPr>
-        <w:t xml:space="preserve"> </w:t>
-      </w:r>
-      <w:r>
-        <w:rPr>
-          <w:iCs/>
-        </w:rPr>
-        <w:t xml:space="preserve">to </w:t>
-      </w:r>
-      <w:r>
-        <w:rPr>
-          <w:bCs/>
-          <w:i/>
-        </w:rPr>
-        <w:t>V</w:t>
-      </w:r>
-      <w:r>
-        <w:rPr>
-          <w:bCs/>
-          <w:i/>
-          <w:vertAlign w:val="subscript"/>
-        </w:rPr>
-        <w:t>high</w:t>
-      </w:r>
-      <w:r>
-        <w:rPr>
-          <w:iCs/>
-        </w:rPr>
-        <w:t>.</w:t>
-      </w:r>
-      <w:r>
-        <w:rPr>
-          <w:iCs/>
-        </w:rPr>
-        <w:t xml:space="preserve">  </w:t>
-      </w:r>
-      <w:r>
-        <w:rPr>
-          <w:iCs/>
-        </w:rPr>
-        <w:t>The capacitor</w:t>
-      </w:r>
-      <w:r>
-        <w:rPr>
-          <w:iCs/>
-        </w:rPr>
-        <w:t xml:space="preserve"> takes </w:t>
-      </w:r>
-      <w:r>
-        <w:rPr>
-          <w:iCs/>
-          <w:u w:val="single"/>
-        </w:rPr>
-        <w:t>____</w:t>
-      </w:r>
-      <w:r>
-        <w:rPr>
-          <w:iCs/>
-          <w:u w:val="single"/>
-        </w:rPr>
-        <w:t>µ</w:t>
-      </w:r>
-      <w:r>
-        <w:rPr>
-          <w:iCs/>
-          <w:u w:val="single"/>
-        </w:rPr>
-        <w:t>s</w:t>
-      </w:r>
-      <w:r>
-        <w:rPr>
-          <w:iCs/>
-        </w:rPr>
-        <w:t xml:space="preserve"> to go from </w:t>
-      </w:r>
-      <w:r>
-        <w:rPr>
-          <w:bCs/>
-          <w:i/>
-        </w:rPr>
-        <w:t>V</w:t>
-      </w:r>
-      <w:r>
-        <w:rPr>
-          <w:bCs/>
-          <w:i/>
-          <w:vertAlign w:val="subscript"/>
-        </w:rPr>
-        <w:t>low</w:t>
-      </w:r>
-      <w:r>
-        <w:rPr>
-          <w:i/>
-        </w:rPr>
-        <w:t xml:space="preserve"> </w:t>
-      </w:r>
-      <w:r>
-        <w:rPr>
-          <w:iCs/>
-        </w:rPr>
-        <w:t>to</w:t>
-      </w:r>
-      <w:r>
-        <w:rPr>
-          <w:i/>
-        </w:rPr>
-        <w:t xml:space="preserve"> </w:t>
-      </w:r>
-      <w:r>
-        <w:rPr>
-          <w:bCs/>
-          <w:i/>
-        </w:rPr>
-        <w:t>V</w:t>
-      </w:r>
-      <w:r>
-        <w:rPr>
-          <w:bCs/>
-          <w:i/>
-          <w:vertAlign w:val="subscript"/>
-        </w:rPr>
-        <w:t>high</w:t>
-      </w:r>
-      <w:r>
-        <w:rPr>
-          <w:iCs/>
-        </w:rPr>
-        <w:t xml:space="preserve">.  </w:t>
-      </w:r>
-      <w:r>
-        <w:rPr>
-          <w:iCs/>
-        </w:rPr>
-        <w:t xml:space="preserve">When the </w:t>
-      </w:r>
-      <w:r>
-        <w:rPr>
-          <w:b/>
-          <w:bCs/>
-          <w:iCs/>
-          <w:vanish/>
-        </w:rPr>
-        <w:t>charging</w:t>
-      </w:r>
-      <w:r>
-        <w:rPr>
-          <w:b/>
-          <w:bCs/>
-          <w:iCs/>
-          <w:vanish/>
-        </w:rPr>
-        <w:t xml:space="preserve"> </w:t>
-      </w:r>
-      <w:r>
-        <w:rPr>
-          <w:iCs/>
-        </w:rPr>
-        <w:t>charging</w:t>
-      </w:r>
-      <w:r>
-        <w:rPr>
-          <w:iCs/>
-        </w:rPr>
-        <w:t>/discharging</w:t>
-      </w:r>
-      <w:r>
-        <w:rPr>
-          <w:iCs/>
-        </w:rPr>
-        <w:t xml:space="preserve"> capacitor</w:t>
-      </w:r>
-      <w:r>
-        <w:rPr>
-          <w:iCs/>
-        </w:rPr>
-        <w:t xml:space="preserve">’s voltage exceeds </w:t>
-      </w:r>
-      <w:r>
-        <w:rPr>
-          <w:b/>
-          <w:i/>
-        </w:rPr>
-        <w:t>V</w:t>
-      </w:r>
-      <w:r>
-        <w:rPr>
-          <w:b/>
-          <w:i/>
-          <w:vertAlign w:val="subscript"/>
-        </w:rPr>
-        <w:t>low</w:t>
-      </w:r>
-      <w:r>
-        <w:rPr>
-          <w:b/>
-          <w:i/>
-          <w:vertAlign w:val="subscript"/>
-        </w:rPr>
-        <w:t xml:space="preserve"> </w:t>
-      </w:r>
-      <w:r>
-        <w:rPr>
-          <w:b/>
-          <w:iCs/>
-        </w:rPr>
-        <w:t>/</w:t>
-      </w:r>
-      <w:r>
-        <w:rPr>
-          <w:b/>
-          <w:i/>
-        </w:rPr>
-        <w:t>V</w:t>
-      </w:r>
-      <w:r>
-        <w:rPr>
-          <w:b/>
-          <w:i/>
-          <w:vertAlign w:val="subscript"/>
-        </w:rPr>
-        <w:t>high</w:t>
-      </w:r>
-      <w:r>
-        <w:rPr>
-          <w:b/>
-          <w:iCs/>
-        </w:rPr>
-        <w:t xml:space="preserve"> </w:t>
-      </w:r>
-      <w:r>
-        <w:rPr>
-          <w:b/>
-          <w:i/>
-          <w:vanish/>
-        </w:rPr>
-        <w:t>V</w:t>
-      </w:r>
-      <w:r>
-        <w:rPr>
-          <w:b/>
-          <w:i/>
-          <w:vanish/>
-          <w:vertAlign w:val="subscript"/>
-        </w:rPr>
-        <w:t>high</w:t>
-      </w:r>
-      <w:r>
-        <w:rPr>
-          <w:b/>
-          <w:iCs/>
-        </w:rPr>
-        <w:t xml:space="preserve"> </w:t>
-      </w:r>
-      <w:r>
-        <w:rPr>
-          <w:iCs/>
-        </w:rPr>
-        <w:t>the</w:t>
-      </w:r>
-      <w:r>
-        <w:rPr>
-          <w:iCs/>
-        </w:rPr>
-        <w:t xml:space="preserve">n </w:t>
-      </w:r>
-      <w:r>
-        <w:rPr>
-          <w:i/>
-        </w:rPr>
-        <w:t>V</w:t>
-      </w:r>
-      <w:r>
-        <w:rPr>
-          <w:i/>
-          <w:vertAlign w:val="subscript"/>
-        </w:rPr>
-        <w:t>out</w:t>
-      </w:r>
-      <w:r>
-        <w:rPr>
-          <w:i/>
-        </w:rPr>
-        <w:t xml:space="preserve"> </w:t>
-      </w:r>
-      <w:r>
-        <w:rPr>
-          <w:iCs/>
-        </w:rPr>
-        <w:t>= 0V</w:t>
-      </w:r>
-      <w:r>
-        <w:rPr>
-          <w:iCs/>
-        </w:rPr>
-        <w:t xml:space="preserve">.  When </w:t>
-      </w:r>
-      <w:r>
-        <w:rPr>
-          <w:i/>
-        </w:rPr>
-        <w:t>V</w:t>
-      </w:r>
-      <w:r>
-        <w:rPr>
-          <w:i/>
-          <w:vertAlign w:val="subscript"/>
-        </w:rPr>
-        <w:t>out</w:t>
-      </w:r>
-      <w:r>
-        <w:rPr>
-          <w:iCs/>
-        </w:rPr>
-        <w:t xml:space="preserve"> = 0V</w:t>
-      </w:r>
-      <w:r>
-        <w:rPr>
-          <w:iCs/>
-        </w:rPr>
-        <w:t>,</w:t>
-      </w:r>
-      <w:r>
-        <w:rPr>
-          <w:iCs/>
-        </w:rPr>
-        <w:t xml:space="preserve"> </w:t>
-      </w:r>
-      <w:r>
-        <w:rPr>
-          <w:iCs/>
-        </w:rPr>
-        <w:t xml:space="preserve">the capacitor will start to </w:t>
-      </w:r>
-      <w:r>
-        <w:rPr>
-          <w:b/>
-          <w:bCs/>
-          <w:iCs/>
-        </w:rPr>
-        <w:t>charge/</w:t>
-      </w:r>
-      <w:r>
-        <w:rPr>
-          <w:b/>
-          <w:bCs/>
-          <w:iCs/>
-        </w:rPr>
-        <w:t>discharge</w:t>
-      </w:r>
-      <w:r>
-        <w:rPr>
-          <w:iCs/>
-        </w:rPr>
-        <w:t xml:space="preserve"> </w:t>
-      </w:r>
-      <w:r>
-        <w:rPr>
-          <w:b/>
-          <w:bCs/>
-          <w:iCs/>
-          <w:vanish/>
-        </w:rPr>
-        <w:t>discharge</w:t>
-      </w:r>
-      <w:r>
-        <w:rPr>
-          <w:iCs/>
-        </w:rPr>
-        <w:t xml:space="preserve">.  </w:t>
-      </w:r>
-    </w:p>
-    <w:p>
-      <w:pPr>
-        <w:pStyle w:val="ListParagraph"/>
-        <w:spacing w:before="100" w:beforeAutospacing="1" w:after="100" w:afterAutospacing="1" w:line="240" w:lineRule="auto"/>
-        <w:ind w:firstLine="0"/>
-        <w:rPr>
-          <w:iCs/>
-        </w:rPr>
-      </w:pPr>
-    </w:p>
-    <w:p>
-      <w:pPr>
-        <w:pStyle w:val="ListParagraph"/>
-        <w:numPr>
-          <w:ilvl w:val="0"/>
-          <w:numId w:val="13"/>
-        </w:numPr>
-        <w:spacing w:before="100" w:beforeAutospacing="1" w:after="100" w:afterAutospacing="1" w:line="240" w:lineRule="auto"/>
-        <w:rPr>
-          <w:iCs/>
-        </w:rPr>
-      </w:pPr>
-      <w:r>
-        <w:rPr>
-          <w:iCs/>
-        </w:rPr>
-        <w:t>When</w:t>
-      </w:r>
-      <w:r>
-        <w:rPr>
-          <w:iCs/>
-        </w:rPr>
-        <w:t xml:space="preserve"> </w:t>
-      </w:r>
-      <w:r>
-        <w:rPr>
-          <w:i/>
-        </w:rPr>
-        <w:t>V</w:t>
-      </w:r>
-      <w:r>
-        <w:rPr>
-          <w:i/>
-          <w:vertAlign w:val="subscript"/>
-        </w:rPr>
-        <w:t>out</w:t>
-      </w:r>
-      <w:r>
-        <w:rPr>
-          <w:i/>
-        </w:rPr>
-        <w:t xml:space="preserve"> </w:t>
-      </w:r>
-      <w:r>
-        <w:rPr>
-          <w:iCs/>
-        </w:rPr>
-        <w:t xml:space="preserve">= </w:t>
-      </w:r>
-      <w:r>
-        <w:rPr>
-          <w:iCs/>
-        </w:rPr>
-        <w:t>0</w:t>
-      </w:r>
-      <w:r>
-        <w:rPr>
-          <w:iCs/>
-        </w:rPr>
-        <w:t>V</w:t>
-      </w:r>
-      <w:r>
-        <w:rPr>
-          <w:iCs/>
-        </w:rPr>
-        <w:t>,</w:t>
-      </w:r>
-      <w:r>
-        <w:rPr>
-          <w:iCs/>
-        </w:rPr>
-        <w:t xml:space="preserve"> then the capacitor C1 is </w:t>
-      </w:r>
-      <w:r>
-        <w:rPr>
-          <w:b/>
-          <w:bCs/>
-          <w:iCs/>
-        </w:rPr>
-        <w:t>charging</w:t>
-      </w:r>
-      <w:r>
-        <w:rPr>
-          <w:iCs/>
-        </w:rPr>
-        <w:t>/</w:t>
-      </w:r>
-      <w:r>
-        <w:rPr>
-          <w:b/>
-          <w:bCs/>
-          <w:iCs/>
-        </w:rPr>
-        <w:t>discharging</w:t>
-      </w:r>
-      <w:r>
-        <w:rPr>
-          <w:iCs/>
-        </w:rPr>
-        <w:t xml:space="preserve"> </w:t>
-      </w:r>
-      <w:r>
-        <w:rPr>
-          <w:b/>
-          <w:bCs/>
-          <w:iCs/>
-          <w:vanish/>
-        </w:rPr>
-        <w:t>discharging</w:t>
-      </w:r>
-      <w:r>
-        <w:rPr>
-          <w:iCs/>
-          <w:vanish/>
-        </w:rPr>
-        <w:t xml:space="preserve"> </w:t>
-      </w:r>
-      <w:r>
-        <w:rPr>
-          <w:iCs/>
-        </w:rPr>
-        <w:t>from</w:t>
-      </w:r>
-      <w:r>
-        <w:rPr>
-          <w:i/>
-        </w:rPr>
-        <w:t xml:space="preserve"> </w:t>
-      </w:r>
-      <w:r>
-        <w:rPr>
-          <w:bCs/>
-          <w:i/>
-        </w:rPr>
-        <w:t>V</w:t>
-      </w:r>
-      <w:r>
-        <w:rPr>
-          <w:bCs/>
-          <w:i/>
-          <w:vertAlign w:val="subscript"/>
-        </w:rPr>
-        <w:t>high</w:t>
-      </w:r>
-      <w:r>
-        <w:rPr>
-          <w:i/>
-        </w:rPr>
-        <w:t xml:space="preserve"> </w:t>
-      </w:r>
-      <w:r>
-        <w:rPr>
-          <w:iCs/>
-        </w:rPr>
-        <w:t>to</w:t>
-      </w:r>
-      <w:r>
-        <w:rPr>
-          <w:i/>
-        </w:rPr>
-        <w:t xml:space="preserve"> </w:t>
-      </w:r>
-      <w:r>
-        <w:rPr>
-          <w:bCs/>
-          <w:i/>
-        </w:rPr>
-        <w:t>V</w:t>
-      </w:r>
-      <w:r>
-        <w:rPr>
-          <w:bCs/>
-          <w:i/>
-          <w:vertAlign w:val="subscript"/>
-        </w:rPr>
-        <w:t>low</w:t>
-      </w:r>
-      <w:r>
-        <w:rPr>
-          <w:iCs/>
-        </w:rPr>
-        <w:t>.</w:t>
-      </w:r>
-      <w:r>
-        <w:rPr>
-          <w:iCs/>
-        </w:rPr>
-        <w:t xml:space="preserve">  </w:t>
-      </w:r>
-      <w:r>
-        <w:rPr>
-          <w:iCs/>
-        </w:rPr>
-        <w:t>Now the capacitor</w:t>
-      </w:r>
-      <w:r>
-        <w:rPr>
-          <w:iCs/>
-        </w:rPr>
-        <w:t xml:space="preserve"> takes </w:t>
-      </w:r>
-      <w:r>
-        <w:rPr>
-          <w:iCs/>
-          <w:u w:val="single"/>
-        </w:rPr>
-        <w:t>____</w:t>
-      </w:r>
-      <w:r>
-        <w:rPr>
-          <w:iCs/>
-          <w:u w:val="single"/>
-        </w:rPr>
-        <w:t xml:space="preserve"> </w:t>
-      </w:r>
-      <w:r>
-        <w:rPr>
-          <w:iCs/>
-          <w:u w:val="single"/>
-        </w:rPr>
-        <w:t>m</w:t>
-      </w:r>
-      <w:r>
-        <w:rPr>
-          <w:iCs/>
-          <w:u w:val="single"/>
-        </w:rPr>
-        <w:t>s</w:t>
-      </w:r>
-      <w:r>
-        <w:rPr>
-          <w:iCs/>
-        </w:rPr>
-        <w:t xml:space="preserve"> to go from </w:t>
-      </w:r>
-      <w:r>
-        <w:rPr>
-          <w:bCs/>
-          <w:i/>
-        </w:rPr>
-        <w:t>V</w:t>
-      </w:r>
-      <w:r>
-        <w:rPr>
-          <w:bCs/>
-          <w:i/>
-          <w:vertAlign w:val="subscript"/>
-        </w:rPr>
-        <w:t>high</w:t>
-      </w:r>
-      <w:r>
-        <w:rPr>
-          <w:iCs/>
-        </w:rPr>
-        <w:t xml:space="preserve"> </w:t>
-      </w:r>
-      <w:r>
-        <w:rPr>
-          <w:iCs/>
-        </w:rPr>
-        <w:t>to</w:t>
-      </w:r>
-      <w:r>
-        <w:rPr>
-          <w:i/>
-        </w:rPr>
-        <w:t xml:space="preserve"> </w:t>
-      </w:r>
-      <w:r>
-        <w:rPr>
-          <w:bCs/>
-          <w:i/>
-        </w:rPr>
-        <w:t>V</w:t>
-      </w:r>
-      <w:r>
-        <w:rPr>
-          <w:bCs/>
-          <w:i/>
-          <w:vertAlign w:val="subscript"/>
-        </w:rPr>
-        <w:t>low</w:t>
-      </w:r>
-      <w:r>
-        <w:rPr>
-          <w:iCs/>
-        </w:rPr>
-        <w:t xml:space="preserve">.  </w:t>
-      </w:r>
-      <w:r>
-        <w:rPr>
-          <w:iCs/>
-        </w:rPr>
-        <w:t xml:space="preserve">When the </w:t>
-      </w:r>
-      <w:r>
-        <w:rPr>
-          <w:iCs/>
-        </w:rPr>
-        <w:t>charging/</w:t>
-      </w:r>
-      <w:r>
-        <w:rPr>
-          <w:iCs/>
-        </w:rPr>
-        <w:t>discharging</w:t>
-      </w:r>
-      <w:r>
-        <w:rPr>
-          <w:iCs/>
-        </w:rPr>
-        <w:t xml:space="preserve"> </w:t>
-      </w:r>
-      <w:r>
-        <w:rPr>
-          <w:b/>
-          <w:bCs/>
-          <w:iCs/>
-          <w:vanish/>
-        </w:rPr>
-        <w:t>discharging</w:t>
-      </w:r>
-      <w:r>
-        <w:rPr>
-          <w:iCs/>
-          <w:vanish/>
-        </w:rPr>
-        <w:t xml:space="preserve"> </w:t>
-      </w:r>
-      <w:r>
-        <w:rPr>
-          <w:iCs/>
-        </w:rPr>
-        <w:t xml:space="preserve">capacitor’s voltage </w:t>
-      </w:r>
-      <w:r>
-        <w:rPr>
-          <w:iCs/>
-        </w:rPr>
-        <w:t>drops below</w:t>
-      </w:r>
-      <w:r>
-        <w:rPr>
-          <w:iCs/>
-        </w:rPr>
-        <w:t xml:space="preserve"> </w:t>
-      </w:r>
-      <w:r>
-        <w:rPr>
-          <w:b/>
-          <w:i/>
-          <w:vanish/>
-        </w:rPr>
-        <w:t>V</w:t>
-      </w:r>
-      <w:r>
-        <w:rPr>
-          <w:b/>
-          <w:i/>
-          <w:vanish/>
-          <w:vertAlign w:val="subscript"/>
-        </w:rPr>
-        <w:t>low</w:t>
-      </w:r>
-      <w:r>
-        <w:rPr>
-          <w:b/>
-          <w:iCs/>
-          <w:vanish/>
-          <w:vertAlign w:val="subscript"/>
-        </w:rPr>
-        <w:t xml:space="preserve"> </w:t>
-      </w:r>
-      <w:r>
-        <w:rPr>
-          <w:b/>
-          <w:i/>
-        </w:rPr>
-        <w:t>V</w:t>
-      </w:r>
-      <w:r>
-        <w:rPr>
-          <w:b/>
-          <w:i/>
-          <w:vertAlign w:val="subscript"/>
-        </w:rPr>
-        <w:t>low</w:t>
-      </w:r>
-      <w:r>
-        <w:rPr>
-          <w:b/>
-          <w:iCs/>
-        </w:rPr>
-        <w:t>/</w:t>
-      </w:r>
-      <w:r>
-        <w:rPr>
-          <w:b/>
-          <w:i/>
-        </w:rPr>
-        <w:t>V</w:t>
-      </w:r>
-      <w:r>
-        <w:rPr>
-          <w:b/>
-          <w:i/>
-          <w:vertAlign w:val="subscript"/>
-        </w:rPr>
-        <w:t>high</w:t>
-      </w:r>
-      <w:r>
-        <w:rPr>
-          <w:b/>
-          <w:iCs/>
-        </w:rPr>
-        <w:t>,</w:t>
-      </w:r>
-      <w:r>
-        <w:rPr>
-          <w:iCs/>
-        </w:rPr>
-        <w:t xml:space="preserve"> </w:t>
-      </w:r>
-      <w:r>
-        <w:rPr>
-          <w:iCs/>
-        </w:rPr>
-        <w:t>the</w:t>
-      </w:r>
-      <w:r>
-        <w:rPr>
-          <w:iCs/>
-        </w:rPr>
-        <w:t xml:space="preserve">n </w:t>
-      </w:r>
-      <w:r>
-        <w:rPr>
-          <w:i/>
-        </w:rPr>
-        <w:t>V</w:t>
-      </w:r>
-      <w:r>
-        <w:rPr>
-          <w:i/>
-          <w:vertAlign w:val="subscript"/>
-        </w:rPr>
-        <w:t>out</w:t>
-      </w:r>
-      <w:r>
-        <w:rPr>
-          <w:iCs/>
-        </w:rPr>
-        <w:t xml:space="preserve"> = </w:t>
-      </w:r>
-      <w:r>
-        <w:rPr>
-          <w:iCs/>
-        </w:rPr>
-        <w:t>9</w:t>
-      </w:r>
-      <w:r>
-        <w:rPr>
-          <w:iCs/>
-        </w:rPr>
-        <w:t>V</w:t>
-      </w:r>
-      <w:r>
-        <w:rPr>
-          <w:iCs/>
-        </w:rPr>
-        <w:t>.  When</w:t>
-      </w:r>
-      <w:r>
-        <w:rPr>
-          <w:i/>
-        </w:rPr>
-        <w:t xml:space="preserve"> </w:t>
-      </w:r>
-      <w:r>
-        <w:rPr>
-          <w:i/>
-        </w:rPr>
-        <w:t>V</w:t>
-      </w:r>
-      <w:r>
-        <w:rPr>
-          <w:i/>
-          <w:vertAlign w:val="subscript"/>
-        </w:rPr>
-        <w:t>out</w:t>
-      </w:r>
-      <w:r>
-        <w:rPr>
-          <w:iCs/>
-        </w:rPr>
-        <w:t xml:space="preserve"> = </w:t>
-      </w:r>
-      <w:r>
-        <w:rPr>
-          <w:iCs/>
-        </w:rPr>
-        <w:t>9</w:t>
-      </w:r>
-      <w:r>
-        <w:rPr>
-          <w:iCs/>
-        </w:rPr>
-        <w:t>V</w:t>
-      </w:r>
-      <w:r>
-        <w:rPr>
-          <w:iCs/>
-        </w:rPr>
-        <w:t>,</w:t>
-      </w:r>
-      <w:r>
-        <w:rPr>
-          <w:iCs/>
-        </w:rPr>
-        <w:t xml:space="preserve"> </w:t>
-      </w:r>
-      <w:r>
-        <w:rPr>
-          <w:iCs/>
-        </w:rPr>
-        <w:t xml:space="preserve">the capacitor will start to </w:t>
-      </w:r>
-      <w:r>
-        <w:rPr>
-          <w:b/>
-          <w:bCs/>
-          <w:iCs/>
-          <w:vanish/>
-        </w:rPr>
-        <w:t>charge</w:t>
-      </w:r>
-      <w:r>
-        <w:rPr>
-          <w:b/>
-          <w:bCs/>
-          <w:iCs/>
-          <w:vanish/>
-        </w:rPr>
-        <w:t xml:space="preserve"> </w:t>
-      </w:r>
-      <w:r>
-        <w:rPr>
-          <w:b/>
-          <w:bCs/>
-          <w:iCs/>
-        </w:rPr>
-        <w:t>charge</w:t>
-      </w:r>
-      <w:r>
-        <w:rPr>
-          <w:b/>
-          <w:bCs/>
-          <w:iCs/>
-        </w:rPr>
-        <w:t>/</w:t>
-      </w:r>
-      <w:r>
-        <w:rPr>
-          <w:b/>
-          <w:bCs/>
-          <w:iCs/>
-        </w:rPr>
-        <w:t xml:space="preserve"> </w:t>
-      </w:r>
-      <w:r>
-        <w:rPr>
-          <w:b/>
-          <w:bCs/>
-          <w:iCs/>
-        </w:rPr>
-        <w:t>discharge</w:t>
-      </w:r>
-      <w:r>
-        <w:rPr>
-          <w:iCs/>
-        </w:rPr>
-        <w:t>.</w:t>
-      </w:r>
-    </w:p>
-    <w:p>
-      <w:pPr>
-        <w:spacing w:after="0" w:line="240" w:lineRule="auto"/>
-        <w:ind w:left="-6" w:hanging="11"/>
-      </w:pPr>
-      <w:r>
-        <w:rPr>
-          <w:bCs/>
-          <w:iCs/>
-        </w:rPr>
-        <w:t>Thus,</w:t>
-      </w:r>
-      <w:r>
-        <w:rPr>
-          <w:iCs/>
-        </w:rPr>
-        <w:t xml:space="preserve"> </w:t>
-      </w:r>
-      <w:r>
-        <w:rPr>
-          <w:i/>
-        </w:rPr>
-        <w:t>V</w:t>
-      </w:r>
-      <w:r>
-        <w:rPr>
-          <w:i/>
-          <w:vertAlign w:val="subscript"/>
-        </w:rPr>
-        <w:t>out</w:t>
-      </w:r>
-      <w:r>
-        <w:rPr>
-          <w:iCs/>
-        </w:rPr>
-        <w:t xml:space="preserve"> oscillates between 9V and 0V</w:t>
-      </w:r>
-      <w:r>
-        <w:rPr>
-          <w:iCs/>
-        </w:rPr>
-        <w:t xml:space="preserve"> w</w:t>
-      </w:r>
-      <w:r>
-        <w:rPr>
-          <w:iCs/>
-        </w:rPr>
-        <w:t xml:space="preserve">ith the characteristics of the waveform determined by the </w:t>
-      </w:r>
-      <w:r>
-        <w:rPr>
-          <w:iCs/>
-        </w:rPr>
-        <w:t xml:space="preserve">time required to </w:t>
-      </w:r>
-      <w:r>
-        <w:rPr>
-          <w:iCs/>
-        </w:rPr>
-        <w:t>charg</w:t>
-      </w:r>
-      <w:r>
-        <w:rPr>
-          <w:iCs/>
-        </w:rPr>
-        <w:t>e</w:t>
-      </w:r>
-      <w:r>
-        <w:rPr>
-          <w:iCs/>
-        </w:rPr>
-        <w:t xml:space="preserve"> and discharg</w:t>
-      </w:r>
-      <w:r>
-        <w:rPr>
-          <w:iCs/>
-        </w:rPr>
-        <w:t>e the</w:t>
-      </w:r>
-      <w:r>
-        <w:rPr>
-          <w:iCs/>
-        </w:rPr>
-        <w:t xml:space="preserve"> capacitor</w:t>
-      </w:r>
-      <w:r>
-        <w:rPr>
-          <w:iCs/>
-        </w:rPr>
-        <w:t xml:space="preserve"> C1.  </w:t>
-      </w:r>
-      <w:r>
-        <w:rPr>
-          <w:iCs/>
-        </w:rPr>
-        <w:t xml:space="preserve">Use the information from this section to </w:t>
-      </w:r>
-      <w:r>
-        <w:rPr>
-          <w:iCs/>
-        </w:rPr>
-        <w:t xml:space="preserve">fill in the </w:t>
-      </w:r>
-      <w:r>
-        <w:rPr>
-          <w:b/>
-          <w:bCs/>
-          <w:iCs/>
-        </w:rPr>
-        <w:t>Analysis</w:t>
-      </w:r>
-      <w:r>
-        <w:rPr>
-          <w:iCs/>
-        </w:rPr>
-        <w:t xml:space="preserve"> columns of </w:t>
-      </w:r>
-      <w:r>
-        <w:fldChar w:fldCharType="begin"/>
-      </w:r>
-      <w:r>
-        <w:instrText xml:space="preserve"> REF _Ref93696686 \h </w:instrText>
-      </w:r>
-      <w:r>
-        <w:fldChar w:fldCharType="separate"/>
-      </w:r>
-      <w:r>
-        <w:t xml:space="preserve">Table </w:t>
-      </w:r>
-      <w:r>
-        <w:rPr>
-          <w:noProof/>
-        </w:rPr>
-        <w:t>3</w:t>
-      </w:r>
-      <w:r>
-        <w:fldChar w:fldCharType="end"/>
-      </w:r>
-      <w:r>
-        <w:t xml:space="preserve"> and </w:t>
-      </w:r>
-      <w:r>
-        <w:fldChar w:fldCharType="begin"/>
-      </w:r>
-      <w:r>
-        <w:instrText xml:space="preserve"> REF _Ref80879559 \h </w:instrText>
-      </w:r>
-      <w:r>
-        <w:fldChar w:fldCharType="separate"/>
-      </w:r>
-      <w:r>
-        <w:t xml:space="preserve">Table </w:t>
-      </w:r>
-      <w:r>
-        <w:rPr>
-          <w:noProof/>
-        </w:rPr>
-        <w:t>4</w:t>
-      </w:r>
-      <w:r>
-        <w:fldChar w:fldCharType="end"/>
-      </w:r>
-      <w:r>
-        <w:t>.</w:t>
-      </w:r>
-    </w:p>
-    <w:p>
-      <w:pPr>
-        <w:spacing w:after="0" w:line="240" w:lineRule="auto"/>
-        <w:ind w:left="-6" w:hanging="11"/>
-        <w:rPr>
-          <w:iCs/>
-        </w:rPr>
-      </w:pPr>
-    </w:p>
-    <w:p>
-      <w:pPr>
-        <w:pStyle w:val="Heading1"/>
-      </w:pPr>
-      <w:r>
-        <w:t>S</w:t>
-      </w:r>
-      <w:r>
-        <w:t>imulation</w:t>
-      </w:r>
-      <w:r>
-        <w:t>:</w:t>
-      </w:r>
-      <w:r>
-        <w:t xml:space="preserve"> Schmitt Trigger Relaxation Oscillator</w:t>
-      </w:r>
-    </w:p>
-    <w:p>
-      <w:pPr>
-        <w:ind w:left="0" w:firstLine="0"/>
-      </w:pPr>
-      <w:bookmarkStart w:id="7" w:name="simulate_schematic"/>
-      <w:r>
-        <w:t>B</w:t>
-      </w:r>
-      <w:r>
-        <w:t xml:space="preserve">uild </w:t>
-      </w:r>
-      <w:bookmarkEnd w:id="7"/>
-      <w:r>
-        <w:t xml:space="preserve">the </w:t>
-      </w:r>
-      <w:r>
-        <w:t xml:space="preserve">circuit in </w:t>
-      </w:r>
-      <w:r>
-        <w:rPr>
-          <w:iCs/>
-        </w:rPr>
-        <w:fldChar w:fldCharType="begin"/>
-      </w:r>
-      <w:r>
-        <w:rPr>
-          <w:iCs/>
-        </w:rPr>
-        <w:instrText xml:space="preserve"> REF _Ref80215322 \h </w:instrText>
-      </w:r>
-      <w:r>
-        <w:rPr>
-          <w:iCs/>
-        </w:rPr>
-        <w:instrText xml:space="preserve"> \* MERGEFORMAT </w:instrText>
-      </w:r>
-      <w:r>
-        <w:rPr>
-          <w:iCs/>
-        </w:rPr>
-      </w:r>
-      <w:r>
-        <w:rPr>
-          <w:iCs/>
-        </w:rPr>
-        <w:fldChar w:fldCharType="separate"/>
-      </w:r>
-      <w:r>
-        <w:t xml:space="preserve">Figure </w:t>
-      </w:r>
-      <w:r>
-        <w:rPr>
-          <w:noProof/>
-        </w:rPr>
-        <w:t>1</w:t>
-      </w:r>
-      <w:r>
-        <w:rPr>
-          <w:iCs/>
-        </w:rPr>
-        <w:fldChar w:fldCharType="end"/>
-      </w:r>
-      <w:r>
-        <w:t xml:space="preserve"> </w:t>
-      </w:r>
-      <w:r>
-        <w:t xml:space="preserve">using </w:t>
-      </w:r>
-      <w:r>
-        <w:t>MultiSim Live.</w:t>
-      </w:r>
-      <w:r>
-        <w:t xml:space="preserve">  Make sure to attach probes to the output of the op amp and the inverting input of the op amp.</w:t>
-      </w:r>
-      <w:r>
-        <w:t xml:space="preserve">  </w:t>
-      </w:r>
-      <w:r>
-        <w:t>The parts list is</w:t>
-      </w:r>
-      <w:r>
-        <w:t xml:space="preserve"> similar to last weeks; j</w:t>
-      </w:r>
-      <w:r>
-        <w:t>ust in case</w:t>
-      </w:r>
-      <w:r>
-        <w:t>,</w:t>
-      </w:r>
-      <w:r>
-        <w:t xml:space="preserve"> the bill of materials is given in </w:t>
-      </w:r>
-      <w:r>
-        <w:fldChar w:fldCharType="begin"/>
-      </w:r>
-      <w:r>
-        <w:instrText xml:space="preserve"> REF _Ref80878874 \h </w:instrText>
-      </w:r>
-      <w:r>
-        <w:instrText xml:space="preserve"> \* MERGEFORMAT </w:instrText>
-      </w:r>
-      <w:r>
-        <w:fldChar w:fldCharType="separate"/>
-      </w:r>
-      <w:r>
-        <w:t xml:space="preserve">Table </w:t>
-      </w:r>
-      <w:r>
-        <w:rPr>
-          <w:noProof/>
-        </w:rPr>
-        <w:t>1</w:t>
-      </w:r>
-      <w:r>
-        <w:fldChar w:fldCharType="end"/>
-      </w:r>
-      <w:r>
-        <w:t>.</w:t>
-      </w:r>
-    </w:p>
-    <w:p>
-      <w:pPr>
         <w:pStyle w:val="Caption"/>
         <w:keepNext/>
       </w:pPr>
       <w:bookmarkStart w:id="8" w:name="_Ref80878874"/>
       <w:r>
+        <w:lastRenderedPageBreak/>
         <w:t xml:space="preserve">Table </w:t>
       </w:r>
       <w:fldSimple w:instr=" SEQ Table \* ARABIC ">
@@ -11175,6 +9414,7 @@
       </w:pPr>
       <w:bookmarkStart w:id="10" w:name="simulate_timing"/>
       <w:r>
+        <w:lastRenderedPageBreak/>
         <w:t xml:space="preserve">Include </w:t>
       </w:r>
       <w:bookmarkEnd w:id="10"/>
@@ -11662,6 +9902,7 @@
         <w:rPr>
           <w:noProof/>
         </w:rPr>
+        <w:lastRenderedPageBreak/>
         <w:drawing>
           <wp:inline distT="0" distB="0" distL="0" distR="0" wp14:anchorId="3FECE4AD" wp14:editId="1F54B8E4">
             <wp:extent cx="5946140" cy="4600575"/>
@@ -12263,6 +10504,7 @@
               <w:ind w:left="0" w:firstLine="0"/>
             </w:pPr>
             <w:r>
+              <w:lastRenderedPageBreak/>
               <w:t>C</w:t>
             </w:r>
             <w:r>
@@ -12372,10 +10614,10 @@
                   <v:path o:extrusionok="f" gradientshapeok="t" o:connecttype="rect"/>
                   <o:lock v:ext="edit" aspectratio="t"/>
                 </v:shapetype>
-                <v:shape id="_x0000_i1025" type="#_x0000_t75" style="width:56.75pt;height:44.2pt" o:ole="">
+                <v:shape id="_x0000_i1025" type="#_x0000_t75" style="width:57pt;height:44.25pt" o:ole="">
                   <v:imagedata r:id="rId22" o:title=""/>
                 </v:shape>
-                <o:OLEObject Type="Embed" ProgID="PBrush" ShapeID="_x0000_i1025" DrawAspect="Content" ObjectID="_1795346093" r:id="rId23"/>
+                <o:OLEObject Type="Embed" ProgID="PBrush" ShapeID="_x0000_i1025" DrawAspect="Content" ObjectID="_1832409413" r:id="rId23"/>
               </w:object>
             </w:r>
           </w:p>
@@ -12398,10 +10640,10 @@
             </w:r>
             <w:r>
               <w:object w:dxaOrig="1185" w:dyaOrig="1260" w14:anchorId="3ABE5197">
-                <v:shape id="_x0000_i1026" type="#_x0000_t75" style="width:48pt;height:51.8pt" o:ole="">
+                <v:shape id="_x0000_i1026" type="#_x0000_t75" style="width:48pt;height:51.75pt" o:ole="">
                   <v:imagedata r:id="rId24" o:title=""/>
                 </v:shape>
-                <o:OLEObject Type="Embed" ProgID="PBrush" ShapeID="_x0000_i1026" DrawAspect="Content" ObjectID="_1795346094" r:id="rId25"/>
+                <o:OLEObject Type="Embed" ProgID="PBrush" ShapeID="_x0000_i1026" DrawAspect="Content" ObjectID="_1832409414" r:id="rId25"/>
               </w:object>
             </w:r>
           </w:p>
@@ -12520,10 +10762,10 @@
             </w:r>
             <w:r>
               <w:object w:dxaOrig="3165" w:dyaOrig="3495" w14:anchorId="4D1FAB09">
-                <v:shape id="_x0000_i1027" type="#_x0000_t75" style="width:66pt;height:69.8pt" o:ole="">
+                <v:shape id="_x0000_i1027" type="#_x0000_t75" style="width:66pt;height:69.75pt" o:ole="">
                   <v:imagedata r:id="rId27" o:title=""/>
                 </v:shape>
-                <o:OLEObject Type="Embed" ProgID="PBrush" ShapeID="_x0000_i1027" DrawAspect="Content" ObjectID="_1795346095" r:id="rId28"/>
+                <o:OLEObject Type="Embed" ProgID="PBrush" ShapeID="_x0000_i1027" DrawAspect="Content" ObjectID="_1832409415" r:id="rId28"/>
               </w:object>
             </w:r>
           </w:p>
@@ -13249,6 +11491,7 @@
           <w:bCs/>
           <w:noProof/>
         </w:rPr>
+        <w:lastRenderedPageBreak/>
         <w:drawing>
           <wp:anchor distT="0" distB="0" distL="114300" distR="114300" simplePos="0" relativeHeight="251660288" behindDoc="0" locked="0" layoutInCell="1" allowOverlap="1" wp14:anchorId="7765E9B2" wp14:editId="11C5FA87">
             <wp:simplePos x="0" y="0"/>
@@ -14010,12 +12253,6 @@
               <w:ind w:left="0" w:firstLine="0"/>
               <w:cnfStyle w:val="000000100000" w:firstRow="0" w:lastRow="0" w:firstColumn="0" w:lastColumn="0" w:oddVBand="0" w:evenVBand="0" w:oddHBand="1" w:evenHBand="0" w:firstRowFirstColumn="0" w:firstRowLastColumn="0" w:lastRowFirstColumn="0" w:lastRowLastColumn="0"/>
             </w:pPr>
-            <w:r>
-              <w:t>89 u</w:t>
-            </w:r>
-            <w:r>
-              <w:t>s</w:t>
-            </w:r>
           </w:p>
         </w:tc>
         <w:tc>
@@ -14237,12 +12474,6 @@
               <w:ind w:left="0" w:firstLine="0"/>
               <w:cnfStyle w:val="000000100000" w:firstRow="0" w:lastRow="0" w:firstColumn="0" w:lastColumn="0" w:oddVBand="0" w:evenVBand="0" w:oddHBand="1" w:evenHBand="0" w:firstRowFirstColumn="0" w:firstRowLastColumn="0" w:lastRowFirstColumn="0" w:lastRowLastColumn="0"/>
             </w:pPr>
-            <w:r>
-              <w:t>8091 u</w:t>
-            </w:r>
-            <w:r>
-              <w:t>s</w:t>
-            </w:r>
           </w:p>
         </w:tc>
         <w:tc>
@@ -14621,9 +12852,6 @@
               <w:ind w:left="0" w:firstLine="0"/>
               <w:cnfStyle w:val="000000100000" w:firstRow="0" w:lastRow="0" w:firstColumn="0" w:lastColumn="0" w:oddVBand="0" w:evenVBand="0" w:oddHBand="1" w:evenHBand="0" w:firstRowFirstColumn="0" w:firstRowLastColumn="0" w:lastRowFirstColumn="0" w:lastRowLastColumn="0"/>
             </w:pPr>
-            <w:r>
-              <w:t>6.7 V</w:t>
-            </w:r>
           </w:p>
         </w:tc>
         <w:tc>
@@ -15361,7 +13589,7 @@
 </file>
 
 <file path=word/endnotes.xml><?xml version="1.0" encoding="utf-8"?>
-<w:endnotes xmlns:wpc="http://schemas.microsoft.com/office/word/2010/wordprocessingCanvas" xmlns:cx="http://schemas.microsoft.com/office/drawing/2014/chartex" xmlns:cx1="http://schemas.microsoft.com/office/drawing/2015/9/8/chartex" xmlns:cx2="http://schemas.microsoft.com/office/drawing/2015/10/21/chartex" xmlns:cx3="http://schemas.microsoft.com/office/drawing/2016/5/9/chartex" xmlns:cx4="http://schemas.microsoft.com/office/drawing/2016/5/10/chartex" xmlns:cx5="http://schemas.microsoft.com/office/drawing/2016/5/11/chartex" xmlns:cx6="http://schemas.microsoft.com/office/drawing/2016/5/12/chartex" xmlns:cx7="http://schemas.microsoft.com/office/drawing/2016/5/13/chartex" xmlns:cx8="http://schemas.microsoft.com/office/drawing/2016/5/14/chartex" xmlns:mc="http://schemas.openxmlformats.org/markup-compatibility/2006" xmlns:aink="http://schemas.microsoft.com/office/drawing/2016/ink" xmlns:am3d="http://schemas.microsoft.com/office/drawing/2017/model3d" xmlns:o="urn:schemas-microsoft-com:office:office" xmlns:oel="http://schemas.microsoft.com/office/2019/extlst" xmlns:r="http://schemas.openxmlformats.org/officeDocument/2006/relationships" xmlns:m="http://schemas.openxmlformats.org/officeDocument/2006/math" xmlns:v="urn:schemas-microsoft-com:vml" xmlns:wp14="http://schemas.microsoft.com/office/word/2010/wordprocessingDrawing" xmlns:wp="http://schemas.openxmlformats.org/drawingml/2006/wordprocessingDrawing" xmlns:w10="urn:schemas-microsoft-com:office:word" xmlns:w="http://schemas.openxmlformats.org/wordprocessingml/2006/main" xmlns:w14="http://schemas.microsoft.com/office/word/2010/wordml" xmlns:w15="http://schemas.microsoft.com/office/word/2012/wordml" xmlns:w16cex="http://schemas.microsoft.com/office/word/2018/wordml/cex" xmlns:w16cid="http://schemas.microsoft.com/office/word/2016/wordml/cid" xmlns:w16="http://schemas.microsoft.com/office/word/2018/wordml" xmlns:w16du="http://schemas.microsoft.com/office/word/2023/wordml/word16du" xmlns:w16sdtdh="http://schemas.microsoft.com/office/word/2020/wordml/sdtdatahash" xmlns:w16se="http://schemas.microsoft.com/office/word/2015/wordml/symex" xmlns:wpg="http://schemas.microsoft.com/office/word/2010/wordprocessingGroup" xmlns:wpi="http://schemas.microsoft.com/office/word/2010/wordprocessingInk" xmlns:wne="http://schemas.microsoft.com/office/word/2006/wordml" xmlns:wps="http://schemas.microsoft.com/office/word/2010/wordprocessingShape" mc:Ignorable="w14 w15 w16se w16cid w16 w16cex w16sdtdh w16du wp14">
+<w:endnotes xmlns:wpc="http://schemas.microsoft.com/office/word/2010/wordprocessingCanvas" xmlns:cx="http://schemas.microsoft.com/office/drawing/2014/chartex" xmlns:cx1="http://schemas.microsoft.com/office/drawing/2015/9/8/chartex" xmlns:cx2="http://schemas.microsoft.com/office/drawing/2015/10/21/chartex" xmlns:cx3="http://schemas.microsoft.com/office/drawing/2016/5/9/chartex" xmlns:cx4="http://schemas.microsoft.com/office/drawing/2016/5/10/chartex" xmlns:cx5="http://schemas.microsoft.com/office/drawing/2016/5/11/chartex" xmlns:cx6="http://schemas.microsoft.com/office/drawing/2016/5/12/chartex" xmlns:cx7="http://schemas.microsoft.com/office/drawing/2016/5/13/chartex" xmlns:cx8="http://schemas.microsoft.com/office/drawing/2016/5/14/chartex" xmlns:mc="http://schemas.openxmlformats.org/markup-compatibility/2006" xmlns:aink="http://schemas.microsoft.com/office/drawing/2016/ink" xmlns:am3d="http://schemas.microsoft.com/office/drawing/2017/model3d" xmlns:o="urn:schemas-microsoft-com:office:office" xmlns:oel="http://schemas.microsoft.com/office/2019/extlst" xmlns:r="http://schemas.openxmlformats.org/officeDocument/2006/relationships" xmlns:m="http://schemas.openxmlformats.org/officeDocument/2006/math" xmlns:v="urn:schemas-microsoft-com:vml" xmlns:wp14="http://schemas.microsoft.com/office/word/2010/wordprocessingDrawing" xmlns:wp="http://schemas.openxmlformats.org/drawingml/2006/wordprocessingDrawing" xmlns:w10="urn:schemas-microsoft-com:office:word" xmlns:w="http://schemas.openxmlformats.org/wordprocessingml/2006/main" xmlns:w14="http://schemas.microsoft.com/office/word/2010/wordml" xmlns:w15="http://schemas.microsoft.com/office/word/2012/wordml" xmlns:w16cex="http://schemas.microsoft.com/office/word/2018/wordml/cex" xmlns:w16cid="http://schemas.microsoft.com/office/word/2016/wordml/cid" xmlns:w16="http://schemas.microsoft.com/office/word/2018/wordml" xmlns:w16du="http://schemas.microsoft.com/office/word/2023/wordml/word16du" xmlns:w16sdtdh="http://schemas.microsoft.com/office/word/2020/wordml/sdtdatahash" xmlns:w16sdtfl="http://schemas.microsoft.com/office/word/2024/wordml/sdtformatlock" xmlns:w16se="http://schemas.microsoft.com/office/word/2015/wordml/symex" xmlns:wpg="http://schemas.microsoft.com/office/word/2010/wordprocessingGroup" xmlns:wpi="http://schemas.microsoft.com/office/word/2010/wordprocessingInk" xmlns:wne="http://schemas.microsoft.com/office/word/2006/wordml" xmlns:wps="http://schemas.microsoft.com/office/word/2010/wordprocessingShape" mc:Ignorable="w14 w15 w16se w16cid w16 w16cex w16sdtdh w16sdtfl w16du wp14">
   <w:endnote w:type="separator" w:id="-1">
     <w:p>
       <w:pPr>
@@ -15386,7 +13614,7 @@
 </file>
 
 <file path=word/footer1.xml><?xml version="1.0" encoding="utf-8"?>
-<w:ftr xmlns:wpc="http://schemas.microsoft.com/office/word/2010/wordprocessingCanvas" xmlns:cx="http://schemas.microsoft.com/office/drawing/2014/chartex" xmlns:cx1="http://schemas.microsoft.com/office/drawing/2015/9/8/chartex" xmlns:cx2="http://schemas.microsoft.com/office/drawing/2015/10/21/chartex" xmlns:cx3="http://schemas.microsoft.com/office/drawing/2016/5/9/chartex" xmlns:cx4="http://schemas.microsoft.com/office/drawing/2016/5/10/chartex" xmlns:cx5="http://schemas.microsoft.com/office/drawing/2016/5/11/chartex" xmlns:cx6="http://schemas.microsoft.com/office/drawing/2016/5/12/chartex" xmlns:cx7="http://schemas.microsoft.com/office/drawing/2016/5/13/chartex" xmlns:cx8="http://schemas.microsoft.com/office/drawing/2016/5/14/chartex" xmlns:mc="http://schemas.openxmlformats.org/markup-compatibility/2006" xmlns:aink="http://schemas.microsoft.com/office/drawing/2016/ink" xmlns:am3d="http://schemas.microsoft.com/office/drawing/2017/model3d" xmlns:o="urn:schemas-microsoft-com:office:office" xmlns:oel="http://schemas.microsoft.com/office/2019/extlst" xmlns:r="http://schemas.openxmlformats.org/officeDocument/2006/relationships" xmlns:m="http://schemas.openxmlformats.org/officeDocument/2006/math" xmlns:v="urn:schemas-microsoft-com:vml" xmlns:wp14="http://schemas.microsoft.com/office/word/2010/wordprocessingDrawing" xmlns:wp="http://schemas.openxmlformats.org/drawingml/2006/wordprocessingDrawing" xmlns:w10="urn:schemas-microsoft-com:office:word" xmlns:w="http://schemas.openxmlformats.org/wordprocessingml/2006/main" xmlns:w14="http://schemas.microsoft.com/office/word/2010/wordml" xmlns:w15="http://schemas.microsoft.com/office/word/2012/wordml" xmlns:w16cex="http://schemas.microsoft.com/office/word/2018/wordml/cex" xmlns:w16cid="http://schemas.microsoft.com/office/word/2016/wordml/cid" xmlns:w16="http://schemas.microsoft.com/office/word/2018/wordml" xmlns:w16du="http://schemas.microsoft.com/office/word/2023/wordml/word16du" xmlns:w16sdtdh="http://schemas.microsoft.com/office/word/2020/wordml/sdtdatahash" xmlns:w16se="http://schemas.microsoft.com/office/word/2015/wordml/symex" xmlns:wpg="http://schemas.microsoft.com/office/word/2010/wordprocessingGroup" xmlns:wpi="http://schemas.microsoft.com/office/word/2010/wordprocessingInk" xmlns:wne="http://schemas.microsoft.com/office/word/2006/wordml" xmlns:wps="http://schemas.microsoft.com/office/word/2010/wordprocessingShape" mc:Ignorable="w14 w15 w16se w16cid w16 w16cex w16sdtdh w16du wp14">
+<w:ftr xmlns:wpc="http://schemas.microsoft.com/office/word/2010/wordprocessingCanvas" xmlns:cx="http://schemas.microsoft.com/office/drawing/2014/chartex" xmlns:cx1="http://schemas.microsoft.com/office/drawing/2015/9/8/chartex" xmlns:cx2="http://schemas.microsoft.com/office/drawing/2015/10/21/chartex" xmlns:cx3="http://schemas.microsoft.com/office/drawing/2016/5/9/chartex" xmlns:cx4="http://schemas.microsoft.com/office/drawing/2016/5/10/chartex" xmlns:cx5="http://schemas.microsoft.com/office/drawing/2016/5/11/chartex" xmlns:cx6="http://schemas.microsoft.com/office/drawing/2016/5/12/chartex" xmlns:cx7="http://schemas.microsoft.com/office/drawing/2016/5/13/chartex" xmlns:cx8="http://schemas.microsoft.com/office/drawing/2016/5/14/chartex" xmlns:mc="http://schemas.openxmlformats.org/markup-compatibility/2006" xmlns:aink="http://schemas.microsoft.com/office/drawing/2016/ink" xmlns:am3d="http://schemas.microsoft.com/office/drawing/2017/model3d" xmlns:o="urn:schemas-microsoft-com:office:office" xmlns:oel="http://schemas.microsoft.com/office/2019/extlst" xmlns:r="http://schemas.openxmlformats.org/officeDocument/2006/relationships" xmlns:m="http://schemas.openxmlformats.org/officeDocument/2006/math" xmlns:v="urn:schemas-microsoft-com:vml" xmlns:wp14="http://schemas.microsoft.com/office/word/2010/wordprocessingDrawing" xmlns:wp="http://schemas.openxmlformats.org/drawingml/2006/wordprocessingDrawing" xmlns:w10="urn:schemas-microsoft-com:office:word" xmlns:w="http://schemas.openxmlformats.org/wordprocessingml/2006/main" xmlns:w14="http://schemas.microsoft.com/office/word/2010/wordml" xmlns:w15="http://schemas.microsoft.com/office/word/2012/wordml" xmlns:w16cex="http://schemas.microsoft.com/office/word/2018/wordml/cex" xmlns:w16cid="http://schemas.microsoft.com/office/word/2016/wordml/cid" xmlns:w16="http://schemas.microsoft.com/office/word/2018/wordml" xmlns:w16du="http://schemas.microsoft.com/office/word/2023/wordml/word16du" xmlns:w16sdtdh="http://schemas.microsoft.com/office/word/2020/wordml/sdtdatahash" xmlns:w16sdtfl="http://schemas.microsoft.com/office/word/2024/wordml/sdtformatlock" xmlns:w16se="http://schemas.microsoft.com/office/word/2015/wordml/symex" xmlns:wpg="http://schemas.microsoft.com/office/word/2010/wordprocessingGroup" xmlns:wpi="http://schemas.microsoft.com/office/word/2010/wordprocessingInk" xmlns:wne="http://schemas.microsoft.com/office/word/2006/wordml" xmlns:wps="http://schemas.microsoft.com/office/word/2010/wordprocessingShape" mc:Ignorable="w14 w15 w16se w16cid w16 w16cex w16sdtdh w16sdtfl w16du wp14">
   <w:p>
     <w:pPr>
       <w:spacing w:after="0" w:line="259" w:lineRule="auto"/>
@@ -15437,7 +13665,7 @@
 </file>
 
 <file path=word/footer2.xml><?xml version="1.0" encoding="utf-8"?>
-<w:ftr xmlns:wpc="http://schemas.microsoft.com/office/word/2010/wordprocessingCanvas" xmlns:cx="http://schemas.microsoft.com/office/drawing/2014/chartex" xmlns:cx1="http://schemas.microsoft.com/office/drawing/2015/9/8/chartex" xmlns:cx2="http://schemas.microsoft.com/office/drawing/2015/10/21/chartex" xmlns:cx3="http://schemas.microsoft.com/office/drawing/2016/5/9/chartex" xmlns:cx4="http://schemas.microsoft.com/office/drawing/2016/5/10/chartex" xmlns:cx5="http://schemas.microsoft.com/office/drawing/2016/5/11/chartex" xmlns:cx6="http://schemas.microsoft.com/office/drawing/2016/5/12/chartex" xmlns:cx7="http://schemas.microsoft.com/office/drawing/2016/5/13/chartex" xmlns:cx8="http://schemas.microsoft.com/office/drawing/2016/5/14/chartex" xmlns:mc="http://schemas.openxmlformats.org/markup-compatibility/2006" xmlns:aink="http://schemas.microsoft.com/office/drawing/2016/ink" xmlns:am3d="http://schemas.microsoft.com/office/drawing/2017/model3d" xmlns:o="urn:schemas-microsoft-com:office:office" xmlns:oel="http://schemas.microsoft.com/office/2019/extlst" xmlns:r="http://schemas.openxmlformats.org/officeDocument/2006/relationships" xmlns:m="http://schemas.openxmlformats.org/officeDocument/2006/math" xmlns:v="urn:schemas-microsoft-com:vml" xmlns:wp14="http://schemas.microsoft.com/office/word/2010/wordprocessingDrawing" xmlns:wp="http://schemas.openxmlformats.org/drawingml/2006/wordprocessingDrawing" xmlns:w10="urn:schemas-microsoft-com:office:word" xmlns:w="http://schemas.openxmlformats.org/wordprocessingml/2006/main" xmlns:w14="http://schemas.microsoft.com/office/word/2010/wordml" xmlns:w15="http://schemas.microsoft.com/office/word/2012/wordml" xmlns:w16cex="http://schemas.microsoft.com/office/word/2018/wordml/cex" xmlns:w16cid="http://schemas.microsoft.com/office/word/2016/wordml/cid" xmlns:w16="http://schemas.microsoft.com/office/word/2018/wordml" xmlns:w16du="http://schemas.microsoft.com/office/word/2023/wordml/word16du" xmlns:w16sdtdh="http://schemas.microsoft.com/office/word/2020/wordml/sdtdatahash" xmlns:w16se="http://schemas.microsoft.com/office/word/2015/wordml/symex" xmlns:wpg="http://schemas.microsoft.com/office/word/2010/wordprocessingGroup" xmlns:wpi="http://schemas.microsoft.com/office/word/2010/wordprocessingInk" xmlns:wne="http://schemas.microsoft.com/office/word/2006/wordml" xmlns:wps="http://schemas.microsoft.com/office/word/2010/wordprocessingShape" mc:Ignorable="w14 w15 w16se w16cid w16 w16cex w16sdtdh w16du wp14">
+<w:ftr xmlns:wpc="http://schemas.microsoft.com/office/word/2010/wordprocessingCanvas" xmlns:cx="http://schemas.microsoft.com/office/drawing/2014/chartex" xmlns:cx1="http://schemas.microsoft.com/office/drawing/2015/9/8/chartex" xmlns:cx2="http://schemas.microsoft.com/office/drawing/2015/10/21/chartex" xmlns:cx3="http://schemas.microsoft.com/office/drawing/2016/5/9/chartex" xmlns:cx4="http://schemas.microsoft.com/office/drawing/2016/5/10/chartex" xmlns:cx5="http://schemas.microsoft.com/office/drawing/2016/5/11/chartex" xmlns:cx6="http://schemas.microsoft.com/office/drawing/2016/5/12/chartex" xmlns:cx7="http://schemas.microsoft.com/office/drawing/2016/5/13/chartex" xmlns:cx8="http://schemas.microsoft.com/office/drawing/2016/5/14/chartex" xmlns:mc="http://schemas.openxmlformats.org/markup-compatibility/2006" xmlns:aink="http://schemas.microsoft.com/office/drawing/2016/ink" xmlns:am3d="http://schemas.microsoft.com/office/drawing/2017/model3d" xmlns:o="urn:schemas-microsoft-com:office:office" xmlns:oel="http://schemas.microsoft.com/office/2019/extlst" xmlns:r="http://schemas.openxmlformats.org/officeDocument/2006/relationships" xmlns:m="http://schemas.openxmlformats.org/officeDocument/2006/math" xmlns:v="urn:schemas-microsoft-com:vml" xmlns:wp14="http://schemas.microsoft.com/office/word/2010/wordprocessingDrawing" xmlns:wp="http://schemas.openxmlformats.org/drawingml/2006/wordprocessingDrawing" xmlns:w10="urn:schemas-microsoft-com:office:word" xmlns:w="http://schemas.openxmlformats.org/wordprocessingml/2006/main" xmlns:w14="http://schemas.microsoft.com/office/word/2010/wordml" xmlns:w15="http://schemas.microsoft.com/office/word/2012/wordml" xmlns:w16cex="http://schemas.microsoft.com/office/word/2018/wordml/cex" xmlns:w16cid="http://schemas.microsoft.com/office/word/2016/wordml/cid" xmlns:w16="http://schemas.microsoft.com/office/word/2018/wordml" xmlns:w16du="http://schemas.microsoft.com/office/word/2023/wordml/word16du" xmlns:w16sdtdh="http://schemas.microsoft.com/office/word/2020/wordml/sdtdatahash" xmlns:w16sdtfl="http://schemas.microsoft.com/office/word/2024/wordml/sdtformatlock" xmlns:w16se="http://schemas.microsoft.com/office/word/2015/wordml/symex" xmlns:wpg="http://schemas.microsoft.com/office/word/2010/wordprocessingGroup" xmlns:wpi="http://schemas.microsoft.com/office/word/2010/wordprocessingInk" xmlns:wne="http://schemas.microsoft.com/office/word/2006/wordml" xmlns:wps="http://schemas.microsoft.com/office/word/2010/wordprocessingShape" mc:Ignorable="w14 w15 w16se w16cid w16 w16cex w16sdtdh w16sdtfl w16du wp14">
   <w:p>
     <w:pPr>
       <w:spacing w:after="0" w:line="259" w:lineRule="auto"/>
@@ -15489,7 +13717,7 @@
 </file>
 
 <file path=word/footer3.xml><?xml version="1.0" encoding="utf-8"?>
-<w:ftr xmlns:wpc="http://schemas.microsoft.com/office/word/2010/wordprocessingCanvas" xmlns:cx="http://schemas.microsoft.com/office/drawing/2014/chartex" xmlns:cx1="http://schemas.microsoft.com/office/drawing/2015/9/8/chartex" xmlns:cx2="http://schemas.microsoft.com/office/drawing/2015/10/21/chartex" xmlns:cx3="http://schemas.microsoft.com/office/drawing/2016/5/9/chartex" xmlns:cx4="http://schemas.microsoft.com/office/drawing/2016/5/10/chartex" xmlns:cx5="http://schemas.microsoft.com/office/drawing/2016/5/11/chartex" xmlns:cx6="http://schemas.microsoft.com/office/drawing/2016/5/12/chartex" xmlns:cx7="http://schemas.microsoft.com/office/drawing/2016/5/13/chartex" xmlns:cx8="http://schemas.microsoft.com/office/drawing/2016/5/14/chartex" xmlns:mc="http://schemas.openxmlformats.org/markup-compatibility/2006" xmlns:aink="http://schemas.microsoft.com/office/drawing/2016/ink" xmlns:am3d="http://schemas.microsoft.com/office/drawing/2017/model3d" xmlns:o="urn:schemas-microsoft-com:office:office" xmlns:oel="http://schemas.microsoft.com/office/2019/extlst" xmlns:r="http://schemas.openxmlformats.org/officeDocument/2006/relationships" xmlns:m="http://schemas.openxmlformats.org/officeDocument/2006/math" xmlns:v="urn:schemas-microsoft-com:vml" xmlns:wp14="http://schemas.microsoft.com/office/word/2010/wordprocessingDrawing" xmlns:wp="http://schemas.openxmlformats.org/drawingml/2006/wordprocessingDrawing" xmlns:w10="urn:schemas-microsoft-com:office:word" xmlns:w="http://schemas.openxmlformats.org/wordprocessingml/2006/main" xmlns:w14="http://schemas.microsoft.com/office/word/2010/wordml" xmlns:w15="http://schemas.microsoft.com/office/word/2012/wordml" xmlns:w16cex="http://schemas.microsoft.com/office/word/2018/wordml/cex" xmlns:w16cid="http://schemas.microsoft.com/office/word/2016/wordml/cid" xmlns:w16="http://schemas.microsoft.com/office/word/2018/wordml" xmlns:w16du="http://schemas.microsoft.com/office/word/2023/wordml/word16du" xmlns:w16sdtdh="http://schemas.microsoft.com/office/word/2020/wordml/sdtdatahash" xmlns:w16se="http://schemas.microsoft.com/office/word/2015/wordml/symex" xmlns:wpg="http://schemas.microsoft.com/office/word/2010/wordprocessingGroup" xmlns:wpi="http://schemas.microsoft.com/office/word/2010/wordprocessingInk" xmlns:wne="http://schemas.microsoft.com/office/word/2006/wordml" xmlns:wps="http://schemas.microsoft.com/office/word/2010/wordprocessingShape" mc:Ignorable="w14 w15 w16se w16cid w16 w16cex w16sdtdh w16du wp14">
+<w:ftr xmlns:wpc="http://schemas.microsoft.com/office/word/2010/wordprocessingCanvas" xmlns:cx="http://schemas.microsoft.com/office/drawing/2014/chartex" xmlns:cx1="http://schemas.microsoft.com/office/drawing/2015/9/8/chartex" xmlns:cx2="http://schemas.microsoft.com/office/drawing/2015/10/21/chartex" xmlns:cx3="http://schemas.microsoft.com/office/drawing/2016/5/9/chartex" xmlns:cx4="http://schemas.microsoft.com/office/drawing/2016/5/10/chartex" xmlns:cx5="http://schemas.microsoft.com/office/drawing/2016/5/11/chartex" xmlns:cx6="http://schemas.microsoft.com/office/drawing/2016/5/12/chartex" xmlns:cx7="http://schemas.microsoft.com/office/drawing/2016/5/13/chartex" xmlns:cx8="http://schemas.microsoft.com/office/drawing/2016/5/14/chartex" xmlns:mc="http://schemas.openxmlformats.org/markup-compatibility/2006" xmlns:aink="http://schemas.microsoft.com/office/drawing/2016/ink" xmlns:am3d="http://schemas.microsoft.com/office/drawing/2017/model3d" xmlns:o="urn:schemas-microsoft-com:office:office" xmlns:oel="http://schemas.microsoft.com/office/2019/extlst" xmlns:r="http://schemas.openxmlformats.org/officeDocument/2006/relationships" xmlns:m="http://schemas.openxmlformats.org/officeDocument/2006/math" xmlns:v="urn:schemas-microsoft-com:vml" xmlns:wp14="http://schemas.microsoft.com/office/word/2010/wordprocessingDrawing" xmlns:wp="http://schemas.openxmlformats.org/drawingml/2006/wordprocessingDrawing" xmlns:w10="urn:schemas-microsoft-com:office:word" xmlns:w="http://schemas.openxmlformats.org/wordprocessingml/2006/main" xmlns:w14="http://schemas.microsoft.com/office/word/2010/wordml" xmlns:w15="http://schemas.microsoft.com/office/word/2012/wordml" xmlns:w16cex="http://schemas.microsoft.com/office/word/2018/wordml/cex" xmlns:w16cid="http://schemas.microsoft.com/office/word/2016/wordml/cid" xmlns:w16="http://schemas.microsoft.com/office/word/2018/wordml" xmlns:w16du="http://schemas.microsoft.com/office/word/2023/wordml/word16du" xmlns:w16sdtdh="http://schemas.microsoft.com/office/word/2020/wordml/sdtdatahash" xmlns:w16sdtfl="http://schemas.microsoft.com/office/word/2024/wordml/sdtformatlock" xmlns:w16se="http://schemas.microsoft.com/office/word/2015/wordml/symex" xmlns:wpg="http://schemas.microsoft.com/office/word/2010/wordprocessingGroup" xmlns:wpi="http://schemas.microsoft.com/office/word/2010/wordprocessingInk" xmlns:wne="http://schemas.microsoft.com/office/word/2006/wordml" xmlns:wps="http://schemas.microsoft.com/office/word/2010/wordprocessingShape" mc:Ignorable="w14 w15 w16se w16cid w16 w16cex w16sdtdh w16sdtfl w16du wp14">
   <w:p>
     <w:pPr>
       <w:spacing w:after="0" w:line="259" w:lineRule="auto"/>
@@ -15541,7 +13769,7 @@
 </file>
 
 <file path=word/footnotes.xml><?xml version="1.0" encoding="utf-8"?>
-<w:footnotes xmlns:wpc="http://schemas.microsoft.com/office/word/2010/wordprocessingCanvas" xmlns:cx="http://schemas.microsoft.com/office/drawing/2014/chartex" xmlns:cx1="http://schemas.microsoft.com/office/drawing/2015/9/8/chartex" xmlns:cx2="http://schemas.microsoft.com/office/drawing/2015/10/21/chartex" xmlns:cx3="http://schemas.microsoft.com/office/drawing/2016/5/9/chartex" xmlns:cx4="http://schemas.microsoft.com/office/drawing/2016/5/10/chartex" xmlns:cx5="http://schemas.microsoft.com/office/drawing/2016/5/11/chartex" xmlns:cx6="http://schemas.microsoft.com/office/drawing/2016/5/12/chartex" xmlns:cx7="http://schemas.microsoft.com/office/drawing/2016/5/13/chartex" xmlns:cx8="http://schemas.microsoft.com/office/drawing/2016/5/14/chartex" xmlns:mc="http://schemas.openxmlformats.org/markup-compatibility/2006" xmlns:aink="http://schemas.microsoft.com/office/drawing/2016/ink" xmlns:am3d="http://schemas.microsoft.com/office/drawing/2017/model3d" xmlns:o="urn:schemas-microsoft-com:office:office" xmlns:oel="http://schemas.microsoft.com/office/2019/extlst" xmlns:r="http://schemas.openxmlformats.org/officeDocument/2006/relationships" xmlns:m="http://schemas.openxmlformats.org/officeDocument/2006/math" xmlns:v="urn:schemas-microsoft-com:vml" xmlns:wp14="http://schemas.microsoft.com/office/word/2010/wordprocessingDrawing" xmlns:wp="http://schemas.openxmlformats.org/drawingml/2006/wordprocessingDrawing" xmlns:w10="urn:schemas-microsoft-com:office:word" xmlns:w="http://schemas.openxmlformats.org/wordprocessingml/2006/main" xmlns:w14="http://schemas.microsoft.com/office/word/2010/wordml" xmlns:w15="http://schemas.microsoft.com/office/word/2012/wordml" xmlns:w16cex="http://schemas.microsoft.com/office/word/2018/wordml/cex" xmlns:w16cid="http://schemas.microsoft.com/office/word/2016/wordml/cid" xmlns:w16="http://schemas.microsoft.com/office/word/2018/wordml" xmlns:w16du="http://schemas.microsoft.com/office/word/2023/wordml/word16du" xmlns:w16sdtdh="http://schemas.microsoft.com/office/word/2020/wordml/sdtdatahash" xmlns:w16se="http://schemas.microsoft.com/office/word/2015/wordml/symex" xmlns:wpg="http://schemas.microsoft.com/office/word/2010/wordprocessingGroup" xmlns:wpi="http://schemas.microsoft.com/office/word/2010/wordprocessingInk" xmlns:wne="http://schemas.microsoft.com/office/word/2006/wordml" xmlns:wps="http://schemas.microsoft.com/office/word/2010/wordprocessingShape" mc:Ignorable="w14 w15 w16se w16cid w16 w16cex w16sdtdh w16du wp14">
+<w:footnotes xmlns:wpc="http://schemas.microsoft.com/office/word/2010/wordprocessingCanvas" xmlns:cx="http://schemas.microsoft.com/office/drawing/2014/chartex" xmlns:cx1="http://schemas.microsoft.com/office/drawing/2015/9/8/chartex" xmlns:cx2="http://schemas.microsoft.com/office/drawing/2015/10/21/chartex" xmlns:cx3="http://schemas.microsoft.com/office/drawing/2016/5/9/chartex" xmlns:cx4="http://schemas.microsoft.com/office/drawing/2016/5/10/chartex" xmlns:cx5="http://schemas.microsoft.com/office/drawing/2016/5/11/chartex" xmlns:cx6="http://schemas.microsoft.com/office/drawing/2016/5/12/chartex" xmlns:cx7="http://schemas.microsoft.com/office/drawing/2016/5/13/chartex" xmlns:cx8="http://schemas.microsoft.com/office/drawing/2016/5/14/chartex" xmlns:mc="http://schemas.openxmlformats.org/markup-compatibility/2006" xmlns:aink="http://schemas.microsoft.com/office/drawing/2016/ink" xmlns:am3d="http://schemas.microsoft.com/office/drawing/2017/model3d" xmlns:o="urn:schemas-microsoft-com:office:office" xmlns:oel="http://schemas.microsoft.com/office/2019/extlst" xmlns:r="http://schemas.openxmlformats.org/officeDocument/2006/relationships" xmlns:m="http://schemas.openxmlformats.org/officeDocument/2006/math" xmlns:v="urn:schemas-microsoft-com:vml" xmlns:wp14="http://schemas.microsoft.com/office/word/2010/wordprocessingDrawing" xmlns:wp="http://schemas.openxmlformats.org/drawingml/2006/wordprocessingDrawing" xmlns:w10="urn:schemas-microsoft-com:office:word" xmlns:w="http://schemas.openxmlformats.org/wordprocessingml/2006/main" xmlns:w14="http://schemas.microsoft.com/office/word/2010/wordml" xmlns:w15="http://schemas.microsoft.com/office/word/2012/wordml" xmlns:w16cex="http://schemas.microsoft.com/office/word/2018/wordml/cex" xmlns:w16cid="http://schemas.microsoft.com/office/word/2016/wordml/cid" xmlns:w16="http://schemas.microsoft.com/office/word/2018/wordml" xmlns:w16du="http://schemas.microsoft.com/office/word/2023/wordml/word16du" xmlns:w16sdtdh="http://schemas.microsoft.com/office/word/2020/wordml/sdtdatahash" xmlns:w16sdtfl="http://schemas.microsoft.com/office/word/2024/wordml/sdtformatlock" xmlns:w16se="http://schemas.microsoft.com/office/word/2015/wordml/symex" xmlns:wpg="http://schemas.microsoft.com/office/word/2010/wordprocessingGroup" xmlns:wpi="http://schemas.microsoft.com/office/word/2010/wordprocessingInk" xmlns:wne="http://schemas.microsoft.com/office/word/2006/wordml" xmlns:wps="http://schemas.microsoft.com/office/word/2010/wordprocessingShape" mc:Ignorable="w14 w15 w16se w16cid w16 w16cex w16sdtdh w16sdtfl w16du wp14">
   <w:footnote w:type="separator" w:id="-1">
     <w:p>
       <w:pPr>
@@ -15566,7 +13794,7 @@
 </file>
 
 <file path=word/header1.xml><?xml version="1.0" encoding="utf-8"?>
-<w:hdr xmlns:wpc="http://schemas.microsoft.com/office/word/2010/wordprocessingCanvas" xmlns:cx="http://schemas.microsoft.com/office/drawing/2014/chartex" xmlns:cx1="http://schemas.microsoft.com/office/drawing/2015/9/8/chartex" xmlns:cx2="http://schemas.microsoft.com/office/drawing/2015/10/21/chartex" xmlns:cx3="http://schemas.microsoft.com/office/drawing/2016/5/9/chartex" xmlns:cx4="http://schemas.microsoft.com/office/drawing/2016/5/10/chartex" xmlns:cx5="http://schemas.microsoft.com/office/drawing/2016/5/11/chartex" xmlns:cx6="http://schemas.microsoft.com/office/drawing/2016/5/12/chartex" xmlns:cx7="http://schemas.microsoft.com/office/drawing/2016/5/13/chartex" xmlns:cx8="http://schemas.microsoft.com/office/drawing/2016/5/14/chartex" xmlns:mc="http://schemas.openxmlformats.org/markup-compatibility/2006" xmlns:aink="http://schemas.microsoft.com/office/drawing/2016/ink" xmlns:am3d="http://schemas.microsoft.com/office/drawing/2017/model3d" xmlns:o="urn:schemas-microsoft-com:office:office" xmlns:oel="http://schemas.microsoft.com/office/2019/extlst" xmlns:r="http://schemas.openxmlformats.org/officeDocument/2006/relationships" xmlns:m="http://schemas.openxmlformats.org/officeDocument/2006/math" xmlns:v="urn:schemas-microsoft-com:vml" xmlns:wp14="http://schemas.microsoft.com/office/word/2010/wordprocessingDrawing" xmlns:wp="http://schemas.openxmlformats.org/drawingml/2006/wordprocessingDrawing" xmlns:w10="urn:schemas-microsoft-com:office:word" xmlns:w="http://schemas.openxmlformats.org/wordprocessingml/2006/main" xmlns:w14="http://schemas.microsoft.com/office/word/2010/wordml" xmlns:w15="http://schemas.microsoft.com/office/word/2012/wordml" xmlns:w16cex="http://schemas.microsoft.com/office/word/2018/wordml/cex" xmlns:w16cid="http://schemas.microsoft.com/office/word/2016/wordml/cid" xmlns:w16="http://schemas.microsoft.com/office/word/2018/wordml" xmlns:w16du="http://schemas.microsoft.com/office/word/2023/wordml/word16du" xmlns:w16sdtdh="http://schemas.microsoft.com/office/word/2020/wordml/sdtdatahash" xmlns:w16se="http://schemas.microsoft.com/office/word/2015/wordml/symex" xmlns:wpg="http://schemas.microsoft.com/office/word/2010/wordprocessingGroup" xmlns:wpi="http://schemas.microsoft.com/office/word/2010/wordprocessingInk" xmlns:wne="http://schemas.microsoft.com/office/word/2006/wordml" xmlns:wps="http://schemas.microsoft.com/office/word/2010/wordprocessingShape" mc:Ignorable="w14 w15 w16se w16cid w16 w16cex w16sdtdh w16du wp14">
+<w:hdr xmlns:wpc="http://schemas.microsoft.com/office/word/2010/wordprocessingCanvas" xmlns:cx="http://schemas.microsoft.com/office/drawing/2014/chartex" xmlns:cx1="http://schemas.microsoft.com/office/drawing/2015/9/8/chartex" xmlns:cx2="http://schemas.microsoft.com/office/drawing/2015/10/21/chartex" xmlns:cx3="http://schemas.microsoft.com/office/drawing/2016/5/9/chartex" xmlns:cx4="http://schemas.microsoft.com/office/drawing/2016/5/10/chartex" xmlns:cx5="http://schemas.microsoft.com/office/drawing/2016/5/11/chartex" xmlns:cx6="http://schemas.microsoft.com/office/drawing/2016/5/12/chartex" xmlns:cx7="http://schemas.microsoft.com/office/drawing/2016/5/13/chartex" xmlns:cx8="http://schemas.microsoft.com/office/drawing/2016/5/14/chartex" xmlns:mc="http://schemas.openxmlformats.org/markup-compatibility/2006" xmlns:aink="http://schemas.microsoft.com/office/drawing/2016/ink" xmlns:am3d="http://schemas.microsoft.com/office/drawing/2017/model3d" xmlns:o="urn:schemas-microsoft-com:office:office" xmlns:oel="http://schemas.microsoft.com/office/2019/extlst" xmlns:r="http://schemas.openxmlformats.org/officeDocument/2006/relationships" xmlns:m="http://schemas.openxmlformats.org/officeDocument/2006/math" xmlns:v="urn:schemas-microsoft-com:vml" xmlns:wp14="http://schemas.microsoft.com/office/word/2010/wordprocessingDrawing" xmlns:wp="http://schemas.openxmlformats.org/drawingml/2006/wordprocessingDrawing" xmlns:w10="urn:schemas-microsoft-com:office:word" xmlns:w="http://schemas.openxmlformats.org/wordprocessingml/2006/main" xmlns:w14="http://schemas.microsoft.com/office/word/2010/wordml" xmlns:w15="http://schemas.microsoft.com/office/word/2012/wordml" xmlns:w16cex="http://schemas.microsoft.com/office/word/2018/wordml/cex" xmlns:w16cid="http://schemas.microsoft.com/office/word/2016/wordml/cid" xmlns:w16="http://schemas.microsoft.com/office/word/2018/wordml" xmlns:w16du="http://schemas.microsoft.com/office/word/2023/wordml/word16du" xmlns:w16sdtdh="http://schemas.microsoft.com/office/word/2020/wordml/sdtdatahash" xmlns:w16sdtfl="http://schemas.microsoft.com/office/word/2024/wordml/sdtformatlock" xmlns:w16se="http://schemas.microsoft.com/office/word/2015/wordml/symex" xmlns:wpg="http://schemas.microsoft.com/office/word/2010/wordprocessingGroup" xmlns:wpi="http://schemas.microsoft.com/office/word/2010/wordprocessingInk" xmlns:wne="http://schemas.microsoft.com/office/word/2006/wordml" xmlns:wps="http://schemas.microsoft.com/office/word/2010/wordprocessingShape" mc:Ignorable="w14 w15 w16se w16cid w16 w16cex w16sdtdh w16sdtfl w16du wp14">
   <w:p>
     <w:pPr>
       <w:spacing w:after="0" w:line="259" w:lineRule="auto"/>
@@ -15642,7 +13870,7 @@
 </file>
 
 <file path=word/header2.xml><?xml version="1.0" encoding="utf-8"?>
-<w:hdr xmlns:wpc="http://schemas.microsoft.com/office/word/2010/wordprocessingCanvas" xmlns:cx="http://schemas.microsoft.com/office/drawing/2014/chartex" xmlns:cx1="http://schemas.microsoft.com/office/drawing/2015/9/8/chartex" xmlns:cx2="http://schemas.microsoft.com/office/drawing/2015/10/21/chartex" xmlns:cx3="http://schemas.microsoft.com/office/drawing/2016/5/9/chartex" xmlns:cx4="http://schemas.microsoft.com/office/drawing/2016/5/10/chartex" xmlns:cx5="http://schemas.microsoft.com/office/drawing/2016/5/11/chartex" xmlns:cx6="http://schemas.microsoft.com/office/drawing/2016/5/12/chartex" xmlns:cx7="http://schemas.microsoft.com/office/drawing/2016/5/13/chartex" xmlns:cx8="http://schemas.microsoft.com/office/drawing/2016/5/14/chartex" xmlns:mc="http://schemas.openxmlformats.org/markup-compatibility/2006" xmlns:aink="http://schemas.microsoft.com/office/drawing/2016/ink" xmlns:am3d="http://schemas.microsoft.com/office/drawing/2017/model3d" xmlns:o="urn:schemas-microsoft-com:office:office" xmlns:oel="http://schemas.microsoft.com/office/2019/extlst" xmlns:r="http://schemas.openxmlformats.org/officeDocument/2006/relationships" xmlns:m="http://schemas.openxmlformats.org/officeDocument/2006/math" xmlns:v="urn:schemas-microsoft-com:vml" xmlns:wp14="http://schemas.microsoft.com/office/word/2010/wordprocessingDrawing" xmlns:wp="http://schemas.openxmlformats.org/drawingml/2006/wordprocessingDrawing" xmlns:w10="urn:schemas-microsoft-com:office:word" xmlns:w="http://schemas.openxmlformats.org/wordprocessingml/2006/main" xmlns:w14="http://schemas.microsoft.com/office/word/2010/wordml" xmlns:w15="http://schemas.microsoft.com/office/word/2012/wordml" xmlns:w16cex="http://schemas.microsoft.com/office/word/2018/wordml/cex" xmlns:w16cid="http://schemas.microsoft.com/office/word/2016/wordml/cid" xmlns:w16="http://schemas.microsoft.com/office/word/2018/wordml" xmlns:w16du="http://schemas.microsoft.com/office/word/2023/wordml/word16du" xmlns:w16sdtdh="http://schemas.microsoft.com/office/word/2020/wordml/sdtdatahash" xmlns:w16se="http://schemas.microsoft.com/office/word/2015/wordml/symex" xmlns:wpg="http://schemas.microsoft.com/office/word/2010/wordprocessingGroup" xmlns:wpi="http://schemas.microsoft.com/office/word/2010/wordprocessingInk" xmlns:wne="http://schemas.microsoft.com/office/word/2006/wordml" xmlns:wps="http://schemas.microsoft.com/office/word/2010/wordprocessingShape" mc:Ignorable="w14 w15 w16se w16cid w16 w16cex w16sdtdh w16du wp14">
+<w:hdr xmlns:wpc="http://schemas.microsoft.com/office/word/2010/wordprocessingCanvas" xmlns:cx="http://schemas.microsoft.com/office/drawing/2014/chartex" xmlns:cx1="http://schemas.microsoft.com/office/drawing/2015/9/8/chartex" xmlns:cx2="http://schemas.microsoft.com/office/drawing/2015/10/21/chartex" xmlns:cx3="http://schemas.microsoft.com/office/drawing/2016/5/9/chartex" xmlns:cx4="http://schemas.microsoft.com/office/drawing/2016/5/10/chartex" xmlns:cx5="http://schemas.microsoft.com/office/drawing/2016/5/11/chartex" xmlns:cx6="http://schemas.microsoft.com/office/drawing/2016/5/12/chartex" xmlns:cx7="http://schemas.microsoft.com/office/drawing/2016/5/13/chartex" xmlns:cx8="http://schemas.microsoft.com/office/drawing/2016/5/14/chartex" xmlns:mc="http://schemas.openxmlformats.org/markup-compatibility/2006" xmlns:aink="http://schemas.microsoft.com/office/drawing/2016/ink" xmlns:am3d="http://schemas.microsoft.com/office/drawing/2017/model3d" xmlns:o="urn:schemas-microsoft-com:office:office" xmlns:oel="http://schemas.microsoft.com/office/2019/extlst" xmlns:r="http://schemas.openxmlformats.org/officeDocument/2006/relationships" xmlns:m="http://schemas.openxmlformats.org/officeDocument/2006/math" xmlns:v="urn:schemas-microsoft-com:vml" xmlns:wp14="http://schemas.microsoft.com/office/word/2010/wordprocessingDrawing" xmlns:wp="http://schemas.openxmlformats.org/drawingml/2006/wordprocessingDrawing" xmlns:w10="urn:schemas-microsoft-com:office:word" xmlns:w="http://schemas.openxmlformats.org/wordprocessingml/2006/main" xmlns:w14="http://schemas.microsoft.com/office/word/2010/wordml" xmlns:w15="http://schemas.microsoft.com/office/word/2012/wordml" xmlns:w16cex="http://schemas.microsoft.com/office/word/2018/wordml/cex" xmlns:w16cid="http://schemas.microsoft.com/office/word/2016/wordml/cid" xmlns:w16="http://schemas.microsoft.com/office/word/2018/wordml" xmlns:w16du="http://schemas.microsoft.com/office/word/2023/wordml/word16du" xmlns:w16sdtdh="http://schemas.microsoft.com/office/word/2020/wordml/sdtdatahash" xmlns:w16sdtfl="http://schemas.microsoft.com/office/word/2024/wordml/sdtformatlock" xmlns:w16se="http://schemas.microsoft.com/office/word/2015/wordml/symex" xmlns:wpg="http://schemas.microsoft.com/office/word/2010/wordprocessingGroup" xmlns:wpi="http://schemas.microsoft.com/office/word/2010/wordprocessingInk" xmlns:wne="http://schemas.microsoft.com/office/word/2006/wordml" xmlns:wps="http://schemas.microsoft.com/office/word/2010/wordprocessingShape" mc:Ignorable="w14 w15 w16se w16cid w16 w16cex w16sdtdh w16sdtfl w16du wp14">
   <w:p>
     <w:pPr>
       <w:spacing w:after="0" w:line="240" w:lineRule="auto"/>
@@ -15667,7 +13895,7 @@
 </file>
 
 <file path=word/header3.xml><?xml version="1.0" encoding="utf-8"?>
-<w:hdr xmlns:wpc="http://schemas.microsoft.com/office/word/2010/wordprocessingCanvas" xmlns:cx="http://schemas.microsoft.com/office/drawing/2014/chartex" xmlns:cx1="http://schemas.microsoft.com/office/drawing/2015/9/8/chartex" xmlns:cx2="http://schemas.microsoft.com/office/drawing/2015/10/21/chartex" xmlns:cx3="http://schemas.microsoft.com/office/drawing/2016/5/9/chartex" xmlns:cx4="http://schemas.microsoft.com/office/drawing/2016/5/10/chartex" xmlns:cx5="http://schemas.microsoft.com/office/drawing/2016/5/11/chartex" xmlns:cx6="http://schemas.microsoft.com/office/drawing/2016/5/12/chartex" xmlns:cx7="http://schemas.microsoft.com/office/drawing/2016/5/13/chartex" xmlns:cx8="http://schemas.microsoft.com/office/drawing/2016/5/14/chartex" xmlns:mc="http://schemas.openxmlformats.org/markup-compatibility/2006" xmlns:aink="http://schemas.microsoft.com/office/drawing/2016/ink" xmlns:am3d="http://schemas.microsoft.com/office/drawing/2017/model3d" xmlns:o="urn:schemas-microsoft-com:office:office" xmlns:oel="http://schemas.microsoft.com/office/2019/extlst" xmlns:r="http://schemas.openxmlformats.org/officeDocument/2006/relationships" xmlns:m="http://schemas.openxmlformats.org/officeDocument/2006/math" xmlns:v="urn:schemas-microsoft-com:vml" xmlns:wp14="http://schemas.microsoft.com/office/word/2010/wordprocessingDrawing" xmlns:wp="http://schemas.openxmlformats.org/drawingml/2006/wordprocessingDrawing" xmlns:w10="urn:schemas-microsoft-com:office:word" xmlns:w="http://schemas.openxmlformats.org/wordprocessingml/2006/main" xmlns:w14="http://schemas.microsoft.com/office/word/2010/wordml" xmlns:w15="http://schemas.microsoft.com/office/word/2012/wordml" xmlns:w16cex="http://schemas.microsoft.com/office/word/2018/wordml/cex" xmlns:w16cid="http://schemas.microsoft.com/office/word/2016/wordml/cid" xmlns:w16="http://schemas.microsoft.com/office/word/2018/wordml" xmlns:w16du="http://schemas.microsoft.com/office/word/2023/wordml/word16du" xmlns:w16sdtdh="http://schemas.microsoft.com/office/word/2020/wordml/sdtdatahash" xmlns:w16se="http://schemas.microsoft.com/office/word/2015/wordml/symex" xmlns:wpg="http://schemas.microsoft.com/office/word/2010/wordprocessingGroup" xmlns:wpi="http://schemas.microsoft.com/office/word/2010/wordprocessingInk" xmlns:wne="http://schemas.microsoft.com/office/word/2006/wordml" xmlns:wps="http://schemas.microsoft.com/office/word/2010/wordprocessingShape" mc:Ignorable="w14 w15 w16se w16cid w16 w16cex w16sdtdh w16du wp14">
+<w:hdr xmlns:wpc="http://schemas.microsoft.com/office/word/2010/wordprocessingCanvas" xmlns:cx="http://schemas.microsoft.com/office/drawing/2014/chartex" xmlns:cx1="http://schemas.microsoft.com/office/drawing/2015/9/8/chartex" xmlns:cx2="http://schemas.microsoft.com/office/drawing/2015/10/21/chartex" xmlns:cx3="http://schemas.microsoft.com/office/drawing/2016/5/9/chartex" xmlns:cx4="http://schemas.microsoft.com/office/drawing/2016/5/10/chartex" xmlns:cx5="http://schemas.microsoft.com/office/drawing/2016/5/11/chartex" xmlns:cx6="http://schemas.microsoft.com/office/drawing/2016/5/12/chartex" xmlns:cx7="http://schemas.microsoft.com/office/drawing/2016/5/13/chartex" xmlns:cx8="http://schemas.microsoft.com/office/drawing/2016/5/14/chartex" xmlns:mc="http://schemas.openxmlformats.org/markup-compatibility/2006" xmlns:aink="http://schemas.microsoft.com/office/drawing/2016/ink" xmlns:am3d="http://schemas.microsoft.com/office/drawing/2017/model3d" xmlns:o="urn:schemas-microsoft-com:office:office" xmlns:oel="http://schemas.microsoft.com/office/2019/extlst" xmlns:r="http://schemas.openxmlformats.org/officeDocument/2006/relationships" xmlns:m="http://schemas.openxmlformats.org/officeDocument/2006/math" xmlns:v="urn:schemas-microsoft-com:vml" xmlns:wp14="http://schemas.microsoft.com/office/word/2010/wordprocessingDrawing" xmlns:wp="http://schemas.openxmlformats.org/drawingml/2006/wordprocessingDrawing" xmlns:w10="urn:schemas-microsoft-com:office:word" xmlns:w="http://schemas.openxmlformats.org/wordprocessingml/2006/main" xmlns:w14="http://schemas.microsoft.com/office/word/2010/wordml" xmlns:w15="http://schemas.microsoft.com/office/word/2012/wordml" xmlns:w16cex="http://schemas.microsoft.com/office/word/2018/wordml/cex" xmlns:w16cid="http://schemas.microsoft.com/office/word/2016/wordml/cid" xmlns:w16="http://schemas.microsoft.com/office/word/2018/wordml" xmlns:w16du="http://schemas.microsoft.com/office/word/2023/wordml/word16du" xmlns:w16sdtdh="http://schemas.microsoft.com/office/word/2020/wordml/sdtdatahash" xmlns:w16sdtfl="http://schemas.microsoft.com/office/word/2024/wordml/sdtformatlock" xmlns:w16se="http://schemas.microsoft.com/office/word/2015/wordml/symex" xmlns:wpg="http://schemas.microsoft.com/office/word/2010/wordprocessingGroup" xmlns:wpi="http://schemas.microsoft.com/office/word/2010/wordprocessingInk" xmlns:wne="http://schemas.microsoft.com/office/word/2006/wordml" xmlns:wps="http://schemas.microsoft.com/office/word/2010/wordprocessingShape" mc:Ignorable="w14 w15 w16se w16cid w16 w16cex w16sdtdh w16sdtfl w16du wp14">
   <w:p>
     <w:pPr>
       <w:spacing w:after="0" w:line="259" w:lineRule="auto"/>
@@ -15731,7 +13959,7 @@
 </file>
 
 <file path=word/numbering.xml><?xml version="1.0" encoding="utf-8"?>
-<w:numbering xmlns:wpc="http://schemas.microsoft.com/office/word/2010/wordprocessingCanvas" xmlns:cx="http://schemas.microsoft.com/office/drawing/2014/chartex" xmlns:cx1="http://schemas.microsoft.com/office/drawing/2015/9/8/chartex" xmlns:cx2="http://schemas.microsoft.com/office/drawing/2015/10/21/chartex" xmlns:cx3="http://schemas.microsoft.com/office/drawing/2016/5/9/chartex" xmlns:cx4="http://schemas.microsoft.com/office/drawing/2016/5/10/chartex" xmlns:cx5="http://schemas.microsoft.com/office/drawing/2016/5/11/chartex" xmlns:cx6="http://schemas.microsoft.com/office/drawing/2016/5/12/chartex" xmlns:cx7="http://schemas.microsoft.com/office/drawing/2016/5/13/chartex" xmlns:cx8="http://schemas.microsoft.com/office/drawing/2016/5/14/chartex" xmlns:mc="http://schemas.openxmlformats.org/markup-compatibility/2006" xmlns:aink="http://schemas.microsoft.com/office/drawing/2016/ink" xmlns:am3d="http://schemas.microsoft.com/office/drawing/2017/model3d" xmlns:o="urn:schemas-microsoft-com:office:office" xmlns:oel="http://schemas.microsoft.com/office/2019/extlst" xmlns:r="http://schemas.openxmlformats.org/officeDocument/2006/relationships" xmlns:m="http://schemas.openxmlformats.org/officeDocument/2006/math" xmlns:v="urn:schemas-microsoft-com:vml" xmlns:wp14="http://schemas.microsoft.com/office/word/2010/wordprocessingDrawing" xmlns:wp="http://schemas.openxmlformats.org/drawingml/2006/wordprocessingDrawing" xmlns:w10="urn:schemas-microsoft-com:office:word" xmlns:w="http://schemas.openxmlformats.org/wordprocessingml/2006/main" xmlns:w14="http://schemas.microsoft.com/office/word/2010/wordml" xmlns:w15="http://schemas.microsoft.com/office/word/2012/wordml" xmlns:w16cex="http://schemas.microsoft.com/office/word/2018/wordml/cex" xmlns:w16cid="http://schemas.microsoft.com/office/word/2016/wordml/cid" xmlns:w16="http://schemas.microsoft.com/office/word/2018/wordml" xmlns:w16du="http://schemas.microsoft.com/office/word/2023/wordml/word16du" xmlns:w16sdtdh="http://schemas.microsoft.com/office/word/2020/wordml/sdtdatahash" xmlns:w16se="http://schemas.microsoft.com/office/word/2015/wordml/symex" xmlns:wpg="http://schemas.microsoft.com/office/word/2010/wordprocessingGroup" xmlns:wpi="http://schemas.microsoft.com/office/word/2010/wordprocessingInk" xmlns:wne="http://schemas.microsoft.com/office/word/2006/wordml" xmlns:wps="http://schemas.microsoft.com/office/word/2010/wordprocessingShape" mc:Ignorable="w14 w15 w16se w16cid w16 w16cex w16sdtdh w16du wp14">
+<w:numbering xmlns:wpc="http://schemas.microsoft.com/office/word/2010/wordprocessingCanvas" xmlns:cx="http://schemas.microsoft.com/office/drawing/2014/chartex" xmlns:cx1="http://schemas.microsoft.com/office/drawing/2015/9/8/chartex" xmlns:cx2="http://schemas.microsoft.com/office/drawing/2015/10/21/chartex" xmlns:cx3="http://schemas.microsoft.com/office/drawing/2016/5/9/chartex" xmlns:cx4="http://schemas.microsoft.com/office/drawing/2016/5/10/chartex" xmlns:cx5="http://schemas.microsoft.com/office/drawing/2016/5/11/chartex" xmlns:cx6="http://schemas.microsoft.com/office/drawing/2016/5/12/chartex" xmlns:cx7="http://schemas.microsoft.com/office/drawing/2016/5/13/chartex" xmlns:cx8="http://schemas.microsoft.com/office/drawing/2016/5/14/chartex" xmlns:mc="http://schemas.openxmlformats.org/markup-compatibility/2006" xmlns:aink="http://schemas.microsoft.com/office/drawing/2016/ink" xmlns:am3d="http://schemas.microsoft.com/office/drawing/2017/model3d" xmlns:o="urn:schemas-microsoft-com:office:office" xmlns:oel="http://schemas.microsoft.com/office/2019/extlst" xmlns:r="http://schemas.openxmlformats.org/officeDocument/2006/relationships" xmlns:m="http://schemas.openxmlformats.org/officeDocument/2006/math" xmlns:v="urn:schemas-microsoft-com:vml" xmlns:wp14="http://schemas.microsoft.com/office/word/2010/wordprocessingDrawing" xmlns:wp="http://schemas.openxmlformats.org/drawingml/2006/wordprocessingDrawing" xmlns:w10="urn:schemas-microsoft-com:office:word" xmlns:w="http://schemas.openxmlformats.org/wordprocessingml/2006/main" xmlns:w14="http://schemas.microsoft.com/office/word/2010/wordml" xmlns:w15="http://schemas.microsoft.com/office/word/2012/wordml" xmlns:w16cex="http://schemas.microsoft.com/office/word/2018/wordml/cex" xmlns:w16cid="http://schemas.microsoft.com/office/word/2016/wordml/cid" xmlns:w16="http://schemas.microsoft.com/office/word/2018/wordml" xmlns:w16du="http://schemas.microsoft.com/office/word/2023/wordml/word16du" xmlns:w16sdtdh="http://schemas.microsoft.com/office/word/2020/wordml/sdtdatahash" xmlns:w16sdtfl="http://schemas.microsoft.com/office/word/2024/wordml/sdtformatlock" xmlns:w16se="http://schemas.microsoft.com/office/word/2015/wordml/symex" xmlns:wpg="http://schemas.microsoft.com/office/word/2010/wordprocessingGroup" xmlns:wpi="http://schemas.microsoft.com/office/word/2010/wordprocessingInk" xmlns:wne="http://schemas.microsoft.com/office/word/2006/wordml" xmlns:wps="http://schemas.microsoft.com/office/word/2010/wordprocessingShape" mc:Ignorable="w14 w15 w16se w16cid w16 w16cex w16sdtdh w16sdtfl w16du wp14">
   <w:abstractNum w:abstractNumId="0" w15:restartNumberingAfterBreak="0">
     <w:nsid w:val="03F62769"/>
     <w:multiLevelType w:val="hybridMultilevel"/>
@@ -16501,6 +14729,92 @@
     </w:lvl>
   </w:abstractNum>
   <w:abstractNum w:abstractNumId="7" w15:restartNumberingAfterBreak="0">
+    <w:nsid w:val="2B8377F7"/>
+    <w:multiLevelType w:val="hybridMultilevel"/>
+    <w:tmpl w:val="0768598A"/>
+    <w:lvl w:ilvl="0" w:tplc="0409000F">
+      <w:start w:val="1"/>
+      <w:numFmt w:val="decimal"/>
+      <w:lvlText w:val="%1."/>
+      <w:lvlJc w:val="left"/>
+      <w:pPr>
+        <w:ind w:left="720" w:hanging="360"/>
+      </w:pPr>
+    </w:lvl>
+    <w:lvl w:ilvl="1" w:tplc="04090019" w:tentative="1">
+      <w:start w:val="1"/>
+      <w:numFmt w:val="lowerLetter"/>
+      <w:lvlText w:val="%2."/>
+      <w:lvlJc w:val="left"/>
+      <w:pPr>
+        <w:ind w:left="1440" w:hanging="360"/>
+      </w:pPr>
+    </w:lvl>
+    <w:lvl w:ilvl="2" w:tplc="0409001B" w:tentative="1">
+      <w:start w:val="1"/>
+      <w:numFmt w:val="lowerRoman"/>
+      <w:lvlText w:val="%3."/>
+      <w:lvlJc w:val="right"/>
+      <w:pPr>
+        <w:ind w:left="2160" w:hanging="180"/>
+      </w:pPr>
+    </w:lvl>
+    <w:lvl w:ilvl="3" w:tplc="0409000F" w:tentative="1">
+      <w:start w:val="1"/>
+      <w:numFmt w:val="decimal"/>
+      <w:lvlText w:val="%4."/>
+      <w:lvlJc w:val="left"/>
+      <w:pPr>
+        <w:ind w:left="2880" w:hanging="360"/>
+      </w:pPr>
+    </w:lvl>
+    <w:lvl w:ilvl="4" w:tplc="04090019" w:tentative="1">
+      <w:start w:val="1"/>
+      <w:numFmt w:val="lowerLetter"/>
+      <w:lvlText w:val="%5."/>
+      <w:lvlJc w:val="left"/>
+      <w:pPr>
+        <w:ind w:left="3600" w:hanging="360"/>
+      </w:pPr>
+    </w:lvl>
+    <w:lvl w:ilvl="5" w:tplc="0409001B" w:tentative="1">
+      <w:start w:val="1"/>
+      <w:numFmt w:val="lowerRoman"/>
+      <w:lvlText w:val="%6."/>
+      <w:lvlJc w:val="right"/>
+      <w:pPr>
+        <w:ind w:left="4320" w:hanging="180"/>
+      </w:pPr>
+    </w:lvl>
+    <w:lvl w:ilvl="6" w:tplc="0409000F" w:tentative="1">
+      <w:start w:val="1"/>
+      <w:numFmt w:val="decimal"/>
+      <w:lvlText w:val="%7."/>
+      <w:lvlJc w:val="left"/>
+      <w:pPr>
+        <w:ind w:left="5040" w:hanging="360"/>
+      </w:pPr>
+    </w:lvl>
+    <w:lvl w:ilvl="7" w:tplc="04090019" w:tentative="1">
+      <w:start w:val="1"/>
+      <w:numFmt w:val="lowerLetter"/>
+      <w:lvlText w:val="%8."/>
+      <w:lvlJc w:val="left"/>
+      <w:pPr>
+        <w:ind w:left="5760" w:hanging="360"/>
+      </w:pPr>
+    </w:lvl>
+    <w:lvl w:ilvl="8" w:tplc="0409001B" w:tentative="1">
+      <w:start w:val="1"/>
+      <w:numFmt w:val="lowerRoman"/>
+      <w:lvlText w:val="%9."/>
+      <w:lvlJc w:val="right"/>
+      <w:pPr>
+        <w:ind w:left="6480" w:hanging="180"/>
+      </w:pPr>
+    </w:lvl>
+  </w:abstractNum>
+  <w:abstractNum w:abstractNumId="8" w15:restartNumberingAfterBreak="0">
     <w:nsid w:val="2C305CB2"/>
     <w:multiLevelType w:val="hybridMultilevel"/>
     <w:tmpl w:val="FC88A874"/>
@@ -16612,11 +14926,11 @@
       </w:rPr>
     </w:lvl>
   </w:abstractNum>
-  <w:abstractNum w:abstractNumId="8" w15:restartNumberingAfterBreak="0">
+  <w:abstractNum w:abstractNumId="9" w15:restartNumberingAfterBreak="0">
     <w:nsid w:val="3A88439A"/>
     <w:multiLevelType w:val="hybridMultilevel"/>
-    <w:tmpl w:val="EC10D594"/>
-    <w:lvl w:ilvl="0" w:tplc="466AE1DC">
+    <w:tmpl w:val="1ED2B4F8"/>
+    <w:lvl w:ilvl="0" w:tplc="538EBE06">
       <w:start w:val="1"/>
       <w:numFmt w:val="decimal"/>
       <w:lvlText w:val="%1."/>
@@ -16628,6 +14942,8 @@
         <w:rFonts w:hint="default"/>
         <w:b w:val="0"/>
         <w:bCs w:val="0"/>
+        <w:i w:val="0"/>
+        <w:iCs/>
       </w:rPr>
     </w:lvl>
     <w:lvl w:ilvl="1" w:tplc="04090019" w:tentative="1">
@@ -16703,7 +15019,7 @@
       </w:pPr>
     </w:lvl>
   </w:abstractNum>
-  <w:abstractNum w:abstractNumId="9" w15:restartNumberingAfterBreak="0">
+  <w:abstractNum w:abstractNumId="10" w15:restartNumberingAfterBreak="0">
     <w:nsid w:val="3C11229B"/>
     <w:multiLevelType w:val="hybridMultilevel"/>
     <w:tmpl w:val="53765AC8"/>
@@ -16792,7 +15108,7 @@
       </w:pPr>
     </w:lvl>
   </w:abstractNum>
-  <w:abstractNum w:abstractNumId="10" w15:restartNumberingAfterBreak="0">
+  <w:abstractNum w:abstractNumId="11" w15:restartNumberingAfterBreak="0">
     <w:nsid w:val="3D117893"/>
     <w:multiLevelType w:val="hybridMultilevel"/>
     <w:tmpl w:val="EEC6AA02"/>
@@ -16881,7 +15197,7 @@
       </w:pPr>
     </w:lvl>
   </w:abstractNum>
-  <w:abstractNum w:abstractNumId="11" w15:restartNumberingAfterBreak="0">
+  <w:abstractNum w:abstractNumId="12" w15:restartNumberingAfterBreak="0">
     <w:nsid w:val="3EE3586C"/>
     <w:multiLevelType w:val="hybridMultilevel"/>
     <w:tmpl w:val="C8EA566A"/>
@@ -16970,10 +15286,10 @@
       </w:pPr>
     </w:lvl>
   </w:abstractNum>
-  <w:abstractNum w:abstractNumId="12" w15:restartNumberingAfterBreak="0">
+  <w:abstractNum w:abstractNumId="13" w15:restartNumberingAfterBreak="0">
     <w:nsid w:val="402926F9"/>
     <w:multiLevelType w:val="hybridMultilevel"/>
-    <w:tmpl w:val="EB387A06"/>
+    <w:tmpl w:val="12C2FCF2"/>
     <w:lvl w:ilvl="0" w:tplc="94308514">
       <w:numFmt w:val="bullet"/>
       <w:lvlText w:val=""/>
@@ -17082,7 +15398,7 @@
       </w:rPr>
     </w:lvl>
   </w:abstractNum>
-  <w:abstractNum w:abstractNumId="13" w15:restartNumberingAfterBreak="0">
+  <w:abstractNum w:abstractNumId="14" w15:restartNumberingAfterBreak="0">
     <w:nsid w:val="407767C1"/>
     <w:multiLevelType w:val="hybridMultilevel"/>
     <w:tmpl w:val="38626CB0"/>
@@ -17294,7 +15610,7 @@
       </w:rPr>
     </w:lvl>
   </w:abstractNum>
-  <w:abstractNum w:abstractNumId="14" w15:restartNumberingAfterBreak="0">
+  <w:abstractNum w:abstractNumId="15" w15:restartNumberingAfterBreak="0">
     <w:nsid w:val="43705C22"/>
     <w:multiLevelType w:val="hybridMultilevel"/>
     <w:tmpl w:val="38626CB0"/>
@@ -17506,7 +15822,7 @@
       </w:rPr>
     </w:lvl>
   </w:abstractNum>
-  <w:abstractNum w:abstractNumId="15" w15:restartNumberingAfterBreak="0">
+  <w:abstractNum w:abstractNumId="16" w15:restartNumberingAfterBreak="0">
     <w:nsid w:val="4781747C"/>
     <w:multiLevelType w:val="hybridMultilevel"/>
     <w:tmpl w:val="853CB736"/>
@@ -17597,7 +15913,7 @@
       </w:pPr>
     </w:lvl>
   </w:abstractNum>
-  <w:abstractNum w:abstractNumId="16" w15:restartNumberingAfterBreak="0">
+  <w:abstractNum w:abstractNumId="17" w15:restartNumberingAfterBreak="0">
     <w:nsid w:val="4E4F66F8"/>
     <w:multiLevelType w:val="hybridMultilevel"/>
     <w:tmpl w:val="38626CB0"/>
@@ -17809,7 +16125,7 @@
       </w:rPr>
     </w:lvl>
   </w:abstractNum>
-  <w:abstractNum w:abstractNumId="17" w15:restartNumberingAfterBreak="0">
+  <w:abstractNum w:abstractNumId="18" w15:restartNumberingAfterBreak="0">
     <w:nsid w:val="528A4315"/>
     <w:multiLevelType w:val="hybridMultilevel"/>
     <w:tmpl w:val="963606C2"/>
@@ -18021,7 +16337,7 @@
       </w:rPr>
     </w:lvl>
   </w:abstractNum>
-  <w:abstractNum w:abstractNumId="18" w15:restartNumberingAfterBreak="0">
+  <w:abstractNum w:abstractNumId="19" w15:restartNumberingAfterBreak="0">
     <w:nsid w:val="5ED7231A"/>
     <w:multiLevelType w:val="hybridMultilevel"/>
     <w:tmpl w:val="98DE171A"/>
@@ -18233,7 +16549,7 @@
       </w:rPr>
     </w:lvl>
   </w:abstractNum>
-  <w:abstractNum w:abstractNumId="19" w15:restartNumberingAfterBreak="0">
+  <w:abstractNum w:abstractNumId="20" w15:restartNumberingAfterBreak="0">
     <w:nsid w:val="61473E73"/>
     <w:multiLevelType w:val="hybridMultilevel"/>
     <w:tmpl w:val="A5868C0C"/>
@@ -18346,7 +16662,7 @@
       </w:rPr>
     </w:lvl>
   </w:abstractNum>
-  <w:abstractNum w:abstractNumId="20" w15:restartNumberingAfterBreak="0">
+  <w:abstractNum w:abstractNumId="21" w15:restartNumberingAfterBreak="0">
     <w:nsid w:val="6E4D56A3"/>
     <w:multiLevelType w:val="hybridMultilevel"/>
     <w:tmpl w:val="F13075BE"/>
@@ -18558,7 +16874,7 @@
       </w:rPr>
     </w:lvl>
   </w:abstractNum>
-  <w:abstractNum w:abstractNumId="21" w15:restartNumberingAfterBreak="0">
+  <w:abstractNum w:abstractNumId="22" w15:restartNumberingAfterBreak="0">
     <w:nsid w:val="73CF17CB"/>
     <w:multiLevelType w:val="hybridMultilevel"/>
     <w:tmpl w:val="A9C21778"/>
@@ -18647,7 +16963,7 @@
       </w:pPr>
     </w:lvl>
   </w:abstractNum>
-  <w:abstractNum w:abstractNumId="22" w15:restartNumberingAfterBreak="0">
+  <w:abstractNum w:abstractNumId="23" w15:restartNumberingAfterBreak="0">
     <w:nsid w:val="75A50A73"/>
     <w:multiLevelType w:val="hybridMultilevel"/>
     <w:tmpl w:val="730AB6D2"/>
@@ -18733,7 +17049,7 @@
       </w:pPr>
     </w:lvl>
   </w:abstractNum>
-  <w:abstractNum w:abstractNumId="23" w15:restartNumberingAfterBreak="0">
+  <w:abstractNum w:abstractNumId="24" w15:restartNumberingAfterBreak="0">
     <w:nsid w:val="7EEA1ED9"/>
     <w:multiLevelType w:val="hybridMultilevel"/>
     <w:tmpl w:val="48B6E3BA"/>
@@ -18820,28 +17136,28 @@
     </w:lvl>
   </w:abstractNum>
   <w:num w:numId="1" w16cid:durableId="1118257552">
-    <w:abstractNumId w:val="17"/>
+    <w:abstractNumId w:val="18"/>
   </w:num>
   <w:num w:numId="2" w16cid:durableId="743377064">
     <w:abstractNumId w:val="0"/>
   </w:num>
   <w:num w:numId="3" w16cid:durableId="1654527955">
-    <w:abstractNumId w:val="13"/>
+    <w:abstractNumId w:val="14"/>
   </w:num>
   <w:num w:numId="4" w16cid:durableId="1492788409">
-    <w:abstractNumId w:val="18"/>
+    <w:abstractNumId w:val="19"/>
   </w:num>
   <w:num w:numId="5" w16cid:durableId="345911845">
-    <w:abstractNumId w:val="20"/>
+    <w:abstractNumId w:val="21"/>
   </w:num>
   <w:num w:numId="6" w16cid:durableId="1484617888">
-    <w:abstractNumId w:val="14"/>
+    <w:abstractNumId w:val="15"/>
   </w:num>
   <w:num w:numId="7" w16cid:durableId="467481001">
-    <w:abstractNumId w:val="16"/>
+    <w:abstractNumId w:val="17"/>
   </w:num>
   <w:num w:numId="8" w16cid:durableId="76560423">
-    <w:abstractNumId w:val="7"/>
+    <w:abstractNumId w:val="8"/>
   </w:num>
   <w:num w:numId="9" w16cid:durableId="857355755">
     <w:abstractNumId w:val="3"/>
@@ -18850,40 +17166,40 @@
     <w:abstractNumId w:val="5"/>
   </w:num>
   <w:num w:numId="11" w16cid:durableId="264308187">
-    <w:abstractNumId w:val="22"/>
+    <w:abstractNumId w:val="23"/>
   </w:num>
   <w:num w:numId="12" w16cid:durableId="1308628601">
-    <w:abstractNumId w:val="12"/>
+    <w:abstractNumId w:val="13"/>
   </w:num>
   <w:num w:numId="13" w16cid:durableId="1436167155">
-    <w:abstractNumId w:val="8"/>
+    <w:abstractNumId w:val="9"/>
   </w:num>
   <w:num w:numId="14" w16cid:durableId="1451314617">
-    <w:abstractNumId w:val="11"/>
+    <w:abstractNumId w:val="12"/>
   </w:num>
   <w:num w:numId="15" w16cid:durableId="1775857806">
     <w:abstractNumId w:val="4"/>
   </w:num>
   <w:num w:numId="16" w16cid:durableId="25177771">
-    <w:abstractNumId w:val="21"/>
+    <w:abstractNumId w:val="22"/>
   </w:num>
   <w:num w:numId="17" w16cid:durableId="1865704453">
-    <w:abstractNumId w:val="19"/>
+    <w:abstractNumId w:val="20"/>
   </w:num>
   <w:num w:numId="18" w16cid:durableId="1057626433">
     <w:abstractNumId w:val="2"/>
   </w:num>
   <w:num w:numId="19" w16cid:durableId="2143300636">
-    <w:abstractNumId w:val="9"/>
+    <w:abstractNumId w:val="10"/>
   </w:num>
   <w:num w:numId="20" w16cid:durableId="1907952279">
-    <w:abstractNumId w:val="10"/>
+    <w:abstractNumId w:val="11"/>
   </w:num>
   <w:num w:numId="21" w16cid:durableId="504245043">
-    <w:abstractNumId w:val="23"/>
+    <w:abstractNumId w:val="24"/>
   </w:num>
   <w:num w:numId="22" w16cid:durableId="897320267">
-    <w:abstractNumId w:val="15"/>
+    <w:abstractNumId w:val="16"/>
   </w:num>
   <w:num w:numId="23" w16cid:durableId="177669303">
     <w:abstractNumId w:val="6"/>
@@ -18891,11 +17207,14 @@
   <w:num w:numId="24" w16cid:durableId="1222248614">
     <w:abstractNumId w:val="1"/>
   </w:num>
+  <w:num w:numId="25" w16cid:durableId="1563367456">
+    <w:abstractNumId w:val="7"/>
+  </w:num>
 </w:numbering>
 </file>
 
 <file path=word/styles.xml><?xml version="1.0" encoding="utf-8"?>
-<w:styles xmlns:mc="http://schemas.openxmlformats.org/markup-compatibility/2006" xmlns:r="http://schemas.openxmlformats.org/officeDocument/2006/relationships" xmlns:w="http://schemas.openxmlformats.org/wordprocessingml/2006/main" xmlns:w14="http://schemas.microsoft.com/office/word/2010/wordml" xmlns:w15="http://schemas.microsoft.com/office/word/2012/wordml" xmlns:w16cex="http://schemas.microsoft.com/office/word/2018/wordml/cex" xmlns:w16cid="http://schemas.microsoft.com/office/word/2016/wordml/cid" xmlns:w16="http://schemas.microsoft.com/office/word/2018/wordml" xmlns:w16du="http://schemas.microsoft.com/office/word/2023/wordml/word16du" xmlns:w16sdtdh="http://schemas.microsoft.com/office/word/2020/wordml/sdtdatahash" xmlns:w16se="http://schemas.microsoft.com/office/word/2015/wordml/symex" mc:Ignorable="w14 w15 w16se w16cid w16 w16cex w16sdtdh w16du">
+<w:styles xmlns:mc="http://schemas.openxmlformats.org/markup-compatibility/2006" xmlns:r="http://schemas.openxmlformats.org/officeDocument/2006/relationships" xmlns:w="http://schemas.openxmlformats.org/wordprocessingml/2006/main" xmlns:w14="http://schemas.microsoft.com/office/word/2010/wordml" xmlns:w15="http://schemas.microsoft.com/office/word/2012/wordml" xmlns:w16cex="http://schemas.microsoft.com/office/word/2018/wordml/cex" xmlns:w16cid="http://schemas.microsoft.com/office/word/2016/wordml/cid" xmlns:w16="http://schemas.microsoft.com/office/word/2018/wordml" xmlns:w16du="http://schemas.microsoft.com/office/word/2023/wordml/word16du" xmlns:w16sdtdh="http://schemas.microsoft.com/office/word/2020/wordml/sdtdatahash" xmlns:w16sdtfl="http://schemas.microsoft.com/office/word/2024/wordml/sdtformatlock" xmlns:w16se="http://schemas.microsoft.com/office/word/2015/wordml/symex" mc:Ignorable="w14 w15 w16se w16cid w16 w16cex w16sdtdh w16sdtfl w16du">
   <w:docDefaults>
     <w:rPrDefault>
       <w:rPr>

--- a/Labs/lab11 curveTracer SchmittTriggerOscillator/schmittTriggerOscillator Document.docx
+++ b/Labs/lab11 curveTracer SchmittTriggerOscillator/schmittTriggerOscillator Document.docx
@@ -1031,10 +1031,10 @@
           <w:noProof/>
         </w:rPr>
         <w:drawing>
-          <wp:inline distT="0" distB="0" distL="0" distR="0" wp14:anchorId="5B528DB4" wp14:editId="7A494257">
-            <wp:extent cx="2575560" cy="2561914"/>
-            <wp:effectExtent l="0" t="0" r="0" b="0"/>
-            <wp:docPr id="364636672" name="Picture 1"/>
+          <wp:inline distT="0" distB="0" distL="0" distR="0" wp14:anchorId="3A9DABA6" wp14:editId="1F8E755C">
+            <wp:extent cx="3310984" cy="2560320"/>
+            <wp:effectExtent l="0" t="0" r="3810" b="0"/>
+            <wp:docPr id="2022179832" name="Picture 1"/>
             <wp:cNvGraphicFramePr>
               <a:graphicFrameLocks xmlns:a="http://schemas.openxmlformats.org/drawingml/2006/main" noChangeAspect="1"/>
             </wp:cNvGraphicFramePr>
@@ -1042,36 +1042,23 @@
               <a:graphicData uri="http://schemas.openxmlformats.org/drawingml/2006/picture">
                 <pic:pic xmlns:pic="http://schemas.openxmlformats.org/drawingml/2006/picture">
                   <pic:nvPicPr>
-                    <pic:cNvPr id="0" name="Picture 4"/>
-                    <pic:cNvPicPr>
-                      <a:picLocks noChangeAspect="1" noChangeArrowheads="1"/>
-                    </pic:cNvPicPr>
+                    <pic:cNvPr id="2022179832" name=""/>
+                    <pic:cNvPicPr/>
                   </pic:nvPicPr>
                   <pic:blipFill>
-                    <a:blip r:embed="rId8">
-                      <a:extLst>
-                        <a:ext uri="{28A0092B-C50C-407E-A947-70E740481C1C}">
-                          <a14:useLocalDpi xmlns:a14="http://schemas.microsoft.com/office/drawing/2010/main" val="0"/>
-                        </a:ext>
-                      </a:extLst>
-                    </a:blip>
-                    <a:srcRect/>
+                    <a:blip r:embed="rId8"/>
                     <a:stretch>
                       <a:fillRect/>
                     </a:stretch>
                   </pic:blipFill>
-                  <pic:spPr bwMode="auto">
+                  <pic:spPr>
                     <a:xfrm>
                       <a:off x="0" y="0"/>
-                      <a:ext cx="2582756" cy="2569072"/>
+                      <a:ext cx="3310984" cy="2560320"/>
                     </a:xfrm>
                     <a:prstGeom prst="rect">
                       <a:avLst/>
                     </a:prstGeom>
-                    <a:noFill/>
-                    <a:ln>
-                      <a:noFill/>
-                    </a:ln>
                   </pic:spPr>
                 </pic:pic>
               </a:graphicData>
@@ -1092,20 +1079,33 @@
       <w:r>
         <w:t xml:space="preserve">Figure </w:t>
       </w:r>
-      <w:fldSimple w:instr=" SEQ Figure \* ARABIC ">
-        <w:r>
-          <w:rPr>
-            <w:noProof/>
-          </w:rPr>
-          <w:t>1</w:t>
-        </w:r>
-      </w:fldSimple>
+      <w:r>
+        <w:fldChar w:fldCharType="begin"/>
+      </w:r>
+      <w:r>
+        <w:instrText xml:space="preserve"> SEQ Figure \* ARABIC </w:instrText>
+      </w:r>
+      <w:r>
+        <w:fldChar w:fldCharType="separate"/>
+      </w:r>
+      <w:r>
+        <w:rPr>
+          <w:noProof/>
+        </w:rPr>
+        <w:t>1</w:t>
+      </w:r>
+      <w:r>
+        <w:rPr>
+          <w:noProof/>
+        </w:rPr>
+        <w:fldChar w:fldCharType="end"/>
+      </w:r>
       <w:bookmarkEnd w:id="2"/>
       <w:r>
         <w:t>: The Schmitt Trigger Relaxation Oscillator.</w:t>
       </w:r>
       <w:r>
-        <w:t xml:space="preserve">  The output is taken from the op amp output.</w:t>
+        <w:t xml:space="preserve">  </w:t>
       </w:r>
     </w:p>
     <w:p>
@@ -1230,6 +1230,7 @@
         </w:rPr>
         <w:t xml:space="preserve">, and one output, </w:t>
       </w:r>
+      <w:proofErr w:type="spellStart"/>
       <w:r>
         <w:rPr>
           <w:i/>
@@ -1243,6 +1244,7 @@
         </w:rPr>
         <w:t>out</w:t>
       </w:r>
+      <w:proofErr w:type="spellEnd"/>
       <w:r>
         <w:rPr>
           <w:iCs/>
@@ -1274,6 +1276,7 @@
         </w:rPr>
         <w:t xml:space="preserve">, </w:t>
       </w:r>
+      <w:proofErr w:type="spellStart"/>
       <w:r>
         <w:rPr>
           <w:i/>
@@ -1287,12 +1290,14 @@
         </w:rPr>
         <w:t>high</w:t>
       </w:r>
+      <w:proofErr w:type="spellEnd"/>
       <w:r>
         <w:rPr>
           <w:iCs/>
         </w:rPr>
         <w:t xml:space="preserve"> and </w:t>
       </w:r>
+      <w:proofErr w:type="spellStart"/>
       <w:r>
         <w:rPr>
           <w:i/>
@@ -1306,6 +1311,7 @@
         </w:rPr>
         <w:t>low</w:t>
       </w:r>
+      <w:proofErr w:type="spellEnd"/>
       <w:r>
         <w:rPr>
           <w:i/>
@@ -1374,6 +1380,7 @@
         </w:rPr>
         <w:t xml:space="preserve"> &gt; </w:t>
       </w:r>
+      <w:proofErr w:type="spellStart"/>
       <w:r>
         <w:rPr>
           <w:i/>
@@ -1387,6 +1394,7 @@
         </w:rPr>
         <w:t>high</w:t>
       </w:r>
+      <w:proofErr w:type="spellEnd"/>
       <w:r>
         <w:rPr>
           <w:iCs/>
@@ -1405,6 +1413,7 @@
         </w:rPr>
         <w:t xml:space="preserve"> then </w:t>
       </w:r>
+      <w:proofErr w:type="spellStart"/>
       <w:r>
         <w:rPr>
           <w:i/>
@@ -1418,6 +1427,7 @@
         </w:rPr>
         <w:t>out</w:t>
       </w:r>
+      <w:proofErr w:type="spellEnd"/>
       <w:r>
         <w:rPr>
           <w:iCs/>
@@ -1456,6 +1466,7 @@
         </w:rPr>
         <w:t xml:space="preserve"> &lt; </w:t>
       </w:r>
+      <w:proofErr w:type="spellStart"/>
       <w:r>
         <w:rPr>
           <w:i/>
@@ -1469,6 +1480,7 @@
         </w:rPr>
         <w:t>low</w:t>
       </w:r>
+      <w:proofErr w:type="spellEnd"/>
       <w:r>
         <w:rPr>
           <w:iCs/>
@@ -1487,6 +1499,7 @@
         </w:rPr>
         <w:t xml:space="preserve"> then </w:t>
       </w:r>
+      <w:proofErr w:type="spellStart"/>
       <w:r>
         <w:rPr>
           <w:i/>
@@ -1500,6 +1513,7 @@
         </w:rPr>
         <w:t>out</w:t>
       </w:r>
+      <w:proofErr w:type="spellEnd"/>
       <w:r>
         <w:rPr>
           <w:iCs/>
@@ -1525,6 +1539,7 @@
       <w:r>
         <w:t>(</w:t>
       </w:r>
+      <w:proofErr w:type="spellStart"/>
       <w:r>
         <w:rPr>
           <w:iCs/>
@@ -1538,6 +1553,7 @@
         </w:rPr>
         <w:t>low</w:t>
       </w:r>
+      <w:proofErr w:type="spellEnd"/>
       <w:r>
         <w:rPr>
           <w:iCs/>
@@ -1563,6 +1579,7 @@
         </w:rPr>
         <w:t xml:space="preserve"> &lt; </w:t>
       </w:r>
+      <w:proofErr w:type="spellStart"/>
       <w:r>
         <w:rPr>
           <w:i/>
@@ -1583,6 +1600,7 @@
         </w:rPr>
         <w:t>h</w:t>
       </w:r>
+      <w:proofErr w:type="spellEnd"/>
       <w:r>
         <w:rPr>
           <w:iCs/>
@@ -1601,6 +1619,7 @@
         </w:rPr>
         <w:t xml:space="preserve"> then </w:t>
       </w:r>
+      <w:proofErr w:type="spellStart"/>
       <w:r>
         <w:rPr>
           <w:i/>
@@ -1614,6 +1633,7 @@
         </w:rPr>
         <w:t>out</w:t>
       </w:r>
+      <w:proofErr w:type="spellEnd"/>
       <w:r>
         <w:rPr>
           <w:iCs/>
@@ -1683,6 +1703,7 @@
       <w:r>
         <w:t xml:space="preserve">vs. </w:t>
       </w:r>
+      <w:proofErr w:type="spellStart"/>
       <w:r>
         <w:rPr>
           <w:i/>
@@ -1696,6 +1717,7 @@
         </w:rPr>
         <w:t>out</w:t>
       </w:r>
+      <w:proofErr w:type="spellEnd"/>
       <w:r>
         <w:rPr>
           <w:iCs/>
@@ -1763,14 +1785,27 @@
       <w:r>
         <w:t xml:space="preserve">Figure </w:t>
       </w:r>
-      <w:fldSimple w:instr=" SEQ Figure \* ARABIC ">
-        <w:r>
-          <w:rPr>
-            <w:noProof/>
-          </w:rPr>
-          <w:t>2</w:t>
-        </w:r>
-      </w:fldSimple>
+      <w:r>
+        <w:fldChar w:fldCharType="begin"/>
+      </w:r>
+      <w:r>
+        <w:instrText xml:space="preserve"> SEQ Figure \* ARABIC </w:instrText>
+      </w:r>
+      <w:r>
+        <w:fldChar w:fldCharType="separate"/>
+      </w:r>
+      <w:r>
+        <w:rPr>
+          <w:noProof/>
+        </w:rPr>
+        <w:t>2</w:t>
+      </w:r>
+      <w:r>
+        <w:rPr>
+          <w:noProof/>
+        </w:rPr>
+        <w:fldChar w:fldCharType="end"/>
+      </w:r>
       <w:bookmarkEnd w:id="3"/>
       <w:r>
         <w:t>: Input, output relationship for a Schmitt Trigger is characteris</w:t>
@@ -1867,7 +1902,14 @@
         <w:rPr>
           <w:i/>
         </w:rPr>
-        <w:t xml:space="preserve"> &gt; V</w:t>
+        <w:t xml:space="preserve"> &gt; </w:t>
+      </w:r>
+      <w:proofErr w:type="spellStart"/>
+      <w:r>
+        <w:rPr>
+          <w:i/>
+        </w:rPr>
+        <w:t>V</w:t>
       </w:r>
       <w:r>
         <w:rPr>
@@ -1876,6 +1918,7 @@
         </w:rPr>
         <w:t>high</w:t>
       </w:r>
+      <w:proofErr w:type="spellEnd"/>
       <w:r>
         <w:t>.  Look above this region and you will see a horizontal line correspond</w:t>
       </w:r>
@@ -1885,6 +1928,7 @@
       <w:r>
         <w:t xml:space="preserve"> to </w:t>
       </w:r>
+      <w:proofErr w:type="spellStart"/>
       <w:r>
         <w:rPr>
           <w:i/>
@@ -1898,6 +1942,7 @@
         </w:rPr>
         <w:t>out</w:t>
       </w:r>
+      <w:proofErr w:type="spellEnd"/>
       <w:r>
         <w:rPr>
           <w:i/>
@@ -1930,7 +1975,14 @@
         <w:rPr>
           <w:i/>
         </w:rPr>
-        <w:t xml:space="preserve"> &lt; V</w:t>
+        <w:t xml:space="preserve"> &lt; </w:t>
+      </w:r>
+      <w:proofErr w:type="spellStart"/>
+      <w:r>
+        <w:rPr>
+          <w:i/>
+        </w:rPr>
+        <w:t>V</w:t>
       </w:r>
       <w:r>
         <w:rPr>
@@ -1939,6 +1991,7 @@
         </w:rPr>
         <w:t>low</w:t>
       </w:r>
+      <w:proofErr w:type="spellEnd"/>
       <w:r>
         <w:rPr>
           <w:i/>
@@ -1951,6 +2004,7 @@
         </w:rPr>
         <w:t xml:space="preserve">you should see that </w:t>
       </w:r>
+      <w:proofErr w:type="spellStart"/>
       <w:r>
         <w:rPr>
           <w:i/>
@@ -1971,6 +2025,7 @@
         </w:rPr>
         <w:t>t</w:t>
       </w:r>
+      <w:proofErr w:type="spellEnd"/>
       <w:r>
         <w:t xml:space="preserve"> = 0V.  The tricky part of the graph is when</w:t>
       </w:r>
@@ -1996,6 +2051,7 @@
       <w:r>
         <w:t xml:space="preserve">is between </w:t>
       </w:r>
+      <w:proofErr w:type="spellStart"/>
       <w:r>
         <w:rPr>
           <w:i/>
@@ -2009,6 +2065,7 @@
         </w:rPr>
         <w:t>low</w:t>
       </w:r>
+      <w:proofErr w:type="spellEnd"/>
       <w:r>
         <w:rPr>
           <w:iCs/>
@@ -2027,6 +2084,7 @@
         </w:rPr>
         <w:t xml:space="preserve"> </w:t>
       </w:r>
+      <w:proofErr w:type="spellStart"/>
       <w:r>
         <w:rPr>
           <w:i/>
@@ -2040,6 +2098,7 @@
         </w:rPr>
         <w:t>high</w:t>
       </w:r>
+      <w:proofErr w:type="spellEnd"/>
       <w:r>
         <w:rPr>
           <w:iCs/>
@@ -2064,6 +2123,7 @@
         </w:rPr>
         <w:t xml:space="preserve"> </w:t>
       </w:r>
+      <w:proofErr w:type="spellStart"/>
       <w:r>
         <w:rPr>
           <w:i/>
@@ -2077,6 +2137,7 @@
         </w:rPr>
         <w:t>out</w:t>
       </w:r>
+      <w:proofErr w:type="spellEnd"/>
       <w:r>
         <w:rPr>
           <w:iCs/>
@@ -2120,6 +2181,7 @@
         </w:rPr>
         <w:t xml:space="preserve">entered the region between </w:t>
       </w:r>
+      <w:proofErr w:type="spellStart"/>
       <w:r>
         <w:rPr>
           <w:i/>
@@ -2133,6 +2195,7 @@
         </w:rPr>
         <w:t>low</w:t>
       </w:r>
+      <w:proofErr w:type="spellEnd"/>
       <w:r>
         <w:rPr>
           <w:i/>
@@ -2145,6 +2208,7 @@
         </w:rPr>
         <w:t xml:space="preserve">and </w:t>
       </w:r>
+      <w:proofErr w:type="spellStart"/>
       <w:r>
         <w:rPr>
           <w:i/>
@@ -2158,6 +2222,7 @@
         </w:rPr>
         <w:t>high</w:t>
       </w:r>
+      <w:proofErr w:type="spellEnd"/>
       <w:r>
         <w:rPr>
           <w:iCs/>
@@ -2197,6 +2262,7 @@
         </w:rPr>
         <w:t xml:space="preserve"> = VCC, so we know for sure that </w:t>
       </w:r>
+      <w:proofErr w:type="spellStart"/>
       <w:r>
         <w:rPr>
           <w:i/>
@@ -2210,6 +2276,7 @@
         </w:rPr>
         <w:t>out</w:t>
       </w:r>
+      <w:proofErr w:type="spellEnd"/>
       <w:r>
         <w:rPr>
           <w:iCs/>
@@ -2241,6 +2308,7 @@
         </w:rPr>
         <w:t xml:space="preserve">decrease slowly, all the while </w:t>
       </w:r>
+      <w:proofErr w:type="spellStart"/>
       <w:r>
         <w:rPr>
           <w:i/>
@@ -2254,6 +2322,7 @@
         </w:rPr>
         <w:t>out</w:t>
       </w:r>
+      <w:proofErr w:type="spellEnd"/>
       <w:r>
         <w:rPr>
           <w:iCs/>
@@ -2280,7 +2349,14 @@
         <w:rPr>
           <w:i/>
         </w:rPr>
-        <w:t xml:space="preserve"> V</w:t>
+        <w:t xml:space="preserve"> </w:t>
+      </w:r>
+      <w:proofErr w:type="spellStart"/>
+      <w:r>
+        <w:rPr>
+          <w:i/>
+        </w:rPr>
+        <w:t>V</w:t>
       </w:r>
       <w:r>
         <w:rPr>
@@ -2289,6 +2365,7 @@
         </w:rPr>
         <w:t>high</w:t>
       </w:r>
+      <w:proofErr w:type="spellEnd"/>
       <w:r>
         <w:rPr>
           <w:iCs/>
@@ -2307,6 +2384,7 @@
         </w:rPr>
         <w:t xml:space="preserve"> </w:t>
       </w:r>
+      <w:proofErr w:type="spellStart"/>
       <w:r>
         <w:rPr>
           <w:i/>
@@ -2320,6 +2398,7 @@
         </w:rPr>
         <w:t>high</w:t>
       </w:r>
+      <w:proofErr w:type="spellEnd"/>
       <w:r>
         <w:rPr>
           <w:iCs/>
@@ -2351,6 +2430,7 @@
         </w:rPr>
         <w:t xml:space="preserve">decreases towards </w:t>
       </w:r>
+      <w:proofErr w:type="spellStart"/>
       <w:r>
         <w:rPr>
           <w:i/>
@@ -2364,11 +2444,19 @@
         </w:rPr>
         <w:t>low</w:t>
       </w:r>
-      <w:r>
-        <w:rPr>
-          <w:i/>
-        </w:rPr>
-        <w:t>, V</w:t>
+      <w:proofErr w:type="spellEnd"/>
+      <w:r>
+        <w:rPr>
+          <w:i/>
+        </w:rPr>
+        <w:t xml:space="preserve">, </w:t>
+      </w:r>
+      <w:proofErr w:type="spellStart"/>
+      <w:r>
+        <w:rPr>
+          <w:i/>
+        </w:rPr>
+        <w:t>V</w:t>
       </w:r>
       <w:r>
         <w:rPr>
@@ -2377,6 +2465,7 @@
         </w:rPr>
         <w:t>out</w:t>
       </w:r>
+      <w:proofErr w:type="spellEnd"/>
       <w:r>
         <w:rPr>
           <w:iCs/>
@@ -2402,6 +2491,7 @@
         </w:rPr>
         <w:t xml:space="preserve"> decreases, just a smidge, below </w:t>
       </w:r>
+      <w:proofErr w:type="spellStart"/>
       <w:r>
         <w:rPr>
           <w:i/>
@@ -2415,12 +2505,14 @@
         </w:rPr>
         <w:t>low</w:t>
       </w:r>
+      <w:proofErr w:type="spellEnd"/>
       <w:r>
         <w:rPr>
           <w:iCs/>
         </w:rPr>
         <w:t xml:space="preserve"> will </w:t>
       </w:r>
+      <w:proofErr w:type="spellStart"/>
       <w:r>
         <w:rPr>
           <w:i/>
@@ -2432,7 +2524,15 @@
           <w:i/>
           <w:vertAlign w:val="subscript"/>
         </w:rPr>
-        <w:t xml:space="preserve">out </w:t>
+        <w:t>out</w:t>
+      </w:r>
+      <w:proofErr w:type="spellEnd"/>
+      <w:r>
+        <w:rPr>
+          <w:i/>
+          <w:vertAlign w:val="subscript"/>
+        </w:rPr>
+        <w:t xml:space="preserve"> </w:t>
       </w:r>
       <w:r>
         <w:rPr>
@@ -2517,7 +2617,14 @@
         <w:rPr>
           <w:i/>
         </w:rPr>
-        <w:t xml:space="preserve"> = V</w:t>
+        <w:t xml:space="preserve"> = </w:t>
+      </w:r>
+      <w:proofErr w:type="spellStart"/>
+      <w:r>
+        <w:rPr>
+          <w:i/>
+        </w:rPr>
+        <w:t>V</w:t>
       </w:r>
       <w:r>
         <w:rPr>
@@ -2526,6 +2633,7 @@
         </w:rPr>
         <w:t>low</w:t>
       </w:r>
+      <w:proofErr w:type="spellEnd"/>
       <w:r>
         <w:rPr>
           <w:iCs/>
@@ -2571,6 +2679,7 @@
         </w:rPr>
         <w:t xml:space="preserve"> increases from 0V towards </w:t>
       </w:r>
+      <w:proofErr w:type="spellStart"/>
       <w:r>
         <w:rPr>
           <w:i/>
@@ -2584,12 +2693,14 @@
         </w:rPr>
         <w:t>high</w:t>
       </w:r>
+      <w:proofErr w:type="spellEnd"/>
       <w:r>
         <w:rPr>
           <w:iCs/>
         </w:rPr>
         <w:t xml:space="preserve">, the output, </w:t>
       </w:r>
+      <w:proofErr w:type="spellStart"/>
       <w:r>
         <w:rPr>
           <w:i/>
@@ -2603,6 +2714,7 @@
         </w:rPr>
         <w:t>out</w:t>
       </w:r>
+      <w:proofErr w:type="spellEnd"/>
       <w:r>
         <w:rPr>
           <w:i/>
@@ -2640,6 +2752,7 @@
         </w:rPr>
         <w:t xml:space="preserve">increases above </w:t>
       </w:r>
+      <w:proofErr w:type="spellStart"/>
       <w:r>
         <w:rPr>
           <w:i/>
@@ -2653,6 +2766,7 @@
         </w:rPr>
         <w:t>high</w:t>
       </w:r>
+      <w:proofErr w:type="spellEnd"/>
       <w:r>
         <w:rPr>
           <w:iCs/>
@@ -2706,7 +2820,14 @@
         <w:rPr>
           <w:i/>
         </w:rPr>
-        <w:t xml:space="preserve"> = V</w:t>
+        <w:t xml:space="preserve"> = </w:t>
+      </w:r>
+      <w:proofErr w:type="spellStart"/>
+      <w:r>
+        <w:rPr>
+          <w:i/>
+        </w:rPr>
+        <w:t>V</w:t>
       </w:r>
       <w:r>
         <w:rPr>
@@ -2715,6 +2836,7 @@
         </w:rPr>
         <w:t>high</w:t>
       </w:r>
+      <w:proofErr w:type="spellEnd"/>
       <w:r>
         <w:rPr>
           <w:iCs/>
@@ -2759,6 +2881,7 @@
       <w:r>
         <w:t xml:space="preserve"> where the top analog signal (red line) is converted into digital signal.  The middle signal shows how the analog is converted when a single threshold (the grey line between </w:t>
       </w:r>
+      <w:proofErr w:type="spellStart"/>
       <w:r>
         <w:rPr>
           <w:i/>
@@ -2772,12 +2895,14 @@
         </w:rPr>
         <w:t>high</w:t>
       </w:r>
+      <w:proofErr w:type="spellEnd"/>
       <w:r>
         <w:rPr>
           <w:iCs/>
         </w:rPr>
         <w:t xml:space="preserve"> and </w:t>
       </w:r>
+      <w:proofErr w:type="spellStart"/>
       <w:r>
         <w:rPr>
           <w:iCs/>
@@ -2793,6 +2918,7 @@
         </w:rPr>
         <w:t>low</w:t>
       </w:r>
+      <w:proofErr w:type="spellEnd"/>
       <w:r>
         <w:t xml:space="preserve">) is used to </w:t>
       </w:r>
@@ -2832,6 +2958,7 @@
       <w:r>
         <w:t xml:space="preserve"> shows how the analog signal is converted when two thresholds, </w:t>
       </w:r>
+      <w:proofErr w:type="spellStart"/>
       <w:r>
         <w:rPr>
           <w:i/>
@@ -2845,6 +2972,7 @@
         </w:rPr>
         <w:t>high</w:t>
       </w:r>
+      <w:proofErr w:type="spellEnd"/>
       <w:r>
         <w:rPr>
           <w:i/>
@@ -2857,6 +2985,7 @@
         </w:rPr>
         <w:t xml:space="preserve">and </w:t>
       </w:r>
+      <w:proofErr w:type="spellStart"/>
       <w:r>
         <w:rPr>
           <w:i/>
@@ -2870,12 +2999,14 @@
         </w:rPr>
         <w:t>low</w:t>
       </w:r>
+      <w:proofErr w:type="spellEnd"/>
       <w:r>
         <w:t>, and hysteresis are used to classify the analog signal.  In this scheme, the signal is classified as 0 when the analog signal is below</w:t>
       </w:r>
       <w:r>
         <w:t xml:space="preserve"> </w:t>
       </w:r>
+      <w:proofErr w:type="spellStart"/>
       <w:r>
         <w:rPr>
           <w:i/>
@@ -2889,6 +3020,7 @@
         </w:rPr>
         <w:t>low</w:t>
       </w:r>
+      <w:proofErr w:type="spellEnd"/>
       <w:r>
         <w:rPr>
           <w:i/>
@@ -2898,6 +3030,7 @@
       <w:r>
         <w:t xml:space="preserve">and classified as 1 when the analog signal is above </w:t>
       </w:r>
+      <w:proofErr w:type="spellStart"/>
       <w:r>
         <w:rPr>
           <w:i/>
@@ -2911,6 +3044,7 @@
         </w:rPr>
         <w:t>high</w:t>
       </w:r>
+      <w:proofErr w:type="spellEnd"/>
       <w:r>
         <w:t>.</w:t>
       </w:r>
@@ -2985,14 +3119,27 @@
       <w:r>
         <w:t xml:space="preserve">Figure </w:t>
       </w:r>
-      <w:fldSimple w:instr=" SEQ Figure \* ARABIC ">
-        <w:r>
-          <w:rPr>
-            <w:noProof/>
-          </w:rPr>
-          <w:t>3</w:t>
-        </w:r>
-      </w:fldSimple>
+      <w:r>
+        <w:fldChar w:fldCharType="begin"/>
+      </w:r>
+      <w:r>
+        <w:instrText xml:space="preserve"> SEQ Figure \* ARABIC </w:instrText>
+      </w:r>
+      <w:r>
+        <w:fldChar w:fldCharType="separate"/>
+      </w:r>
+      <w:r>
+        <w:rPr>
+          <w:noProof/>
+        </w:rPr>
+        <w:t>3</w:t>
+      </w:r>
+      <w:r>
+        <w:rPr>
+          <w:noProof/>
+        </w:rPr>
+        <w:fldChar w:fldCharType="end"/>
+      </w:r>
       <w:bookmarkEnd w:id="4"/>
       <w:r>
         <w:t xml:space="preserve">: The top signal (in red) is converted into a digital signal using </w:t>
@@ -3035,6 +3182,11 @@
       </w:r>
     </w:p>
     <w:p>
+      <w:pPr>
+        <w:rPr>
+          <w:noProof/>
+        </w:rPr>
+      </w:pPr>
       <w:r>
         <w:fldChar w:fldCharType="begin"/>
       </w:r>
@@ -3121,15 +3273,17 @@
       <w:r>
         <w:t>the resistors are the same in both figures.</w:t>
       </w:r>
+    </w:p>
+    <w:p>
       <w:r>
         <w:rPr>
           <w:noProof/>
         </w:rPr>
         <w:drawing>
-          <wp:inline distT="0" distB="0" distL="0" distR="0" wp14:anchorId="654F416B" wp14:editId="3E98952D">
-            <wp:extent cx="2880000" cy="2101728"/>
-            <wp:effectExtent l="0" t="0" r="0" b="0"/>
-            <wp:docPr id="1505852" name="Picture 1"/>
+          <wp:inline distT="0" distB="0" distL="0" distR="0" wp14:anchorId="00049390" wp14:editId="7D8CF1E9">
+            <wp:extent cx="3066231" cy="2103120"/>
+            <wp:effectExtent l="0" t="0" r="1270" b="0"/>
+            <wp:docPr id="866545590" name="Picture 13"/>
             <wp:cNvGraphicFramePr>
               <a:graphicFrameLocks xmlns:a="http://schemas.openxmlformats.org/drawingml/2006/main" noChangeAspect="1"/>
             </wp:cNvGraphicFramePr>
@@ -3158,7 +3312,7 @@
                   <pic:spPr bwMode="auto">
                     <a:xfrm>
                       <a:off x="0" y="0"/>
-                      <a:ext cx="2880000" cy="2101728"/>
+                      <a:ext cx="3066231" cy="2103120"/>
                     </a:xfrm>
                     <a:prstGeom prst="rect">
                       <a:avLst/>
@@ -3184,14 +3338,27 @@
       <w:r>
         <w:t xml:space="preserve">Figure </w:t>
       </w:r>
-      <w:fldSimple w:instr=" SEQ Figure \* ARABIC ">
-        <w:r>
-          <w:rPr>
-            <w:noProof/>
-          </w:rPr>
-          <w:t>4</w:t>
-        </w:r>
-      </w:fldSimple>
+      <w:r>
+        <w:fldChar w:fldCharType="begin"/>
+      </w:r>
+      <w:r>
+        <w:instrText xml:space="preserve"> SEQ Figure \* ARABIC </w:instrText>
+      </w:r>
+      <w:r>
+        <w:fldChar w:fldCharType="separate"/>
+      </w:r>
+      <w:r>
+        <w:rPr>
+          <w:noProof/>
+        </w:rPr>
+        <w:t>4</w:t>
+      </w:r>
+      <w:r>
+        <w:rPr>
+          <w:noProof/>
+        </w:rPr>
+        <w:fldChar w:fldCharType="end"/>
+      </w:r>
       <w:bookmarkEnd w:id="5"/>
       <w:r>
         <w:t xml:space="preserve">: A Schmitt </w:t>
@@ -3206,13 +3373,7 @@
         <w:t>built using an op amp.</w:t>
       </w:r>
       <w:r>
-        <w:t xml:space="preserve">  Don’t forget to add a </w:t>
-      </w:r>
-      <w:r>
-        <w:t>9</w:t>
-      </w:r>
-      <w:r>
-        <w:t>V power supply!</w:t>
+        <w:t xml:space="preserve">  </w:t>
       </w:r>
     </w:p>
     <w:p>
@@ -3275,10 +3436,10 @@
         <w:rPr>
           <w:iCs/>
         </w:rPr>
-        <w:lastRenderedPageBreak/>
         <w:t xml:space="preserve">Assume </w:t>
       </w:r>
       <w:bookmarkEnd w:id="6"/>
+      <w:proofErr w:type="spellStart"/>
       <w:r>
         <w:rPr>
           <w:i/>
@@ -3292,6 +3453,7 @@
         </w:rPr>
         <w:t>out</w:t>
       </w:r>
+      <w:proofErr w:type="spellEnd"/>
       <w:r>
         <w:rPr>
           <w:iCs/>
@@ -3328,6 +3490,7 @@
         </w:rPr>
         <w:t xml:space="preserve">is the voltage at the non-inverting input of the op amp?  Call this voltage </w:t>
       </w:r>
+      <w:proofErr w:type="spellStart"/>
       <w:r>
         <w:rPr>
           <w:i/>
@@ -3341,6 +3504,7 @@
         </w:rPr>
         <w:t>high</w:t>
       </w:r>
+      <w:proofErr w:type="spellEnd"/>
       <w:r>
         <w:rPr>
           <w:iCs/>
@@ -3378,6 +3542,7 @@
         </w:rPr>
         <w:t xml:space="preserve">Assume </w:t>
       </w:r>
+      <w:proofErr w:type="spellStart"/>
       <w:r>
         <w:rPr>
           <w:i/>
@@ -3391,6 +3556,7 @@
         </w:rPr>
         <w:t>out</w:t>
       </w:r>
+      <w:proofErr w:type="spellEnd"/>
       <w:r>
         <w:rPr>
           <w:iCs/>
@@ -3421,6 +3587,7 @@
         </w:rPr>
         <w:t xml:space="preserve">is the voltage at the non-inverting input of the op amp?  Call this voltage </w:t>
       </w:r>
+      <w:proofErr w:type="spellStart"/>
       <w:r>
         <w:rPr>
           <w:i/>
@@ -3434,6 +3601,7 @@
         </w:rPr>
         <w:t>low</w:t>
       </w:r>
+      <w:proofErr w:type="spellEnd"/>
       <w:r>
         <w:rPr>
           <w:iCs/>
@@ -3709,6 +3877,7 @@
         </w:rPr>
         <w:t xml:space="preserve">is </w:t>
       </w:r>
+      <w:proofErr w:type="spellStart"/>
       <w:r>
         <w:rPr>
           <w:i/>
@@ -3722,6 +3891,7 @@
         </w:rPr>
         <w:t>out</w:t>
       </w:r>
+      <w:proofErr w:type="spellEnd"/>
       <w:r>
         <w:rPr>
           <w:iCs/>
@@ -3740,6 +3910,7 @@
         </w:rPr>
         <w:t xml:space="preserve">greater than </w:t>
       </w:r>
+      <w:proofErr w:type="spellStart"/>
       <w:r>
         <w:rPr>
           <w:i/>
@@ -3753,6 +3924,7 @@
         </w:rPr>
         <w:t>low</w:t>
       </w:r>
+      <w:proofErr w:type="spellEnd"/>
       <w:r>
         <w:rPr>
           <w:i/>
@@ -3817,6 +3989,7 @@
         </w:rPr>
         <w:t xml:space="preserve">from 0V to just below </w:t>
       </w:r>
+      <w:proofErr w:type="spellStart"/>
       <w:r>
         <w:rPr>
           <w:i/>
@@ -3830,6 +4003,7 @@
         </w:rPr>
         <w:t>high</w:t>
       </w:r>
+      <w:proofErr w:type="spellEnd"/>
       <w:r>
         <w:rPr>
           <w:iCs/>
@@ -3854,6 +4028,7 @@
         </w:rPr>
         <w:t xml:space="preserve">is </w:t>
       </w:r>
+      <w:proofErr w:type="spellStart"/>
       <w:r>
         <w:rPr>
           <w:i/>
@@ -3867,6 +4042,7 @@
         </w:rPr>
         <w:t>out</w:t>
       </w:r>
+      <w:proofErr w:type="spellEnd"/>
       <w:r>
         <w:rPr>
           <w:iCs/>
@@ -3897,6 +4073,7 @@
         </w:rPr>
         <w:t xml:space="preserve">Use </w:t>
       </w:r>
+      <w:proofErr w:type="spellStart"/>
       <w:r>
         <w:rPr>
           <w:i/>
@@ -3910,6 +4087,7 @@
         </w:rPr>
         <w:t>out</w:t>
       </w:r>
+      <w:proofErr w:type="spellEnd"/>
       <w:r>
         <w:rPr>
           <w:i/>
@@ -4034,6 +4212,7 @@
         </w:rPr>
         <w:t xml:space="preserve"> </w:t>
       </w:r>
+      <w:proofErr w:type="spellStart"/>
       <w:r>
         <w:rPr>
           <w:i/>
@@ -4047,6 +4226,7 @@
         </w:rPr>
         <w:t>high</w:t>
       </w:r>
+      <w:proofErr w:type="spellEnd"/>
       <w:r>
         <w:rPr>
           <w:iCs/>
@@ -4071,6 +4251,7 @@
         </w:rPr>
         <w:t xml:space="preserve">hat is </w:t>
       </w:r>
+      <w:proofErr w:type="spellStart"/>
       <w:r>
         <w:rPr>
           <w:i/>
@@ -4084,6 +4265,7 @@
         </w:rPr>
         <w:t>out</w:t>
       </w:r>
+      <w:proofErr w:type="spellEnd"/>
       <w:r>
         <w:rPr>
           <w:iCs/>
@@ -4154,6 +4336,7 @@
         </w:rPr>
         <w:t xml:space="preserve">hat is </w:t>
       </w:r>
+      <w:proofErr w:type="spellStart"/>
       <w:r>
         <w:rPr>
           <w:i/>
@@ -4167,6 +4350,7 @@
         </w:rPr>
         <w:t>out</w:t>
       </w:r>
+      <w:proofErr w:type="spellEnd"/>
       <w:r>
         <w:rPr>
           <w:iCs/>
@@ -4215,6 +4399,7 @@
         </w:rPr>
         <w:t xml:space="preserve">-inverting input of the op amp is at least </w:t>
       </w:r>
+      <w:proofErr w:type="spellStart"/>
       <w:r>
         <w:rPr>
           <w:i/>
@@ -4228,6 +4413,7 @@
         </w:rPr>
         <w:t>high</w:t>
       </w:r>
+      <w:proofErr w:type="spellEnd"/>
       <w:r>
         <w:rPr>
           <w:i/>
@@ -4286,6 +4472,7 @@
         </w:rPr>
         <w:t xml:space="preserve"> from 9V to just above </w:t>
       </w:r>
+      <w:proofErr w:type="spellStart"/>
       <w:r>
         <w:rPr>
           <w:i/>
@@ -4299,6 +4486,7 @@
         </w:rPr>
         <w:t>low</w:t>
       </w:r>
+      <w:proofErr w:type="spellEnd"/>
       <w:r>
         <w:rPr>
           <w:iCs/>
@@ -4323,6 +4511,7 @@
         </w:rPr>
         <w:t xml:space="preserve">is </w:t>
       </w:r>
+      <w:proofErr w:type="spellStart"/>
       <w:r>
         <w:rPr>
           <w:i/>
@@ -4336,6 +4525,7 @@
         </w:rPr>
         <w:t>out</w:t>
       </w:r>
+      <w:proofErr w:type="spellEnd"/>
       <w:r>
         <w:rPr>
           <w:iCs/>
@@ -4360,6 +4550,7 @@
         </w:rPr>
         <w:t xml:space="preserve">Use </w:t>
       </w:r>
+      <w:proofErr w:type="spellStart"/>
       <w:r>
         <w:rPr>
           <w:i/>
@@ -4380,6 +4571,7 @@
         </w:rPr>
         <w:t>t</w:t>
       </w:r>
+      <w:proofErr w:type="spellEnd"/>
       <w:r>
         <w:rPr>
           <w:i/>
@@ -4496,7 +4688,14 @@
         <w:rPr>
           <w:i/>
         </w:rPr>
-        <w:t xml:space="preserve"> V</w:t>
+        <w:t xml:space="preserve"> </w:t>
+      </w:r>
+      <w:proofErr w:type="spellStart"/>
+      <w:r>
+        <w:rPr>
+          <w:i/>
+        </w:rPr>
+        <w:t>V</w:t>
       </w:r>
       <w:r>
         <w:rPr>
@@ -4505,6 +4704,7 @@
         </w:rPr>
         <w:t>low</w:t>
       </w:r>
+      <w:proofErr w:type="spellEnd"/>
       <w:r>
         <w:rPr>
           <w:iCs/>
@@ -4529,6 +4729,7 @@
         </w:rPr>
         <w:t xml:space="preserve">is </w:t>
       </w:r>
+      <w:proofErr w:type="spellStart"/>
       <w:r>
         <w:rPr>
           <w:i/>
@@ -4542,6 +4743,7 @@
         </w:rPr>
         <w:t>out</w:t>
       </w:r>
+      <w:proofErr w:type="spellEnd"/>
       <w:r>
         <w:rPr>
           <w:iCs/>
@@ -4586,6 +4788,7 @@
         </w:rPr>
         <w:t xml:space="preserve"> vs. </w:t>
       </w:r>
+      <w:proofErr w:type="spellStart"/>
       <w:r>
         <w:rPr>
           <w:i/>
@@ -4599,6 +4802,7 @@
         </w:rPr>
         <w:t>out</w:t>
       </w:r>
+      <w:proofErr w:type="spellEnd"/>
       <w:r>
         <w:rPr>
           <w:i/>
@@ -4659,6 +4863,7 @@
       <w:r>
         <w:t xml:space="preserve">axis with the voltage values for </w:t>
       </w:r>
+      <w:proofErr w:type="spellStart"/>
       <w:r>
         <w:rPr>
           <w:i/>
@@ -4672,6 +4877,7 @@
         </w:rPr>
         <w:t>low</w:t>
       </w:r>
+      <w:proofErr w:type="spellEnd"/>
       <w:r>
         <w:rPr>
           <w:i/>
@@ -4688,7 +4894,14 @@
         <w:rPr>
           <w:i/>
         </w:rPr>
-        <w:t xml:space="preserve"> V</w:t>
+        <w:t xml:space="preserve"> </w:t>
+      </w:r>
+      <w:proofErr w:type="spellStart"/>
+      <w:r>
+        <w:rPr>
+          <w:i/>
+        </w:rPr>
+        <w:t>V</w:t>
       </w:r>
       <w:r>
         <w:rPr>
@@ -4697,6 +4910,7 @@
         </w:rPr>
         <w:t>out</w:t>
       </w:r>
+      <w:proofErr w:type="spellEnd"/>
       <w:r>
         <w:rPr>
           <w:iCs/>
@@ -4710,74 +4924,55 @@
         <w:ind w:left="0" w:firstLine="0"/>
       </w:pPr>
       <w:r>
-        <w:rPr>
-          <w:b/>
+        <w:t xml:space="preserve">Now </w:t>
+      </w:r>
+      <w:r>
+        <w:t>with your</w:t>
+      </w:r>
+      <w:r>
+        <w:t xml:space="preserve"> solid understanding of the Schmitt Trigger circuit in </w:t>
+      </w:r>
+      <w:r>
+        <w:fldChar w:fldCharType="begin"/>
+      </w:r>
+      <w:r>
+        <w:instrText xml:space="preserve"> REF _Ref80216585 \h </w:instrText>
+      </w:r>
+      <w:r>
+        <w:fldChar w:fldCharType="separate"/>
+      </w:r>
+      <w:r>
+        <w:t xml:space="preserve">Figure </w:t>
+      </w:r>
+      <w:r>
+        <w:rPr>
           <w:noProof/>
-          <w:vanish/>
-        </w:rPr>
-        <w:drawing>
-          <wp:inline distT="0" distB="0" distL="0" distR="0" wp14:anchorId="39B7BCFE" wp14:editId="46FEFB41">
-            <wp:extent cx="1666750" cy="1257300"/>
-            <wp:effectExtent l="0" t="0" r="0" b="0"/>
-            <wp:docPr id="17" name="Picture 17" descr="invertingSchmitt"/>
-            <wp:cNvGraphicFramePr>
-              <a:graphicFrameLocks xmlns:a="http://schemas.openxmlformats.org/drawingml/2006/main" noChangeAspect="1"/>
-            </wp:cNvGraphicFramePr>
-            <a:graphic xmlns:a="http://schemas.openxmlformats.org/drawingml/2006/main">
-              <a:graphicData uri="http://schemas.openxmlformats.org/drawingml/2006/picture">
-                <pic:pic xmlns:pic="http://schemas.openxmlformats.org/drawingml/2006/picture">
-                  <pic:nvPicPr>
-                    <pic:cNvPr id="0" name="Picture 2" descr="invertingSchmitt"/>
-                    <pic:cNvPicPr>
-                      <a:picLocks noChangeAspect="1" noChangeArrowheads="1"/>
-                    </pic:cNvPicPr>
-                  </pic:nvPicPr>
-                  <pic:blipFill>
-                    <a:blip r:embed="rId12" cstate="print">
-                      <a:extLst>
-                        <a:ext uri="{28A0092B-C50C-407E-A947-70E740481C1C}">
-                          <a14:useLocalDpi xmlns:a14="http://schemas.microsoft.com/office/drawing/2010/main" val="0"/>
-                        </a:ext>
-                      </a:extLst>
-                    </a:blip>
-                    <a:srcRect/>
-                    <a:stretch>
-                      <a:fillRect/>
-                    </a:stretch>
-                  </pic:blipFill>
-                  <pic:spPr bwMode="auto">
-                    <a:xfrm>
-                      <a:off x="0" y="0"/>
-                      <a:ext cx="1684493" cy="1270685"/>
-                    </a:xfrm>
-                    <a:prstGeom prst="rect">
-                      <a:avLst/>
-                    </a:prstGeom>
-                    <a:noFill/>
-                    <a:ln>
-                      <a:noFill/>
-                    </a:ln>
-                  </pic:spPr>
-                </pic:pic>
-              </a:graphicData>
-            </a:graphic>
-          </wp:inline>
-        </w:drawing>
-      </w:r>
-      <w:r>
-        <w:t xml:space="preserve">Now </w:t>
-      </w:r>
-      <w:r>
-        <w:t>with your</w:t>
-      </w:r>
-      <w:r>
-        <w:t xml:space="preserve"> solid understanding of the Schmitt Trigger circuit in </w:t>
+        </w:rPr>
+        <w:t>4</w:t>
+      </w:r>
+      <w:r>
+        <w:fldChar w:fldCharType="end"/>
+      </w:r>
+      <w:r>
+        <w:t>, it</w:t>
+      </w:r>
+      <w:r>
+        <w:t xml:space="preserve"> is</w:t>
+      </w:r>
+      <w:r>
+        <w:t xml:space="preserve"> time to apply </w:t>
+      </w:r>
+      <w:r>
+        <w:t>your</w:t>
+      </w:r>
+      <w:r>
+        <w:t xml:space="preserve"> understanding to the operation of the larger circuit in </w:t>
       </w:r>
       <w:r>
         <w:fldChar w:fldCharType="begin"/>
       </w:r>
       <w:r>
-        <w:instrText xml:space="preserve"> REF _Ref80216585 \h </w:instrText>
+        <w:instrText xml:space="preserve"> REF _Ref80215322 \h </w:instrText>
       </w:r>
       <w:r>
         <w:fldChar w:fldCharType="separate"/>
@@ -4789,48 +4984,12 @@
         <w:rPr>
           <w:noProof/>
         </w:rPr>
-        <w:t>4</w:t>
+        <w:t>1</w:t>
       </w:r>
       <w:r>
         <w:fldChar w:fldCharType="end"/>
       </w:r>
       <w:r>
-        <w:t>, it</w:t>
-      </w:r>
-      <w:r>
-        <w:t xml:space="preserve"> is</w:t>
-      </w:r>
-      <w:r>
-        <w:t xml:space="preserve"> time to apply </w:t>
-      </w:r>
-      <w:r>
-        <w:t>your</w:t>
-      </w:r>
-      <w:r>
-        <w:t xml:space="preserve"> understanding to the operation of the larger circuit in </w:t>
-      </w:r>
-      <w:r>
-        <w:fldChar w:fldCharType="begin"/>
-      </w:r>
-      <w:r>
-        <w:instrText xml:space="preserve"> REF _Ref80215322 \h </w:instrText>
-      </w:r>
-      <w:r>
-        <w:fldChar w:fldCharType="separate"/>
-      </w:r>
-      <w:r>
-        <w:t xml:space="preserve">Figure </w:t>
-      </w:r>
-      <w:r>
-        <w:rPr>
-          <w:noProof/>
-        </w:rPr>
-        <w:t>1</w:t>
-      </w:r>
-      <w:r>
-        <w:fldChar w:fldCharType="end"/>
-      </w:r>
-      <w:r>
         <w:t xml:space="preserve">.  Do this by </w:t>
       </w:r>
       <w:r>
@@ -4844,64 +5003,6 @@
       </w:r>
       <w:r>
         <w:t>.</w:t>
-      </w:r>
-    </w:p>
-    <w:p>
-      <w:pPr>
-        <w:spacing w:before="100" w:beforeAutospacing="1" w:after="100" w:afterAutospacing="1" w:line="240" w:lineRule="auto"/>
-      </w:pPr>
-      <w:r>
-        <w:rPr>
-          <w:noProof/>
-        </w:rPr>
-        <w:drawing>
-          <wp:inline distT="0" distB="0" distL="0" distR="0" wp14:anchorId="5E34FB6C" wp14:editId="05CA702B">
-            <wp:extent cx="3116580" cy="3100068"/>
-            <wp:effectExtent l="0" t="0" r="7620" b="5715"/>
-            <wp:docPr id="1372684994" name="Picture 2"/>
-            <wp:cNvGraphicFramePr>
-              <a:graphicFrameLocks xmlns:a="http://schemas.openxmlformats.org/drawingml/2006/main" noChangeAspect="1"/>
-            </wp:cNvGraphicFramePr>
-            <a:graphic xmlns:a="http://schemas.openxmlformats.org/drawingml/2006/main">
-              <a:graphicData uri="http://schemas.openxmlformats.org/drawingml/2006/picture">
-                <pic:pic xmlns:pic="http://schemas.openxmlformats.org/drawingml/2006/picture">
-                  <pic:nvPicPr>
-                    <pic:cNvPr id="0" name="Picture 5"/>
-                    <pic:cNvPicPr>
-                      <a:picLocks noChangeAspect="1" noChangeArrowheads="1"/>
-                    </pic:cNvPicPr>
-                  </pic:nvPicPr>
-                  <pic:blipFill>
-                    <a:blip r:embed="rId8">
-                      <a:extLst>
-                        <a:ext uri="{28A0092B-C50C-407E-A947-70E740481C1C}">
-                          <a14:useLocalDpi xmlns:a14="http://schemas.microsoft.com/office/drawing/2010/main" val="0"/>
-                        </a:ext>
-                      </a:extLst>
-                    </a:blip>
-                    <a:srcRect/>
-                    <a:stretch>
-                      <a:fillRect/>
-                    </a:stretch>
-                  </pic:blipFill>
-                  <pic:spPr bwMode="auto">
-                    <a:xfrm>
-                      <a:off x="0" y="0"/>
-                      <a:ext cx="3120050" cy="3103520"/>
-                    </a:xfrm>
-                    <a:prstGeom prst="rect">
-                      <a:avLst/>
-                    </a:prstGeom>
-                    <a:noFill/>
-                    <a:ln>
-                      <a:noFill/>
-                    </a:ln>
-                  </pic:spPr>
-                </pic:pic>
-              </a:graphicData>
-            </a:graphic>
-          </wp:inline>
-        </w:drawing>
       </w:r>
     </w:p>
     <w:p>
@@ -4928,6 +5029,7 @@
         </w:rPr>
         <w:t xml:space="preserve"> </w:t>
       </w:r>
+      <w:proofErr w:type="spellStart"/>
       <w:r>
         <w:rPr>
           <w:i/>
@@ -4941,6 +5043,7 @@
         </w:rPr>
         <w:t>out</w:t>
       </w:r>
+      <w:proofErr w:type="spellEnd"/>
       <w:r>
         <w:rPr>
           <w:i/>
@@ -4965,6 +5068,7 @@
         </w:rPr>
         <w:t xml:space="preserve">there is a path for electrical flow from </w:t>
       </w:r>
+      <w:proofErr w:type="spellStart"/>
       <w:r>
         <w:rPr>
           <w:i/>
@@ -4978,6 +5082,7 @@
         </w:rPr>
         <w:t>out</w:t>
       </w:r>
+      <w:proofErr w:type="spellEnd"/>
       <w:r>
         <w:rPr>
           <w:i/>
@@ -5429,6 +5534,7 @@
       <w:r>
         <w:t xml:space="preserve">to charge from </w:t>
       </w:r>
+      <w:proofErr w:type="spellStart"/>
       <w:r>
         <w:rPr>
           <w:bCs/>
@@ -5444,6 +5550,7 @@
         </w:rPr>
         <w:t>low</w:t>
       </w:r>
+      <w:proofErr w:type="spellEnd"/>
       <w:r>
         <w:rPr>
           <w:bCs/>
@@ -5458,6 +5565,7 @@
         </w:rPr>
         <w:t xml:space="preserve">to </w:t>
       </w:r>
+      <w:proofErr w:type="spellStart"/>
       <w:r>
         <w:rPr>
           <w:bCs/>
@@ -5473,6 +5581,7 @@
         </w:rPr>
         <w:t>high</w:t>
       </w:r>
+      <w:proofErr w:type="spellEnd"/>
     </w:p>
     <w:p>
       <w:pPr>
@@ -5484,7 +5593,6 @@
         <w:spacing w:before="100" w:beforeAutospacing="1" w:after="100" w:afterAutospacing="1" w:line="240" w:lineRule="auto"/>
       </w:pPr>
       <w:r>
-        <w:lastRenderedPageBreak/>
         <w:t xml:space="preserve">Set the equation derived in </w:t>
       </w:r>
       <w:r>
@@ -5493,6 +5601,7 @@
       <w:r>
         <w:t xml:space="preserve"> equal to </w:t>
       </w:r>
+      <w:proofErr w:type="spellStart"/>
       <w:r>
         <w:rPr>
           <w:bCs/>
@@ -5508,6 +5617,7 @@
         </w:rPr>
         <w:t>high</w:t>
       </w:r>
+      <w:proofErr w:type="spellEnd"/>
       <w:r>
         <w:rPr>
           <w:i/>
@@ -5714,6 +5824,7 @@
       <w:r>
         <w:t xml:space="preserve"> equal to </w:t>
       </w:r>
+      <w:proofErr w:type="spellStart"/>
       <w:r>
         <w:rPr>
           <w:bCs/>
@@ -5729,6 +5840,7 @@
         </w:rPr>
         <w:t>low</w:t>
       </w:r>
+      <w:proofErr w:type="spellEnd"/>
       <w:r>
         <w:rPr>
           <w:i/>
@@ -5966,6 +6078,7 @@
       <w:r>
         <w:t xml:space="preserve"> from </w:t>
       </w:r>
+      <w:proofErr w:type="spellStart"/>
       <w:r>
         <w:rPr>
           <w:bCs/>
@@ -5981,9 +6094,11 @@
         </w:rPr>
         <w:t>low</w:t>
       </w:r>
+      <w:proofErr w:type="spellEnd"/>
       <w:r>
         <w:t xml:space="preserve"> to </w:t>
       </w:r>
+      <w:proofErr w:type="spellStart"/>
       <w:r>
         <w:rPr>
           <w:bCs/>
@@ -5999,6 +6114,7 @@
         </w:rPr>
         <w:t>high</w:t>
       </w:r>
+      <w:proofErr w:type="spellEnd"/>
       <w:r>
         <w:t>,</w:t>
       </w:r>
@@ -6008,6 +6124,7 @@
       <w:r>
         <w:t xml:space="preserve">subtract the time to get to </w:t>
       </w:r>
+      <w:proofErr w:type="spellStart"/>
       <w:r>
         <w:rPr>
           <w:bCs/>
@@ -6023,6 +6140,7 @@
         </w:rPr>
         <w:t>high</w:t>
       </w:r>
+      <w:proofErr w:type="spellEnd"/>
       <w:r>
         <w:t xml:space="preserve"> from the time to get to</w:t>
       </w:r>
@@ -6033,6 +6151,7 @@
         </w:rPr>
         <w:t xml:space="preserve"> </w:t>
       </w:r>
+      <w:proofErr w:type="spellStart"/>
       <w:r>
         <w:rPr>
           <w:bCs/>
@@ -6048,6 +6167,7 @@
         </w:rPr>
         <w:t>low</w:t>
       </w:r>
+      <w:proofErr w:type="spellEnd"/>
       <w:r>
         <w:t xml:space="preserve">.  </w:t>
       </w:r>
@@ -6082,7 +6202,14 @@
         <w:rPr>
           <w:i/>
         </w:rPr>
-        <w:t xml:space="preserve"> V</w:t>
+        <w:t xml:space="preserve"> </w:t>
+      </w:r>
+      <w:proofErr w:type="spellStart"/>
+      <w:r>
+        <w:rPr>
+          <w:i/>
+        </w:rPr>
+        <w:t>V</w:t>
       </w:r>
       <w:r>
         <w:rPr>
@@ -6091,6 +6218,7 @@
         </w:rPr>
         <w:t>out</w:t>
       </w:r>
+      <w:proofErr w:type="spellEnd"/>
       <w:r>
         <w:rPr>
           <w:i/>
@@ -6121,6 +6249,7 @@
         </w:rPr>
         <w:t xml:space="preserve">.  In this case, there is a path for electrical flow from the charged plate of the capacitor C1 through the (forward biased) diode D1, through resistor R5 to </w:t>
       </w:r>
+      <w:proofErr w:type="spellStart"/>
       <w:r>
         <w:rPr>
           <w:i/>
@@ -6134,6 +6263,7 @@
         </w:rPr>
         <w:t>out</w:t>
       </w:r>
+      <w:proofErr w:type="spellEnd"/>
       <w:r>
         <w:rPr>
           <w:iCs/>
@@ -6331,6 +6461,7 @@
       <w:r>
         <w:t xml:space="preserve">to discharge from </w:t>
       </w:r>
+      <w:proofErr w:type="spellStart"/>
       <w:r>
         <w:rPr>
           <w:bCs/>
@@ -6346,6 +6477,7 @@
         </w:rPr>
         <w:t>high</w:t>
       </w:r>
+      <w:proofErr w:type="spellEnd"/>
       <w:r>
         <w:rPr>
           <w:bCs/>
@@ -6353,6 +6485,7 @@
         </w:rPr>
         <w:t xml:space="preserve"> to </w:t>
       </w:r>
+      <w:proofErr w:type="spellStart"/>
       <w:r>
         <w:rPr>
           <w:bCs/>
@@ -6368,6 +6501,7 @@
         </w:rPr>
         <w:t>low</w:t>
       </w:r>
+      <w:proofErr w:type="spellEnd"/>
       <w:r>
         <w:rPr>
           <w:bCs/>
@@ -6420,6 +6554,7 @@
       <w:r>
         <w:t xml:space="preserve"> equation equal to </w:t>
       </w:r>
+      <w:proofErr w:type="spellStart"/>
       <w:r>
         <w:rPr>
           <w:bCs/>
@@ -6435,6 +6570,7 @@
         </w:rPr>
         <w:t>high</w:t>
       </w:r>
+      <w:proofErr w:type="spellEnd"/>
       <w:r>
         <w:t xml:space="preserve"> and solve for </w:t>
       </w:r>
@@ -6454,6 +6590,7 @@
       <w:r>
         <w:t xml:space="preserve"> the time to discharge from 9V to </w:t>
       </w:r>
+      <w:proofErr w:type="spellStart"/>
       <w:r>
         <w:rPr>
           <w:bCs/>
@@ -6469,6 +6606,7 @@
         </w:rPr>
         <w:t>high</w:t>
       </w:r>
+      <w:proofErr w:type="spellEnd"/>
       <w:r>
         <w:t>.  Represent your answer in m</w:t>
       </w:r>
@@ -6719,6 +6857,7 @@
       <w:r>
         <w:t xml:space="preserve">equation equal to </w:t>
       </w:r>
+      <w:proofErr w:type="spellStart"/>
       <w:r>
         <w:rPr>
           <w:bCs/>
@@ -6734,6 +6873,7 @@
         </w:rPr>
         <w:t>low</w:t>
       </w:r>
+      <w:proofErr w:type="spellEnd"/>
       <w:r>
         <w:rPr>
           <w:i/>
@@ -6759,6 +6899,7 @@
       <w:r>
         <w:t xml:space="preserve"> the time to discharge from 9V to </w:t>
       </w:r>
+      <w:proofErr w:type="spellStart"/>
       <w:r>
         <w:rPr>
           <w:bCs/>
@@ -6774,6 +6915,7 @@
         </w:rPr>
         <w:t>low</w:t>
       </w:r>
+      <w:proofErr w:type="spellEnd"/>
       <w:r>
         <w:t>.  Represent your answer in milliseconds and round to three significant figures.</w:t>
       </w:r>
@@ -6983,6 +7125,7 @@
       <w:r>
         <w:t xml:space="preserve">To derive the time to discharge C1 from </w:t>
       </w:r>
+      <w:proofErr w:type="spellStart"/>
       <w:r>
         <w:rPr>
           <w:bCs/>
@@ -6998,9 +7141,11 @@
         </w:rPr>
         <w:t>high</w:t>
       </w:r>
+      <w:proofErr w:type="spellEnd"/>
       <w:r>
         <w:t xml:space="preserve"> to </w:t>
       </w:r>
+      <w:proofErr w:type="spellStart"/>
       <w:r>
         <w:rPr>
           <w:bCs/>
@@ -7016,6 +7161,7 @@
         </w:rPr>
         <w:t>low</w:t>
       </w:r>
+      <w:proofErr w:type="spellEnd"/>
       <w:r>
         <w:t>, subtract the time to get to</w:t>
       </w:r>
@@ -7025,6 +7171,7 @@
         </w:rPr>
         <w:t xml:space="preserve"> </w:t>
       </w:r>
+      <w:proofErr w:type="spellStart"/>
       <w:r>
         <w:rPr>
           <w:bCs/>
@@ -7040,9 +7187,11 @@
         </w:rPr>
         <w:t>high</w:t>
       </w:r>
+      <w:proofErr w:type="spellEnd"/>
       <w:r>
         <w:t xml:space="preserve"> from the time to get to </w:t>
       </w:r>
+      <w:proofErr w:type="spellStart"/>
       <w:r>
         <w:rPr>
           <w:bCs/>
@@ -7058,6 +7207,7 @@
         </w:rPr>
         <w:t>low</w:t>
       </w:r>
+      <w:proofErr w:type="spellEnd"/>
       <w:r>
         <w:t xml:space="preserve">.  </w:t>
       </w:r>
@@ -7133,16 +7283,6 @@
         </w:rPr>
         <w:t>ms</w:t>
       </w:r>
-    </w:p>
-    <w:p>
-      <w:pPr>
-        <w:spacing w:before="100" w:beforeAutospacing="1" w:after="100" w:afterAutospacing="1" w:line="240" w:lineRule="auto"/>
-        <w:rPr>
-          <w:b/>
-          <w:bCs/>
-          <w:vanish/>
-        </w:rPr>
-      </w:pPr>
     </w:p>
     <w:p>
       <w:pPr>
@@ -7376,6 +7516,7 @@
         </w:rPr>
         <w:t xml:space="preserve"> </w:t>
       </w:r>
+      <w:proofErr w:type="spellStart"/>
       <w:r>
         <w:rPr>
           <w:i/>
@@ -7389,6 +7530,7 @@
         </w:rPr>
         <w:t>out</w:t>
       </w:r>
+      <w:proofErr w:type="spellEnd"/>
       <w:r>
         <w:rPr>
           <w:iCs/>
@@ -7459,6 +7601,7 @@
         </w:rPr>
         <w:t xml:space="preserve"> from </w:t>
       </w:r>
+      <w:proofErr w:type="spellStart"/>
       <w:r>
         <w:rPr>
           <w:bCs/>
@@ -7474,6 +7617,7 @@
         </w:rPr>
         <w:t>low</w:t>
       </w:r>
+      <w:proofErr w:type="spellEnd"/>
       <w:r>
         <w:rPr>
           <w:i/>
@@ -7486,6 +7630,7 @@
         </w:rPr>
         <w:t xml:space="preserve">to </w:t>
       </w:r>
+      <w:proofErr w:type="spellStart"/>
       <w:r>
         <w:rPr>
           <w:bCs/>
@@ -7501,6 +7646,7 @@
         </w:rPr>
         <w:t>high</w:t>
       </w:r>
+      <w:proofErr w:type="spellEnd"/>
       <w:r>
         <w:rPr>
           <w:iCs/>
@@ -7552,6 +7698,7 @@
         </w:rPr>
         <w:t xml:space="preserve"> to go from </w:t>
       </w:r>
+      <w:proofErr w:type="spellStart"/>
       <w:r>
         <w:rPr>
           <w:bCs/>
@@ -7567,6 +7714,7 @@
         </w:rPr>
         <w:t>low</w:t>
       </w:r>
+      <w:proofErr w:type="spellEnd"/>
       <w:r>
         <w:rPr>
           <w:i/>
@@ -7585,6 +7733,7 @@
         </w:rPr>
         <w:t xml:space="preserve"> </w:t>
       </w:r>
+      <w:proofErr w:type="spellStart"/>
       <w:r>
         <w:rPr>
           <w:bCs/>
@@ -7600,6 +7749,7 @@
         </w:rPr>
         <w:t>high</w:t>
       </w:r>
+      <w:proofErr w:type="spellEnd"/>
       <w:r>
         <w:rPr>
           <w:iCs/>
@@ -7654,6 +7804,7 @@
         </w:rPr>
         <w:t xml:space="preserve">’s voltage exceeds </w:t>
       </w:r>
+      <w:proofErr w:type="spellStart"/>
       <w:r>
         <w:rPr>
           <w:b/>
@@ -7669,6 +7820,7 @@
         </w:rPr>
         <w:t>low</w:t>
       </w:r>
+      <w:proofErr w:type="spellEnd"/>
       <w:r>
         <w:rPr>
           <w:b/>
@@ -7684,6 +7836,7 @@
         </w:rPr>
         <w:t>/</w:t>
       </w:r>
+      <w:proofErr w:type="spellStart"/>
       <w:r>
         <w:rPr>
           <w:b/>
@@ -7699,6 +7852,7 @@
         </w:rPr>
         <w:t>high</w:t>
       </w:r>
+      <w:proofErr w:type="spellEnd"/>
       <w:r>
         <w:rPr>
           <w:b/>
@@ -7742,6 +7896,7 @@
         </w:rPr>
         <w:t xml:space="preserve">n </w:t>
       </w:r>
+      <w:proofErr w:type="spellStart"/>
       <w:r>
         <w:rPr>
           <w:i/>
@@ -7755,6 +7910,7 @@
         </w:rPr>
         <w:t>out</w:t>
       </w:r>
+      <w:proofErr w:type="spellEnd"/>
       <w:r>
         <w:rPr>
           <w:i/>
@@ -7773,6 +7929,7 @@
         </w:rPr>
         <w:t xml:space="preserve">.  When </w:t>
       </w:r>
+      <w:proofErr w:type="spellStart"/>
       <w:r>
         <w:rPr>
           <w:i/>
@@ -7786,6 +7943,7 @@
         </w:rPr>
         <w:t>out</w:t>
       </w:r>
+      <w:proofErr w:type="spellEnd"/>
       <w:r>
         <w:rPr>
           <w:iCs/>
@@ -7882,6 +8040,7 @@
         </w:rPr>
         <w:t xml:space="preserve"> </w:t>
       </w:r>
+      <w:proofErr w:type="spellStart"/>
       <w:r>
         <w:rPr>
           <w:i/>
@@ -7895,6 +8054,7 @@
         </w:rPr>
         <w:t>out</w:t>
       </w:r>
+      <w:proofErr w:type="spellEnd"/>
       <w:r>
         <w:rPr>
           <w:i/>
@@ -7987,6 +8147,7 @@
         </w:rPr>
         <w:t xml:space="preserve"> </w:t>
       </w:r>
+      <w:proofErr w:type="spellStart"/>
       <w:r>
         <w:rPr>
           <w:bCs/>
@@ -8002,6 +8163,7 @@
         </w:rPr>
         <w:t>high</w:t>
       </w:r>
+      <w:proofErr w:type="spellEnd"/>
       <w:r>
         <w:rPr>
           <w:i/>
@@ -8020,6 +8182,7 @@
         </w:rPr>
         <w:t xml:space="preserve"> </w:t>
       </w:r>
+      <w:proofErr w:type="spellStart"/>
       <w:r>
         <w:rPr>
           <w:bCs/>
@@ -8035,6 +8198,7 @@
         </w:rPr>
         <w:t>low</w:t>
       </w:r>
+      <w:proofErr w:type="spellEnd"/>
       <w:r>
         <w:rPr>
           <w:iCs/>
@@ -8073,6 +8237,7 @@
         </w:rPr>
         <w:t xml:space="preserve"> </w:t>
       </w:r>
+      <w:proofErr w:type="spellStart"/>
       <w:r>
         <w:rPr>
           <w:iCs/>
@@ -8087,12 +8252,14 @@
         </w:rPr>
         <w:t>s</w:t>
       </w:r>
+      <w:proofErr w:type="spellEnd"/>
       <w:r>
         <w:rPr>
           <w:iCs/>
         </w:rPr>
         <w:t xml:space="preserve"> to go from </w:t>
       </w:r>
+      <w:proofErr w:type="spellStart"/>
       <w:r>
         <w:rPr>
           <w:bCs/>
@@ -8108,6 +8275,7 @@
         </w:rPr>
         <w:t>high</w:t>
       </w:r>
+      <w:proofErr w:type="spellEnd"/>
       <w:r>
         <w:rPr>
           <w:iCs/>
@@ -8126,6 +8294,7 @@
         </w:rPr>
         <w:t xml:space="preserve"> </w:t>
       </w:r>
+      <w:proofErr w:type="spellStart"/>
       <w:r>
         <w:rPr>
           <w:bCs/>
@@ -8141,6 +8310,7 @@
         </w:rPr>
         <w:t>low</w:t>
       </w:r>
+      <w:proofErr w:type="spellEnd"/>
       <w:r>
         <w:rPr>
           <w:iCs/>
@@ -8231,6 +8401,7 @@
         </w:rPr>
         <w:t xml:space="preserve"> </w:t>
       </w:r>
+      <w:proofErr w:type="spellStart"/>
       <w:r>
         <w:rPr>
           <w:b/>
@@ -8246,6 +8417,7 @@
         </w:rPr>
         <w:t>low</w:t>
       </w:r>
+      <w:proofErr w:type="spellEnd"/>
       <w:r>
         <w:rPr>
           <w:b/>
@@ -8253,6 +8425,7 @@
         </w:rPr>
         <w:t>/</w:t>
       </w:r>
+      <w:proofErr w:type="spellStart"/>
       <w:r>
         <w:rPr>
           <w:b/>
@@ -8268,6 +8441,7 @@
         </w:rPr>
         <w:t>high</w:t>
       </w:r>
+      <w:proofErr w:type="spellEnd"/>
       <w:r>
         <w:rPr>
           <w:b/>
@@ -8293,6 +8467,7 @@
         </w:rPr>
         <w:t xml:space="preserve">n </w:t>
       </w:r>
+      <w:proofErr w:type="spellStart"/>
       <w:r>
         <w:rPr>
           <w:i/>
@@ -8306,6 +8481,7 @@
         </w:rPr>
         <w:t>out</w:t>
       </w:r>
+      <w:proofErr w:type="spellEnd"/>
       <w:r>
         <w:rPr>
           <w:iCs/>
@@ -8336,6 +8512,7 @@
         </w:rPr>
         <w:t xml:space="preserve"> </w:t>
       </w:r>
+      <w:proofErr w:type="spellStart"/>
       <w:r>
         <w:rPr>
           <w:i/>
@@ -8349,6 +8526,7 @@
         </w:rPr>
         <w:t>out</w:t>
       </w:r>
+      <w:proofErr w:type="spellEnd"/>
       <w:r>
         <w:rPr>
           <w:iCs/>
@@ -8460,6 +8638,7 @@
         </w:rPr>
         <w:t xml:space="preserve"> </w:t>
       </w:r>
+      <w:proofErr w:type="spellStart"/>
       <w:r>
         <w:rPr>
           <w:i/>
@@ -8473,6 +8652,7 @@
         </w:rPr>
         <w:t>out</w:t>
       </w:r>
+      <w:proofErr w:type="spellEnd"/>
       <w:r>
         <w:rPr>
           <w:iCs/>
@@ -8700,506 +8880,21 @@
         <w:t xml:space="preserve"> </w:t>
       </w:r>
       <w:r>
-        <w:t xml:space="preserve">using </w:t>
-      </w:r>
-      <w:r>
-        <w:t>MultiSim Live.</w:t>
-      </w:r>
-      <w:r>
-        <w:t xml:space="preserve">  Make sure to attach probes to the output of the op amp and the inverting input of the op amp.</w:t>
+        <w:t>using</w:t>
+      </w:r>
+      <w:r>
+        <w:t xml:space="preserve"> </w:t>
+      </w:r>
+      <w:proofErr w:type="spellStart"/>
+      <w:r>
+        <w:t>LTspice</w:t>
+      </w:r>
+      <w:proofErr w:type="spellEnd"/>
+      <w:r>
+        <w:t>.</w:t>
       </w:r>
       <w:r>
         <w:t xml:space="preserve">  </w:t>
-      </w:r>
-      <w:r>
-        <w:t>The parts list is</w:t>
-      </w:r>
-      <w:r>
-        <w:t xml:space="preserve"> similar to last weeks; j</w:t>
-      </w:r>
-      <w:r>
-        <w:t>ust in case</w:t>
-      </w:r>
-      <w:r>
-        <w:t>,</w:t>
-      </w:r>
-      <w:r>
-        <w:t xml:space="preserve"> the bill of materials is given in </w:t>
-      </w:r>
-      <w:r>
-        <w:fldChar w:fldCharType="begin"/>
-      </w:r>
-      <w:r>
-        <w:instrText xml:space="preserve"> REF _Ref80878874 \h </w:instrText>
-      </w:r>
-      <w:r>
-        <w:instrText xml:space="preserve"> \* MERGEFORMAT </w:instrText>
-      </w:r>
-      <w:r>
-        <w:fldChar w:fldCharType="separate"/>
-      </w:r>
-      <w:r>
-        <w:t xml:space="preserve">Table </w:t>
-      </w:r>
-      <w:r>
-        <w:rPr>
-          <w:noProof/>
-        </w:rPr>
-        <w:t>1</w:t>
-      </w:r>
-      <w:r>
-        <w:fldChar w:fldCharType="end"/>
-      </w:r>
-      <w:r>
-        <w:t>.</w:t>
-      </w:r>
-    </w:p>
-    <w:p>
-      <w:pPr>
-        <w:pStyle w:val="Caption"/>
-        <w:keepNext/>
-      </w:pPr>
-      <w:bookmarkStart w:id="8" w:name="_Ref80878874"/>
-      <w:r>
-        <w:lastRenderedPageBreak/>
-        <w:t xml:space="preserve">Table </w:t>
-      </w:r>
-      <w:fldSimple w:instr=" SEQ Table \* ARABIC ">
-        <w:r>
-          <w:rPr>
-            <w:noProof/>
-          </w:rPr>
-          <w:t>1</w:t>
-        </w:r>
-      </w:fldSimple>
-      <w:bookmarkEnd w:id="8"/>
-      <w:r>
-        <w:t>: The parts list for the Schmitt Trigger Relaxation Oscillator.</w:t>
-      </w:r>
-    </w:p>
-    <w:tbl>
-      <w:tblPr>
-        <w:tblStyle w:val="TableGrid"/>
-        <w:tblW w:w="0" w:type="auto"/>
-        <w:tblInd w:w="10" w:type="dxa"/>
-        <w:tblLook w:val="04A0" w:firstRow="1" w:lastRow="0" w:firstColumn="1" w:lastColumn="0" w:noHBand="0" w:noVBand="1"/>
-      </w:tblPr>
-      <w:tblGrid>
-        <w:gridCol w:w="3114"/>
-        <w:gridCol w:w="3115"/>
-        <w:gridCol w:w="3115"/>
-      </w:tblGrid>
-      <w:tr>
-        <w:tc>
-          <w:tcPr>
-            <w:tcW w:w="3114" w:type="dxa"/>
-          </w:tcPr>
-          <w:p>
-            <w:pPr>
-              <w:spacing w:before="100" w:beforeAutospacing="1" w:after="100" w:afterAutospacing="1" w:line="240" w:lineRule="auto"/>
-              <w:ind w:left="0" w:firstLine="0"/>
-              <w:rPr>
-                <w:b/>
-                <w:bCs/>
-              </w:rPr>
-            </w:pPr>
-            <w:r>
-              <w:rPr>
-                <w:b/>
-                <w:bCs/>
-              </w:rPr>
-              <w:t>Component</w:t>
-            </w:r>
-          </w:p>
-        </w:tc>
-        <w:tc>
-          <w:tcPr>
-            <w:tcW w:w="3115" w:type="dxa"/>
-          </w:tcPr>
-          <w:p>
-            <w:pPr>
-              <w:spacing w:before="100" w:beforeAutospacing="1" w:after="100" w:afterAutospacing="1" w:line="240" w:lineRule="auto"/>
-              <w:ind w:left="0" w:firstLine="0"/>
-              <w:rPr>
-                <w:b/>
-                <w:bCs/>
-              </w:rPr>
-            </w:pPr>
-            <w:r>
-              <w:rPr>
-                <w:b/>
-                <w:bCs/>
-              </w:rPr>
-              <w:t>Tool</w:t>
-            </w:r>
-          </w:p>
-        </w:tc>
-        <w:tc>
-          <w:tcPr>
-            <w:tcW w:w="3115" w:type="dxa"/>
-          </w:tcPr>
-          <w:p>
-            <w:pPr>
-              <w:spacing w:before="100" w:beforeAutospacing="1" w:after="100" w:afterAutospacing="1" w:line="240" w:lineRule="auto"/>
-              <w:ind w:left="0" w:firstLine="0"/>
-              <w:rPr>
-                <w:b/>
-                <w:bCs/>
-              </w:rPr>
-            </w:pPr>
-            <w:r>
-              <w:rPr>
-                <w:b/>
-                <w:bCs/>
-              </w:rPr>
-              <w:t>Name</w:t>
-            </w:r>
-          </w:p>
-        </w:tc>
-      </w:tr>
-      <w:tr>
-        <w:tc>
-          <w:tcPr>
-            <w:tcW w:w="3114" w:type="dxa"/>
-          </w:tcPr>
-          <w:p>
-            <w:pPr>
-              <w:spacing w:before="100" w:beforeAutospacing="1" w:after="100" w:afterAutospacing="1" w:line="240" w:lineRule="auto"/>
-              <w:ind w:left="0" w:firstLine="0"/>
-            </w:pPr>
-            <w:r>
-              <w:t>DC Voltage Supply</w:t>
-            </w:r>
-          </w:p>
-        </w:tc>
-        <w:tc>
-          <w:tcPr>
-            <w:tcW w:w="3115" w:type="dxa"/>
-          </w:tcPr>
-          <w:p>
-            <w:pPr>
-              <w:spacing w:before="100" w:beforeAutospacing="1" w:after="100" w:afterAutospacing="1" w:line="240" w:lineRule="auto"/>
-              <w:ind w:left="0" w:firstLine="0"/>
-            </w:pPr>
-            <w:r>
-              <w:t>Sources</w:t>
-            </w:r>
-          </w:p>
-        </w:tc>
-        <w:tc>
-          <w:tcPr>
-            <w:tcW w:w="3115" w:type="dxa"/>
-          </w:tcPr>
-          <w:p>
-            <w:pPr>
-              <w:spacing w:before="100" w:beforeAutospacing="1" w:after="100" w:afterAutospacing="1" w:line="240" w:lineRule="auto"/>
-              <w:ind w:left="0" w:firstLine="0"/>
-            </w:pPr>
-            <w:r>
-              <w:t>DC Voltage</w:t>
-            </w:r>
-          </w:p>
-        </w:tc>
-      </w:tr>
-      <w:tr>
-        <w:tc>
-          <w:tcPr>
-            <w:tcW w:w="3114" w:type="dxa"/>
-          </w:tcPr>
-          <w:p>
-            <w:pPr>
-              <w:spacing w:before="100" w:beforeAutospacing="1" w:after="100" w:afterAutospacing="1" w:line="240" w:lineRule="auto"/>
-              <w:ind w:left="0" w:firstLine="0"/>
-            </w:pPr>
-            <w:r>
-              <w:t>Ground</w:t>
-            </w:r>
-          </w:p>
-        </w:tc>
-        <w:tc>
-          <w:tcPr>
-            <w:tcW w:w="3115" w:type="dxa"/>
-          </w:tcPr>
-          <w:p>
-            <w:pPr>
-              <w:spacing w:before="100" w:beforeAutospacing="1" w:after="100" w:afterAutospacing="1" w:line="240" w:lineRule="auto"/>
-              <w:ind w:left="0" w:firstLine="0"/>
-            </w:pPr>
-            <w:r>
-              <w:t>Schematic connectors</w:t>
-            </w:r>
-          </w:p>
-        </w:tc>
-        <w:tc>
-          <w:tcPr>
-            <w:tcW w:w="3115" w:type="dxa"/>
-          </w:tcPr>
-          <w:p>
-            <w:pPr>
-              <w:spacing w:before="100" w:beforeAutospacing="1" w:after="100" w:afterAutospacing="1" w:line="240" w:lineRule="auto"/>
-              <w:ind w:left="0" w:firstLine="0"/>
-            </w:pPr>
-            <w:r>
-              <w:t>Ground</w:t>
-            </w:r>
-          </w:p>
-        </w:tc>
-      </w:tr>
-      <w:tr>
-        <w:tc>
-          <w:tcPr>
-            <w:tcW w:w="3114" w:type="dxa"/>
-          </w:tcPr>
-          <w:p>
-            <w:pPr>
-              <w:spacing w:before="100" w:beforeAutospacing="1" w:after="100" w:afterAutospacing="1" w:line="240" w:lineRule="auto"/>
-              <w:ind w:left="0" w:firstLine="0"/>
-            </w:pPr>
-            <w:r>
-              <w:t>VCC</w:t>
-            </w:r>
-          </w:p>
-        </w:tc>
-        <w:tc>
-          <w:tcPr>
-            <w:tcW w:w="3115" w:type="dxa"/>
-          </w:tcPr>
-          <w:p>
-            <w:pPr>
-              <w:spacing w:before="100" w:beforeAutospacing="1" w:after="100" w:afterAutospacing="1" w:line="240" w:lineRule="auto"/>
-              <w:ind w:left="0" w:firstLine="0"/>
-            </w:pPr>
-            <w:r>
-              <w:t>Schematic connectors</w:t>
-            </w:r>
-          </w:p>
-        </w:tc>
-        <w:tc>
-          <w:tcPr>
-            <w:tcW w:w="3115" w:type="dxa"/>
-          </w:tcPr>
-          <w:p>
-            <w:pPr>
-              <w:spacing w:before="100" w:beforeAutospacing="1" w:after="100" w:afterAutospacing="1" w:line="240" w:lineRule="auto"/>
-              <w:ind w:left="0" w:firstLine="0"/>
-            </w:pPr>
-            <w:r>
-              <w:t>Connector</w:t>
-            </w:r>
-          </w:p>
-        </w:tc>
-      </w:tr>
-      <w:tr>
-        <w:tc>
-          <w:tcPr>
-            <w:tcW w:w="3114" w:type="dxa"/>
-          </w:tcPr>
-          <w:p>
-            <w:pPr>
-              <w:spacing w:before="100" w:beforeAutospacing="1" w:after="100" w:afterAutospacing="1" w:line="240" w:lineRule="auto"/>
-              <w:ind w:left="0" w:firstLine="0"/>
-            </w:pPr>
-            <w:r>
-              <w:t>Resistor</w:t>
-            </w:r>
-          </w:p>
-        </w:tc>
-        <w:tc>
-          <w:tcPr>
-            <w:tcW w:w="3115" w:type="dxa"/>
-          </w:tcPr>
-          <w:p>
-            <w:pPr>
-              <w:spacing w:before="100" w:beforeAutospacing="1" w:after="100" w:afterAutospacing="1" w:line="240" w:lineRule="auto"/>
-              <w:ind w:left="0" w:firstLine="0"/>
-            </w:pPr>
-            <w:r>
-              <w:t>Passive</w:t>
-            </w:r>
-          </w:p>
-        </w:tc>
-        <w:tc>
-          <w:tcPr>
-            <w:tcW w:w="3115" w:type="dxa"/>
-          </w:tcPr>
-          <w:p>
-            <w:pPr>
-              <w:spacing w:before="100" w:beforeAutospacing="1" w:after="100" w:afterAutospacing="1" w:line="240" w:lineRule="auto"/>
-              <w:ind w:left="0" w:firstLine="0"/>
-            </w:pPr>
-            <w:r>
-              <w:t>Resistor</w:t>
-            </w:r>
-          </w:p>
-        </w:tc>
-      </w:tr>
-      <w:tr>
-        <w:tc>
-          <w:tcPr>
-            <w:tcW w:w="3114" w:type="dxa"/>
-          </w:tcPr>
-          <w:p>
-            <w:pPr>
-              <w:spacing w:before="100" w:beforeAutospacing="1" w:after="100" w:afterAutospacing="1" w:line="240" w:lineRule="auto"/>
-              <w:ind w:left="0" w:firstLine="0"/>
-            </w:pPr>
-            <w:r>
-              <w:t>Capacitor</w:t>
-            </w:r>
-          </w:p>
-        </w:tc>
-        <w:tc>
-          <w:tcPr>
-            <w:tcW w:w="3115" w:type="dxa"/>
-          </w:tcPr>
-          <w:p>
-            <w:pPr>
-              <w:spacing w:before="100" w:beforeAutospacing="1" w:after="100" w:afterAutospacing="1" w:line="240" w:lineRule="auto"/>
-              <w:ind w:left="0" w:firstLine="0"/>
-            </w:pPr>
-            <w:r>
-              <w:t>Passive</w:t>
-            </w:r>
-          </w:p>
-        </w:tc>
-        <w:tc>
-          <w:tcPr>
-            <w:tcW w:w="3115" w:type="dxa"/>
-          </w:tcPr>
-          <w:p>
-            <w:pPr>
-              <w:spacing w:before="100" w:beforeAutospacing="1" w:after="100" w:afterAutospacing="1" w:line="240" w:lineRule="auto"/>
-              <w:ind w:left="0" w:firstLine="0"/>
-            </w:pPr>
-            <w:r>
-              <w:t>Capacitor</w:t>
-            </w:r>
-          </w:p>
-        </w:tc>
-      </w:tr>
-      <w:tr>
-        <w:tc>
-          <w:tcPr>
-            <w:tcW w:w="3114" w:type="dxa"/>
-          </w:tcPr>
-          <w:p>
-            <w:pPr>
-              <w:spacing w:before="100" w:beforeAutospacing="1" w:after="100" w:afterAutospacing="1" w:line="240" w:lineRule="auto"/>
-              <w:ind w:left="0" w:firstLine="0"/>
-            </w:pPr>
-            <w:r>
-              <w:t>Diode</w:t>
-            </w:r>
-          </w:p>
-        </w:tc>
-        <w:tc>
-          <w:tcPr>
-            <w:tcW w:w="3115" w:type="dxa"/>
-          </w:tcPr>
-          <w:p>
-            <w:pPr>
-              <w:spacing w:before="100" w:beforeAutospacing="1" w:after="100" w:afterAutospacing="1" w:line="240" w:lineRule="auto"/>
-              <w:ind w:left="0" w:firstLine="0"/>
-            </w:pPr>
-            <w:r>
-              <w:t>Diodes</w:t>
-            </w:r>
-          </w:p>
-        </w:tc>
-        <w:tc>
-          <w:tcPr>
-            <w:tcW w:w="3115" w:type="dxa"/>
-          </w:tcPr>
-          <w:p>
-            <w:pPr>
-              <w:spacing w:before="100" w:beforeAutospacing="1" w:after="100" w:afterAutospacing="1" w:line="240" w:lineRule="auto"/>
-              <w:ind w:left="0" w:firstLine="0"/>
-            </w:pPr>
-            <w:r>
-              <w:t>Diode</w:t>
-            </w:r>
-          </w:p>
-        </w:tc>
-      </w:tr>
-      <w:tr>
-        <w:tc>
-          <w:tcPr>
-            <w:tcW w:w="3114" w:type="dxa"/>
-          </w:tcPr>
-          <w:p>
-            <w:pPr>
-              <w:spacing w:before="100" w:beforeAutospacing="1" w:after="100" w:afterAutospacing="1" w:line="240" w:lineRule="auto"/>
-              <w:ind w:left="0" w:firstLine="0"/>
-            </w:pPr>
-            <w:r>
-              <w:t>Op amp</w:t>
-            </w:r>
-          </w:p>
-        </w:tc>
-        <w:tc>
-          <w:tcPr>
-            <w:tcW w:w="3115" w:type="dxa"/>
-          </w:tcPr>
-          <w:p>
-            <w:pPr>
-              <w:spacing w:before="100" w:beforeAutospacing="1" w:after="100" w:afterAutospacing="1" w:line="240" w:lineRule="auto"/>
-              <w:ind w:left="0" w:firstLine="0"/>
-            </w:pPr>
-            <w:r>
-              <w:t>Analog</w:t>
-            </w:r>
-          </w:p>
-        </w:tc>
-        <w:tc>
-          <w:tcPr>
-            <w:tcW w:w="3115" w:type="dxa"/>
-          </w:tcPr>
-          <w:p>
-            <w:pPr>
-              <w:spacing w:before="100" w:beforeAutospacing="1" w:after="100" w:afterAutospacing="1" w:line="240" w:lineRule="auto"/>
-              <w:ind w:left="0" w:firstLine="0"/>
-            </w:pPr>
-            <w:r>
-              <w:t>5 Terminal Op</w:t>
-            </w:r>
-            <w:r>
-              <w:t xml:space="preserve"> </w:t>
-            </w:r>
-            <w:r>
-              <w:t>amp</w:t>
-            </w:r>
-          </w:p>
-        </w:tc>
-      </w:tr>
-    </w:tbl>
-    <w:p>
-      <w:pPr>
-        <w:ind w:left="0" w:firstLine="0"/>
-      </w:pPr>
-    </w:p>
-    <w:p>
-      <w:pPr>
-        <w:ind w:left="0" w:firstLine="0"/>
-      </w:pPr>
-      <w:bookmarkStart w:id="9" w:name="_Hlk93329368"/>
-      <w:r>
-        <w:t xml:space="preserve">Once you have completed the schematic, use the export option in the main menu to output a </w:t>
-      </w:r>
-      <w:r>
-        <w:t>PNG</w:t>
-      </w:r>
-      <w:r>
-        <w:t xml:space="preserve"> file of the schematic.  </w:t>
-      </w:r>
-      <w:bookmarkEnd w:id="9"/>
-      <w:r>
-        <w:t>Then</w:t>
-      </w:r>
-      <w:r>
-        <w:t>,</w:t>
-      </w:r>
-      <w:r>
-        <w:t xml:space="preserve"> make some important changes in order for the simulation to run correctly.  </w:t>
       </w:r>
     </w:p>
     <w:p>
@@ -9207,45 +8902,448 @@
         <w:pStyle w:val="ListParagraph"/>
         <w:numPr>
           <w:ilvl w:val="0"/>
-          <w:numId w:val="22"/>
+          <w:numId w:val="26"/>
         </w:numPr>
-      </w:pPr>
-      <w:r>
-        <w:t>Set the initial voltage on the 0.1</w:t>
-      </w:r>
+        <w:spacing w:before="100" w:beforeAutospacing="1" w:after="100" w:afterAutospacing="1" w:line="240" w:lineRule="auto"/>
+      </w:pPr>
+      <w:r>
+        <w:t>Make sure to give the resistors</w:t>
+      </w:r>
+      <w:r>
+        <w:t xml:space="preserve">, </w:t>
+      </w:r>
+      <w:r>
+        <w:t>capacitors</w:t>
+      </w:r>
+      <w:r>
+        <w:t xml:space="preserve"> and voltage supply</w:t>
+      </w:r>
+      <w:r>
+        <w:t xml:space="preserve"> the correct values.</w:t>
+      </w:r>
+    </w:p>
+    <w:p>
+      <w:pPr>
+        <w:pStyle w:val="ListParagraph"/>
+        <w:numPr>
+          <w:ilvl w:val="0"/>
+          <w:numId w:val="26"/>
+        </w:numPr>
+        <w:spacing w:before="100" w:beforeAutospacing="1" w:after="100" w:afterAutospacing="1" w:line="240" w:lineRule="auto"/>
+      </w:pPr>
+      <w:r>
+        <w:t>You can</w:t>
+      </w:r>
+      <w:r>
+        <w:t xml:space="preserve"> the LT1014 (a good substitute for the TLC272) </w:t>
+      </w:r>
+      <w:r>
+        <w:t>by selecting the component icon at the top of the window then searching for “</w:t>
+      </w:r>
+      <w:r>
+        <w:t>LT1014</w:t>
+      </w:r>
+      <w:r>
+        <w:t>”</w:t>
+      </w:r>
+    </w:p>
+    <w:p>
+      <w:pPr>
+        <w:pStyle w:val="ListParagraph"/>
+        <w:numPr>
+          <w:ilvl w:val="0"/>
+          <w:numId w:val="26"/>
+        </w:numPr>
+        <w:spacing w:before="100" w:beforeAutospacing="1" w:after="100" w:afterAutospacing="1" w:line="240" w:lineRule="auto"/>
+      </w:pPr>
+      <w:r>
+        <w:t xml:space="preserve">Use the components at the top of the </w:t>
+      </w:r>
+      <w:proofErr w:type="spellStart"/>
+      <w:r>
+        <w:t>LTspice</w:t>
+      </w:r>
+      <w:proofErr w:type="spellEnd"/>
+      <w:r>
+        <w:t xml:space="preserve"> window for resistors, capacitors, etc..</w:t>
+      </w:r>
+    </w:p>
+    <w:p>
+      <w:pPr>
+        <w:pStyle w:val="ListParagraph"/>
+        <w:numPr>
+          <w:ilvl w:val="0"/>
+          <w:numId w:val="26"/>
+        </w:numPr>
+        <w:spacing w:before="100" w:beforeAutospacing="1" w:after="100" w:afterAutospacing="1" w:line="240" w:lineRule="auto"/>
+      </w:pPr>
+      <w:r>
+        <w:t xml:space="preserve">Make sure to use the Label Net tool to label </w:t>
+      </w:r>
+      <w:r>
+        <w:t xml:space="preserve">the </w:t>
+      </w:r>
+      <w:proofErr w:type="spellStart"/>
+      <w:r>
+        <w:t>Vout</w:t>
+      </w:r>
+      <w:proofErr w:type="spellEnd"/>
+      <w:r>
+        <w:t xml:space="preserve">, </w:t>
+      </w:r>
+      <w:proofErr w:type="spellStart"/>
+      <w:r>
+        <w:t>Vcap</w:t>
+      </w:r>
+      <w:proofErr w:type="spellEnd"/>
+      <w:r>
+        <w:t xml:space="preserve"> and </w:t>
+      </w:r>
+      <w:proofErr w:type="spellStart"/>
+      <w:r>
+        <w:t>Vcc</w:t>
+      </w:r>
+      <w:proofErr w:type="spellEnd"/>
       <w:r>
         <w:t xml:space="preserve"> </w:t>
       </w:r>
       <w:r>
-        <w:t>µ</w:t>
-      </w:r>
-      <w:r>
-        <w:t>F capacitor to 0V.  Do this by opening the 0.1</w:t>
-      </w:r>
-      <w:r>
+        <w:t>nets.</w:t>
+      </w:r>
+    </w:p>
+    <w:p>
+      <w:pPr>
+        <w:spacing w:before="100" w:beforeAutospacing="1" w:after="100" w:afterAutospacing="1" w:line="240" w:lineRule="auto"/>
+      </w:pPr>
+      <w:r>
+        <w:t xml:space="preserve">Your waveform should look like </w:t>
+      </w:r>
+      <w:r>
+        <w:fldChar w:fldCharType="begin"/>
+      </w:r>
+      <w:r>
+        <w:instrText xml:space="preserve"> REF _Ref232103194 \h </w:instrText>
+      </w:r>
+      <w:r>
+        <w:fldChar w:fldCharType="separate"/>
+      </w:r>
+      <w:r>
+        <w:t xml:space="preserve">Figure </w:t>
+      </w:r>
+      <w:r>
+        <w:rPr>
+          <w:noProof/>
+        </w:rPr>
+        <w:t>5</w:t>
+      </w:r>
+      <w:r>
+        <w:fldChar w:fldCharType="end"/>
+      </w:r>
+      <w:r>
+        <w:t xml:space="preserve">.  After you produce the correct waveform for </w:t>
+      </w:r>
+      <w:proofErr w:type="spellStart"/>
+      <w:r>
+        <w:t>Vout</w:t>
+      </w:r>
+      <w:proofErr w:type="spellEnd"/>
+      <w:r>
+        <w:t xml:space="preserve"> and </w:t>
+      </w:r>
+      <w:proofErr w:type="spellStart"/>
+      <w:r>
+        <w:t>Vcap</w:t>
+      </w:r>
+      <w:proofErr w:type="spellEnd"/>
+      <w:r>
+        <w:t xml:space="preserve"> do the following:</w:t>
+      </w:r>
+    </w:p>
+    <w:p>
+      <w:pPr>
+        <w:pStyle w:val="ListParagraph"/>
+        <w:numPr>
+          <w:ilvl w:val="0"/>
+          <w:numId w:val="28"/>
+        </w:numPr>
+      </w:pPr>
+      <w:bookmarkStart w:id="8" w:name="simulation_Q2"/>
+      <w:r>
+        <w:t xml:space="preserve">Simulate </w:t>
+      </w:r>
+      <w:bookmarkEnd w:id="8"/>
+      <w:r>
+        <w:t xml:space="preserve">your circuit for 5 </w:t>
+      </w:r>
+      <w:proofErr w:type="spellStart"/>
+      <w:r>
+        <w:t>ms</w:t>
+      </w:r>
+      <w:proofErr w:type="spellEnd"/>
+      <w:r>
+        <w:t xml:space="preserve"> and while probing </w:t>
+      </w:r>
+      <w:proofErr w:type="spellStart"/>
+      <w:r>
+        <w:t>Vout</w:t>
+      </w:r>
+      <w:proofErr w:type="spellEnd"/>
+      <w:r>
+        <w:t xml:space="preserve"> and </w:t>
+      </w:r>
+      <w:proofErr w:type="spellStart"/>
+      <w:r>
+        <w:t>Vcap</w:t>
+      </w:r>
+      <w:proofErr w:type="spellEnd"/>
+    </w:p>
+    <w:p>
+      <w:pPr>
+        <w:pStyle w:val="ListParagraph"/>
+        <w:numPr>
+          <w:ilvl w:val="0"/>
+          <w:numId w:val="28"/>
+        </w:numPr>
+      </w:pPr>
+      <w:r>
+        <w:t>Capture the schematic and waveform images for your report</w:t>
+      </w:r>
+    </w:p>
+    <w:p>
+      <w:pPr>
+        <w:pStyle w:val="ListParagraph"/>
+        <w:numPr>
+          <w:ilvl w:val="0"/>
+          <w:numId w:val="28"/>
+        </w:numPr>
+        <w:spacing w:after="0" w:line="240" w:lineRule="auto"/>
+      </w:pPr>
+      <w:r>
+        <w:t xml:space="preserve">Use cursors on </w:t>
+      </w:r>
+      <w:proofErr w:type="spellStart"/>
+      <w:r>
+        <w:t>Vout</w:t>
+      </w:r>
+      <w:proofErr w:type="spellEnd"/>
+      <w:r>
+        <w:t xml:space="preserve"> and </w:t>
+      </w:r>
+      <w:r>
+        <w:t xml:space="preserve">fill in the </w:t>
+      </w:r>
+      <w:r>
+        <w:rPr>
+          <w:b/>
+          <w:bCs/>
+        </w:rPr>
+        <w:t>Simulation</w:t>
+      </w:r>
+      <w:r>
+        <w:t xml:space="preserve"> column in </w:t>
+      </w:r>
+      <w:r>
+        <w:fldChar w:fldCharType="begin"/>
+      </w:r>
+      <w:r>
+        <w:instrText xml:space="preserve"> REF _Ref93696686 \h </w:instrText>
+      </w:r>
+      <w:r>
+        <w:fldChar w:fldCharType="separate"/>
+      </w:r>
+      <w:r>
+        <w:t xml:space="preserve">Table </w:t>
+      </w:r>
+      <w:r>
+        <w:rPr>
+          <w:noProof/>
+        </w:rPr>
+        <w:t>3</w:t>
+      </w:r>
+      <w:r>
+        <w:fldChar w:fldCharType="end"/>
+      </w:r>
+      <w:r>
+        <w:t xml:space="preserve">. </w:t>
+      </w:r>
+    </w:p>
+    <w:p>
+      <w:pPr>
+        <w:pStyle w:val="ListParagraph"/>
+        <w:numPr>
+          <w:ilvl w:val="0"/>
+          <w:numId w:val="28"/>
+        </w:numPr>
+        <w:spacing w:after="0" w:line="240" w:lineRule="auto"/>
+        <w:rPr>
+          <w:bCs/>
+        </w:rPr>
+      </w:pPr>
+      <w:r>
+        <w:t xml:space="preserve">Use cursors on </w:t>
+      </w:r>
+      <w:proofErr w:type="spellStart"/>
+      <w:r>
+        <w:t>Vcap</w:t>
+      </w:r>
+      <w:proofErr w:type="spellEnd"/>
+      <w:r>
+        <w:t xml:space="preserve"> and </w:t>
+      </w:r>
+      <w:r>
+        <w:t xml:space="preserve">fill in the </w:t>
+      </w:r>
+      <w:r>
+        <w:rPr>
+          <w:b/>
+          <w:bCs/>
+        </w:rPr>
+        <w:t>Simulation</w:t>
+      </w:r>
+      <w:r>
+        <w:t xml:space="preserve"> column in </w:t>
+      </w:r>
+      <w:r>
+        <w:fldChar w:fldCharType="begin"/>
+      </w:r>
+      <w:r>
+        <w:instrText xml:space="preserve"> REF _Ref80879559 \h </w:instrText>
+      </w:r>
+      <w:r>
+        <w:fldChar w:fldCharType="separate"/>
+      </w:r>
+      <w:r>
+        <w:t xml:space="preserve">Table </w:t>
+      </w:r>
+      <w:r>
+        <w:rPr>
+          <w:noProof/>
+        </w:rPr>
+        <w:t>4</w:t>
+      </w:r>
+      <w:r>
+        <w:fldChar w:fldCharType="end"/>
+      </w:r>
+      <w:r>
+        <w:t xml:space="preserve">. Fill in the </w:t>
+      </w:r>
+      <w:proofErr w:type="spellStart"/>
+      <w:r>
+        <w:rPr>
+          <w:i/>
+        </w:rPr>
+        <w:t>V</w:t>
+      </w:r>
+      <w:r>
+        <w:rPr>
+          <w:i/>
+          <w:vertAlign w:val="subscript"/>
+        </w:rPr>
+        <w:t>high</w:t>
+      </w:r>
+      <w:proofErr w:type="spellEnd"/>
+      <w:r>
+        <w:rPr>
+          <w:iCs/>
+        </w:rPr>
+        <w:t xml:space="preserve"> row </w:t>
+      </w:r>
+      <w:r>
+        <w:t xml:space="preserve">with the highest voltage appearing on the </w:t>
+      </w:r>
+      <w:proofErr w:type="spellStart"/>
+      <w:r>
+        <w:rPr>
+          <w:i/>
+          <w:iCs/>
+        </w:rPr>
+        <w:t>V</w:t>
+      </w:r>
+      <w:r>
+        <w:rPr>
+          <w:i/>
+          <w:iCs/>
+          <w:vertAlign w:val="subscript"/>
+        </w:rPr>
+        <w:t>cap</w:t>
+      </w:r>
+      <w:proofErr w:type="spellEnd"/>
+      <w:r>
+        <w:rPr>
+          <w:vertAlign w:val="subscript"/>
+        </w:rPr>
         <w:t xml:space="preserve"> </w:t>
       </w:r>
       <w:r>
-        <w:t>µ</w:t>
-      </w:r>
-      <w:r>
-        <w:t>F capacitor’s properties, checking the box next to IC and entering the value “0” in the text box.</w:t>
-      </w:r>
+        <w:t xml:space="preserve">waveform.  Fill in the </w:t>
+      </w:r>
+      <w:proofErr w:type="spellStart"/>
+      <w:r>
+        <w:rPr>
+          <w:i/>
+        </w:rPr>
+        <w:t>V</w:t>
+      </w:r>
+      <w:r>
+        <w:rPr>
+          <w:i/>
+          <w:vertAlign w:val="subscript"/>
+        </w:rPr>
+        <w:t>low</w:t>
+      </w:r>
+      <w:proofErr w:type="spellEnd"/>
+      <w:r>
+        <w:rPr>
+          <w:i/>
+        </w:rPr>
+        <w:t xml:space="preserve"> </w:t>
+      </w:r>
+      <w:r>
+        <w:t xml:space="preserve">row with the lowest voltage appearing on the </w:t>
+      </w:r>
+      <w:proofErr w:type="spellStart"/>
+      <w:r>
+        <w:rPr>
+          <w:i/>
+          <w:iCs/>
+        </w:rPr>
+        <w:t>V</w:t>
+      </w:r>
+      <w:r>
+        <w:rPr>
+          <w:i/>
+          <w:iCs/>
+          <w:vertAlign w:val="subscript"/>
+        </w:rPr>
+        <w:t>cap</w:t>
+      </w:r>
+      <w:proofErr w:type="spellEnd"/>
+      <w:r>
+        <w:rPr>
+          <w:vertAlign w:val="subscript"/>
+        </w:rPr>
+        <w:t xml:space="preserve"> </w:t>
+      </w:r>
+      <w:r>
+        <w:t>waveform.</w:t>
+      </w:r>
+    </w:p>
+    <w:p>
+      <w:pPr>
+        <w:keepNext/>
+        <w:spacing w:before="100" w:beforeAutospacing="1" w:after="100" w:afterAutospacing="1" w:line="240" w:lineRule="auto"/>
+        <w:ind w:left="720" w:firstLine="0"/>
+      </w:pPr>
       <w:r>
         <w:rPr>
           <w:noProof/>
         </w:rPr>
-        <w:t xml:space="preserve"> </w:t>
-      </w:r>
-      <w:r>
-        <w:rPr>
-          <w:noProof/>
-        </w:rPr>
+        <w:lastRenderedPageBreak/>
         <w:drawing>
-          <wp:inline distT="0" distB="0" distL="0" distR="0" wp14:anchorId="40364632" wp14:editId="7D2FBCB6">
-            <wp:extent cx="1159414" cy="1626919"/>
-            <wp:effectExtent l="0" t="0" r="3175" b="0"/>
-            <wp:docPr id="3" name="Picture 3"/>
+          <wp:inline distT="0" distB="0" distL="0" distR="0" wp14:anchorId="16C9F11D" wp14:editId="725A6F99">
+            <wp:extent cx="5822302" cy="1371600"/>
+            <wp:effectExtent l="0" t="0" r="7620" b="0"/>
+            <wp:docPr id="547293138" name="Picture 15"/>
             <wp:cNvGraphicFramePr>
               <a:graphicFrameLocks xmlns:a="http://schemas.openxmlformats.org/drawingml/2006/main" noChangeAspect="1"/>
             </wp:cNvGraphicFramePr>
@@ -9253,210 +9351,13 @@
               <a:graphicData uri="http://schemas.openxmlformats.org/drawingml/2006/picture">
                 <pic:pic xmlns:pic="http://schemas.openxmlformats.org/drawingml/2006/picture">
                   <pic:nvPicPr>
-                    <pic:cNvPr id="1" name=""/>
-                    <pic:cNvPicPr/>
-                  </pic:nvPicPr>
-                  <pic:blipFill>
-                    <a:blip r:embed="rId13"/>
-                    <a:stretch>
-                      <a:fillRect/>
-                    </a:stretch>
-                  </pic:blipFill>
-                  <pic:spPr>
-                    <a:xfrm>
-                      <a:off x="0" y="0"/>
-                      <a:ext cx="1162114" cy="1630708"/>
-                    </a:xfrm>
-                    <a:prstGeom prst="rect">
-                      <a:avLst/>
-                    </a:prstGeom>
-                  </pic:spPr>
-                </pic:pic>
-              </a:graphicData>
-            </a:graphic>
-          </wp:inline>
-        </w:drawing>
-      </w:r>
-    </w:p>
-    <w:p>
-      <w:pPr>
-        <w:pStyle w:val="ListParagraph"/>
-        <w:ind w:firstLine="0"/>
-      </w:pPr>
-    </w:p>
-    <w:p>
-      <w:pPr>
-        <w:pStyle w:val="ListParagraph"/>
-        <w:numPr>
-          <w:ilvl w:val="0"/>
-          <w:numId w:val="22"/>
-        </w:numPr>
-      </w:pPr>
-      <w:r>
-        <w:t>Set the simulation time step to 1</w:t>
-      </w:r>
-      <w:r>
-        <w:t xml:space="preserve"> </w:t>
-      </w:r>
-      <w:r>
-        <w:t>µ</w:t>
-      </w:r>
-      <w:r>
-        <w:t xml:space="preserve">s.  Do this by opening the document properties menu, expanding the </w:t>
-      </w:r>
-      <w:r>
-        <w:rPr>
-          <w:b/>
-          <w:bCs/>
-        </w:rPr>
-        <w:t>Maximum</w:t>
-      </w:r>
-      <w:r>
-        <w:t xml:space="preserve"> </w:t>
-      </w:r>
-      <w:r>
-        <w:rPr>
-          <w:b/>
-          <w:bCs/>
-        </w:rPr>
-        <w:t>time step</w:t>
-      </w:r>
-      <w:r>
-        <w:t xml:space="preserve"> option, checking the “Manual time step” checkbox and filling “1e-</w:t>
-      </w:r>
-      <w:r>
-        <w:t>7</w:t>
-      </w:r>
-      <w:r>
-        <w:t>” in the “Time step” text box.</w:t>
-      </w:r>
-    </w:p>
-    <w:p>
-      <w:pPr>
-        <w:pStyle w:val="ListParagraph"/>
-        <w:numPr>
-          <w:ilvl w:val="0"/>
-          <w:numId w:val="22"/>
-        </w:numPr>
-      </w:pPr>
-      <w:r>
-        <w:t>In this same menu, change the simulation End time to 25ms by filling “25m” in the “End time” text box.</w:t>
-      </w:r>
-    </w:p>
-    <w:p>
-      <w:pPr>
-        <w:pStyle w:val="ListParagraph"/>
-        <w:numPr>
-          <w:ilvl w:val="0"/>
-          <w:numId w:val="22"/>
-        </w:numPr>
-      </w:pPr>
-      <w:r>
-        <w:t>In this same menu, change the Initial Conditions to “User defined” by selecting this option from the pull-down menu.</w:t>
-      </w:r>
-    </w:p>
-    <w:p>
-      <w:pPr>
-        <w:pStyle w:val="ListParagraph"/>
-        <w:ind w:firstLine="0"/>
-      </w:pPr>
-    </w:p>
-    <w:p>
-      <w:pPr>
-        <w:pStyle w:val="ListParagraph"/>
-        <w:ind w:firstLine="0"/>
-      </w:pPr>
-      <w:r>
-        <w:rPr>
-          <w:noProof/>
-        </w:rPr>
-        <w:drawing>
-          <wp:inline distT="0" distB="0" distL="0" distR="0" wp14:anchorId="3DFA1250" wp14:editId="3D9D598F">
-            <wp:extent cx="1109089" cy="1866900"/>
-            <wp:effectExtent l="0" t="0" r="0" b="0"/>
-            <wp:docPr id="2" name="Picture 2"/>
-            <wp:cNvGraphicFramePr>
-              <a:graphicFrameLocks xmlns:a="http://schemas.openxmlformats.org/drawingml/2006/main" noChangeAspect="1"/>
-            </wp:cNvGraphicFramePr>
-            <a:graphic xmlns:a="http://schemas.openxmlformats.org/drawingml/2006/main">
-              <a:graphicData uri="http://schemas.openxmlformats.org/drawingml/2006/picture">
-                <pic:pic xmlns:pic="http://schemas.openxmlformats.org/drawingml/2006/picture">
-                  <pic:nvPicPr>
-                    <pic:cNvPr id="1" name=""/>
-                    <pic:cNvPicPr/>
-                  </pic:nvPicPr>
-                  <pic:blipFill>
-                    <a:blip r:embed="rId14"/>
-                    <a:stretch>
-                      <a:fillRect/>
-                    </a:stretch>
-                  </pic:blipFill>
-                  <pic:spPr>
-                    <a:xfrm>
-                      <a:off x="0" y="0"/>
-                      <a:ext cx="1113318" cy="1874019"/>
-                    </a:xfrm>
-                    <a:prstGeom prst="rect">
-                      <a:avLst/>
-                    </a:prstGeom>
-                  </pic:spPr>
-                </pic:pic>
-              </a:graphicData>
-            </a:graphic>
-          </wp:inline>
-        </w:drawing>
-      </w:r>
-    </w:p>
-    <w:p>
-      <w:pPr>
-        <w:spacing w:before="100" w:beforeAutospacing="1" w:after="100" w:afterAutospacing="1" w:line="240" w:lineRule="auto"/>
-        <w:ind w:left="0" w:firstLine="0"/>
-      </w:pPr>
-      <w:bookmarkStart w:id="10" w:name="simulate_timing"/>
-      <w:r>
-        <w:lastRenderedPageBreak/>
-        <w:t xml:space="preserve">Include </w:t>
-      </w:r>
-      <w:bookmarkEnd w:id="10"/>
-      <w:r>
-        <w:t xml:space="preserve">one wavelength of the output and capacitor voltage in your answers.  You can use the export option in the main menu to output a </w:t>
-      </w:r>
-      <w:r>
-        <w:t>PNG</w:t>
-      </w:r>
-      <w:r>
-        <w:t xml:space="preserve"> file.</w:t>
-      </w:r>
-    </w:p>
-    <w:p>
-      <w:pPr>
-        <w:keepNext/>
-        <w:spacing w:before="100" w:beforeAutospacing="1" w:after="100" w:afterAutospacing="1" w:line="240" w:lineRule="auto"/>
-        <w:ind w:left="720" w:firstLine="0"/>
-      </w:pPr>
-      <w:r>
-        <w:rPr>
-          <w:noProof/>
-        </w:rPr>
-        <w:drawing>
-          <wp:inline distT="0" distB="0" distL="0" distR="0" wp14:anchorId="1950CEA2" wp14:editId="02B50CEF">
-            <wp:extent cx="4572000" cy="1892300"/>
-            <wp:effectExtent l="0" t="0" r="0" b="0"/>
-            <wp:docPr id="887486856" name="Picture 2"/>
-            <wp:cNvGraphicFramePr>
-              <a:graphicFrameLocks xmlns:a="http://schemas.openxmlformats.org/drawingml/2006/main" noChangeAspect="1"/>
-            </wp:cNvGraphicFramePr>
-            <a:graphic xmlns:a="http://schemas.openxmlformats.org/drawingml/2006/main">
-              <a:graphicData uri="http://schemas.openxmlformats.org/drawingml/2006/picture">
-                <pic:pic xmlns:pic="http://schemas.openxmlformats.org/drawingml/2006/picture">
-                  <pic:nvPicPr>
-                    <pic:cNvPr id="0" name="Picture 5"/>
+                    <pic:cNvPr id="0" name="Picture 6"/>
                     <pic:cNvPicPr>
                       <a:picLocks noChangeAspect="1" noChangeArrowheads="1"/>
                     </pic:cNvPicPr>
                   </pic:nvPicPr>
                   <pic:blipFill>
-                    <a:blip r:embed="rId15">
+                    <a:blip r:embed="rId12" cstate="print">
                       <a:extLst>
                         <a:ext uri="{28A0092B-C50C-407E-A947-70E740481C1C}">
                           <a14:useLocalDpi xmlns:a14="http://schemas.microsoft.com/office/drawing/2010/main" val="0"/>
@@ -9471,7 +9372,7 @@
                   <pic:spPr bwMode="auto">
                     <a:xfrm>
                       <a:off x="0" y="0"/>
-                      <a:ext cx="4572000" cy="1892300"/>
+                      <a:ext cx="5822302" cy="1371600"/>
                     </a:xfrm>
                     <a:prstGeom prst="rect">
                       <a:avLst/>
@@ -9492,17 +9393,32 @@
       <w:pPr>
         <w:pStyle w:val="Caption"/>
       </w:pPr>
+      <w:bookmarkStart w:id="9" w:name="_Ref232103194"/>
       <w:r>
         <w:t xml:space="preserve">Figure </w:t>
       </w:r>
-      <w:fldSimple w:instr=" SEQ Figure \* ARABIC ">
-        <w:r>
-          <w:rPr>
-            <w:noProof/>
-          </w:rPr>
-          <w:t>5</w:t>
-        </w:r>
-      </w:fldSimple>
+      <w:r>
+        <w:fldChar w:fldCharType="begin"/>
+      </w:r>
+      <w:r>
+        <w:instrText xml:space="preserve"> SEQ Figure \* ARABIC </w:instrText>
+      </w:r>
+      <w:r>
+        <w:fldChar w:fldCharType="separate"/>
+      </w:r>
+      <w:r>
+        <w:rPr>
+          <w:noProof/>
+        </w:rPr>
+        <w:t>5</w:t>
+      </w:r>
+      <w:r>
+        <w:rPr>
+          <w:noProof/>
+        </w:rPr>
+        <w:fldChar w:fldCharType="end"/>
+      </w:r>
+      <w:bookmarkEnd w:id="9"/>
       <w:r>
         <w:t xml:space="preserve">: Simulation output of the circuit shown in </w:t>
       </w:r>
@@ -9536,365 +9452,103 @@
         <w:spacing w:after="0" w:line="240" w:lineRule="auto"/>
         <w:ind w:left="-6" w:hanging="11"/>
       </w:pPr>
-      <w:r>
-        <w:t xml:space="preserve">Use the </w:t>
-      </w:r>
-      <w:r>
-        <w:rPr>
-          <w:i/>
-          <w:iCs/>
-        </w:rPr>
-        <w:t>V</w:t>
-      </w:r>
-      <w:r>
-        <w:rPr>
-          <w:i/>
-          <w:iCs/>
-          <w:vertAlign w:val="subscript"/>
-        </w:rPr>
-        <w:t xml:space="preserve">out </w:t>
-      </w:r>
-      <w:r>
-        <w:t xml:space="preserve">waveform to </w:t>
-      </w:r>
-      <w:r>
-        <w:t xml:space="preserve">fill in the </w:t>
-      </w:r>
-      <w:r>
-        <w:rPr>
-          <w:b/>
-          <w:bCs/>
-        </w:rPr>
-        <w:t>Simulation</w:t>
-      </w:r>
-      <w:r>
-        <w:t xml:space="preserve"> column in </w:t>
-      </w:r>
-      <w:r>
-        <w:fldChar w:fldCharType="begin"/>
-      </w:r>
-      <w:r>
-        <w:instrText xml:space="preserve"> REF _Ref93696686 \h </w:instrText>
-      </w:r>
-      <w:r>
-        <w:fldChar w:fldCharType="separate"/>
-      </w:r>
-      <w:r>
-        <w:t xml:space="preserve">Table </w:t>
-      </w:r>
-      <w:r>
-        <w:rPr>
-          <w:noProof/>
-        </w:rPr>
-        <w:t>3</w:t>
-      </w:r>
-      <w:r>
-        <w:fldChar w:fldCharType="end"/>
-      </w:r>
-      <w:r>
-        <w:t xml:space="preserve">.  You may want to use the </w:t>
-      </w:r>
-      <w:r>
-        <w:t>cursors function available in the Item tab.  If you do not see this tab, double click on a blank area of the timing diagram to make it appear.</w:t>
-      </w:r>
     </w:p>
     <w:p>
       <w:pPr>
         <w:spacing w:after="0" w:line="240" w:lineRule="auto"/>
         <w:ind w:left="-6" w:hanging="11"/>
+        <w:rPr>
+          <w:bCs/>
+        </w:rPr>
       </w:pPr>
     </w:p>
     <w:p>
       <w:pPr>
+        <w:pStyle w:val="Heading1"/>
+      </w:pPr>
+      <w:r>
+        <w:t>Empirical</w:t>
+      </w:r>
+      <w:r>
+        <w:t>:</w:t>
+      </w:r>
+      <w:r>
+        <w:t xml:space="preserve"> Schmitt Trigger Relaxation Oscillator</w:t>
+      </w:r>
+    </w:p>
+    <w:p>
+      <w:pPr>
         <w:spacing w:after="0" w:line="240" w:lineRule="auto"/>
         <w:ind w:left="-6" w:hanging="11"/>
-        <w:rPr>
-          <w:bCs/>
-        </w:rPr>
-      </w:pPr>
-      <w:r>
-        <w:t xml:space="preserve">Use the </w:t>
-      </w:r>
-      <w:r>
-        <w:rPr>
-          <w:i/>
-          <w:iCs/>
-        </w:rPr>
-        <w:t>V</w:t>
-      </w:r>
-      <w:r>
-        <w:rPr>
-          <w:i/>
-          <w:iCs/>
-          <w:vertAlign w:val="subscript"/>
-        </w:rPr>
-        <w:t>cap</w:t>
-      </w:r>
-      <w:r>
-        <w:rPr>
-          <w:vertAlign w:val="subscript"/>
-        </w:rPr>
+      </w:pPr>
+      <w:r>
+        <w:t>This week, you</w:t>
+      </w:r>
+      <w:r>
+        <w:t xml:space="preserve"> will be soldering </w:t>
+      </w:r>
+      <w:r>
+        <w:t xml:space="preserve">in the components associated with </w:t>
+      </w:r>
+      <w:r>
+        <w:t xml:space="preserve">the </w:t>
+      </w:r>
+      <w:r>
+        <w:t>SCHMITT TRIGGER RELAXATION OSCILLIATOR subsystem</w:t>
+      </w:r>
+      <w:r>
         <w:t xml:space="preserve"> </w:t>
       </w:r>
       <w:r>
-        <w:t xml:space="preserve">waveform to fill in the </w:t>
+        <w:t>in</w:t>
+      </w:r>
+      <w:r>
+        <w:t xml:space="preserve"> </w:t>
       </w:r>
       <w:r>
         <w:rPr>
           <w:b/>
-          <w:bCs/>
-        </w:rPr>
-        <w:t>Simulation</w:t>
-      </w:r>
-      <w:r>
-        <w:t xml:space="preserve"> column in </w:t>
-      </w:r>
-      <w:r>
+        </w:rPr>
         <w:fldChar w:fldCharType="begin"/>
       </w:r>
       <w:r>
-        <w:instrText xml:space="preserve"> REF _Ref80879559 \h </w:instrText>
-      </w:r>
-      <w:r>
+        <w:instrText xml:space="preserve"> REF _Ref81486189 \h  \* MERGEFORMAT </w:instrText>
+      </w:r>
+      <w:r>
+        <w:rPr>
+          <w:b/>
+        </w:rPr>
+      </w:r>
+      <w:r>
+        <w:rPr>
+          <w:b/>
+        </w:rPr>
         <w:fldChar w:fldCharType="separate"/>
       </w:r>
       <w:r>
-        <w:t xml:space="preserve">Table </w:t>
+        <w:t xml:space="preserve">Figure </w:t>
       </w:r>
       <w:r>
         <w:rPr>
           <w:noProof/>
         </w:rPr>
-        <w:t>4</w:t>
-      </w:r>
-      <w:r>
+        <w:t>6</w:t>
+      </w:r>
+      <w:r>
+        <w:rPr>
+          <w:b/>
+        </w:rPr>
         <w:fldChar w:fldCharType="end"/>
       </w:r>
       <w:r>
-        <w:t xml:space="preserve">. </w:t>
-      </w:r>
-      <w:r>
-        <w:t>Fill in</w:t>
-      </w:r>
-      <w:r>
-        <w:t xml:space="preserve"> the</w:t>
-      </w:r>
-      <w:r>
-        <w:t xml:space="preserve"> </w:t>
-      </w:r>
-      <w:r>
-        <w:rPr>
-          <w:i/>
-        </w:rPr>
-        <w:t>V</w:t>
-      </w:r>
-      <w:r>
-        <w:rPr>
-          <w:i/>
-          <w:vertAlign w:val="subscript"/>
-        </w:rPr>
-        <w:t>high</w:t>
-      </w:r>
-      <w:r>
-        <w:rPr>
-          <w:iCs/>
-        </w:rPr>
-        <w:t xml:space="preserve"> </w:t>
-      </w:r>
-      <w:r>
-        <w:rPr>
-          <w:iCs/>
-        </w:rPr>
-        <w:t xml:space="preserve">row </w:t>
-      </w:r>
-      <w:r>
-        <w:t xml:space="preserve">with the </w:t>
-      </w:r>
-      <w:r>
-        <w:t xml:space="preserve">highest </w:t>
-      </w:r>
-      <w:r>
-        <w:t xml:space="preserve">voltage </w:t>
-      </w:r>
-      <w:r>
-        <w:t>appearing</w:t>
-      </w:r>
-      <w:r>
-        <w:t xml:space="preserve"> on the </w:t>
-      </w:r>
-      <w:r>
-        <w:rPr>
-          <w:i/>
-          <w:iCs/>
-        </w:rPr>
-        <w:t>V</w:t>
-      </w:r>
-      <w:r>
-        <w:rPr>
-          <w:i/>
-          <w:iCs/>
-          <w:vertAlign w:val="subscript"/>
-        </w:rPr>
-        <w:t>cap</w:t>
-      </w:r>
-      <w:r>
-        <w:rPr>
-          <w:vertAlign w:val="subscript"/>
-        </w:rPr>
-        <w:t xml:space="preserve"> </w:t>
-      </w:r>
-      <w:r>
-        <w:t xml:space="preserve">waveform.  Fill in the </w:t>
-      </w:r>
-      <w:r>
-        <w:rPr>
-          <w:i/>
-        </w:rPr>
-        <w:t>V</w:t>
-      </w:r>
-      <w:r>
-        <w:rPr>
-          <w:i/>
-          <w:vertAlign w:val="subscript"/>
-        </w:rPr>
-        <w:t>low</w:t>
-      </w:r>
-      <w:r>
-        <w:rPr>
-          <w:i/>
-        </w:rPr>
-        <w:t xml:space="preserve"> </w:t>
-      </w:r>
-      <w:r>
-        <w:t xml:space="preserve">row with the lowest voltage </w:t>
-      </w:r>
-      <w:r>
-        <w:t>appearing</w:t>
-      </w:r>
-      <w:r>
-        <w:t xml:space="preserve"> on the </w:t>
-      </w:r>
-      <w:r>
-        <w:rPr>
-          <w:i/>
-          <w:iCs/>
-        </w:rPr>
-        <w:t>V</w:t>
-      </w:r>
-      <w:r>
-        <w:rPr>
-          <w:i/>
-          <w:iCs/>
-          <w:vertAlign w:val="subscript"/>
-        </w:rPr>
-        <w:t>cap</w:t>
-      </w:r>
-      <w:r>
-        <w:rPr>
-          <w:vertAlign w:val="subscript"/>
-        </w:rPr>
-        <w:t xml:space="preserve"> </w:t>
-      </w:r>
-      <w:r>
-        <w:t>waveform.</w:t>
+        <w:t xml:space="preserve">. You should solder in all the components associated with this subsystem and the resistor R10 for the RESET CIRCUIT. </w:t>
+      </w:r>
+      <w:r>
+        <w:t xml:space="preserve"> This lab document contains cursory coverage of the assembly process. You can find much more detail in the Assembly Guide posted on Canvas.</w:t>
       </w:r>
     </w:p>
     <w:p>
       <w:pPr>
-        <w:spacing w:after="0" w:line="240" w:lineRule="auto"/>
-        <w:ind w:left="-6" w:hanging="11"/>
-        <w:rPr>
-          <w:bCs/>
-        </w:rPr>
-      </w:pPr>
-    </w:p>
-    <w:p>
-      <w:pPr>
-        <w:pStyle w:val="Heading1"/>
-      </w:pPr>
-      <w:r>
-        <w:t>Empirical</w:t>
-      </w:r>
-      <w:r>
-        <w:t>:</w:t>
-      </w:r>
-      <w:r>
-        <w:t xml:space="preserve"> Schmitt Trigger Relaxation Oscillator</w:t>
-      </w:r>
-    </w:p>
-    <w:p>
-      <w:pPr>
-        <w:spacing w:after="0" w:line="240" w:lineRule="auto"/>
-        <w:ind w:left="-6" w:hanging="11"/>
-      </w:pPr>
-      <w:r>
-        <w:t>This week, you</w:t>
-      </w:r>
-      <w:r>
-        <w:t xml:space="preserve"> will be soldering </w:t>
-      </w:r>
-      <w:r>
-        <w:t xml:space="preserve">in the components associated with </w:t>
-      </w:r>
-      <w:r>
-        <w:t xml:space="preserve">the </w:t>
-      </w:r>
-      <w:r>
-        <w:t>SCHMITT TRIGGER RELAXATION OSCILLIATOR subsystem</w:t>
-      </w:r>
-      <w:r>
-        <w:t xml:space="preserve"> </w:t>
-      </w:r>
-      <w:r>
-        <w:t>in</w:t>
-      </w:r>
-      <w:r>
-        <w:t xml:space="preserve"> </w:t>
-      </w:r>
-      <w:r>
-        <w:rPr>
-          <w:b/>
-        </w:rPr>
-        <w:fldChar w:fldCharType="begin"/>
-      </w:r>
-      <w:r>
-        <w:instrText xml:space="preserve"> REF _Ref81486189 \h  \* MERGEFORMAT </w:instrText>
-      </w:r>
-      <w:r>
-        <w:rPr>
-          <w:b/>
-        </w:rPr>
-      </w:r>
-      <w:r>
-        <w:rPr>
-          <w:b/>
-        </w:rPr>
-        <w:fldChar w:fldCharType="separate"/>
-      </w:r>
-      <w:r>
-        <w:t xml:space="preserve">Figure </w:t>
-      </w:r>
-      <w:r>
-        <w:rPr>
-          <w:noProof/>
-        </w:rPr>
-        <w:t>6</w:t>
-      </w:r>
-      <w:r>
-        <w:rPr>
-          <w:b/>
-        </w:rPr>
-        <w:fldChar w:fldCharType="end"/>
-      </w:r>
-      <w:r>
-        <w:t xml:space="preserve">. You should solder in all the components associated with this subsystem and the resistor R10 for the RESET CIRCUIT. </w:t>
-      </w:r>
-      <w:r>
-        <w:t xml:space="preserve"> This lab document contains cursory coverage of the assembly process. You can find much more detail in the Assembly Guide posted on Canvas.</w:t>
-      </w:r>
-    </w:p>
-    <w:p>
-      <w:pPr>
         <w:keepNext/>
         <w:ind w:left="0" w:firstLine="0"/>
       </w:pPr>
@@ -9902,7 +9556,6 @@
         <w:rPr>
           <w:noProof/>
         </w:rPr>
-        <w:lastRenderedPageBreak/>
         <w:drawing>
           <wp:inline distT="0" distB="0" distL="0" distR="0" wp14:anchorId="3FECE4AD" wp14:editId="1F54B8E4">
             <wp:extent cx="5946140" cy="4600575"/>
@@ -9919,7 +9572,7 @@
                     <pic:cNvPicPr/>
                   </pic:nvPicPr>
                   <pic:blipFill>
-                    <a:blip r:embed="rId16" cstate="print">
+                    <a:blip r:embed="rId13" cstate="print">
                       <a:extLst>
                         <a:ext uri="{28A0092B-C50C-407E-A947-70E740481C1C}">
                           <a14:useLocalDpi xmlns:a14="http://schemas.microsoft.com/office/drawing/2010/main" val="0"/>
@@ -9950,19 +9603,32 @@
       <w:pPr>
         <w:pStyle w:val="Caption"/>
       </w:pPr>
-      <w:bookmarkStart w:id="11" w:name="_Ref81486189"/>
+      <w:bookmarkStart w:id="10" w:name="_Ref81486189"/>
       <w:r>
         <w:t xml:space="preserve">Figure </w:t>
       </w:r>
-      <w:fldSimple w:instr=" SEQ Figure \* ARABIC ">
-        <w:r>
-          <w:rPr>
-            <w:noProof/>
-          </w:rPr>
-          <w:t>6</w:t>
-        </w:r>
-      </w:fldSimple>
-      <w:bookmarkEnd w:id="11"/>
+      <w:r>
+        <w:fldChar w:fldCharType="begin"/>
+      </w:r>
+      <w:r>
+        <w:instrText xml:space="preserve"> SEQ Figure \* ARABIC </w:instrText>
+      </w:r>
+      <w:r>
+        <w:fldChar w:fldCharType="separate"/>
+      </w:r>
+      <w:r>
+        <w:rPr>
+          <w:noProof/>
+        </w:rPr>
+        <w:t>6</w:t>
+      </w:r>
+      <w:r>
+        <w:rPr>
+          <w:noProof/>
+        </w:rPr>
+        <w:fldChar w:fldCharType="end"/>
+      </w:r>
+      <w:bookmarkEnd w:id="10"/>
       <w:r>
         <w:t xml:space="preserve">: The schematic for the </w:t>
       </w:r>
@@ -9978,6 +9644,7 @@
         <w:pStyle w:val="Heading2"/>
       </w:pPr>
       <w:r>
+        <w:lastRenderedPageBreak/>
         <w:t>Part Identification</w:t>
       </w:r>
     </w:p>
@@ -10073,19 +9740,32 @@
         <w:pStyle w:val="Caption"/>
         <w:keepNext/>
       </w:pPr>
-      <w:bookmarkStart w:id="12" w:name="_Ref93319897"/>
+      <w:bookmarkStart w:id="11" w:name="_Ref93319897"/>
       <w:r>
         <w:t xml:space="preserve">Table </w:t>
       </w:r>
-      <w:fldSimple w:instr=" SEQ Table \* ARABIC ">
-        <w:r>
-          <w:rPr>
-            <w:noProof/>
-          </w:rPr>
-          <w:t>2</w:t>
-        </w:r>
-      </w:fldSimple>
-      <w:bookmarkEnd w:id="12"/>
+      <w:r>
+        <w:fldChar w:fldCharType="begin"/>
+      </w:r>
+      <w:r>
+        <w:instrText xml:space="preserve"> SEQ Table \* ARABIC </w:instrText>
+      </w:r>
+      <w:r>
+        <w:fldChar w:fldCharType="separate"/>
+      </w:r>
+      <w:r>
+        <w:rPr>
+          <w:noProof/>
+        </w:rPr>
+        <w:t>2</w:t>
+      </w:r>
+      <w:r>
+        <w:rPr>
+          <w:noProof/>
+        </w:rPr>
+        <w:fldChar w:fldCharType="end"/>
+      </w:r>
+      <w:bookmarkEnd w:id="11"/>
       <w:r>
         <w:t>: Match the schematic symbol with the corresponding part.</w:t>
       </w:r>
@@ -10221,7 +9901,7 @@
                           <pic:cNvPicPr/>
                         </pic:nvPicPr>
                         <pic:blipFill>
-                          <a:blip r:embed="rId17"/>
+                          <a:blip r:embed="rId14"/>
                           <a:stretch>
                             <a:fillRect/>
                           </a:stretch>
@@ -10306,7 +9986,7 @@
                           </pic:cNvPicPr>
                         </pic:nvPicPr>
                         <pic:blipFill>
-                          <a:blip r:embed="rId18" cstate="print">
+                          <a:blip r:embed="rId15" cstate="print">
                             <a:extLst>
                               <a:ext uri="{28A0092B-C50C-407E-A947-70E740481C1C}">
                                 <a14:useLocalDpi xmlns:a14="http://schemas.microsoft.com/office/drawing/2010/main" val="0"/>
@@ -10375,7 +10055,7 @@
                           <pic:cNvPicPr/>
                         </pic:nvPicPr>
                         <pic:blipFill>
-                          <a:blip r:embed="rId19"/>
+                          <a:blip r:embed="rId16"/>
                           <a:stretch>
                             <a:fillRect/>
                           </a:stretch>
@@ -10460,7 +10140,7 @@
                           </pic:cNvPicPr>
                         </pic:nvPicPr>
                         <pic:blipFill>
-                          <a:blip r:embed="rId20" cstate="print">
+                          <a:blip r:embed="rId17" cstate="print">
                             <a:extLst>
                               <a:ext uri="{28A0092B-C50C-407E-A947-70E740481C1C}">
                                 <a14:useLocalDpi xmlns:a14="http://schemas.microsoft.com/office/drawing/2010/main" val="0"/>
@@ -10504,7 +10184,6 @@
               <w:ind w:left="0" w:firstLine="0"/>
             </w:pPr>
             <w:r>
-              <w:lastRenderedPageBreak/>
               <w:t>C</w:t>
             </w:r>
             <w:r>
@@ -10530,7 +10209,7 @@
                           <pic:cNvPicPr/>
                         </pic:nvPicPr>
                         <pic:blipFill>
-                          <a:blip r:embed="rId21"/>
+                          <a:blip r:embed="rId18"/>
                           <a:stretch>
                             <a:fillRect/>
                           </a:stretch>
@@ -10614,10 +10293,10 @@
                   <v:path o:extrusionok="f" gradientshapeok="t" o:connecttype="rect"/>
                   <o:lock v:ext="edit" aspectratio="t"/>
                 </v:shapetype>
-                <v:shape id="_x0000_i1025" type="#_x0000_t75" style="width:57pt;height:44.25pt" o:ole="">
-                  <v:imagedata r:id="rId22" o:title=""/>
+                <v:shape id="_x0000_i1025" type="#_x0000_t75" style="width:57pt;height:44.55pt" o:ole="">
+                  <v:imagedata r:id="rId19" o:title=""/>
                 </v:shape>
-                <o:OLEObject Type="Embed" ProgID="PBrush" ShapeID="_x0000_i1025" DrawAspect="Content" ObjectID="_1832409413" r:id="rId23"/>
+                <o:OLEObject Type="Embed" ProgID="PBrush" ShapeID="_x0000_i1025" DrawAspect="Content" ObjectID="_1842715967" r:id="rId20"/>
               </w:object>
             </w:r>
           </w:p>
@@ -10640,10 +10319,10 @@
             </w:r>
             <w:r>
               <w:object w:dxaOrig="1185" w:dyaOrig="1260" w14:anchorId="3ABE5197">
-                <v:shape id="_x0000_i1026" type="#_x0000_t75" style="width:48pt;height:51.75pt" o:ole="">
-                  <v:imagedata r:id="rId24" o:title=""/>
+                <v:shape id="_x0000_i1026" type="#_x0000_t75" style="width:47.85pt;height:51.6pt" o:ole="">
+                  <v:imagedata r:id="rId21" o:title=""/>
                 </v:shape>
-                <o:OLEObject Type="Embed" ProgID="PBrush" ShapeID="_x0000_i1026" DrawAspect="Content" ObjectID="_1832409414" r:id="rId25"/>
+                <o:OLEObject Type="Embed" ProgID="PBrush" ShapeID="_x0000_i1026" DrawAspect="Content" ObjectID="_1842715968" r:id="rId22"/>
               </w:object>
             </w:r>
           </w:p>
@@ -10711,7 +10390,7 @@
                           </pic:cNvPicPr>
                         </pic:nvPicPr>
                         <pic:blipFill>
-                          <a:blip r:embed="rId26" cstate="print">
+                          <a:blip r:embed="rId23" cstate="print">
                             <a:extLst>
                               <a:ext uri="{28A0092B-C50C-407E-A947-70E740481C1C}">
                                 <a14:useLocalDpi xmlns:a14="http://schemas.microsoft.com/office/drawing/2010/main" val="0"/>
@@ -10762,10 +10441,10 @@
             </w:r>
             <w:r>
               <w:object w:dxaOrig="3165" w:dyaOrig="3495" w14:anchorId="4D1FAB09">
-                <v:shape id="_x0000_i1027" type="#_x0000_t75" style="width:66pt;height:69.75pt" o:ole="">
-                  <v:imagedata r:id="rId27" o:title=""/>
+                <v:shape id="_x0000_i1027" type="#_x0000_t75" style="width:66.15pt;height:69.9pt" o:ole="">
+                  <v:imagedata r:id="rId24" o:title=""/>
                 </v:shape>
-                <o:OLEObject Type="Embed" ProgID="PBrush" ShapeID="_x0000_i1027" DrawAspect="Content" ObjectID="_1832409415" r:id="rId28"/>
+                <o:OLEObject Type="Embed" ProgID="PBrush" ShapeID="_x0000_i1027" DrawAspect="Content" ObjectID="_1842715969" r:id="rId25"/>
               </w:object>
             </w:r>
           </w:p>
@@ -10825,7 +10504,7 @@
                           <pic:cNvPicPr/>
                         </pic:nvPicPr>
                         <pic:blipFill>
-                          <a:blip r:embed="rId29"/>
+                          <a:blip r:embed="rId26"/>
                           <a:stretch>
                             <a:fillRect/>
                           </a:stretch>
@@ -10976,7 +10655,23 @@
                 <w:b w:val="0"/>
                 <w:bCs w:val="0"/>
               </w:rPr>
-              <w:t xml:space="preserve"> (Vout)</w:t>
+              <w:t xml:space="preserve"> (</w:t>
+            </w:r>
+            <w:proofErr w:type="spellStart"/>
+            <w:r>
+              <w:rPr>
+                <w:b w:val="0"/>
+                <w:bCs w:val="0"/>
+              </w:rPr>
+              <w:t>Vout</w:t>
+            </w:r>
+            <w:proofErr w:type="spellEnd"/>
+            <w:r>
+              <w:rPr>
+                <w:b w:val="0"/>
+                <w:bCs w:val="0"/>
+              </w:rPr>
+              <w:t>)</w:t>
             </w:r>
           </w:p>
         </w:tc>
@@ -11082,12 +10777,14 @@
             <w:r>
               <w:t xml:space="preserve"> </w:t>
             </w:r>
+            <w:proofErr w:type="spellStart"/>
             <w:r>
               <w:t>m</w:t>
             </w:r>
             <w:r>
               <w:t>s</w:t>
             </w:r>
+            <w:proofErr w:type="spellEnd"/>
           </w:p>
         </w:tc>
       </w:tr>
@@ -11222,7 +10919,15 @@
               <w:t>amp</w:t>
             </w:r>
             <w:r>
-              <w:t xml:space="preserve"> (Vcap)</w:t>
+              <w:t xml:space="preserve"> (</w:t>
+            </w:r>
+            <w:proofErr w:type="spellStart"/>
+            <w:r>
+              <w:t>Vcap</w:t>
+            </w:r>
+            <w:proofErr w:type="spellEnd"/>
+            <w:r>
+              <w:t>)</w:t>
             </w:r>
           </w:p>
         </w:tc>
@@ -11394,6 +11099,7 @@
                 <w:b w:val="0"/>
                 <w:bCs w:val="0"/>
               </w:rPr>
+              <w:lastRenderedPageBreak/>
               <w:t>Trigger slope</w:t>
             </w:r>
           </w:p>
@@ -11475,7 +11181,15 @@
         </w:numPr>
       </w:pPr>
       <w:r>
-        <w:t>Set the GND reference of Ch 1 and Ch 2 to the lowest visible reticule – the waveforms will overlap the same as they did in the MultiSim simulation. Set the horizontal position of the trigger to the left most visible reticule. Note, the op amp output is sent to the FRAME test point.  The capacitor charge is available by attaching an oscilloscope probe to the CAP test point shown in Figure 8.</w:t>
+        <w:t xml:space="preserve">Set the GND reference of Ch 1 and Ch 2 to the lowest visible reticule – the waveforms will overlap the same as they did in the </w:t>
+      </w:r>
+      <w:proofErr w:type="spellStart"/>
+      <w:r>
+        <w:t>LTspice</w:t>
+      </w:r>
+      <w:proofErr w:type="spellEnd"/>
+      <w:r>
+        <w:t xml:space="preserve"> simulation. Set the horizontal position of the trigger to the left most visible reticule. Note, the op amp output is sent to the FRAME test point.  The capacitor charge is available by attaching an oscilloscope probe to the CAP test point shown in Figure 8.</w:t>
       </w:r>
     </w:p>
     <w:p/>
@@ -11484,14 +11198,13 @@
         <w:pStyle w:val="Caption"/>
         <w:ind w:left="730"/>
       </w:pPr>
-      <w:bookmarkStart w:id="13" w:name="_Ref93406544"/>
+      <w:bookmarkStart w:id="12" w:name="_Ref93406544"/>
       <w:r>
         <w:rPr>
           <w:b/>
           <w:bCs/>
           <w:noProof/>
         </w:rPr>
-        <w:lastRenderedPageBreak/>
         <w:drawing>
           <wp:anchor distT="0" distB="0" distL="114300" distR="114300" simplePos="0" relativeHeight="251660288" behindDoc="0" locked="0" layoutInCell="1" allowOverlap="1" wp14:anchorId="7765E9B2" wp14:editId="11C5FA87">
             <wp:simplePos x="0" y="0"/>
@@ -11518,7 +11231,7 @@
                     </pic:cNvPicPr>
                   </pic:nvPicPr>
                   <pic:blipFill>
-                    <a:blip r:embed="rId30" cstate="print">
+                    <a:blip r:embed="rId27" cstate="print">
                       <a:extLst>
                         <a:ext uri="{28A0092B-C50C-407E-A947-70E740481C1C}">
                           <a14:useLocalDpi xmlns:a14="http://schemas.microsoft.com/office/drawing/2010/main" val="0"/>
@@ -11577,7 +11290,7 @@
                     </pic:cNvPicPr>
                   </pic:nvPicPr>
                   <pic:blipFill>
-                    <a:blip r:embed="rId31" cstate="print">
+                    <a:blip r:embed="rId28" cstate="print">
                       <a:extLst>
                         <a:ext uri="{28A0092B-C50C-407E-A947-70E740481C1C}">
                           <a14:useLocalDpi xmlns:a14="http://schemas.microsoft.com/office/drawing/2010/main" val="0"/>
@@ -11617,15 +11330,28 @@
       <w:r>
         <w:t xml:space="preserve">Figure </w:t>
       </w:r>
-      <w:fldSimple w:instr=" SEQ Figure \* ARABIC ">
-        <w:r>
-          <w:rPr>
-            <w:noProof/>
-          </w:rPr>
-          <w:t>7</w:t>
-        </w:r>
-      </w:fldSimple>
-      <w:bookmarkEnd w:id="13"/>
+      <w:r>
+        <w:fldChar w:fldCharType="begin"/>
+      </w:r>
+      <w:r>
+        <w:instrText xml:space="preserve"> SEQ Figure \* ARABIC </w:instrText>
+      </w:r>
+      <w:r>
+        <w:fldChar w:fldCharType="separate"/>
+      </w:r>
+      <w:r>
+        <w:rPr>
+          <w:noProof/>
+        </w:rPr>
+        <w:t>7</w:t>
+      </w:r>
+      <w:r>
+        <w:rPr>
+          <w:noProof/>
+        </w:rPr>
+        <w:fldChar w:fldCharType="end"/>
+      </w:r>
+      <w:bookmarkEnd w:id="12"/>
       <w:r>
         <w:t>:</w:t>
       </w:r>
@@ -11666,7 +11392,15 @@
         <w:t xml:space="preserve">showing the two output you need to capture.  Note that this image </w:t>
       </w:r>
       <w:r>
-        <w:t>was captured on a Rhode&amp;Schwarz HMO724.</w:t>
+        <w:t xml:space="preserve">was captured on a </w:t>
+      </w:r>
+      <w:proofErr w:type="spellStart"/>
+      <w:r>
+        <w:t>Rhode&amp;Schwarz</w:t>
+      </w:r>
+      <w:proofErr w:type="spellEnd"/>
+      <w:r>
+        <w:t xml:space="preserve"> HMO724.</w:t>
       </w:r>
     </w:p>
     <w:p>
@@ -11678,11 +11412,11 @@
         </w:numPr>
         <w:spacing w:line="240" w:lineRule="auto"/>
       </w:pPr>
-      <w:bookmarkStart w:id="14" w:name="assembly_screenShot"/>
+      <w:bookmarkStart w:id="13" w:name="assembly_screenShot"/>
       <w:r>
         <w:t xml:space="preserve">Take </w:t>
       </w:r>
-      <w:bookmarkEnd w:id="14"/>
+      <w:bookmarkEnd w:id="13"/>
       <w:r>
         <w:t>a s</w:t>
       </w:r>
@@ -11701,6 +11435,7 @@
       <w:r>
         <w:t xml:space="preserve">the </w:t>
       </w:r>
+      <w:proofErr w:type="spellStart"/>
       <w:r>
         <w:rPr>
           <w:i/>
@@ -11716,6 +11451,7 @@
         </w:rPr>
         <w:t>out</w:t>
       </w:r>
+      <w:proofErr w:type="spellEnd"/>
       <w:r>
         <w:rPr>
           <w:i/>
@@ -11726,6 +11462,7 @@
       <w:r>
         <w:t xml:space="preserve">and </w:t>
       </w:r>
+      <w:proofErr w:type="spellStart"/>
       <w:r>
         <w:rPr>
           <w:i/>
@@ -11734,6 +11471,7 @@
         </w:rPr>
         <w:t>Vcap</w:t>
       </w:r>
+      <w:proofErr w:type="spellEnd"/>
       <w:r>
         <w:t xml:space="preserve"> </w:t>
       </w:r>
@@ -12042,14 +11780,14 @@
         </w:rPr>
         <w:t xml:space="preserve"> 3 significant figures using the units </w:t>
       </w:r>
-      <w:bookmarkStart w:id="15" w:name="_Hlk183955948"/>
+      <w:bookmarkStart w:id="14" w:name="_Hlk183955948"/>
       <w:r>
         <w:rPr>
           <w:bCs/>
         </w:rPr>
         <w:t xml:space="preserve">given in parenthesis in the </w:t>
       </w:r>
-      <w:bookmarkEnd w:id="15"/>
+      <w:bookmarkEnd w:id="14"/>
       <w:r>
         <w:rPr>
           <w:b/>
@@ -12095,21 +11833,38 @@
         <w:pStyle w:val="Caption"/>
         <w:keepNext/>
       </w:pPr>
-      <w:bookmarkStart w:id="16" w:name="_Ref93696686"/>
+      <w:bookmarkStart w:id="15" w:name="_Ref93696686"/>
       <w:r>
         <w:t xml:space="preserve">Table </w:t>
       </w:r>
-      <w:fldSimple w:instr=" SEQ Table \* ARABIC ">
-        <w:r>
-          <w:rPr>
-            <w:noProof/>
-          </w:rPr>
-          <w:t>3</w:t>
-        </w:r>
-      </w:fldSimple>
-      <w:bookmarkEnd w:id="16"/>
-      <w:r>
-        <w:t>: Summary of V</w:t>
+      <w:r>
+        <w:fldChar w:fldCharType="begin"/>
+      </w:r>
+      <w:r>
+        <w:instrText xml:space="preserve"> SEQ Table \* ARABIC </w:instrText>
+      </w:r>
+      <w:r>
+        <w:fldChar w:fldCharType="separate"/>
+      </w:r>
+      <w:r>
+        <w:rPr>
+          <w:noProof/>
+        </w:rPr>
+        <w:t>3</w:t>
+      </w:r>
+      <w:r>
+        <w:rPr>
+          <w:noProof/>
+        </w:rPr>
+        <w:fldChar w:fldCharType="end"/>
+      </w:r>
+      <w:bookmarkEnd w:id="15"/>
+      <w:r>
+        <w:t xml:space="preserve">: Summary of </w:t>
+      </w:r>
+      <w:proofErr w:type="spellStart"/>
+      <w:r>
+        <w:t>V</w:t>
       </w:r>
       <w:r>
         <w:rPr>
@@ -12117,6 +11872,7 @@
         </w:rPr>
         <w:t>out</w:t>
       </w:r>
+      <w:proofErr w:type="spellEnd"/>
       <w:r>
         <w:t xml:space="preserve"> behavior in the Schmitt Trigger Relaxation Oscillator.</w:t>
       </w:r>
@@ -12694,19 +12450,32 @@
         <w:pStyle w:val="Caption"/>
         <w:keepNext/>
       </w:pPr>
-      <w:bookmarkStart w:id="17" w:name="_Ref80879559"/>
+      <w:bookmarkStart w:id="16" w:name="_Ref80879559"/>
       <w:r>
         <w:t xml:space="preserve">Table </w:t>
       </w:r>
-      <w:fldSimple w:instr=" SEQ Table \* ARABIC ">
-        <w:r>
-          <w:rPr>
-            <w:noProof/>
-          </w:rPr>
-          <w:t>4</w:t>
-        </w:r>
-      </w:fldSimple>
-      <w:bookmarkEnd w:id="17"/>
+      <w:r>
+        <w:fldChar w:fldCharType="begin"/>
+      </w:r>
+      <w:r>
+        <w:instrText xml:space="preserve"> SEQ Table \* ARABIC </w:instrText>
+      </w:r>
+      <w:r>
+        <w:fldChar w:fldCharType="separate"/>
+      </w:r>
+      <w:r>
+        <w:rPr>
+          <w:noProof/>
+        </w:rPr>
+        <w:t>4</w:t>
+      </w:r>
+      <w:r>
+        <w:rPr>
+          <w:noProof/>
+        </w:rPr>
+        <w:fldChar w:fldCharType="end"/>
+      </w:r>
+      <w:bookmarkEnd w:id="16"/>
       <w:r>
         <w:t>: Summary of the 0.1µF capacitor voltage in the Schmitt Trigger Relaxation Oscillator.</w:t>
       </w:r>
@@ -12808,6 +12577,7 @@
                 <w:bCs w:val="0"/>
               </w:rPr>
             </w:pPr>
+            <w:proofErr w:type="spellStart"/>
             <w:r>
               <w:rPr>
                 <w:b w:val="0"/>
@@ -12825,6 +12595,7 @@
               </w:rPr>
               <w:t>high</w:t>
             </w:r>
+            <w:proofErr w:type="spellEnd"/>
             <w:r>
               <w:rPr>
                 <w:b w:val="0"/>
@@ -12914,6 +12685,7 @@
                 <w:bCs w:val="0"/>
               </w:rPr>
             </w:pPr>
+            <w:proofErr w:type="spellStart"/>
             <w:r>
               <w:rPr>
                 <w:b w:val="0"/>
@@ -12931,6 +12703,7 @@
               </w:rPr>
               <w:t>low</w:t>
             </w:r>
+            <w:proofErr w:type="spellEnd"/>
             <w:r>
               <w:rPr>
                 <w:b w:val="0"/>
@@ -13124,7 +12897,15 @@
         <w:ind w:left="0" w:firstLine="0"/>
       </w:pPr>
       <w:r>
-        <w:t>Hint, use Ctrl+click to follow links.  This also works for all the Figures and Tables in these labs.</w:t>
+        <w:t xml:space="preserve">Hint, use </w:t>
+      </w:r>
+      <w:proofErr w:type="spellStart"/>
+      <w:r>
+        <w:t>Ctrl+click</w:t>
+      </w:r>
+      <w:proofErr w:type="spellEnd"/>
+      <w:r>
+        <w:t xml:space="preserve"> to follow links.  This also works for all the Figures and Tables in these labs.</w:t>
       </w:r>
     </w:p>
     <w:p>
@@ -13298,7 +13079,15 @@
         </w:r>
       </w:hyperlink>
       <w:r>
-        <w:t xml:space="preserve"> diagram (use Export -&gt; Grapher Image)</w:t>
+        <w:t xml:space="preserve"> diagram (use Export -&gt; </w:t>
+      </w:r>
+      <w:proofErr w:type="spellStart"/>
+      <w:r>
+        <w:t>Grapher</w:t>
+      </w:r>
+      <w:proofErr w:type="spellEnd"/>
+      <w:r>
+        <w:t xml:space="preserve"> Image)</w:t>
       </w:r>
       <w:r>
         <w:t>.</w:t>
@@ -13573,12 +13362,12 @@
       </w:pPr>
     </w:p>
     <w:sectPr>
-      <w:headerReference w:type="even" r:id="rId32"/>
-      <w:headerReference w:type="default" r:id="rId33"/>
-      <w:footerReference w:type="even" r:id="rId34"/>
-      <w:footerReference w:type="default" r:id="rId35"/>
-      <w:headerReference w:type="first" r:id="rId36"/>
-      <w:footerReference w:type="first" r:id="rId37"/>
+      <w:headerReference w:type="even" r:id="rId29"/>
+      <w:headerReference w:type="default" r:id="rId30"/>
+      <w:footerReference w:type="even" r:id="rId31"/>
+      <w:footerReference w:type="default" r:id="rId32"/>
+      <w:headerReference w:type="first" r:id="rId33"/>
+      <w:footerReference w:type="first" r:id="rId34"/>
       <w:pgSz w:w="12240" w:h="15840"/>
       <w:pgMar w:top="1509" w:right="1436" w:bottom="1480" w:left="1440" w:header="720" w:footer="719" w:gutter="0"/>
       <w:cols w:space="720"/>
@@ -14927,6 +14716,101 @@
     </w:lvl>
   </w:abstractNum>
   <w:abstractNum w:abstractNumId="9" w15:restartNumberingAfterBreak="0">
+    <w:nsid w:val="35786E9F"/>
+    <w:multiLevelType w:val="hybridMultilevel"/>
+    <w:tmpl w:val="9680321E"/>
+    <w:lvl w:ilvl="0" w:tplc="39CA8064">
+      <w:start w:val="1"/>
+      <w:numFmt w:val="decimal"/>
+      <w:lvlText w:val="%1."/>
+      <w:lvlJc w:val="left"/>
+      <w:pPr>
+        <w:ind w:left="720" w:hanging="360"/>
+      </w:pPr>
+      <w:rPr>
+        <w:rFonts w:hint="default"/>
+        <w:b w:val="0"/>
+        <w:bCs w:val="0"/>
+      </w:rPr>
+    </w:lvl>
+    <w:lvl w:ilvl="1" w:tplc="F676CB7E">
+      <w:start w:val="1"/>
+      <w:numFmt w:val="lowerLetter"/>
+      <w:lvlText w:val="%2."/>
+      <w:lvlJc w:val="left"/>
+      <w:pPr>
+        <w:ind w:left="1440" w:hanging="360"/>
+      </w:pPr>
+      <w:rPr>
+        <w:b w:val="0"/>
+        <w:bCs w:val="0"/>
+      </w:rPr>
+    </w:lvl>
+    <w:lvl w:ilvl="2" w:tplc="0409001B">
+      <w:start w:val="1"/>
+      <w:numFmt w:val="lowerRoman"/>
+      <w:lvlText w:val="%3."/>
+      <w:lvlJc w:val="right"/>
+      <w:pPr>
+        <w:ind w:left="2160" w:hanging="180"/>
+      </w:pPr>
+    </w:lvl>
+    <w:lvl w:ilvl="3" w:tplc="0409000F" w:tentative="1">
+      <w:start w:val="1"/>
+      <w:numFmt w:val="decimal"/>
+      <w:lvlText w:val="%4."/>
+      <w:lvlJc w:val="left"/>
+      <w:pPr>
+        <w:ind w:left="2880" w:hanging="360"/>
+      </w:pPr>
+    </w:lvl>
+    <w:lvl w:ilvl="4" w:tplc="04090019" w:tentative="1">
+      <w:start w:val="1"/>
+      <w:numFmt w:val="lowerLetter"/>
+      <w:lvlText w:val="%5."/>
+      <w:lvlJc w:val="left"/>
+      <w:pPr>
+        <w:ind w:left="3600" w:hanging="360"/>
+      </w:pPr>
+    </w:lvl>
+    <w:lvl w:ilvl="5" w:tplc="0409001B" w:tentative="1">
+      <w:start w:val="1"/>
+      <w:numFmt w:val="lowerRoman"/>
+      <w:lvlText w:val="%6."/>
+      <w:lvlJc w:val="right"/>
+      <w:pPr>
+        <w:ind w:left="4320" w:hanging="180"/>
+      </w:pPr>
+    </w:lvl>
+    <w:lvl w:ilvl="6" w:tplc="0409000F" w:tentative="1">
+      <w:start w:val="1"/>
+      <w:numFmt w:val="decimal"/>
+      <w:lvlText w:val="%7."/>
+      <w:lvlJc w:val="left"/>
+      <w:pPr>
+        <w:ind w:left="5040" w:hanging="360"/>
+      </w:pPr>
+    </w:lvl>
+    <w:lvl w:ilvl="7" w:tplc="04090019" w:tentative="1">
+      <w:start w:val="1"/>
+      <w:numFmt w:val="lowerLetter"/>
+      <w:lvlText w:val="%8."/>
+      <w:lvlJc w:val="left"/>
+      <w:pPr>
+        <w:ind w:left="5760" w:hanging="360"/>
+      </w:pPr>
+    </w:lvl>
+    <w:lvl w:ilvl="8" w:tplc="0409001B" w:tentative="1">
+      <w:start w:val="1"/>
+      <w:numFmt w:val="lowerRoman"/>
+      <w:lvlText w:val="%9."/>
+      <w:lvlJc w:val="right"/>
+      <w:pPr>
+        <w:ind w:left="6480" w:hanging="180"/>
+      </w:pPr>
+    </w:lvl>
+  </w:abstractNum>
+  <w:abstractNum w:abstractNumId="10" w15:restartNumberingAfterBreak="0">
     <w:nsid w:val="3A88439A"/>
     <w:multiLevelType w:val="hybridMultilevel"/>
     <w:tmpl w:val="1ED2B4F8"/>
@@ -15019,7 +14903,7 @@
       </w:pPr>
     </w:lvl>
   </w:abstractNum>
-  <w:abstractNum w:abstractNumId="10" w15:restartNumberingAfterBreak="0">
+  <w:abstractNum w:abstractNumId="11" w15:restartNumberingAfterBreak="0">
     <w:nsid w:val="3C11229B"/>
     <w:multiLevelType w:val="hybridMultilevel"/>
     <w:tmpl w:val="53765AC8"/>
@@ -15108,7 +14992,7 @@
       </w:pPr>
     </w:lvl>
   </w:abstractNum>
-  <w:abstractNum w:abstractNumId="11" w15:restartNumberingAfterBreak="0">
+  <w:abstractNum w:abstractNumId="12" w15:restartNumberingAfterBreak="0">
     <w:nsid w:val="3D117893"/>
     <w:multiLevelType w:val="hybridMultilevel"/>
     <w:tmpl w:val="EEC6AA02"/>
@@ -15197,7 +15081,7 @@
       </w:pPr>
     </w:lvl>
   </w:abstractNum>
-  <w:abstractNum w:abstractNumId="12" w15:restartNumberingAfterBreak="0">
+  <w:abstractNum w:abstractNumId="13" w15:restartNumberingAfterBreak="0">
     <w:nsid w:val="3EE3586C"/>
     <w:multiLevelType w:val="hybridMultilevel"/>
     <w:tmpl w:val="C8EA566A"/>
@@ -15286,7 +15170,7 @@
       </w:pPr>
     </w:lvl>
   </w:abstractNum>
-  <w:abstractNum w:abstractNumId="13" w15:restartNumberingAfterBreak="0">
+  <w:abstractNum w:abstractNumId="14" w15:restartNumberingAfterBreak="0">
     <w:nsid w:val="402926F9"/>
     <w:multiLevelType w:val="hybridMultilevel"/>
     <w:tmpl w:val="12C2FCF2"/>
@@ -15398,7 +15282,7 @@
       </w:rPr>
     </w:lvl>
   </w:abstractNum>
-  <w:abstractNum w:abstractNumId="14" w15:restartNumberingAfterBreak="0">
+  <w:abstractNum w:abstractNumId="15" w15:restartNumberingAfterBreak="0">
     <w:nsid w:val="407767C1"/>
     <w:multiLevelType w:val="hybridMultilevel"/>
     <w:tmpl w:val="38626CB0"/>
@@ -15610,7 +15494,7 @@
       </w:rPr>
     </w:lvl>
   </w:abstractNum>
-  <w:abstractNum w:abstractNumId="15" w15:restartNumberingAfterBreak="0">
+  <w:abstractNum w:abstractNumId="16" w15:restartNumberingAfterBreak="0">
     <w:nsid w:val="43705C22"/>
     <w:multiLevelType w:val="hybridMultilevel"/>
     <w:tmpl w:val="38626CB0"/>
@@ -15822,7 +15706,96 @@
       </w:rPr>
     </w:lvl>
   </w:abstractNum>
-  <w:abstractNum w:abstractNumId="16" w15:restartNumberingAfterBreak="0">
+  <w:abstractNum w:abstractNumId="17" w15:restartNumberingAfterBreak="0">
+    <w:nsid w:val="46125D8F"/>
+    <w:multiLevelType w:val="hybridMultilevel"/>
+    <w:tmpl w:val="BD2E4206"/>
+    <w:lvl w:ilvl="0" w:tplc="0409000F">
+      <w:start w:val="1"/>
+      <w:numFmt w:val="decimal"/>
+      <w:lvlText w:val="%1."/>
+      <w:lvlJc w:val="left"/>
+      <w:pPr>
+        <w:ind w:left="720" w:hanging="360"/>
+      </w:pPr>
+      <w:rPr>
+        <w:rFonts w:hint="default"/>
+      </w:rPr>
+    </w:lvl>
+    <w:lvl w:ilvl="1" w:tplc="04090019">
+      <w:start w:val="1"/>
+      <w:numFmt w:val="lowerLetter"/>
+      <w:lvlText w:val="%2."/>
+      <w:lvlJc w:val="left"/>
+      <w:pPr>
+        <w:ind w:left="1440" w:hanging="360"/>
+      </w:pPr>
+    </w:lvl>
+    <w:lvl w:ilvl="2" w:tplc="0409001B" w:tentative="1">
+      <w:start w:val="1"/>
+      <w:numFmt w:val="lowerRoman"/>
+      <w:lvlText w:val="%3."/>
+      <w:lvlJc w:val="right"/>
+      <w:pPr>
+        <w:ind w:left="2160" w:hanging="180"/>
+      </w:pPr>
+    </w:lvl>
+    <w:lvl w:ilvl="3" w:tplc="0409000F" w:tentative="1">
+      <w:start w:val="1"/>
+      <w:numFmt w:val="decimal"/>
+      <w:lvlText w:val="%4."/>
+      <w:lvlJc w:val="left"/>
+      <w:pPr>
+        <w:ind w:left="2880" w:hanging="360"/>
+      </w:pPr>
+    </w:lvl>
+    <w:lvl w:ilvl="4" w:tplc="04090019" w:tentative="1">
+      <w:start w:val="1"/>
+      <w:numFmt w:val="lowerLetter"/>
+      <w:lvlText w:val="%5."/>
+      <w:lvlJc w:val="left"/>
+      <w:pPr>
+        <w:ind w:left="3600" w:hanging="360"/>
+      </w:pPr>
+    </w:lvl>
+    <w:lvl w:ilvl="5" w:tplc="0409001B" w:tentative="1">
+      <w:start w:val="1"/>
+      <w:numFmt w:val="lowerRoman"/>
+      <w:lvlText w:val="%6."/>
+      <w:lvlJc w:val="right"/>
+      <w:pPr>
+        <w:ind w:left="4320" w:hanging="180"/>
+      </w:pPr>
+    </w:lvl>
+    <w:lvl w:ilvl="6" w:tplc="0409000F" w:tentative="1">
+      <w:start w:val="1"/>
+      <w:numFmt w:val="decimal"/>
+      <w:lvlText w:val="%7."/>
+      <w:lvlJc w:val="left"/>
+      <w:pPr>
+        <w:ind w:left="5040" w:hanging="360"/>
+      </w:pPr>
+    </w:lvl>
+    <w:lvl w:ilvl="7" w:tplc="04090019" w:tentative="1">
+      <w:start w:val="1"/>
+      <w:numFmt w:val="lowerLetter"/>
+      <w:lvlText w:val="%8."/>
+      <w:lvlJc w:val="left"/>
+      <w:pPr>
+        <w:ind w:left="5760" w:hanging="360"/>
+      </w:pPr>
+    </w:lvl>
+    <w:lvl w:ilvl="8" w:tplc="0409001B" w:tentative="1">
+      <w:start w:val="1"/>
+      <w:numFmt w:val="lowerRoman"/>
+      <w:lvlText w:val="%9."/>
+      <w:lvlJc w:val="right"/>
+      <w:pPr>
+        <w:ind w:left="6480" w:hanging="180"/>
+      </w:pPr>
+    </w:lvl>
+  </w:abstractNum>
+  <w:abstractNum w:abstractNumId="18" w15:restartNumberingAfterBreak="0">
     <w:nsid w:val="4781747C"/>
     <w:multiLevelType w:val="hybridMultilevel"/>
     <w:tmpl w:val="853CB736"/>
@@ -15913,7 +15886,7 @@
       </w:pPr>
     </w:lvl>
   </w:abstractNum>
-  <w:abstractNum w:abstractNumId="17" w15:restartNumberingAfterBreak="0">
+  <w:abstractNum w:abstractNumId="19" w15:restartNumberingAfterBreak="0">
     <w:nsid w:val="4E4F66F8"/>
     <w:multiLevelType w:val="hybridMultilevel"/>
     <w:tmpl w:val="38626CB0"/>
@@ -16125,7 +16098,7 @@
       </w:rPr>
     </w:lvl>
   </w:abstractNum>
-  <w:abstractNum w:abstractNumId="18" w15:restartNumberingAfterBreak="0">
+  <w:abstractNum w:abstractNumId="20" w15:restartNumberingAfterBreak="0">
     <w:nsid w:val="528A4315"/>
     <w:multiLevelType w:val="hybridMultilevel"/>
     <w:tmpl w:val="963606C2"/>
@@ -16337,7 +16310,7 @@
       </w:rPr>
     </w:lvl>
   </w:abstractNum>
-  <w:abstractNum w:abstractNumId="19" w15:restartNumberingAfterBreak="0">
+  <w:abstractNum w:abstractNumId="21" w15:restartNumberingAfterBreak="0">
     <w:nsid w:val="5ED7231A"/>
     <w:multiLevelType w:val="hybridMultilevel"/>
     <w:tmpl w:val="98DE171A"/>
@@ -16549,7 +16522,7 @@
       </w:rPr>
     </w:lvl>
   </w:abstractNum>
-  <w:abstractNum w:abstractNumId="20" w15:restartNumberingAfterBreak="0">
+  <w:abstractNum w:abstractNumId="22" w15:restartNumberingAfterBreak="0">
     <w:nsid w:val="61473E73"/>
     <w:multiLevelType w:val="hybridMultilevel"/>
     <w:tmpl w:val="A5868C0C"/>
@@ -16662,7 +16635,120 @@
       </w:rPr>
     </w:lvl>
   </w:abstractNum>
-  <w:abstractNum w:abstractNumId="21" w15:restartNumberingAfterBreak="0">
+  <w:abstractNum w:abstractNumId="23" w15:restartNumberingAfterBreak="0">
+    <w:nsid w:val="630465E5"/>
+    <w:multiLevelType w:val="hybridMultilevel"/>
+    <w:tmpl w:val="BF24770E"/>
+    <w:lvl w:ilvl="0" w:tplc="04090001">
+      <w:start w:val="1"/>
+      <w:numFmt w:val="bullet"/>
+      <w:lvlText w:val=""/>
+      <w:lvlJc w:val="left"/>
+      <w:pPr>
+        <w:ind w:left="720" w:hanging="360"/>
+      </w:pPr>
+      <w:rPr>
+        <w:rFonts w:ascii="Symbol" w:hAnsi="Symbol" w:hint="default"/>
+      </w:rPr>
+    </w:lvl>
+    <w:lvl w:ilvl="1" w:tplc="04090003" w:tentative="1">
+      <w:start w:val="1"/>
+      <w:numFmt w:val="bullet"/>
+      <w:lvlText w:val="o"/>
+      <w:lvlJc w:val="left"/>
+      <w:pPr>
+        <w:ind w:left="1440" w:hanging="360"/>
+      </w:pPr>
+      <w:rPr>
+        <w:rFonts w:ascii="Courier New" w:hAnsi="Courier New" w:cs="Courier New" w:hint="default"/>
+      </w:rPr>
+    </w:lvl>
+    <w:lvl w:ilvl="2" w:tplc="04090005" w:tentative="1">
+      <w:start w:val="1"/>
+      <w:numFmt w:val="bullet"/>
+      <w:lvlText w:val=""/>
+      <w:lvlJc w:val="left"/>
+      <w:pPr>
+        <w:ind w:left="2160" w:hanging="360"/>
+      </w:pPr>
+      <w:rPr>
+        <w:rFonts w:ascii="Wingdings" w:hAnsi="Wingdings" w:hint="default"/>
+      </w:rPr>
+    </w:lvl>
+    <w:lvl w:ilvl="3" w:tplc="04090001" w:tentative="1">
+      <w:start w:val="1"/>
+      <w:numFmt w:val="bullet"/>
+      <w:lvlText w:val=""/>
+      <w:lvlJc w:val="left"/>
+      <w:pPr>
+        <w:ind w:left="2880" w:hanging="360"/>
+      </w:pPr>
+      <w:rPr>
+        <w:rFonts w:ascii="Symbol" w:hAnsi="Symbol" w:hint="default"/>
+      </w:rPr>
+    </w:lvl>
+    <w:lvl w:ilvl="4" w:tplc="04090003" w:tentative="1">
+      <w:start w:val="1"/>
+      <w:numFmt w:val="bullet"/>
+      <w:lvlText w:val="o"/>
+      <w:lvlJc w:val="left"/>
+      <w:pPr>
+        <w:ind w:left="3600" w:hanging="360"/>
+      </w:pPr>
+      <w:rPr>
+        <w:rFonts w:ascii="Courier New" w:hAnsi="Courier New" w:cs="Courier New" w:hint="default"/>
+      </w:rPr>
+    </w:lvl>
+    <w:lvl w:ilvl="5" w:tplc="04090005" w:tentative="1">
+      <w:start w:val="1"/>
+      <w:numFmt w:val="bullet"/>
+      <w:lvlText w:val=""/>
+      <w:lvlJc w:val="left"/>
+      <w:pPr>
+        <w:ind w:left="4320" w:hanging="360"/>
+      </w:pPr>
+      <w:rPr>
+        <w:rFonts w:ascii="Wingdings" w:hAnsi="Wingdings" w:hint="default"/>
+      </w:rPr>
+    </w:lvl>
+    <w:lvl w:ilvl="6" w:tplc="04090001" w:tentative="1">
+      <w:start w:val="1"/>
+      <w:numFmt w:val="bullet"/>
+      <w:lvlText w:val=""/>
+      <w:lvlJc w:val="left"/>
+      <w:pPr>
+        <w:ind w:left="5040" w:hanging="360"/>
+      </w:pPr>
+      <w:rPr>
+        <w:rFonts w:ascii="Symbol" w:hAnsi="Symbol" w:hint="default"/>
+      </w:rPr>
+    </w:lvl>
+    <w:lvl w:ilvl="7" w:tplc="04090003" w:tentative="1">
+      <w:start w:val="1"/>
+      <w:numFmt w:val="bullet"/>
+      <w:lvlText w:val="o"/>
+      <w:lvlJc w:val="left"/>
+      <w:pPr>
+        <w:ind w:left="5760" w:hanging="360"/>
+      </w:pPr>
+      <w:rPr>
+        <w:rFonts w:ascii="Courier New" w:hAnsi="Courier New" w:cs="Courier New" w:hint="default"/>
+      </w:rPr>
+    </w:lvl>
+    <w:lvl w:ilvl="8" w:tplc="04090005" w:tentative="1">
+      <w:start w:val="1"/>
+      <w:numFmt w:val="bullet"/>
+      <w:lvlText w:val=""/>
+      <w:lvlJc w:val="left"/>
+      <w:pPr>
+        <w:ind w:left="6480" w:hanging="360"/>
+      </w:pPr>
+      <w:rPr>
+        <w:rFonts w:ascii="Wingdings" w:hAnsi="Wingdings" w:hint="default"/>
+      </w:rPr>
+    </w:lvl>
+  </w:abstractNum>
+  <w:abstractNum w:abstractNumId="24" w15:restartNumberingAfterBreak="0">
     <w:nsid w:val="6E4D56A3"/>
     <w:multiLevelType w:val="hybridMultilevel"/>
     <w:tmpl w:val="F13075BE"/>
@@ -16874,7 +16960,7 @@
       </w:rPr>
     </w:lvl>
   </w:abstractNum>
-  <w:abstractNum w:abstractNumId="22" w15:restartNumberingAfterBreak="0">
+  <w:abstractNum w:abstractNumId="25" w15:restartNumberingAfterBreak="0">
     <w:nsid w:val="73CF17CB"/>
     <w:multiLevelType w:val="hybridMultilevel"/>
     <w:tmpl w:val="A9C21778"/>
@@ -16963,7 +17049,7 @@
       </w:pPr>
     </w:lvl>
   </w:abstractNum>
-  <w:abstractNum w:abstractNumId="23" w15:restartNumberingAfterBreak="0">
+  <w:abstractNum w:abstractNumId="26" w15:restartNumberingAfterBreak="0">
     <w:nsid w:val="75A50A73"/>
     <w:multiLevelType w:val="hybridMultilevel"/>
     <w:tmpl w:val="730AB6D2"/>
@@ -17049,7 +17135,7 @@
       </w:pPr>
     </w:lvl>
   </w:abstractNum>
-  <w:abstractNum w:abstractNumId="24" w15:restartNumberingAfterBreak="0">
+  <w:abstractNum w:abstractNumId="27" w15:restartNumberingAfterBreak="0">
     <w:nsid w:val="7EEA1ED9"/>
     <w:multiLevelType w:val="hybridMultilevel"/>
     <w:tmpl w:val="48B6E3BA"/>
@@ -17136,25 +17222,25 @@
     </w:lvl>
   </w:abstractNum>
   <w:num w:numId="1" w16cid:durableId="1118257552">
-    <w:abstractNumId w:val="18"/>
+    <w:abstractNumId w:val="20"/>
   </w:num>
   <w:num w:numId="2" w16cid:durableId="743377064">
     <w:abstractNumId w:val="0"/>
   </w:num>
   <w:num w:numId="3" w16cid:durableId="1654527955">
-    <w:abstractNumId w:val="14"/>
+    <w:abstractNumId w:val="15"/>
   </w:num>
   <w:num w:numId="4" w16cid:durableId="1492788409">
-    <w:abstractNumId w:val="19"/>
+    <w:abstractNumId w:val="21"/>
   </w:num>
   <w:num w:numId="5" w16cid:durableId="345911845">
-    <w:abstractNumId w:val="21"/>
+    <w:abstractNumId w:val="24"/>
   </w:num>
   <w:num w:numId="6" w16cid:durableId="1484617888">
-    <w:abstractNumId w:val="15"/>
+    <w:abstractNumId w:val="16"/>
   </w:num>
   <w:num w:numId="7" w16cid:durableId="467481001">
-    <w:abstractNumId w:val="17"/>
+    <w:abstractNumId w:val="19"/>
   </w:num>
   <w:num w:numId="8" w16cid:durableId="76560423">
     <w:abstractNumId w:val="8"/>
@@ -17166,40 +17252,40 @@
     <w:abstractNumId w:val="5"/>
   </w:num>
   <w:num w:numId="11" w16cid:durableId="264308187">
-    <w:abstractNumId w:val="23"/>
+    <w:abstractNumId w:val="26"/>
   </w:num>
   <w:num w:numId="12" w16cid:durableId="1308628601">
-    <w:abstractNumId w:val="13"/>
+    <w:abstractNumId w:val="14"/>
   </w:num>
   <w:num w:numId="13" w16cid:durableId="1436167155">
-    <w:abstractNumId w:val="9"/>
+    <w:abstractNumId w:val="10"/>
   </w:num>
   <w:num w:numId="14" w16cid:durableId="1451314617">
-    <w:abstractNumId w:val="12"/>
+    <w:abstractNumId w:val="13"/>
   </w:num>
   <w:num w:numId="15" w16cid:durableId="1775857806">
     <w:abstractNumId w:val="4"/>
   </w:num>
   <w:num w:numId="16" w16cid:durableId="25177771">
-    <w:abstractNumId w:val="22"/>
+    <w:abstractNumId w:val="25"/>
   </w:num>
   <w:num w:numId="17" w16cid:durableId="1865704453">
-    <w:abstractNumId w:val="20"/>
+    <w:abstractNumId w:val="22"/>
   </w:num>
   <w:num w:numId="18" w16cid:durableId="1057626433">
     <w:abstractNumId w:val="2"/>
   </w:num>
   <w:num w:numId="19" w16cid:durableId="2143300636">
-    <w:abstractNumId w:val="10"/>
+    <w:abstractNumId w:val="11"/>
   </w:num>
   <w:num w:numId="20" w16cid:durableId="1907952279">
-    <w:abstractNumId w:val="11"/>
+    <w:abstractNumId w:val="12"/>
   </w:num>
   <w:num w:numId="21" w16cid:durableId="504245043">
-    <w:abstractNumId w:val="24"/>
+    <w:abstractNumId w:val="27"/>
   </w:num>
   <w:num w:numId="22" w16cid:durableId="897320267">
-    <w:abstractNumId w:val="16"/>
+    <w:abstractNumId w:val="18"/>
   </w:num>
   <w:num w:numId="23" w16cid:durableId="177669303">
     <w:abstractNumId w:val="6"/>
@@ -17209,6 +17295,15 @@
   </w:num>
   <w:num w:numId="25" w16cid:durableId="1563367456">
     <w:abstractNumId w:val="7"/>
+  </w:num>
+  <w:num w:numId="26" w16cid:durableId="910383458">
+    <w:abstractNumId w:val="23"/>
+  </w:num>
+  <w:num w:numId="27" w16cid:durableId="2074961398">
+    <w:abstractNumId w:val="9"/>
+  </w:num>
+  <w:num w:numId="28" w16cid:durableId="1690327892">
+    <w:abstractNumId w:val="17"/>
   </w:num>
 </w:numbering>
 </file>

--- a/Labs/lab11 curveTracer SchmittTriggerOscillator/schmittTriggerOscillator Document.docx
+++ b/Labs/lab11 curveTracer SchmittTriggerOscillator/schmittTriggerOscillator Document.docx
@@ -1020,6 +1020,175 @@
         <w:t>to generator oscillatory behavior.</w:t>
       </w:r>
     </w:p>
+    <w:tbl>
+      <w:tblPr>
+        <w:tblStyle w:val="TableGrid"/>
+        <w:tblpPr w:leftFromText="180" w:rightFromText="180" w:vertAnchor="text" w:horzAnchor="page" w:tblpX="6213" w:tblpY="1075"/>
+        <w:tblW w:w="0" w:type="auto"/>
+        <w:tblLook w:val="04A0" w:firstRow="1" w:lastRow="0" w:firstColumn="1" w:lastColumn="0" w:noHBand="0" w:noVBand="1"/>
+      </w:tblPr>
+      <w:tblGrid>
+        <w:gridCol w:w="2515"/>
+        <w:gridCol w:w="2700"/>
+      </w:tblGrid>
+      <w:tr>
+        <w:tc>
+          <w:tcPr>
+            <w:tcW w:w="2515" w:type="dxa"/>
+          </w:tcPr>
+          <w:p>
+            <w:pPr>
+              <w:spacing w:before="100" w:beforeAutospacing="1" w:after="0" w:line="240" w:lineRule="auto"/>
+              <w:ind w:left="0" w:firstLine="0"/>
+            </w:pPr>
+            <w:r>
+              <w:t>Net Names</w:t>
+            </w:r>
+          </w:p>
+        </w:tc>
+        <w:tc>
+          <w:tcPr>
+            <w:tcW w:w="2700" w:type="dxa"/>
+          </w:tcPr>
+          <w:p>
+            <w:pPr>
+              <w:spacing w:before="100" w:beforeAutospacing="1" w:after="0" w:line="240" w:lineRule="auto"/>
+              <w:ind w:left="0" w:firstLine="0"/>
+            </w:pPr>
+            <w:proofErr w:type="spellStart"/>
+            <w:r>
+              <w:t>Vout</w:t>
+            </w:r>
+            <w:proofErr w:type="spellEnd"/>
+            <w:r>
+              <w:t xml:space="preserve">, </w:t>
+            </w:r>
+            <w:proofErr w:type="spellStart"/>
+            <w:r>
+              <w:t>Vcap</w:t>
+            </w:r>
+            <w:proofErr w:type="spellEnd"/>
+            <w:r>
+              <w:t xml:space="preserve">, </w:t>
+            </w:r>
+            <w:proofErr w:type="spellStart"/>
+            <w:r>
+              <w:t>Vcc</w:t>
+            </w:r>
+            <w:proofErr w:type="spellEnd"/>
+            <w:r>
+              <w:t xml:space="preserve"> </w:t>
+            </w:r>
+          </w:p>
+        </w:tc>
+      </w:tr>
+      <w:tr>
+        <w:tc>
+          <w:tcPr>
+            <w:tcW w:w="2515" w:type="dxa"/>
+          </w:tcPr>
+          <w:p>
+            <w:pPr>
+              <w:spacing w:before="100" w:beforeAutospacing="1" w:after="0" w:line="240" w:lineRule="auto"/>
+              <w:ind w:left="0" w:firstLine="0"/>
+            </w:pPr>
+            <w:r>
+              <w:t>Component</w:t>
+            </w:r>
+          </w:p>
+        </w:tc>
+        <w:tc>
+          <w:tcPr>
+            <w:tcW w:w="2700" w:type="dxa"/>
+          </w:tcPr>
+          <w:p>
+            <w:pPr>
+              <w:spacing w:before="100" w:beforeAutospacing="1" w:after="0" w:line="240" w:lineRule="auto"/>
+              <w:ind w:left="0" w:firstLine="0"/>
+            </w:pPr>
+            <w:r>
+              <w:t>LT1014</w:t>
+            </w:r>
+          </w:p>
+        </w:tc>
+      </w:tr>
+      <w:tr>
+        <w:tc>
+          <w:tcPr>
+            <w:tcW w:w="2515" w:type="dxa"/>
+          </w:tcPr>
+          <w:p>
+            <w:pPr>
+              <w:spacing w:before="100" w:beforeAutospacing="1" w:after="0" w:line="240" w:lineRule="auto"/>
+              <w:ind w:left="0" w:firstLine="0"/>
+            </w:pPr>
+            <w:r>
+              <w:t>Waveform Nets</w:t>
+            </w:r>
+          </w:p>
+        </w:tc>
+        <w:tc>
+          <w:tcPr>
+            <w:tcW w:w="2700" w:type="dxa"/>
+          </w:tcPr>
+          <w:p>
+            <w:pPr>
+              <w:spacing w:before="100" w:beforeAutospacing="1" w:after="0" w:line="240" w:lineRule="auto"/>
+              <w:ind w:left="0" w:firstLine="0"/>
+            </w:pPr>
+            <w:proofErr w:type="spellStart"/>
+            <w:r>
+              <w:t>Vout</w:t>
+            </w:r>
+            <w:proofErr w:type="spellEnd"/>
+            <w:r>
+              <w:t xml:space="preserve">, </w:t>
+            </w:r>
+            <w:proofErr w:type="spellStart"/>
+            <w:r>
+              <w:t>Vcap</w:t>
+            </w:r>
+            <w:proofErr w:type="spellEnd"/>
+          </w:p>
+        </w:tc>
+      </w:tr>
+      <w:tr>
+        <w:tc>
+          <w:tcPr>
+            <w:tcW w:w="2515" w:type="dxa"/>
+          </w:tcPr>
+          <w:p>
+            <w:pPr>
+              <w:spacing w:before="100" w:beforeAutospacing="1" w:after="0" w:line="240" w:lineRule="auto"/>
+              <w:ind w:left="0" w:firstLine="0"/>
+            </w:pPr>
+            <w:r>
+              <w:t>Configure Analysis</w:t>
+            </w:r>
+          </w:p>
+        </w:tc>
+        <w:tc>
+          <w:tcPr>
+            <w:tcW w:w="2700" w:type="dxa"/>
+          </w:tcPr>
+          <w:p>
+            <w:pPr>
+              <w:spacing w:before="100" w:beforeAutospacing="1" w:after="0" w:line="240" w:lineRule="auto"/>
+              <w:ind w:left="0" w:firstLine="0"/>
+            </w:pPr>
+            <w:r>
+              <w:t xml:space="preserve">Transient, Stop Time </w:t>
+            </w:r>
+            <w:r>
+              <w:t>30</w:t>
+            </w:r>
+            <w:r>
+              <w:t>ms</w:t>
+            </w:r>
+          </w:p>
+        </w:tc>
+      </w:tr>
+    </w:tbl>
     <w:p>
       <w:pPr>
         <w:keepNext/>
@@ -1031,10 +1200,10 @@
           <w:noProof/>
         </w:rPr>
         <w:drawing>
-          <wp:inline distT="0" distB="0" distL="0" distR="0" wp14:anchorId="3A9DABA6" wp14:editId="1F8E755C">
-            <wp:extent cx="3310984" cy="2560320"/>
-            <wp:effectExtent l="0" t="0" r="3810" b="0"/>
-            <wp:docPr id="2022179832" name="Picture 1"/>
+          <wp:inline distT="0" distB="0" distL="0" distR="0" wp14:anchorId="1B0E14D4" wp14:editId="167E74E4">
+            <wp:extent cx="2914007" cy="2743200"/>
+            <wp:effectExtent l="0" t="0" r="1270" b="0"/>
+            <wp:docPr id="1399032863" name="Picture 13"/>
             <wp:cNvGraphicFramePr>
               <a:graphicFrameLocks xmlns:a="http://schemas.openxmlformats.org/drawingml/2006/main" noChangeAspect="1"/>
             </wp:cNvGraphicFramePr>
@@ -1042,23 +1211,36 @@
               <a:graphicData uri="http://schemas.openxmlformats.org/drawingml/2006/picture">
                 <pic:pic xmlns:pic="http://schemas.openxmlformats.org/drawingml/2006/picture">
                   <pic:nvPicPr>
-                    <pic:cNvPr id="2022179832" name=""/>
-                    <pic:cNvPicPr/>
+                    <pic:cNvPr id="0" name="Picture 4"/>
+                    <pic:cNvPicPr>
+                      <a:picLocks noChangeAspect="1" noChangeArrowheads="1"/>
+                    </pic:cNvPicPr>
                   </pic:nvPicPr>
                   <pic:blipFill>
-                    <a:blip r:embed="rId8"/>
+                    <a:blip r:embed="rId8" cstate="print">
+                      <a:extLst>
+                        <a:ext uri="{28A0092B-C50C-407E-A947-70E740481C1C}">
+                          <a14:useLocalDpi xmlns:a14="http://schemas.microsoft.com/office/drawing/2010/main" val="0"/>
+                        </a:ext>
+                      </a:extLst>
+                    </a:blip>
+                    <a:srcRect/>
                     <a:stretch>
                       <a:fillRect/>
                     </a:stretch>
                   </pic:blipFill>
-                  <pic:spPr>
+                  <pic:spPr bwMode="auto">
                     <a:xfrm>
                       <a:off x="0" y="0"/>
-                      <a:ext cx="3310984" cy="2560320"/>
+                      <a:ext cx="2914007" cy="2743200"/>
                     </a:xfrm>
                     <a:prstGeom prst="rect">
                       <a:avLst/>
                     </a:prstGeom>
+                    <a:noFill/>
+                    <a:ln>
+                      <a:noFill/>
+                    </a:ln>
                   </pic:spPr>
                 </pic:pic>
               </a:graphicData>
@@ -1069,6 +1251,13 @@
     </w:p>
     <w:p>
       <w:pPr>
+        <w:keepNext/>
+        <w:spacing w:before="100" w:beforeAutospacing="1" w:after="100" w:afterAutospacing="1" w:line="240" w:lineRule="auto"/>
+        <w:ind w:left="0" w:firstLine="0"/>
+      </w:pPr>
+    </w:p>
+    <w:p>
+      <w:pPr>
         <w:pStyle w:val="Caption"/>
         <w:spacing w:before="100" w:beforeAutospacing="1" w:after="100" w:afterAutospacing="1"/>
         <w:rPr>
@@ -1079,27 +1268,14 @@
       <w:r>
         <w:t xml:space="preserve">Figure </w:t>
       </w:r>
-      <w:r>
-        <w:fldChar w:fldCharType="begin"/>
-      </w:r>
-      <w:r>
-        <w:instrText xml:space="preserve"> SEQ Figure \* ARABIC </w:instrText>
-      </w:r>
-      <w:r>
-        <w:fldChar w:fldCharType="separate"/>
-      </w:r>
-      <w:r>
-        <w:rPr>
-          <w:noProof/>
-        </w:rPr>
-        <w:t>1</w:t>
-      </w:r>
-      <w:r>
-        <w:rPr>
-          <w:noProof/>
-        </w:rPr>
-        <w:fldChar w:fldCharType="end"/>
-      </w:r>
+      <w:fldSimple w:instr=" SEQ Figure \* ARABIC ">
+        <w:r>
+          <w:rPr>
+            <w:noProof/>
+          </w:rPr>
+          <w:t>1</w:t>
+        </w:r>
+      </w:fldSimple>
       <w:bookmarkEnd w:id="2"/>
       <w:r>
         <w:t>: The Schmitt Trigger Relaxation Oscillator.</w:t>
@@ -1115,9 +1291,14 @@
           <w:iCs/>
         </w:rPr>
       </w:pPr>
+      <w:proofErr w:type="gramStart"/>
       <w:r>
         <w:lastRenderedPageBreak/>
-        <w:t>In order to analyze the circuit in</w:t>
+        <w:t>In order to</w:t>
+      </w:r>
+      <w:proofErr w:type="gramEnd"/>
+      <w:r>
+        <w:t xml:space="preserve"> analyze the circuit in</w:t>
       </w:r>
       <w:r>
         <w:rPr>
@@ -1298,6 +1479,7 @@
         <w:t xml:space="preserve"> and </w:t>
       </w:r>
       <w:proofErr w:type="spellStart"/>
+      <w:proofErr w:type="gramStart"/>
       <w:r>
         <w:rPr>
           <w:i/>
@@ -1312,6 +1494,7 @@
         <w:t>low</w:t>
       </w:r>
       <w:proofErr w:type="spellEnd"/>
+      <w:proofErr w:type="gramEnd"/>
       <w:r>
         <w:rPr>
           <w:i/>
@@ -1785,27 +1968,14 @@
       <w:r>
         <w:t xml:space="preserve">Figure </w:t>
       </w:r>
-      <w:r>
-        <w:fldChar w:fldCharType="begin"/>
-      </w:r>
-      <w:r>
-        <w:instrText xml:space="preserve"> SEQ Figure \* ARABIC </w:instrText>
-      </w:r>
-      <w:r>
-        <w:fldChar w:fldCharType="separate"/>
-      </w:r>
-      <w:r>
-        <w:rPr>
-          <w:noProof/>
-        </w:rPr>
-        <w:t>2</w:t>
-      </w:r>
-      <w:r>
-        <w:rPr>
-          <w:noProof/>
-        </w:rPr>
-        <w:fldChar w:fldCharType="end"/>
-      </w:r>
+      <w:fldSimple w:instr=" SEQ Figure \* ARABIC ">
+        <w:r>
+          <w:rPr>
+            <w:noProof/>
+          </w:rPr>
+          <w:t>2</w:t>
+        </w:r>
+      </w:fldSimple>
       <w:bookmarkEnd w:id="3"/>
       <w:r>
         <w:t>: Input, output relationship for a Schmitt Trigger is characteris</w:t>
@@ -3119,27 +3289,14 @@
       <w:r>
         <w:t xml:space="preserve">Figure </w:t>
       </w:r>
-      <w:r>
-        <w:fldChar w:fldCharType="begin"/>
-      </w:r>
-      <w:r>
-        <w:instrText xml:space="preserve"> SEQ Figure \* ARABIC </w:instrText>
-      </w:r>
-      <w:r>
-        <w:fldChar w:fldCharType="separate"/>
-      </w:r>
-      <w:r>
-        <w:rPr>
-          <w:noProof/>
-        </w:rPr>
-        <w:t>3</w:t>
-      </w:r>
-      <w:r>
-        <w:rPr>
-          <w:noProof/>
-        </w:rPr>
-        <w:fldChar w:fldCharType="end"/>
-      </w:r>
+      <w:fldSimple w:instr=" SEQ Figure \* ARABIC ">
+        <w:r>
+          <w:rPr>
+            <w:noProof/>
+          </w:rPr>
+          <w:t>3</w:t>
+        </w:r>
+      </w:fldSimple>
       <w:bookmarkEnd w:id="4"/>
       <w:r>
         <w:t xml:space="preserve">: The top signal (in red) is converted into a digital signal using </w:t>
@@ -3338,27 +3495,14 @@
       <w:r>
         <w:t xml:space="preserve">Figure </w:t>
       </w:r>
-      <w:r>
-        <w:fldChar w:fldCharType="begin"/>
-      </w:r>
-      <w:r>
-        <w:instrText xml:space="preserve"> SEQ Figure \* ARABIC </w:instrText>
-      </w:r>
-      <w:r>
-        <w:fldChar w:fldCharType="separate"/>
-      </w:r>
-      <w:r>
-        <w:rPr>
-          <w:noProof/>
-        </w:rPr>
-        <w:t>4</w:t>
-      </w:r>
-      <w:r>
-        <w:rPr>
-          <w:noProof/>
-        </w:rPr>
-        <w:fldChar w:fldCharType="end"/>
-      </w:r>
+      <w:fldSimple w:instr=" SEQ Figure \* ARABIC ">
+        <w:r>
+          <w:rPr>
+            <w:noProof/>
+          </w:rPr>
+          <w:t>4</w:t>
+        </w:r>
+      </w:fldSimple>
       <w:bookmarkEnd w:id="5"/>
       <w:r>
         <w:t xml:space="preserve">: A Schmitt </w:t>
@@ -4098,8 +4242,16 @@
         <w:rPr>
           <w:i/>
         </w:rPr>
-        <w:t>from the Q3</w:t>
-      </w:r>
+        <w:t xml:space="preserve">from </w:t>
+      </w:r>
+      <w:proofErr w:type="gramStart"/>
+      <w:r>
+        <w:rPr>
+          <w:i/>
+        </w:rPr>
+        <w:t>the Q3</w:t>
+      </w:r>
+      <w:proofErr w:type="gramEnd"/>
       <w:r>
         <w:rPr>
           <w:i/>
@@ -4810,7 +4962,15 @@
         <w:t xml:space="preserve"> </w:t>
       </w:r>
       <w:r>
-        <w:t xml:space="preserve">hysteresis diagram similar to </w:t>
+        <w:t xml:space="preserve">hysteresis diagram </w:t>
+      </w:r>
+      <w:proofErr w:type="gramStart"/>
+      <w:r>
+        <w:t>similar to</w:t>
+      </w:r>
+      <w:proofErr w:type="gramEnd"/>
+      <w:r>
+        <w:t xml:space="preserve"> </w:t>
       </w:r>
       <w:r>
         <w:fldChar w:fldCharType="begin"/>
@@ -6342,6 +6502,7 @@
         </w:rPr>
         <w:t xml:space="preserve"> resistor from the circuit.  What is the time constant for this </w:t>
       </w:r>
+      <w:proofErr w:type="gramStart"/>
       <w:r>
         <w:rPr>
           <w:iCs/>
@@ -6354,6 +6515,7 @@
         </w:rPr>
         <w:t>charging</w:t>
       </w:r>
+      <w:proofErr w:type="gramEnd"/>
       <w:r>
         <w:rPr>
           <w:iCs/>
@@ -8755,31 +8917,31 @@
         <w:rPr>
           <w:noProof/>
         </w:rPr>
+        <w:t>2</w:t>
+      </w:r>
+      <w:r>
+        <w:fldChar w:fldCharType="end"/>
+      </w:r>
+      <w:r>
+        <w:t xml:space="preserve"> and </w:t>
+      </w:r>
+      <w:r>
+        <w:fldChar w:fldCharType="begin"/>
+      </w:r>
+      <w:r>
+        <w:instrText xml:space="preserve"> REF _Ref80879559 \h </w:instrText>
+      </w:r>
+      <w:r>
+        <w:fldChar w:fldCharType="separate"/>
+      </w:r>
+      <w:r>
+        <w:t xml:space="preserve">Table </w:t>
+      </w:r>
+      <w:r>
+        <w:rPr>
+          <w:noProof/>
+        </w:rPr>
         <w:t>3</w:t>
-      </w:r>
-      <w:r>
-        <w:fldChar w:fldCharType="end"/>
-      </w:r>
-      <w:r>
-        <w:t xml:space="preserve"> and </w:t>
-      </w:r>
-      <w:r>
-        <w:fldChar w:fldCharType="begin"/>
-      </w:r>
-      <w:r>
-        <w:instrText xml:space="preserve"> REF _Ref80879559 \h </w:instrText>
-      </w:r>
-      <w:r>
-        <w:fldChar w:fldCharType="separate"/>
-      </w:r>
-      <w:r>
-        <w:t xml:space="preserve">Table </w:t>
-      </w:r>
-      <w:r>
-        <w:rPr>
-          <w:noProof/>
-        </w:rPr>
-        <w:t>4</w:t>
       </w:r>
       <w:r>
         <w:fldChar w:fldCharType="end"/>
@@ -8801,6 +8963,8 @@
       <w:pPr>
         <w:pStyle w:val="Heading1"/>
       </w:pPr>
+      <w:bookmarkStart w:id="7" w:name="_Simulation:_Schmitt_Trigger"/>
+      <w:bookmarkEnd w:id="7"/>
       <w:r>
         <w:t>S</w:t>
       </w:r>
@@ -8816,21 +8980,37 @@
     </w:p>
     <w:p>
       <w:pPr>
+        <w:spacing w:before="100" w:beforeAutospacing="1" w:after="100" w:afterAutospacing="1" w:line="240" w:lineRule="auto"/>
         <w:ind w:left="0" w:firstLine="0"/>
       </w:pPr>
-      <w:bookmarkStart w:id="7" w:name="simulate_schematic"/>
-      <w:r>
-        <w:t>B</w:t>
+      <w:r>
+        <w:t xml:space="preserve">Use </w:t>
+      </w:r>
+      <w:proofErr w:type="spellStart"/>
+      <w:r>
+        <w:t>LTspice</w:t>
+      </w:r>
+      <w:proofErr w:type="spellEnd"/>
+      <w:r>
+        <w:t xml:space="preserve"> to b</w:t>
       </w:r>
       <w:r>
         <w:t xml:space="preserve">uild </w:t>
       </w:r>
-      <w:bookmarkEnd w:id="7"/>
+      <w:r>
+        <w:t xml:space="preserve">and simulate </w:t>
+      </w:r>
       <w:r>
         <w:t xml:space="preserve">the </w:t>
       </w:r>
       <w:r>
-        <w:t xml:space="preserve">circuit in </w:t>
+        <w:t xml:space="preserve">Schmitt Trigger relations oscillator </w:t>
+      </w:r>
+      <w:r>
+        <w:t>circuit shown in</w:t>
+      </w:r>
+      <w:r>
+        <w:t xml:space="preserve"> </w:t>
       </w:r>
       <w:r>
         <w:rPr>
@@ -8842,13 +9022,7 @@
         <w:rPr>
           <w:iCs/>
         </w:rPr>
-        <w:instrText xml:space="preserve"> REF _Ref80215322 \h </w:instrText>
-      </w:r>
-      <w:r>
-        <w:rPr>
-          <w:iCs/>
-        </w:rPr>
-        <w:instrText xml:space="preserve"> \* MERGEFORMAT </w:instrText>
+        <w:instrText xml:space="preserve"> REF _Ref80215322 \h  \* MERGEFORMAT </w:instrText>
       </w:r>
       <w:r>
         <w:rPr>
@@ -8877,678 +9051,327 @@
         <w:fldChar w:fldCharType="end"/>
       </w:r>
       <w:r>
+        <w:t xml:space="preserve">.  Note, we are using the </w:t>
+      </w:r>
+      <w:r>
+        <w:t xml:space="preserve">LT1014 </w:t>
+      </w:r>
+      <w:proofErr w:type="spellStart"/>
+      <w:r>
+        <w:t>opamp</w:t>
+      </w:r>
+      <w:proofErr w:type="spellEnd"/>
+      <w:r>
+        <w:t xml:space="preserve"> in the simulation because the </w:t>
+      </w:r>
+      <w:r>
+        <w:t>TLC27</w:t>
+      </w:r>
+      <w:r>
+        <w:t xml:space="preserve">4 is not available in </w:t>
+      </w:r>
+      <w:proofErr w:type="spellStart"/>
+      <w:r>
+        <w:t>LTspice</w:t>
+      </w:r>
+      <w:proofErr w:type="spellEnd"/>
+      <w:r>
+        <w:t xml:space="preserve"> and the LT1014 has similar specifications. </w:t>
+      </w:r>
+      <w:r>
+        <w:rPr>
+          <w:iCs/>
+        </w:rPr>
+        <w:t xml:space="preserve">After you </w:t>
+      </w:r>
+      <w:r>
+        <w:rPr>
+          <w:iCs/>
+        </w:rPr>
+        <w:t>set up</w:t>
+      </w:r>
+      <w:r>
+        <w:rPr>
+          <w:iCs/>
+        </w:rPr>
+        <w:t xml:space="preserve"> the simulation, use the cursors to measure the simulation values asked for in the Simulation column</w:t>
+      </w:r>
+      <w:r>
+        <w:rPr>
+          <w:iCs/>
+        </w:rPr>
+        <w:t xml:space="preserve">s in </w:t>
+      </w:r>
+      <w:r>
+        <w:rPr>
+          <w:iCs/>
+        </w:rPr>
+        <w:fldChar w:fldCharType="begin"/>
+      </w:r>
+      <w:r>
+        <w:rPr>
+          <w:iCs/>
+        </w:rPr>
+        <w:instrText xml:space="preserve"> REF _Ref93696686 \h </w:instrText>
+      </w:r>
+      <w:r>
+        <w:rPr>
+          <w:iCs/>
+        </w:rPr>
+      </w:r>
+      <w:r>
+        <w:rPr>
+          <w:iCs/>
+        </w:rPr>
+        <w:fldChar w:fldCharType="separate"/>
+      </w:r>
+      <w:r>
+        <w:t xml:space="preserve">Table </w:t>
+      </w:r>
+      <w:r>
+        <w:rPr>
+          <w:noProof/>
+        </w:rPr>
+        <w:t>2</w:t>
+      </w:r>
+      <w:r>
+        <w:rPr>
+          <w:iCs/>
+        </w:rPr>
+        <w:fldChar w:fldCharType="end"/>
+      </w:r>
+      <w:r>
+        <w:rPr>
+          <w:iCs/>
+        </w:rPr>
+        <w:t xml:space="preserve"> and </w:t>
+      </w:r>
+      <w:r>
+        <w:rPr>
+          <w:iCs/>
+        </w:rPr>
+        <w:fldChar w:fldCharType="begin"/>
+      </w:r>
+      <w:r>
+        <w:rPr>
+          <w:iCs/>
+        </w:rPr>
+        <w:instrText xml:space="preserve"> REF _Ref80879559 \h </w:instrText>
+      </w:r>
+      <w:r>
+        <w:rPr>
+          <w:iCs/>
+        </w:rPr>
+      </w:r>
+      <w:r>
+        <w:rPr>
+          <w:iCs/>
+        </w:rPr>
+        <w:fldChar w:fldCharType="separate"/>
+      </w:r>
+      <w:r>
+        <w:t xml:space="preserve">Table </w:t>
+      </w:r>
+      <w:r>
+        <w:rPr>
+          <w:noProof/>
+        </w:rPr>
+        <w:t>3</w:t>
+      </w:r>
+      <w:r>
+        <w:rPr>
+          <w:iCs/>
+        </w:rPr>
+        <w:fldChar w:fldCharType="end"/>
+      </w:r>
+      <w:r>
+        <w:rPr>
+          <w:iCs/>
+        </w:rPr>
+        <w:t xml:space="preserve">.  Note </w:t>
+      </w:r>
+      <w:proofErr w:type="spellStart"/>
+      <w:r>
+        <w:rPr>
+          <w:i/>
+        </w:rPr>
+        <w:t>V</w:t>
+      </w:r>
+      <w:r>
+        <w:rPr>
+          <w:i/>
+          <w:vertAlign w:val="subscript"/>
+        </w:rPr>
+        <w:t>high</w:t>
+      </w:r>
+      <w:proofErr w:type="spellEnd"/>
+      <w:r>
+        <w:rPr>
+          <w:iCs/>
+        </w:rPr>
         <w:t xml:space="preserve"> </w:t>
       </w:r>
       <w:r>
-        <w:t>using</w:t>
-      </w:r>
-      <w:r>
-        <w:t xml:space="preserve"> </w:t>
+        <w:rPr>
+          <w:iCs/>
+        </w:rPr>
+        <w:t xml:space="preserve">is the </w:t>
+      </w:r>
+      <w:r>
+        <w:t xml:space="preserve">highest voltage appearing on </w:t>
       </w:r>
       <w:proofErr w:type="spellStart"/>
       <w:r>
-        <w:t>LTspice</w:t>
+        <w:rPr>
+          <w:i/>
+          <w:iCs/>
+        </w:rPr>
+        <w:t>V</w:t>
+      </w:r>
+      <w:r>
+        <w:rPr>
+          <w:i/>
+          <w:iCs/>
+          <w:vertAlign w:val="subscript"/>
+        </w:rPr>
+        <w:t>cap</w:t>
       </w:r>
       <w:proofErr w:type="spellEnd"/>
       <w:r>
+        <w:t xml:space="preserve"> and </w:t>
+      </w:r>
+      <w:proofErr w:type="spellStart"/>
+      <w:r>
+        <w:rPr>
+          <w:i/>
+        </w:rPr>
+        <w:t>V</w:t>
+      </w:r>
+      <w:r>
+        <w:rPr>
+          <w:i/>
+          <w:vertAlign w:val="subscript"/>
+        </w:rPr>
+        <w:t>low</w:t>
+      </w:r>
+      <w:proofErr w:type="spellEnd"/>
+      <w:r>
+        <w:t xml:space="preserve"> is </w:t>
+      </w:r>
+      <w:r>
+        <w:t xml:space="preserve">the lowest voltage appearing on </w:t>
+      </w:r>
+      <w:proofErr w:type="spellStart"/>
+      <w:r>
+        <w:rPr>
+          <w:i/>
+          <w:iCs/>
+        </w:rPr>
+        <w:t>V</w:t>
+      </w:r>
+      <w:r>
+        <w:rPr>
+          <w:i/>
+          <w:iCs/>
+          <w:vertAlign w:val="subscript"/>
+        </w:rPr>
+        <w:t>cap</w:t>
+      </w:r>
+      <w:proofErr w:type="spellEnd"/>
+      <w:r>
+        <w:t>)</w:t>
+      </w:r>
+      <w:r>
         <w:t>.</w:t>
-      </w:r>
-      <w:r>
-        <w:t xml:space="preserve">  </w:t>
       </w:r>
     </w:p>
     <w:p>
       <w:pPr>
-        <w:pStyle w:val="ListParagraph"/>
-        <w:numPr>
-          <w:ilvl w:val="0"/>
-          <w:numId w:val="26"/>
-        </w:numPr>
-        <w:spacing w:before="100" w:beforeAutospacing="1" w:after="100" w:afterAutospacing="1" w:line="240" w:lineRule="auto"/>
-      </w:pPr>
-      <w:r>
-        <w:t>Make sure to give the resistors</w:t>
-      </w:r>
-      <w:r>
-        <w:t xml:space="preserve">, </w:t>
-      </w:r>
-      <w:r>
-        <w:t>capacitors</w:t>
-      </w:r>
-      <w:r>
-        <w:t xml:space="preserve"> and voltage supply</w:t>
-      </w:r>
-      <w:r>
-        <w:t xml:space="preserve"> the correct values.</w:t>
+        <w:pStyle w:val="Heading1"/>
+      </w:pPr>
+      <w:r>
+        <w:t>Empirical</w:t>
+      </w:r>
+      <w:r>
+        <w:t>:</w:t>
+      </w:r>
+      <w:r>
+        <w:t xml:space="preserve"> Schmitt Trigger Relaxation Oscillator</w:t>
       </w:r>
     </w:p>
     <w:p>
       <w:pPr>
-        <w:pStyle w:val="ListParagraph"/>
-        <w:numPr>
-          <w:ilvl w:val="0"/>
-          <w:numId w:val="26"/>
-        </w:numPr>
-        <w:spacing w:before="100" w:beforeAutospacing="1" w:after="100" w:afterAutospacing="1" w:line="240" w:lineRule="auto"/>
-      </w:pPr>
-      <w:r>
-        <w:t>You can</w:t>
-      </w:r>
-      <w:r>
-        <w:t xml:space="preserve"> the LT1014 (a good substitute for the TLC272) </w:t>
-      </w:r>
-      <w:r>
-        <w:t>by selecting the component icon at the top of the window then searching for “</w:t>
-      </w:r>
-      <w:r>
-        <w:t>LT1014</w:t>
-      </w:r>
-      <w:r>
-        <w:t>”</w:t>
+        <w:spacing w:after="0" w:line="240" w:lineRule="auto"/>
+        <w:ind w:left="-6" w:hanging="11"/>
+      </w:pPr>
+      <w:r>
+        <w:t>This week, you</w:t>
+      </w:r>
+      <w:r>
+        <w:t xml:space="preserve"> will be soldering </w:t>
+      </w:r>
+      <w:r>
+        <w:t xml:space="preserve">in the components associated with </w:t>
+      </w:r>
+      <w:r>
+        <w:t xml:space="preserve">the </w:t>
+      </w:r>
+      <w:r>
+        <w:t>SCHMITT TRIGGER RELAXATION OSCILLIATOR subsystem</w:t>
+      </w:r>
+      <w:r>
+        <w:t xml:space="preserve"> </w:t>
+      </w:r>
+      <w:r>
+        <w:t>in</w:t>
+      </w:r>
+      <w:r>
+        <w:t xml:space="preserve"> </w:t>
+      </w:r>
+      <w:r>
+        <w:rPr>
+          <w:b/>
+        </w:rPr>
+        <w:fldChar w:fldCharType="begin"/>
+      </w:r>
+      <w:r>
+        <w:instrText xml:space="preserve"> REF _Ref81486189 \h  \* MERGEFORMAT </w:instrText>
+      </w:r>
+      <w:r>
+        <w:rPr>
+          <w:b/>
+        </w:rPr>
+      </w:r>
+      <w:r>
+        <w:rPr>
+          <w:b/>
+        </w:rPr>
+        <w:fldChar w:fldCharType="separate"/>
+      </w:r>
+      <w:r>
+        <w:t xml:space="preserve">Figure </w:t>
+      </w:r>
+      <w:r>
+        <w:rPr>
+          <w:noProof/>
+        </w:rPr>
+        <w:t>5</w:t>
+      </w:r>
+      <w:r>
+        <w:rPr>
+          <w:b/>
+        </w:rPr>
+        <w:fldChar w:fldCharType="end"/>
+      </w:r>
+      <w:r>
+        <w:t xml:space="preserve">. You should solder in all the components associated with this subsystem and the resistor R10 for the RESET CIRCUIT. </w:t>
+      </w:r>
+      <w:r>
+        <w:t xml:space="preserve"> This lab document contains cursory coverage of the assembly process. You can find much more detail in the Assembly Guide posted on Canvas.</w:t>
       </w:r>
     </w:p>
     <w:p>
       <w:pPr>
-        <w:pStyle w:val="ListParagraph"/>
-        <w:numPr>
-          <w:ilvl w:val="0"/>
-          <w:numId w:val="26"/>
-        </w:numPr>
-        <w:spacing w:before="100" w:beforeAutospacing="1" w:after="100" w:afterAutospacing="1" w:line="240" w:lineRule="auto"/>
-      </w:pPr>
-      <w:r>
-        <w:t xml:space="preserve">Use the components at the top of the </w:t>
-      </w:r>
-      <w:proofErr w:type="spellStart"/>
-      <w:r>
-        <w:t>LTspice</w:t>
-      </w:r>
-      <w:proofErr w:type="spellEnd"/>
-      <w:r>
-        <w:t xml:space="preserve"> window for resistors, capacitors, etc..</w:t>
-      </w:r>
-    </w:p>
-    <w:p>
-      <w:pPr>
-        <w:pStyle w:val="ListParagraph"/>
-        <w:numPr>
-          <w:ilvl w:val="0"/>
-          <w:numId w:val="26"/>
-        </w:numPr>
-        <w:spacing w:before="100" w:beforeAutospacing="1" w:after="100" w:afterAutospacing="1" w:line="240" w:lineRule="auto"/>
-      </w:pPr>
-      <w:r>
-        <w:t xml:space="preserve">Make sure to use the Label Net tool to label </w:t>
-      </w:r>
-      <w:r>
-        <w:t xml:space="preserve">the </w:t>
-      </w:r>
-      <w:proofErr w:type="spellStart"/>
-      <w:r>
-        <w:t>Vout</w:t>
-      </w:r>
-      <w:proofErr w:type="spellEnd"/>
-      <w:r>
-        <w:t xml:space="preserve">, </w:t>
-      </w:r>
-      <w:proofErr w:type="spellStart"/>
-      <w:r>
-        <w:t>Vcap</w:t>
-      </w:r>
-      <w:proofErr w:type="spellEnd"/>
-      <w:r>
-        <w:t xml:space="preserve"> and </w:t>
-      </w:r>
-      <w:proofErr w:type="spellStart"/>
-      <w:r>
-        <w:t>Vcc</w:t>
-      </w:r>
-      <w:proofErr w:type="spellEnd"/>
-      <w:r>
-        <w:t xml:space="preserve"> </w:t>
-      </w:r>
-      <w:r>
-        <w:t>nets.</w:t>
-      </w:r>
-    </w:p>
-    <w:p>
-      <w:pPr>
-        <w:spacing w:before="100" w:beforeAutospacing="1" w:after="100" w:afterAutospacing="1" w:line="240" w:lineRule="auto"/>
-      </w:pPr>
-      <w:r>
-        <w:t xml:space="preserve">Your waveform should look like </w:t>
-      </w:r>
-      <w:r>
-        <w:fldChar w:fldCharType="begin"/>
-      </w:r>
-      <w:r>
-        <w:instrText xml:space="preserve"> REF _Ref232103194 \h </w:instrText>
-      </w:r>
-      <w:r>
-        <w:fldChar w:fldCharType="separate"/>
-      </w:r>
-      <w:r>
-        <w:t xml:space="preserve">Figure </w:t>
-      </w:r>
-      <w:r>
-        <w:rPr>
-          <w:noProof/>
-        </w:rPr>
-        <w:t>5</w:t>
-      </w:r>
-      <w:r>
-        <w:fldChar w:fldCharType="end"/>
-      </w:r>
-      <w:r>
-        <w:t xml:space="preserve">.  After you produce the correct waveform for </w:t>
-      </w:r>
-      <w:proofErr w:type="spellStart"/>
-      <w:r>
-        <w:t>Vout</w:t>
-      </w:r>
-      <w:proofErr w:type="spellEnd"/>
-      <w:r>
-        <w:t xml:space="preserve"> and </w:t>
-      </w:r>
-      <w:proofErr w:type="spellStart"/>
-      <w:r>
-        <w:t>Vcap</w:t>
-      </w:r>
-      <w:proofErr w:type="spellEnd"/>
-      <w:r>
-        <w:t xml:space="preserve"> do the following:</w:t>
-      </w:r>
-    </w:p>
-    <w:p>
-      <w:pPr>
-        <w:pStyle w:val="ListParagraph"/>
-        <w:numPr>
-          <w:ilvl w:val="0"/>
-          <w:numId w:val="28"/>
-        </w:numPr>
-      </w:pPr>
-      <w:bookmarkStart w:id="8" w:name="simulation_Q2"/>
-      <w:r>
-        <w:t xml:space="preserve">Simulate </w:t>
-      </w:r>
-      <w:bookmarkEnd w:id="8"/>
-      <w:r>
-        <w:t xml:space="preserve">your circuit for 5 </w:t>
-      </w:r>
-      <w:proofErr w:type="spellStart"/>
-      <w:r>
-        <w:t>ms</w:t>
-      </w:r>
-      <w:proofErr w:type="spellEnd"/>
-      <w:r>
-        <w:t xml:space="preserve"> and while probing </w:t>
-      </w:r>
-      <w:proofErr w:type="spellStart"/>
-      <w:r>
-        <w:t>Vout</w:t>
-      </w:r>
-      <w:proofErr w:type="spellEnd"/>
-      <w:r>
-        <w:t xml:space="preserve"> and </w:t>
-      </w:r>
-      <w:proofErr w:type="spellStart"/>
-      <w:r>
-        <w:t>Vcap</w:t>
-      </w:r>
-      <w:proofErr w:type="spellEnd"/>
-    </w:p>
-    <w:p>
-      <w:pPr>
-        <w:pStyle w:val="ListParagraph"/>
-        <w:numPr>
-          <w:ilvl w:val="0"/>
-          <w:numId w:val="28"/>
-        </w:numPr>
-      </w:pPr>
-      <w:r>
-        <w:t>Capture the schematic and waveform images for your report</w:t>
-      </w:r>
-    </w:p>
-    <w:p>
-      <w:pPr>
-        <w:pStyle w:val="ListParagraph"/>
-        <w:numPr>
-          <w:ilvl w:val="0"/>
-          <w:numId w:val="28"/>
-        </w:numPr>
-        <w:spacing w:after="0" w:line="240" w:lineRule="auto"/>
-      </w:pPr>
-      <w:r>
-        <w:t xml:space="preserve">Use cursors on </w:t>
-      </w:r>
-      <w:proofErr w:type="spellStart"/>
-      <w:r>
-        <w:t>Vout</w:t>
-      </w:r>
-      <w:proofErr w:type="spellEnd"/>
-      <w:r>
-        <w:t xml:space="preserve"> and </w:t>
-      </w:r>
-      <w:r>
-        <w:t xml:space="preserve">fill in the </w:t>
-      </w:r>
-      <w:r>
-        <w:rPr>
-          <w:b/>
-          <w:bCs/>
-        </w:rPr>
-        <w:t>Simulation</w:t>
-      </w:r>
-      <w:r>
-        <w:t xml:space="preserve"> column in </w:t>
-      </w:r>
-      <w:r>
-        <w:fldChar w:fldCharType="begin"/>
-      </w:r>
-      <w:r>
-        <w:instrText xml:space="preserve"> REF _Ref93696686 \h </w:instrText>
-      </w:r>
-      <w:r>
-        <w:fldChar w:fldCharType="separate"/>
-      </w:r>
-      <w:r>
-        <w:t xml:space="preserve">Table </w:t>
-      </w:r>
-      <w:r>
-        <w:rPr>
-          <w:noProof/>
-        </w:rPr>
-        <w:t>3</w:t>
-      </w:r>
-      <w:r>
-        <w:fldChar w:fldCharType="end"/>
-      </w:r>
-      <w:r>
-        <w:t xml:space="preserve">. </w:t>
-      </w:r>
-    </w:p>
-    <w:p>
-      <w:pPr>
-        <w:pStyle w:val="ListParagraph"/>
-        <w:numPr>
-          <w:ilvl w:val="0"/>
-          <w:numId w:val="28"/>
-        </w:numPr>
-        <w:spacing w:after="0" w:line="240" w:lineRule="auto"/>
-        <w:rPr>
-          <w:bCs/>
-        </w:rPr>
-      </w:pPr>
-      <w:r>
-        <w:t xml:space="preserve">Use cursors on </w:t>
-      </w:r>
-      <w:proofErr w:type="spellStart"/>
-      <w:r>
-        <w:t>Vcap</w:t>
-      </w:r>
-      <w:proofErr w:type="spellEnd"/>
-      <w:r>
-        <w:t xml:space="preserve"> and </w:t>
-      </w:r>
-      <w:r>
-        <w:t xml:space="preserve">fill in the </w:t>
-      </w:r>
-      <w:r>
-        <w:rPr>
-          <w:b/>
-          <w:bCs/>
-        </w:rPr>
-        <w:t>Simulation</w:t>
-      </w:r>
-      <w:r>
-        <w:t xml:space="preserve"> column in </w:t>
-      </w:r>
-      <w:r>
-        <w:fldChar w:fldCharType="begin"/>
-      </w:r>
-      <w:r>
-        <w:instrText xml:space="preserve"> REF _Ref80879559 \h </w:instrText>
-      </w:r>
-      <w:r>
-        <w:fldChar w:fldCharType="separate"/>
-      </w:r>
-      <w:r>
-        <w:t xml:space="preserve">Table </w:t>
-      </w:r>
-      <w:r>
-        <w:rPr>
-          <w:noProof/>
-        </w:rPr>
-        <w:t>4</w:t>
-      </w:r>
-      <w:r>
-        <w:fldChar w:fldCharType="end"/>
-      </w:r>
-      <w:r>
-        <w:t xml:space="preserve">. Fill in the </w:t>
-      </w:r>
-      <w:proofErr w:type="spellStart"/>
-      <w:r>
-        <w:rPr>
-          <w:i/>
-        </w:rPr>
-        <w:t>V</w:t>
-      </w:r>
-      <w:r>
-        <w:rPr>
-          <w:i/>
-          <w:vertAlign w:val="subscript"/>
-        </w:rPr>
-        <w:t>high</w:t>
-      </w:r>
-      <w:proofErr w:type="spellEnd"/>
-      <w:r>
-        <w:rPr>
-          <w:iCs/>
-        </w:rPr>
-        <w:t xml:space="preserve"> row </w:t>
-      </w:r>
-      <w:r>
-        <w:t xml:space="preserve">with the highest voltage appearing on the </w:t>
-      </w:r>
-      <w:proofErr w:type="spellStart"/>
-      <w:r>
-        <w:rPr>
-          <w:i/>
-          <w:iCs/>
-        </w:rPr>
-        <w:t>V</w:t>
-      </w:r>
-      <w:r>
-        <w:rPr>
-          <w:i/>
-          <w:iCs/>
-          <w:vertAlign w:val="subscript"/>
-        </w:rPr>
-        <w:t>cap</w:t>
-      </w:r>
-      <w:proofErr w:type="spellEnd"/>
-      <w:r>
-        <w:rPr>
-          <w:vertAlign w:val="subscript"/>
-        </w:rPr>
-        <w:t xml:space="preserve"> </w:t>
-      </w:r>
-      <w:r>
-        <w:t xml:space="preserve">waveform.  Fill in the </w:t>
-      </w:r>
-      <w:proofErr w:type="spellStart"/>
-      <w:r>
-        <w:rPr>
-          <w:i/>
-        </w:rPr>
-        <w:t>V</w:t>
-      </w:r>
-      <w:r>
-        <w:rPr>
-          <w:i/>
-          <w:vertAlign w:val="subscript"/>
-        </w:rPr>
-        <w:t>low</w:t>
-      </w:r>
-      <w:proofErr w:type="spellEnd"/>
-      <w:r>
-        <w:rPr>
-          <w:i/>
-        </w:rPr>
-        <w:t xml:space="preserve"> </w:t>
-      </w:r>
-      <w:r>
-        <w:t xml:space="preserve">row with the lowest voltage appearing on the </w:t>
-      </w:r>
-      <w:proofErr w:type="spellStart"/>
-      <w:r>
-        <w:rPr>
-          <w:i/>
-          <w:iCs/>
-        </w:rPr>
-        <w:t>V</w:t>
-      </w:r>
-      <w:r>
-        <w:rPr>
-          <w:i/>
-          <w:iCs/>
-          <w:vertAlign w:val="subscript"/>
-        </w:rPr>
-        <w:t>cap</w:t>
-      </w:r>
-      <w:proofErr w:type="spellEnd"/>
-      <w:r>
-        <w:rPr>
-          <w:vertAlign w:val="subscript"/>
-        </w:rPr>
-        <w:t xml:space="preserve"> </w:t>
-      </w:r>
-      <w:r>
-        <w:t>waveform.</w:t>
-      </w:r>
-    </w:p>
-    <w:p>
-      <w:pPr>
-        <w:keepNext/>
-        <w:spacing w:before="100" w:beforeAutospacing="1" w:after="100" w:afterAutospacing="1" w:line="240" w:lineRule="auto"/>
-        <w:ind w:left="720" w:firstLine="0"/>
-      </w:pPr>
-      <w:r>
-        <w:rPr>
-          <w:noProof/>
-        </w:rPr>
-        <w:lastRenderedPageBreak/>
-        <w:drawing>
-          <wp:inline distT="0" distB="0" distL="0" distR="0" wp14:anchorId="16C9F11D" wp14:editId="725A6F99">
-            <wp:extent cx="5822302" cy="1371600"/>
-            <wp:effectExtent l="0" t="0" r="7620" b="0"/>
-            <wp:docPr id="547293138" name="Picture 15"/>
-            <wp:cNvGraphicFramePr>
-              <a:graphicFrameLocks xmlns:a="http://schemas.openxmlformats.org/drawingml/2006/main" noChangeAspect="1"/>
-            </wp:cNvGraphicFramePr>
-            <a:graphic xmlns:a="http://schemas.openxmlformats.org/drawingml/2006/main">
-              <a:graphicData uri="http://schemas.openxmlformats.org/drawingml/2006/picture">
-                <pic:pic xmlns:pic="http://schemas.openxmlformats.org/drawingml/2006/picture">
-                  <pic:nvPicPr>
-                    <pic:cNvPr id="0" name="Picture 6"/>
-                    <pic:cNvPicPr>
-                      <a:picLocks noChangeAspect="1" noChangeArrowheads="1"/>
-                    </pic:cNvPicPr>
-                  </pic:nvPicPr>
-                  <pic:blipFill>
-                    <a:blip r:embed="rId12" cstate="print">
-                      <a:extLst>
-                        <a:ext uri="{28A0092B-C50C-407E-A947-70E740481C1C}">
-                          <a14:useLocalDpi xmlns:a14="http://schemas.microsoft.com/office/drawing/2010/main" val="0"/>
-                        </a:ext>
-                      </a:extLst>
-                    </a:blip>
-                    <a:srcRect/>
-                    <a:stretch>
-                      <a:fillRect/>
-                    </a:stretch>
-                  </pic:blipFill>
-                  <pic:spPr bwMode="auto">
-                    <a:xfrm>
-                      <a:off x="0" y="0"/>
-                      <a:ext cx="5822302" cy="1371600"/>
-                    </a:xfrm>
-                    <a:prstGeom prst="rect">
-                      <a:avLst/>
-                    </a:prstGeom>
-                    <a:noFill/>
-                    <a:ln>
-                      <a:noFill/>
-                    </a:ln>
-                  </pic:spPr>
-                </pic:pic>
-              </a:graphicData>
-            </a:graphic>
-          </wp:inline>
-        </w:drawing>
-      </w:r>
-    </w:p>
-    <w:p>
-      <w:pPr>
-        <w:pStyle w:val="Caption"/>
-      </w:pPr>
-      <w:bookmarkStart w:id="9" w:name="_Ref232103194"/>
-      <w:r>
-        <w:t xml:space="preserve">Figure </w:t>
-      </w:r>
-      <w:r>
-        <w:fldChar w:fldCharType="begin"/>
-      </w:r>
-      <w:r>
-        <w:instrText xml:space="preserve"> SEQ Figure \* ARABIC </w:instrText>
-      </w:r>
-      <w:r>
-        <w:fldChar w:fldCharType="separate"/>
-      </w:r>
-      <w:r>
-        <w:rPr>
-          <w:noProof/>
-        </w:rPr>
-        <w:t>5</w:t>
-      </w:r>
-      <w:r>
-        <w:rPr>
-          <w:noProof/>
-        </w:rPr>
-        <w:fldChar w:fldCharType="end"/>
-      </w:r>
-      <w:bookmarkEnd w:id="9"/>
-      <w:r>
-        <w:t xml:space="preserve">: Simulation output of the circuit shown in </w:t>
-      </w:r>
-      <w:r>
-        <w:fldChar w:fldCharType="begin"/>
-      </w:r>
-      <w:r>
-        <w:instrText xml:space="preserve"> REF _Ref80215322 \h </w:instrText>
-      </w:r>
-      <w:r>
-        <w:fldChar w:fldCharType="separate"/>
-      </w:r>
-      <w:r>
-        <w:t xml:space="preserve">Figure </w:t>
-      </w:r>
-      <w:r>
-        <w:rPr>
-          <w:noProof/>
-        </w:rPr>
-        <w:t>1</w:t>
-      </w:r>
-      <w:r>
-        <w:fldChar w:fldCharType="end"/>
-      </w:r>
-      <w:r>
-        <w:t>.</w:t>
-      </w:r>
-    </w:p>
-    <w:p>
-      <w:pPr>
-        <w:spacing w:after="0" w:line="240" w:lineRule="auto"/>
-        <w:ind w:left="-6" w:hanging="11"/>
-      </w:pPr>
-    </w:p>
-    <w:p>
-      <w:pPr>
-        <w:spacing w:after="0" w:line="240" w:lineRule="auto"/>
-        <w:ind w:left="-6" w:hanging="11"/>
-        <w:rPr>
-          <w:bCs/>
-        </w:rPr>
-      </w:pPr>
-    </w:p>
-    <w:p>
-      <w:pPr>
-        <w:pStyle w:val="Heading1"/>
-      </w:pPr>
-      <w:r>
-        <w:t>Empirical</w:t>
-      </w:r>
-      <w:r>
-        <w:t>:</w:t>
-      </w:r>
-      <w:r>
-        <w:t xml:space="preserve"> Schmitt Trigger Relaxation Oscillator</w:t>
-      </w:r>
-    </w:p>
-    <w:p>
-      <w:pPr>
-        <w:spacing w:after="0" w:line="240" w:lineRule="auto"/>
-        <w:ind w:left="-6" w:hanging="11"/>
-      </w:pPr>
-      <w:r>
-        <w:t>This week, you</w:t>
-      </w:r>
-      <w:r>
-        <w:t xml:space="preserve"> will be soldering </w:t>
-      </w:r>
-      <w:r>
-        <w:t xml:space="preserve">in the components associated with </w:t>
-      </w:r>
-      <w:r>
-        <w:t xml:space="preserve">the </w:t>
-      </w:r>
-      <w:r>
-        <w:t>SCHMITT TRIGGER RELAXATION OSCILLIATOR subsystem</w:t>
-      </w:r>
-      <w:r>
-        <w:t xml:space="preserve"> </w:t>
-      </w:r>
-      <w:r>
-        <w:t>in</w:t>
-      </w:r>
-      <w:r>
-        <w:t xml:space="preserve"> </w:t>
-      </w:r>
-      <w:r>
-        <w:rPr>
-          <w:b/>
-        </w:rPr>
-        <w:fldChar w:fldCharType="begin"/>
-      </w:r>
-      <w:r>
-        <w:instrText xml:space="preserve"> REF _Ref81486189 \h  \* MERGEFORMAT </w:instrText>
-      </w:r>
-      <w:r>
-        <w:rPr>
-          <w:b/>
-        </w:rPr>
-      </w:r>
-      <w:r>
-        <w:rPr>
-          <w:b/>
-        </w:rPr>
-        <w:fldChar w:fldCharType="separate"/>
-      </w:r>
-      <w:r>
-        <w:t xml:space="preserve">Figure </w:t>
-      </w:r>
-      <w:r>
-        <w:rPr>
-          <w:noProof/>
-        </w:rPr>
-        <w:t>6</w:t>
-      </w:r>
-      <w:r>
-        <w:rPr>
-          <w:b/>
-        </w:rPr>
-        <w:fldChar w:fldCharType="end"/>
-      </w:r>
-      <w:r>
-        <w:t xml:space="preserve">. You should solder in all the components associated with this subsystem and the resistor R10 for the RESET CIRCUIT. </w:t>
-      </w:r>
-      <w:r>
-        <w:t xml:space="preserve"> This lab document contains cursory coverage of the assembly process. You can find much more detail in the Assembly Guide posted on Canvas.</w:t>
-      </w:r>
-    </w:p>
-    <w:p>
-      <w:pPr>
         <w:keepNext/>
         <w:ind w:left="0" w:firstLine="0"/>
       </w:pPr>
@@ -9556,6 +9379,7 @@
         <w:rPr>
           <w:noProof/>
         </w:rPr>
+        <w:lastRenderedPageBreak/>
         <w:drawing>
           <wp:inline distT="0" distB="0" distL="0" distR="0" wp14:anchorId="3FECE4AD" wp14:editId="1F54B8E4">
             <wp:extent cx="5946140" cy="4600575"/>
@@ -9572,7 +9396,7 @@
                     <pic:cNvPicPr/>
                   </pic:nvPicPr>
                   <pic:blipFill>
-                    <a:blip r:embed="rId13" cstate="print">
+                    <a:blip r:embed="rId12" cstate="print">
                       <a:extLst>
                         <a:ext uri="{28A0092B-C50C-407E-A947-70E740481C1C}">
                           <a14:useLocalDpi xmlns:a14="http://schemas.microsoft.com/office/drawing/2010/main" val="0"/>
@@ -9603,32 +9427,19 @@
       <w:pPr>
         <w:pStyle w:val="Caption"/>
       </w:pPr>
-      <w:bookmarkStart w:id="10" w:name="_Ref81486189"/>
+      <w:bookmarkStart w:id="8" w:name="_Ref81486189"/>
       <w:r>
         <w:t xml:space="preserve">Figure </w:t>
       </w:r>
-      <w:r>
-        <w:fldChar w:fldCharType="begin"/>
-      </w:r>
-      <w:r>
-        <w:instrText xml:space="preserve"> SEQ Figure \* ARABIC </w:instrText>
-      </w:r>
-      <w:r>
-        <w:fldChar w:fldCharType="separate"/>
-      </w:r>
-      <w:r>
-        <w:rPr>
-          <w:noProof/>
-        </w:rPr>
-        <w:t>6</w:t>
-      </w:r>
-      <w:r>
-        <w:rPr>
-          <w:noProof/>
-        </w:rPr>
-        <w:fldChar w:fldCharType="end"/>
-      </w:r>
-      <w:bookmarkEnd w:id="10"/>
+      <w:fldSimple w:instr=" SEQ Figure \* ARABIC ">
+        <w:r>
+          <w:rPr>
+            <w:noProof/>
+          </w:rPr>
+          <w:t>5</w:t>
+        </w:r>
+      </w:fldSimple>
+      <w:bookmarkEnd w:id="8"/>
       <w:r>
         <w:t xml:space="preserve">: The schematic for the </w:t>
       </w:r>
@@ -9644,7 +9455,6 @@
         <w:pStyle w:val="Heading2"/>
       </w:pPr>
       <w:r>
-        <w:lastRenderedPageBreak/>
         <w:t>Part Identification</w:t>
       </w:r>
     </w:p>
@@ -9677,7 +9487,7 @@
         <w:rPr>
           <w:noProof/>
         </w:rPr>
-        <w:t>2</w:t>
+        <w:t>1</w:t>
       </w:r>
       <w:r>
         <w:fldChar w:fldCharType="end"/>
@@ -9740,32 +9550,19 @@
         <w:pStyle w:val="Caption"/>
         <w:keepNext/>
       </w:pPr>
-      <w:bookmarkStart w:id="11" w:name="_Ref93319897"/>
+      <w:bookmarkStart w:id="9" w:name="_Ref93319897"/>
       <w:r>
         <w:t xml:space="preserve">Table </w:t>
       </w:r>
-      <w:r>
-        <w:fldChar w:fldCharType="begin"/>
-      </w:r>
-      <w:r>
-        <w:instrText xml:space="preserve"> SEQ Table \* ARABIC </w:instrText>
-      </w:r>
-      <w:r>
-        <w:fldChar w:fldCharType="separate"/>
-      </w:r>
-      <w:r>
-        <w:rPr>
-          <w:noProof/>
-        </w:rPr>
-        <w:t>2</w:t>
-      </w:r>
-      <w:r>
-        <w:rPr>
-          <w:noProof/>
-        </w:rPr>
-        <w:fldChar w:fldCharType="end"/>
-      </w:r>
-      <w:bookmarkEnd w:id="11"/>
+      <w:fldSimple w:instr=" SEQ Table \* ARABIC ">
+        <w:r>
+          <w:rPr>
+            <w:noProof/>
+          </w:rPr>
+          <w:t>1</w:t>
+        </w:r>
+      </w:fldSimple>
+      <w:bookmarkEnd w:id="9"/>
       <w:r>
         <w:t>: Match the schematic symbol with the corresponding part.</w:t>
       </w:r>
@@ -9901,7 +9698,7 @@
                           <pic:cNvPicPr/>
                         </pic:nvPicPr>
                         <pic:blipFill>
-                          <a:blip r:embed="rId14"/>
+                          <a:blip r:embed="rId13"/>
                           <a:stretch>
                             <a:fillRect/>
                           </a:stretch>
@@ -9986,7 +9783,7 @@
                           </pic:cNvPicPr>
                         </pic:nvPicPr>
                         <pic:blipFill>
-                          <a:blip r:embed="rId15" cstate="print">
+                          <a:blip r:embed="rId14" cstate="print">
                             <a:extLst>
                               <a:ext uri="{28A0092B-C50C-407E-A947-70E740481C1C}">
                                 <a14:useLocalDpi xmlns:a14="http://schemas.microsoft.com/office/drawing/2010/main" val="0"/>
@@ -10055,7 +9852,7 @@
                           <pic:cNvPicPr/>
                         </pic:nvPicPr>
                         <pic:blipFill>
-                          <a:blip r:embed="rId16"/>
+                          <a:blip r:embed="rId15"/>
                           <a:stretch>
                             <a:fillRect/>
                           </a:stretch>
@@ -10140,7 +9937,7 @@
                           </pic:cNvPicPr>
                         </pic:nvPicPr>
                         <pic:blipFill>
-                          <a:blip r:embed="rId17" cstate="print">
+                          <a:blip r:embed="rId16" cstate="print">
                             <a:extLst>
                               <a:ext uri="{28A0092B-C50C-407E-A947-70E740481C1C}">
                                 <a14:useLocalDpi xmlns:a14="http://schemas.microsoft.com/office/drawing/2010/main" val="0"/>
@@ -10184,6 +9981,7 @@
               <w:ind w:left="0" w:firstLine="0"/>
             </w:pPr>
             <w:r>
+              <w:lastRenderedPageBreak/>
               <w:t>C</w:t>
             </w:r>
             <w:r>
@@ -10209,7 +10007,7 @@
                           <pic:cNvPicPr/>
                         </pic:nvPicPr>
                         <pic:blipFill>
-                          <a:blip r:embed="rId18"/>
+                          <a:blip r:embed="rId17"/>
                           <a:stretch>
                             <a:fillRect/>
                           </a:stretch>
@@ -10293,10 +10091,10 @@
                   <v:path o:extrusionok="f" gradientshapeok="t" o:connecttype="rect"/>
                   <o:lock v:ext="edit" aspectratio="t"/>
                 </v:shapetype>
-                <v:shape id="_x0000_i1025" type="#_x0000_t75" style="width:57pt;height:44.55pt" o:ole="">
-                  <v:imagedata r:id="rId19" o:title=""/>
+                <v:shape id="_x0000_i1025" type="#_x0000_t75" style="width:56.95pt;height:44.6pt" o:ole="">
+                  <v:imagedata r:id="rId18" o:title=""/>
                 </v:shape>
-                <o:OLEObject Type="Embed" ProgID="PBrush" ShapeID="_x0000_i1025" DrawAspect="Content" ObjectID="_1842715967" r:id="rId20"/>
+                <o:OLEObject Type="Embed" ProgID="PBrush" ShapeID="_x0000_i1025" DrawAspect="Content" ObjectID="_1844162406" r:id="rId19"/>
               </w:object>
             </w:r>
           </w:p>
@@ -10319,10 +10117,10 @@
             </w:r>
             <w:r>
               <w:object w:dxaOrig="1185" w:dyaOrig="1260" w14:anchorId="3ABE5197">
-                <v:shape id="_x0000_i1026" type="#_x0000_t75" style="width:47.85pt;height:51.6pt" o:ole="">
-                  <v:imagedata r:id="rId21" o:title=""/>
+                <v:shape id="_x0000_i1026" type="#_x0000_t75" style="width:47.8pt;height:51.6pt" o:ole="">
+                  <v:imagedata r:id="rId20" o:title=""/>
                 </v:shape>
-                <o:OLEObject Type="Embed" ProgID="PBrush" ShapeID="_x0000_i1026" DrawAspect="Content" ObjectID="_1842715968" r:id="rId22"/>
+                <o:OLEObject Type="Embed" ProgID="PBrush" ShapeID="_x0000_i1026" DrawAspect="Content" ObjectID="_1844162407" r:id="rId21"/>
               </w:object>
             </w:r>
           </w:p>
@@ -10390,7 +10188,7 @@
                           </pic:cNvPicPr>
                         </pic:nvPicPr>
                         <pic:blipFill>
-                          <a:blip r:embed="rId23" cstate="print">
+                          <a:blip r:embed="rId22" cstate="print">
                             <a:extLst>
                               <a:ext uri="{28A0092B-C50C-407E-A947-70E740481C1C}">
                                 <a14:useLocalDpi xmlns:a14="http://schemas.microsoft.com/office/drawing/2010/main" val="0"/>
@@ -10441,10 +10239,10 @@
             </w:r>
             <w:r>
               <w:object w:dxaOrig="3165" w:dyaOrig="3495" w14:anchorId="4D1FAB09">
-                <v:shape id="_x0000_i1027" type="#_x0000_t75" style="width:66.15pt;height:69.9pt" o:ole="">
-                  <v:imagedata r:id="rId24" o:title=""/>
+                <v:shape id="_x0000_i1027" type="#_x0000_t75" style="width:66.1pt;height:69.85pt" o:ole="">
+                  <v:imagedata r:id="rId23" o:title=""/>
                 </v:shape>
-                <o:OLEObject Type="Embed" ProgID="PBrush" ShapeID="_x0000_i1027" DrawAspect="Content" ObjectID="_1842715969" r:id="rId25"/>
+                <o:OLEObject Type="Embed" ProgID="PBrush" ShapeID="_x0000_i1027" DrawAspect="Content" ObjectID="_1844162408" r:id="rId24"/>
               </w:object>
             </w:r>
           </w:p>
@@ -10504,7 +10302,7 @@
                           <pic:cNvPicPr/>
                         </pic:nvPicPr>
                         <pic:blipFill>
-                          <a:blip r:embed="rId26"/>
+                          <a:blip r:embed="rId25"/>
                           <a:stretch>
                             <a:fillRect/>
                           </a:stretch>
@@ -11099,7 +10897,6 @@
                 <w:b w:val="0"/>
                 <w:bCs w:val="0"/>
               </w:rPr>
-              <w:lastRenderedPageBreak/>
               <w:t>Trigger slope</w:t>
             </w:r>
           </w:p>
@@ -11198,13 +10995,14 @@
         <w:pStyle w:val="Caption"/>
         <w:ind w:left="730"/>
       </w:pPr>
-      <w:bookmarkStart w:id="12" w:name="_Ref93406544"/>
+      <w:bookmarkStart w:id="10" w:name="_Ref93406544"/>
       <w:r>
         <w:rPr>
           <w:b/>
           <w:bCs/>
           <w:noProof/>
         </w:rPr>
+        <w:lastRenderedPageBreak/>
         <w:drawing>
           <wp:anchor distT="0" distB="0" distL="114300" distR="114300" simplePos="0" relativeHeight="251660288" behindDoc="0" locked="0" layoutInCell="1" allowOverlap="1" wp14:anchorId="7765E9B2" wp14:editId="11C5FA87">
             <wp:simplePos x="0" y="0"/>
@@ -11231,7 +11029,7 @@
                     </pic:cNvPicPr>
                   </pic:nvPicPr>
                   <pic:blipFill>
-                    <a:blip r:embed="rId27" cstate="print">
+                    <a:blip r:embed="rId26" cstate="print">
                       <a:extLst>
                         <a:ext uri="{28A0092B-C50C-407E-A947-70E740481C1C}">
                           <a14:useLocalDpi xmlns:a14="http://schemas.microsoft.com/office/drawing/2010/main" val="0"/>
@@ -11290,7 +11088,7 @@
                     </pic:cNvPicPr>
                   </pic:nvPicPr>
                   <pic:blipFill>
-                    <a:blip r:embed="rId28" cstate="print">
+                    <a:blip r:embed="rId27" cstate="print">
                       <a:extLst>
                         <a:ext uri="{28A0092B-C50C-407E-A947-70E740481C1C}">
                           <a14:useLocalDpi xmlns:a14="http://schemas.microsoft.com/office/drawing/2010/main" val="0"/>
@@ -11330,28 +11128,15 @@
       <w:r>
         <w:t xml:space="preserve">Figure </w:t>
       </w:r>
-      <w:r>
-        <w:fldChar w:fldCharType="begin"/>
-      </w:r>
-      <w:r>
-        <w:instrText xml:space="preserve"> SEQ Figure \* ARABIC </w:instrText>
-      </w:r>
-      <w:r>
-        <w:fldChar w:fldCharType="separate"/>
-      </w:r>
-      <w:r>
-        <w:rPr>
-          <w:noProof/>
-        </w:rPr>
-        <w:t>7</w:t>
-      </w:r>
-      <w:r>
-        <w:rPr>
-          <w:noProof/>
-        </w:rPr>
-        <w:fldChar w:fldCharType="end"/>
-      </w:r>
-      <w:bookmarkEnd w:id="12"/>
+      <w:fldSimple w:instr=" SEQ Figure \* ARABIC ">
+        <w:r>
+          <w:rPr>
+            <w:noProof/>
+          </w:rPr>
+          <w:t>6</w:t>
+        </w:r>
+      </w:fldSimple>
+      <w:bookmarkEnd w:id="10"/>
       <w:r>
         <w:t>:</w:t>
       </w:r>
@@ -11389,7 +11174,15 @@
         <w:t xml:space="preserve"> oscilloscope trace </w:t>
       </w:r>
       <w:r>
-        <w:t xml:space="preserve">showing the two output you need to capture.  Note that this image </w:t>
+        <w:t xml:space="preserve">showing the two </w:t>
+      </w:r>
+      <w:proofErr w:type="gramStart"/>
+      <w:r>
+        <w:t>output</w:t>
+      </w:r>
+      <w:proofErr w:type="gramEnd"/>
+      <w:r>
+        <w:t xml:space="preserve"> you need to capture.  Note that this image </w:t>
       </w:r>
       <w:r>
         <w:t xml:space="preserve">was captured on a </w:t>
@@ -11412,19 +11205,27 @@
         </w:numPr>
         <w:spacing w:line="240" w:lineRule="auto"/>
       </w:pPr>
-      <w:bookmarkStart w:id="13" w:name="assembly_screenShot"/>
+      <w:bookmarkStart w:id="11" w:name="assembly_screenShot"/>
       <w:r>
         <w:t xml:space="preserve">Take </w:t>
       </w:r>
-      <w:bookmarkEnd w:id="13"/>
+      <w:bookmarkEnd w:id="11"/>
       <w:r>
         <w:t>a s</w:t>
       </w:r>
       <w:r>
-        <w:t xml:space="preserve">creen shot </w:t>
-      </w:r>
-      <w:r>
-        <w:t xml:space="preserve">of the </w:t>
+        <w:t xml:space="preserve">creen </w:t>
+      </w:r>
+      <w:proofErr w:type="gramStart"/>
+      <w:r>
+        <w:t xml:space="preserve">shot </w:t>
+      </w:r>
+      <w:r>
+        <w:t>of the</w:t>
+      </w:r>
+      <w:proofErr w:type="gramEnd"/>
+      <w:r>
+        <w:t xml:space="preserve"> </w:t>
       </w:r>
       <w:r>
         <w:t>of</w:t>
@@ -11611,31 +11412,31 @@
         <w:rPr>
           <w:noProof/>
         </w:rPr>
+        <w:t>2</w:t>
+      </w:r>
+      <w:r>
+        <w:fldChar w:fldCharType="end"/>
+      </w:r>
+      <w:r>
+        <w:t xml:space="preserve">, and </w:t>
+      </w:r>
+      <w:r>
+        <w:fldChar w:fldCharType="begin"/>
+      </w:r>
+      <w:r>
+        <w:instrText xml:space="preserve"> REF _Ref80879559 \h </w:instrText>
+      </w:r>
+      <w:r>
+        <w:fldChar w:fldCharType="separate"/>
+      </w:r>
+      <w:r>
+        <w:t xml:space="preserve">Table </w:t>
+      </w:r>
+      <w:r>
+        <w:rPr>
+          <w:noProof/>
+        </w:rPr>
         <w:t>3</w:t>
-      </w:r>
-      <w:r>
-        <w:fldChar w:fldCharType="end"/>
-      </w:r>
-      <w:r>
-        <w:t xml:space="preserve">, and </w:t>
-      </w:r>
-      <w:r>
-        <w:fldChar w:fldCharType="begin"/>
-      </w:r>
-      <w:r>
-        <w:instrText xml:space="preserve"> REF _Ref80879559 \h </w:instrText>
-      </w:r>
-      <w:r>
-        <w:fldChar w:fldCharType="separate"/>
-      </w:r>
-      <w:r>
-        <w:t xml:space="preserve">Table </w:t>
-      </w:r>
-      <w:r>
-        <w:rPr>
-          <w:noProof/>
-        </w:rPr>
-        <w:t>4</w:t>
       </w:r>
       <w:r>
         <w:fldChar w:fldCharType="end"/>
@@ -11780,14 +11581,14 @@
         </w:rPr>
         <w:t xml:space="preserve"> 3 significant figures using the units </w:t>
       </w:r>
-      <w:bookmarkStart w:id="14" w:name="_Hlk183955948"/>
+      <w:bookmarkStart w:id="12" w:name="_Hlk183955948"/>
       <w:r>
         <w:rPr>
           <w:bCs/>
         </w:rPr>
         <w:t xml:space="preserve">given in parenthesis in the </w:t>
       </w:r>
-      <w:bookmarkEnd w:id="14"/>
+      <w:bookmarkEnd w:id="12"/>
       <w:r>
         <w:rPr>
           <w:b/>
@@ -11833,32 +11634,19 @@
         <w:pStyle w:val="Caption"/>
         <w:keepNext/>
       </w:pPr>
-      <w:bookmarkStart w:id="15" w:name="_Ref93696686"/>
+      <w:bookmarkStart w:id="13" w:name="_Ref93696686"/>
       <w:r>
         <w:t xml:space="preserve">Table </w:t>
       </w:r>
-      <w:r>
-        <w:fldChar w:fldCharType="begin"/>
-      </w:r>
-      <w:r>
-        <w:instrText xml:space="preserve"> SEQ Table \* ARABIC </w:instrText>
-      </w:r>
-      <w:r>
-        <w:fldChar w:fldCharType="separate"/>
-      </w:r>
-      <w:r>
-        <w:rPr>
-          <w:noProof/>
-        </w:rPr>
-        <w:t>3</w:t>
-      </w:r>
-      <w:r>
-        <w:rPr>
-          <w:noProof/>
-        </w:rPr>
-        <w:fldChar w:fldCharType="end"/>
-      </w:r>
-      <w:bookmarkEnd w:id="15"/>
+      <w:fldSimple w:instr=" SEQ Table \* ARABIC ">
+        <w:r>
+          <w:rPr>
+            <w:noProof/>
+          </w:rPr>
+          <w:t>2</w:t>
+        </w:r>
+      </w:fldSimple>
+      <w:bookmarkEnd w:id="13"/>
       <w:r>
         <w:t xml:space="preserve">: Summary of </w:t>
       </w:r>
@@ -12450,32 +12238,19 @@
         <w:pStyle w:val="Caption"/>
         <w:keepNext/>
       </w:pPr>
-      <w:bookmarkStart w:id="16" w:name="_Ref80879559"/>
+      <w:bookmarkStart w:id="14" w:name="_Ref80879559"/>
       <w:r>
         <w:t xml:space="preserve">Table </w:t>
       </w:r>
-      <w:r>
-        <w:fldChar w:fldCharType="begin"/>
-      </w:r>
-      <w:r>
-        <w:instrText xml:space="preserve"> SEQ Table \* ARABIC </w:instrText>
-      </w:r>
-      <w:r>
-        <w:fldChar w:fldCharType="separate"/>
-      </w:r>
-      <w:r>
-        <w:rPr>
-          <w:noProof/>
-        </w:rPr>
-        <w:t>4</w:t>
-      </w:r>
-      <w:r>
-        <w:rPr>
-          <w:noProof/>
-        </w:rPr>
-        <w:fldChar w:fldCharType="end"/>
-      </w:r>
-      <w:bookmarkEnd w:id="16"/>
+      <w:fldSimple w:instr=" SEQ Table \* ARABIC ">
+        <w:r>
+          <w:rPr>
+            <w:noProof/>
+          </w:rPr>
+          <w:t>3</w:t>
+        </w:r>
+      </w:fldSimple>
+      <w:bookmarkEnd w:id="14"/>
       <w:r>
         <w:t>: Summary of the 0.1µF capacitor voltage in the Schmitt Trigger Relaxation Oscillator.</w:t>
       </w:r>
@@ -12965,129 +12740,26 @@
           <w:rPr>
             <w:rStyle w:val="Hyperlink"/>
           </w:rPr>
-          <w:t>Steps</w:t>
+          <w:t>Ste</w:t>
         </w:r>
-      </w:hyperlink>
-      <w:r>
-        <w:t xml:space="preserve"> 1 – </w:t>
-      </w:r>
-      <w:r>
-        <w:t>17</w:t>
-      </w:r>
-      <w:r>
-        <w:t>.</w:t>
-      </w:r>
-    </w:p>
-    <w:p>
-      <w:pPr>
-        <w:spacing w:after="0" w:line="240" w:lineRule="auto"/>
-        <w:ind w:left="-6" w:hanging="11"/>
-      </w:pPr>
-    </w:p>
-    <w:p>
-      <w:pPr>
-        <w:spacing w:after="0" w:line="240" w:lineRule="auto"/>
-        <w:ind w:left="-6" w:hanging="11"/>
-        <w:rPr>
-          <w:b/>
-          <w:bCs/>
-        </w:rPr>
-      </w:pPr>
-      <w:r>
-        <w:rPr>
-          <w:b/>
-          <w:bCs/>
-        </w:rPr>
-        <w:t>Simulation</w:t>
-      </w:r>
-      <w:r>
-        <w:rPr>
-          <w:b/>
-          <w:bCs/>
-        </w:rPr>
-        <w:t>:</w:t>
-      </w:r>
-      <w:r>
-        <w:rPr>
-          <w:b/>
-          <w:bCs/>
-        </w:rPr>
-        <w:t xml:space="preserve"> Schmitt Trigger Relaxation Oscillator</w:t>
-      </w:r>
-    </w:p>
-    <w:p>
-      <w:pPr>
-        <w:spacing w:after="0" w:line="240" w:lineRule="auto"/>
-        <w:ind w:left="-6" w:hanging="11"/>
-      </w:pPr>
-      <w:r>
-        <w:rPr>
-          <w:b/>
-          <w:bCs/>
-        </w:rPr>
-        <w:tab/>
-      </w:r>
-      <w:r>
-        <w:rPr>
-          <w:b/>
-          <w:bCs/>
-        </w:rPr>
-        <w:tab/>
-      </w:r>
-      <w:r>
-        <w:rPr>
-          <w:b/>
-          <w:bCs/>
-        </w:rPr>
-        <w:tab/>
-      </w:r>
-      <w:hyperlink w:anchor="simulate_schematic" w:history="1">
         <w:r>
           <w:rPr>
             <w:rStyle w:val="Hyperlink"/>
           </w:rPr>
-          <w:t>Schematic</w:t>
+          <w:t>p</w:t>
         </w:r>
-      </w:hyperlink>
-      <w:r>
-        <w:t xml:space="preserve"> (use Export -&gt; Schematic Image)</w:t>
-      </w:r>
-      <w:r>
-        <w:t>.</w:t>
-      </w:r>
-    </w:p>
-    <w:p>
-      <w:pPr>
-        <w:spacing w:after="0" w:line="240" w:lineRule="auto"/>
-        <w:ind w:left="-6" w:hanging="11"/>
-      </w:pPr>
-      <w:r>
-        <w:tab/>
-      </w:r>
-      <w:r>
-        <w:tab/>
-      </w:r>
-      <w:r>
-        <w:tab/>
-      </w:r>
-      <w:hyperlink w:anchor="simulate_timing" w:history="1">
         <w:r>
           <w:rPr>
             <w:rStyle w:val="Hyperlink"/>
           </w:rPr>
-          <w:t>Timing</w:t>
+          <w:t>s</w:t>
         </w:r>
       </w:hyperlink>
       <w:r>
-        <w:t xml:space="preserve"> diagram (use Export -&gt; </w:t>
-      </w:r>
-      <w:proofErr w:type="spellStart"/>
-      <w:r>
-        <w:t>Grapher</w:t>
-      </w:r>
-      <w:proofErr w:type="spellEnd"/>
-      <w:r>
-        <w:t xml:space="preserve"> Image)</w:t>
+        <w:t xml:space="preserve"> 1 – </w:t>
+      </w:r>
+      <w:r>
+        <w:t>17</w:t>
       </w:r>
       <w:r>
         <w:t>.</w:t>
@@ -13113,7 +12785,7 @@
           <w:b/>
           <w:bCs/>
         </w:rPr>
-        <w:t>Empirical</w:t>
+        <w:t>Simulation</w:t>
       </w:r>
       <w:r>
         <w:rPr>
@@ -13133,74 +12805,177 @@
     <w:p>
       <w:pPr>
         <w:spacing w:after="0" w:line="240" w:lineRule="auto"/>
-        <w:ind w:left="-6" w:firstLine="726"/>
+        <w:ind w:left="-6" w:hanging="11"/>
+      </w:pPr>
+      <w:r>
         <w:rPr>
           <w:b/>
           <w:bCs/>
         </w:rPr>
-      </w:pPr>
-      <w:r>
-        <w:rPr>
-          <w:bCs/>
-        </w:rPr>
-        <w:t>Complete</w:t>
+        <w:tab/>
       </w:r>
       <w:r>
         <w:rPr>
           <w:b/>
           <w:bCs/>
         </w:rPr>
-        <w:t xml:space="preserve"> </w:t>
+        <w:tab/>
       </w:r>
       <w:r>
         <w:rPr>
           <w:b/>
           <w:bCs/>
         </w:rPr>
-        <w:fldChar w:fldCharType="begin"/>
-      </w:r>
-      <w:r>
+        <w:tab/>
+      </w:r>
+      <w:hyperlink w:anchor="_Simulation:_Schmitt_Trigger" w:history="1">
+        <w:r>
+          <w:rPr>
+            <w:rStyle w:val="Hyperlink"/>
+          </w:rPr>
+          <w:t>Schem</w:t>
+        </w:r>
+        <w:r>
+          <w:rPr>
+            <w:rStyle w:val="Hyperlink"/>
+          </w:rPr>
+          <w:t>a</w:t>
+        </w:r>
+        <w:r>
+          <w:rPr>
+            <w:rStyle w:val="Hyperlink"/>
+          </w:rPr>
+          <w:t>tic</w:t>
+        </w:r>
+      </w:hyperlink>
+      <w:r>
+        <w:t xml:space="preserve"> </w:t>
+      </w:r>
+    </w:p>
+    <w:p>
+      <w:pPr>
+        <w:spacing w:after="0" w:line="240" w:lineRule="auto"/>
+        <w:ind w:left="-6" w:hanging="11"/>
+      </w:pPr>
+      <w:r>
+        <w:tab/>
+      </w:r>
+      <w:r>
+        <w:tab/>
+      </w:r>
+      <w:r>
+        <w:tab/>
+      </w:r>
+      <w:hyperlink w:anchor="_Simulation:_Schmitt_Trigger" w:history="1">
+        <w:r>
+          <w:rPr>
+            <w:rStyle w:val="Hyperlink"/>
+          </w:rPr>
+          <w:t>Waveform</w:t>
+        </w:r>
+      </w:hyperlink>
+    </w:p>
+    <w:p>
+      <w:pPr>
+        <w:spacing w:after="0" w:line="240" w:lineRule="auto"/>
+        <w:ind w:left="-6" w:hanging="11"/>
+      </w:pPr>
+    </w:p>
+    <w:p>
+      <w:pPr>
+        <w:spacing w:after="0" w:line="240" w:lineRule="auto"/>
+        <w:ind w:left="-6" w:hanging="11"/>
         <w:rPr>
           <w:b/>
           <w:bCs/>
         </w:rPr>
-        <w:instrText xml:space="preserve"> REF _Ref93319897 \h </w:instrText>
-      </w:r>
+      </w:pPr>
       <w:r>
         <w:rPr>
           <w:b/>
           <w:bCs/>
         </w:rPr>
+        <w:t>Empirical</w:t>
       </w:r>
       <w:r>
         <w:rPr>
           <w:b/>
           <w:bCs/>
         </w:rPr>
-        <w:fldChar w:fldCharType="separate"/>
-      </w:r>
-      <w:r>
-        <w:t xml:space="preserve">Table </w:t>
-      </w:r>
-      <w:r>
-        <w:rPr>
-          <w:noProof/>
-        </w:rPr>
-        <w:t>2</w:t>
+        <w:t>:</w:t>
       </w:r>
       <w:r>
         <w:rPr>
           <w:b/>
           <w:bCs/>
         </w:rPr>
-        <w:fldChar w:fldCharType="end"/>
-      </w:r>
-      <w:r>
+        <w:t xml:space="preserve"> Schmitt Trigger Relaxation Oscillator</w:t>
+      </w:r>
+    </w:p>
+    <w:p>
+      <w:pPr>
+        <w:spacing w:after="0" w:line="240" w:lineRule="auto"/>
+        <w:ind w:left="-6" w:firstLine="726"/>
         <w:rPr>
           <w:b/>
           <w:bCs/>
         </w:rPr>
-        <w:t>.</w:t>
+      </w:pPr>
+      <w:r>
+        <w:rPr>
+          <w:bCs/>
+        </w:rPr>
+        <w:t>Complete</w:t>
+      </w:r>
+      <w:r>
+        <w:rPr>
+          <w:b/>
+          <w:bCs/>
+        </w:rPr>
+        <w:t xml:space="preserve"> </w:t>
+      </w:r>
+      <w:r>
+        <w:rPr>
+          <w:b/>
+          <w:bCs/>
+        </w:rPr>
+        <w:fldChar w:fldCharType="begin"/>
+      </w:r>
+      <w:r>
+        <w:rPr>
+          <w:b/>
+          <w:bCs/>
+        </w:rPr>
+        <w:instrText xml:space="preserve"> REF _Ref93319897 \h </w:instrText>
+      </w:r>
+      <w:r>
+        <w:rPr>
+          <w:b/>
+          <w:bCs/>
+        </w:rPr>
+      </w:r>
+      <w:r>
+        <w:rPr>
+          <w:b/>
+          <w:bCs/>
+        </w:rPr>
+        <w:fldChar w:fldCharType="separate"/>
+      </w:r>
+      <w:r>
+        <w:t xml:space="preserve">Table </w:t>
+      </w:r>
+      <w:r>
+        <w:rPr>
+          <w:noProof/>
+        </w:rPr>
+        <w:t>1</w:t>
+      </w:r>
+      <w:r>
+        <w:rPr>
+          <w:b/>
+          <w:bCs/>
+        </w:rPr>
+        <w:fldChar w:fldCharType="end"/>
       </w:r>
     </w:p>
     <w:p>
@@ -13222,7 +12997,19 @@
           <w:rPr>
             <w:rStyle w:val="Hyperlink"/>
           </w:rPr>
-          <w:t>Screen capture</w:t>
+          <w:t>Scree</w:t>
+        </w:r>
+        <w:r>
+          <w:rPr>
+            <w:rStyle w:val="Hyperlink"/>
+          </w:rPr>
+          <w:t>n</w:t>
+        </w:r>
+        <w:r>
+          <w:rPr>
+            <w:rStyle w:val="Hyperlink"/>
+          </w:rPr>
+          <w:t xml:space="preserve"> capture</w:t>
         </w:r>
       </w:hyperlink>
       <w:r>
@@ -13289,37 +13076,40 @@
         <w:rPr>
           <w:noProof/>
         </w:rPr>
+        <w:t>2</w:t>
+      </w:r>
+      <w:r>
+        <w:fldChar w:fldCharType="end"/>
+      </w:r>
+      <w:r>
+        <w:t xml:space="preserve"> and </w:t>
+      </w:r>
+      <w:r>
+        <w:fldChar w:fldCharType="begin"/>
+      </w:r>
+      <w:r>
+        <w:instrText xml:space="preserve"> REF _Ref80879559 \h </w:instrText>
+      </w:r>
+      <w:r>
+        <w:fldChar w:fldCharType="separate"/>
+      </w:r>
+      <w:r>
+        <w:t xml:space="preserve">Table </w:t>
+      </w:r>
+      <w:r>
+        <w:rPr>
+          <w:noProof/>
+        </w:rPr>
         <w:t>3</w:t>
       </w:r>
       <w:r>
         <w:fldChar w:fldCharType="end"/>
       </w:r>
       <w:r>
-        <w:t xml:space="preserve"> and </w:t>
-      </w:r>
-      <w:r>
-        <w:fldChar w:fldCharType="begin"/>
-      </w:r>
-      <w:r>
-        <w:instrText xml:space="preserve"> REF _Ref80879559 \h </w:instrText>
-      </w:r>
-      <w:r>
-        <w:fldChar w:fldCharType="separate"/>
-      </w:r>
-      <w:r>
-        <w:t xml:space="preserve">Table </w:t>
-      </w:r>
-      <w:r>
-        <w:rPr>
-          <w:noProof/>
-        </w:rPr>
-        <w:t>4</w:t>
-      </w:r>
-      <w:r>
-        <w:fldChar w:fldCharType="end"/>
-      </w:r>
-      <w:r>
         <w:t xml:space="preserve">. </w:t>
+      </w:r>
+      <w:r>
+        <w:tab/>
       </w:r>
       <w:r>
         <w:rPr>
@@ -13349,12 +13139,6 @@
     <w:p>
       <w:pPr>
         <w:spacing w:after="0" w:line="240" w:lineRule="auto"/>
-        <w:ind w:left="-6" w:hanging="11"/>
-      </w:pPr>
-    </w:p>
-    <w:p>
-      <w:pPr>
-        <w:spacing w:after="0" w:line="240" w:lineRule="auto"/>
         <w:ind w:left="0" w:firstLine="0"/>
         <w:rPr>
           <w:bCs/>
@@ -13362,12 +13146,12 @@
       </w:pPr>
     </w:p>
     <w:sectPr>
-      <w:headerReference w:type="even" r:id="rId29"/>
-      <w:headerReference w:type="default" r:id="rId30"/>
-      <w:footerReference w:type="even" r:id="rId31"/>
-      <w:footerReference w:type="default" r:id="rId32"/>
-      <w:headerReference w:type="first" r:id="rId33"/>
-      <w:footerReference w:type="first" r:id="rId34"/>
+      <w:headerReference w:type="even" r:id="rId28"/>
+      <w:headerReference w:type="default" r:id="rId29"/>
+      <w:footerReference w:type="even" r:id="rId30"/>
+      <w:footerReference w:type="default" r:id="rId31"/>
+      <w:headerReference w:type="first" r:id="rId32"/>
+      <w:footerReference w:type="first" r:id="rId33"/>
       <w:pgSz w:w="12240" w:h="15840"/>
       <w:pgMar w:top="1509" w:right="1436" w:bottom="1480" w:left="1440" w:header="720" w:footer="719" w:gutter="0"/>
       <w:cols w:space="720"/>
